--- a/docs/templates/fsb-seminar/word/seminar_template.docx
+++ b/docs/templates/fsb-seminar/word/seminar_template.docx
@@ -1,8 +1,8 @@
 
 <file path=word/document.xml><?xml version="1.0" encoding="utf-8"?>
-<w:document xmlns:wpc="http://schemas.microsoft.com/office/word/2010/wordprocessingCanvas" xmlns:cx="http://schemas.microsoft.com/office/drawing/2014/chartex" xmlns:cx1="http://schemas.microsoft.com/office/drawing/2015/9/8/chartex" xmlns:cx2="http://schemas.microsoft.com/office/drawing/2015/10/21/chartex" xmlns:cx3="http://schemas.microsoft.com/office/drawing/2016/5/9/chartex" xmlns:cx4="http://schemas.microsoft.com/office/drawing/2016/5/10/chartex" xmlns:cx5="http://schemas.microsoft.com/office/drawing/2016/5/11/chartex" xmlns:cx6="http://schemas.microsoft.com/office/drawing/2016/5/12/chartex" xmlns:cx7="http://schemas.microsoft.com/office/drawing/2016/5/13/chartex" xmlns:cx8="http://schemas.microsoft.com/office/drawing/2016/5/14/chartex" xmlns:mc="http://schemas.openxmlformats.org/markup-compatibility/2006" xmlns:aink="http://schemas.microsoft.com/office/drawing/2016/ink" xmlns:am3d="http://schemas.microsoft.com/office/drawing/2017/model3d" xmlns:o="urn:schemas-microsoft-com:office:office" xmlns:oel="http://schemas.microsoft.com/office/2019/extlst" xmlns:r="http://schemas.openxmlformats.org/officeDocument/2006/relationships" xmlns:m="http://schemas.openxmlformats.org/officeDocument/2006/math" xmlns:v="urn:schemas-microsoft-com:vml" xmlns:wp14="http://schemas.microsoft.com/office/word/2010/wordprocessingDrawing" xmlns:wp="http://schemas.openxmlformats.org/drawingml/2006/wordprocessingDrawing" xmlns:w10="urn:schemas-microsoft-com:office:word" xmlns:w="http://schemas.openxmlformats.org/wordprocessingml/2006/main" xmlns:w14="http://schemas.microsoft.com/office/word/2010/wordml" xmlns:w15="http://schemas.microsoft.com/office/word/2012/wordml" xmlns:w16cex="http://schemas.microsoft.com/office/word/2018/wordml/cex" xmlns:w16cid="http://schemas.microsoft.com/office/word/2016/wordml/cid" xmlns:w16="http://schemas.microsoft.com/office/word/2018/wordml" xmlns:w16sdtdh="http://schemas.microsoft.com/office/word/2020/wordml/sdtdatahash" xmlns:w16se="http://schemas.microsoft.com/office/word/2015/wordml/symex" xmlns:wpg="http://schemas.microsoft.com/office/word/2010/wordprocessingGroup" xmlns:wpi="http://schemas.microsoft.com/office/word/2010/wordprocessingInk" xmlns:wne="http://schemas.microsoft.com/office/word/2006/wordml" xmlns:wps="http://schemas.microsoft.com/office/word/2010/wordprocessingShape" mc:Ignorable="w14 w15 w16se w16cid w16 w16cex w16sdtdh wp14">
+<w:document xmlns:ns1="http://schemas.openxmlformats.org/markup-compatibility/2006" xmlns:ns10="urn:schemas-microsoft-com:office:office" xmlns:ns2="http://schemas.microsoft.com/office/word/2010/wordml" xmlns:ns3="http://schemas.openxmlformats.org/officeDocument/2006/relationships" xmlns:ns4="http://schemas.openxmlformats.org/drawingml/2006/wordprocessingDrawing" xmlns:ns5="http://schemas.microsoft.com/office/word/2010/wordprocessingDrawing" xmlns:ns6="http://schemas.openxmlformats.org/drawingml/2006/main" xmlns:ns7="http://schemas.openxmlformats.org/drawingml/2006/picture" xmlns:ns8="http://schemas.microsoft.com/office/drawing/2010/main" xmlns:ns9="urn:schemas-microsoft-com:vml" xmlns:w="http://schemas.openxmlformats.org/wordprocessingml/2006/main" ns1:Ignorable="w14 w15 w16se w16cid w16 w16cex w16sdtdh w16sdtfl w16du wp14">
   <w:body>
-    <w:p>
+    <w:p ns2:paraId="74F5089E" ns2:textId="77777777">
       <w:pPr>
         <w:pStyle w:val="SveuiliteuZagrebunaslov"/>
       </w:pPr>
@@ -10,7 +10,7 @@
         <w:t>SVEUČILIŠTE U ZAGREBU</w:t>
       </w:r>
     </w:p>
-    <w:p>
+    <w:p ns2:paraId="77588F74" ns2:textId="77777777">
       <w:pPr>
         <w:pStyle w:val="SveuiliteuZagrebunaslov"/>
       </w:pPr>
@@ -18,46 +18,43 @@
         <w:t>FAKULTET STROJARSTVA I BRODOGRADNJE</w:t>
       </w:r>
     </w:p>
-    <w:p>
-      <w:pPr>
-        <w:pStyle w:val="Kolegij"/>
-        <w:spacing w:before="4320"/>
-      </w:pPr>
-      <w:r>
-        <w:t>KO</w:t>
-      </w:r>
-      <w:r>
-        <w:t>LE</w:t>
-      </w:r>
-      <w:r>
-        <w:t>GIJ</w:t>
-      </w:r>
-    </w:p>
-    <w:p>
-      <w:pPr>
-        <w:pStyle w:val="Seminar"/>
+    <w:p ns2:paraId="1B84514D" ns2:textId="77777777">
+      <w:pPr>
+        <w:pStyle w:val="DIPLOMSKIRAD"/>
         <w:rPr>
-          <w:szCs w:val="48"/>
+          <w:szCs w:val="56"/>
         </w:rPr>
       </w:pPr>
       <w:r>
-        <w:t>SEMINAR</w:t>
-      </w:r>
-    </w:p>
-    <w:p>
+        <w:t>DIPLOMSKI RAD</w:t>
+      </w:r>
+    </w:p>
+    <w:p ns2:paraId="3E2FA9B3" ns2:textId="77777777">
       <w:pPr>
         <w:pStyle w:val="Imestudenta"/>
       </w:pPr>
       <w:r>
-        <w:t>Krešimir Hartl</w:t>
-      </w:r>
-    </w:p>
-    <w:p>
+        <w:t>I</w:t>
+      </w:r>
+      <w:r>
+        <w:t>me</w:t>
+      </w:r>
+      <w:r>
+        <w:t xml:space="preserve"> </w:t>
+      </w:r>
+      <w:r>
+        <w:t>P</w:t>
+      </w:r>
+      <w:r>
+        <w:t>rezime</w:t>
+      </w:r>
+    </w:p>
+    <w:p ns2:paraId="458E10BE" ns2:textId="77777777">
       <w:pPr>
         <w:pStyle w:val="Zagrebgodina"/>
         <w:sectPr>
-          <w:headerReference w:type="default" r:id="rId8"/>
-          <w:footerReference w:type="default" r:id="rId9"/>
+          <w:headerReference w:type="default" ns3:id="rId7"/>
+          <w:footerReference w:type="default" ns3:id="rId8"/>
           <w:pgSz w:w="11906" w:h="16838"/>
           <w:pgMar w:top="1701" w:right="1701" w:bottom="1701" w:left="1701" w:header="709" w:footer="709" w:gutter="0"/>
           <w:cols w:space="708"/>
@@ -69,950 +66,2292 @@
         <w:t xml:space="preserve">Zagreb, </w:t>
       </w:r>
       <w:r>
-        <w:fldChar w:fldCharType="begin"/>
-      </w:r>
-      <w:r>
-        <w:instrText xml:space="preserve"> TIME  \@ "yyyy" </w:instrText>
-      </w:r>
-      <w:r>
-        <w:fldChar w:fldCharType="separate"/>
-      </w:r>
+        <w:t>godina</w:t>
+      </w:r>
+      <w:r>
+        <w:t>.</w:t>
+      </w:r>
+    </w:p>
+    <w:p ns2:paraId="76252542" ns2:textId="77777777">
+      <w:pPr>
+        <w:pStyle w:val="SveuiliteuZagrebunaslov"/>
+      </w:pPr>
+      <w:r>
+        <w:lastRenderedPageBreak/>
+        <w:t>SVEUČILIŠTE U ZAGREBU</w:t>
+      </w:r>
+    </w:p>
+    <w:p ns2:paraId="0A1345D2" ns2:textId="77777777">
+      <w:pPr>
+        <w:pStyle w:val="SveuiliteuZagrebunaslov"/>
+      </w:pPr>
+      <w:r>
+        <w:t>FAKULTET STROJARSTVA I BRODOGRADNJE</w:t>
+      </w:r>
+    </w:p>
+    <w:p ns2:paraId="206A520C" ns2:textId="77777777">
+      <w:pPr>
+        <w:pStyle w:val="DIPLOMSKIRAD"/>
+        <w:rPr>
+          <w:szCs w:val="48"/>
+        </w:rPr>
+      </w:pPr>
+      <w:r>
+        <w:t>DIPLOMSKI</w:t>
+      </w:r>
+      <w:r>
+        <w:rPr>
+          <w:szCs w:val="48"/>
+        </w:rPr>
+        <w:t xml:space="preserve"> </w:t>
+      </w:r>
+      <w:r>
+        <w:t>RAD</w:t>
+      </w:r>
+    </w:p>
+    <w:p ns2:paraId="29DA5826" ns2:textId="77777777">
+      <w:pPr>
+        <w:pStyle w:val="Mentorstudent"/>
+      </w:pPr>
+      <w:r>
+        <w:t>Mentor</w:t>
+      </w:r>
+      <w:r>
+        <w:t>i</w:t>
+      </w:r>
+      <w:r>
+        <w:t>:</w:t>
+      </w:r>
+      <w:r>
+        <w:tab/>
+      </w:r>
+      <w:r>
+        <w:t>Student:</w:t>
+      </w:r>
+    </w:p>
+    <w:p ns2:paraId="38746FB7" ns2:textId="77777777">
+      <w:pPr>
+        <w:pStyle w:val="Mentorstudent2"/>
+      </w:pPr>
+      <w:r>
+        <w:t>Prof. dr. sc. Ime Prezime, dipl. ing.</w:t>
+      </w:r>
+      <w:r>
+        <w:tab/>
+        <w:t>Ime Prezime</w:t>
+      </w:r>
+    </w:p>
+    <w:p ns2:paraId="65EE8503" ns2:textId="77777777">
+      <w:pPr>
+        <w:pStyle w:val="Mentorstudent2"/>
+      </w:pPr>
+      <w:r>
+        <w:t>Dr.</w:t>
+      </w:r>
+      <w:r>
+        <w:t xml:space="preserve"> </w:t>
+      </w:r>
+      <w:r>
+        <w:t>sc. Ime Prezime, dipl.</w:t>
+      </w:r>
+      <w:r>
+        <w:t xml:space="preserve"> </w:t>
+      </w:r>
+      <w:r>
+        <w:t>ing.</w:t>
+      </w:r>
+    </w:p>
+    <w:p ns2:paraId="0A71B383" ns2:textId="77777777">
+      <w:pPr>
+        <w:pStyle w:val="Zagrebgodina"/>
+        <w:sectPr>
+          <w:pgSz w:w="11906" w:h="16838"/>
+          <w:pgMar w:top="1701" w:right="1701" w:bottom="1701" w:left="1701" w:header="709" w:footer="709" w:gutter="0"/>
+          <w:cols w:space="708"/>
+          <w:titlePg/>
+          <w:docGrid w:linePitch="360"/>
+        </w:sectPr>
+      </w:pPr>
+      <w:r>
+        <w:t xml:space="preserve">Zagreb, </w:t>
+      </w:r>
+      <w:r>
+        <w:t>godina</w:t>
+      </w:r>
+      <w:r>
+        <w:t>.</w:t>
+      </w:r>
+    </w:p>
+    <w:p ns2:paraId="47005FE3" ns2:textId="77777777">
+      <w:pPr>
+        <w:pStyle w:val="Izjava"/>
+      </w:pPr>
+      <w:r>
+        <w:lastRenderedPageBreak/>
+        <w:t xml:space="preserve">Izjavljujem da sam ovaj rad </w:t>
+      </w:r>
+      <w:r>
+        <w:t>iz</w:t>
+      </w:r>
+      <w:r>
+        <w:t>r</w:t>
+      </w:r>
+      <w:r>
+        <w:t xml:space="preserve">adio samostalno koristeći </w:t>
+      </w:r>
+      <w:r>
+        <w:t>znanj</w:t>
+      </w:r>
+      <w:r>
+        <w:t>a</w:t>
+      </w:r>
+      <w:r>
+        <w:t xml:space="preserve"> </w:t>
+      </w:r>
+      <w:r>
+        <w:t>stečen</w:t>
+      </w:r>
+      <w:r>
+        <w:t>a</w:t>
+      </w:r>
+      <w:r>
+        <w:t xml:space="preserve"> </w:t>
+      </w:r>
+      <w:r>
+        <w:t>tijekom</w:t>
+      </w:r>
+      <w:r>
+        <w:t xml:space="preserve"> studija i navedenu literaturu.</w:t>
+      </w:r>
+    </w:p>
+    <w:p ns2:paraId="746B6340" ns2:textId="77777777">
+      <w:pPr>
+        <w:pStyle w:val="Zahvala"/>
+      </w:pPr>
+      <w:r>
+        <w:t xml:space="preserve">Zahvaljujem se </w:t>
+      </w:r>
+      <w:r>
+        <w:t>….</w:t>
+      </w:r>
+    </w:p>
+    <w:p ns2:paraId="56CB7BA5" ns2:textId="77777777">
+      <w:pPr>
+        <w:pStyle w:val="Izjavapotpis"/>
+      </w:pPr>
+      <w:r>
+        <w:t>Ime</w:t>
+      </w:r>
+      <w:r>
+        <w:t xml:space="preserve"> </w:t>
+      </w:r>
+      <w:r>
+        <w:t>Prezime</w:t>
+      </w:r>
+    </w:p>
+    <w:p ns2:paraId="57534A46" ns2:textId="77777777">
+      <w:pPr>
+        <w:pStyle w:val="TEKST"/>
+      </w:pPr>
+    </w:p>
+    <w:p ns2:paraId="31553766" ns2:textId="77777777">
+      <w:pPr>
+        <w:pStyle w:val="Izjava"/>
+        <w:sectPr>
+          <w:pgSz w:w="11906" w:h="16838" w:code="9"/>
+          <w:pgMar w:top="1418" w:right="1418" w:bottom="1418" w:left="1418" w:header="709" w:footer="709" w:gutter="0"/>
+          <w:cols w:space="708"/>
+          <w:titlePg/>
+          <w:docGrid w:linePitch="360"/>
+        </w:sectPr>
+      </w:pPr>
+    </w:p>
+    <w:p ns2:paraId="2D3B00F9" ns2:textId="77777777">
+      <w:pPr>
+        <w:pStyle w:val="SlikaTablica"/>
+      </w:pPr>
       <w:r>
         <w:rPr>
           <w:noProof/>
         </w:rPr>
-        <w:t>2026</w:t>
-      </w:r>
-      <w:r>
-        <w:fldChar w:fldCharType="end"/>
-      </w:r>
-      <w:r>
-        <w:t>.</w:t>
-      </w:r>
-    </w:p>
-    <w:bookmarkStart w:id="0" w:name="_Toc228305673" w:displacedByCustomXml="next"/>
-    <w:bookmarkStart w:id="1" w:name="_Toc177064154" w:displacedByCustomXml="next"/>
-    <w:sdt>
-      <w:sdtPr>
+        <w:lastRenderedPageBreak/>
+        <w:drawing>
+          <ns4:inline distT="0" distB="0" distL="0" distR="0" ns5:anchorId="3341AB79" ns5:editId="795C05AA">
+            <ns4:extent cx="5705475" cy="8382000"/>
+            <ns4:effectExtent l="0" t="0" r="9525" b="0"/>
+            <ns4:docPr id="13" name="Picture 13" descr="diplomski"/>
+            <ns4:cNvGraphicFramePr>
+              <ns6:graphicFrameLocks noChangeAspect="1"/>
+            </ns4:cNvGraphicFramePr>
+            <ns6:graphic>
+              <ns6:graphicData uri="http://schemas.openxmlformats.org/drawingml/2006/picture">
+                <ns7:pic>
+                  <ns7:nvPicPr>
+                    <ns7:cNvPr id="0" name="Picture 13" descr="diplomski"/>
+                    <ns7:cNvPicPr>
+                      <ns6:picLocks noChangeAspect="1" noChangeArrowheads="1"/>
+                    </ns7:cNvPicPr>
+                  </ns7:nvPicPr>
+                  <ns7:blipFill>
+                    <ns6:blip ns3:embed="rId9" cstate="print">
+                      <ns6:extLst>
+                        <ns6:ext uri="{28A0092B-C50C-407E-A947-70E740481C1C}">
+                          <ns8:useLocalDpi val="0"/>
+                        </ns6:ext>
+                      </ns6:extLst>
+                    </ns6:blip>
+                    <ns6:srcRect/>
+                    <ns6:stretch>
+                      <ns6:fillRect/>
+                    </ns6:stretch>
+                  </ns7:blipFill>
+                  <ns7:spPr bwMode="auto">
+                    <ns6:xfrm>
+                      <ns6:off x="0" y="0"/>
+                      <ns6:ext cx="5705475" cy="8382000"/>
+                    </ns6:xfrm>
+                    <ns6:prstGeom prst="rect">
+                      <ns6:avLst/>
+                    </ns6:prstGeom>
+                    <ns6:noFill/>
+                    <ns6:ln>
+                      <ns6:noFill/>
+                    </ns6:ln>
+                  </ns7:spPr>
+                </ns7:pic>
+              </ns6:graphicData>
+            </ns6:graphic>
+          </ns4:inline>
+        </w:drawing>
+      </w:r>
+    </w:p>
+    <w:p ns2:paraId="4BA11DC8" ns2:textId="77777777">
+      <w:pPr>
+        <w:pStyle w:val="TEKST"/>
+      </w:pPr>
+    </w:p>
+    <w:p ns2:paraId="7F006CE0" ns2:textId="77777777">
+      <w:pPr>
+        <w:pStyle w:val="TEKST"/>
+        <w:sectPr>
+          <w:pgSz w:w="11906" w:h="16838"/>
+          <w:pgMar w:top="1418" w:right="1418" w:bottom="1418" w:left="1418" w:header="709" w:footer="709" w:gutter="0"/>
+          <w:cols w:space="708"/>
+          <w:titlePg/>
+          <w:docGrid w:linePitch="360"/>
+        </w:sectPr>
+      </w:pPr>
+    </w:p>
+    <w:p ns2:paraId="4E5DCACE" ns2:textId="77777777">
+      <w:pPr>
+        <w:pStyle w:val="Pomocninaslov"/>
+      </w:pPr>
+      <w:bookmarkStart w:id="0" w:name="_Toc232930545"/>
+      <w:bookmarkStart w:id="1" w:name="_Toc287445042"/>
+      <w:bookmarkStart w:id="2" w:name="_Toc340560273"/>
+      <w:r>
+        <w:lastRenderedPageBreak/>
+        <w:t>SADRŽA</w:t>
+      </w:r>
+      <w:bookmarkEnd w:id="0"/>
+      <w:r>
+        <w:t>J</w:t>
+      </w:r>
+      <w:bookmarkEnd w:id="1"/>
+      <w:bookmarkEnd w:id="2"/>
+    </w:p>
+    <w:p ns2:paraId="7F3A1D5E" ns2:textId="77777777">
+      <w:pPr>
+        <w:pStyle w:val="TOC1"/>
         <w:rPr>
-          <w:b w:val="0"/>
-          <w:caps w:val="0"/>
-          <w:sz w:val="24"/>
-        </w:rPr>
-        <w:id w:val="-617831728"/>
-        <w:docPartObj>
-          <w:docPartGallery w:val="Table of Contents"/>
-          <w:docPartUnique/>
-        </w:docPartObj>
-      </w:sdtPr>
-      <w:sdtEndPr>
-        <w:rPr>
-          <w:bCs/>
           <w:noProof/>
         </w:rPr>
-      </w:sdtEndPr>
-      <w:sdtContent>
-        <w:p>
-          <w:pPr>
-            <w:pStyle w:val="Pomocninaslov"/>
-          </w:pPr>
-          <w:r>
-            <w:t>S</w:t>
-          </w:r>
-          <w:r>
-            <w:t>ADRŽAJ</w:t>
-          </w:r>
-          <w:bookmarkEnd w:id="0"/>
-        </w:p>
-        <w:p>
-          <w:pPr>
-            <w:pStyle w:val="TOC1"/>
-            <w:rPr>
-              <w:rFonts w:asciiTheme="minorHAnsi" w:eastAsiaTheme="minorEastAsia" w:hAnsiTheme="minorHAnsi" w:cstheme="minorBidi"/>
-              <w:noProof/>
-              <w:kern w:val="2"/>
-              <w:lang w:val="en-GB" w:eastAsia="en-GB"/>
-              <w14:ligatures w14:val="standardContextual"/>
-            </w:rPr>
-          </w:pPr>
-          <w:r>
-            <w:fldChar w:fldCharType="begin"/>
-          </w:r>
-          <w:r>
-            <w:instrText xml:space="preserve"> TOC \o "1-3" \h \z \t "Pomocni_naslov,1,Podnaslov_1,2,Podnaslov_2,3,Podnaslov_3,4" </w:instrText>
-          </w:r>
-          <w:r>
-            <w:fldChar w:fldCharType="separate"/>
-          </w:r>
-          <w:hyperlink w:anchor="_Toc228305673" w:history="1">
+      </w:pPr>
+      <w:r>
+        <w:fldChar w:fldCharType="begin"/>
+      </w:r>
+      <w:r>
+        <w:instrText xml:space="preserve"> TOC \o "1-1" \h \z \t "Pomocni_naslov;1;Podnaslov_1;2;Podnaslov_2;3;Podnaslov_3;4" </w:instrText>
+      </w:r>
+      <w:r>
+        <w:fldChar w:fldCharType="separate"/>
+      </w:r>
+      <w:hyperlink w:anchor="_Toc340560273" w:history="1">
+        <w:r>
+          <w:rPr>
+            <w:rStyle w:val="Hyperlink"/>
+            <w:noProof/>
+          </w:rPr>
+          <w:t>SADRŽAJ</w:t>
+        </w:r>
+        <w:r>
+          <w:rPr>
+            <w:noProof/>
+            <w:webHidden/>
+          </w:rPr>
+          <w:tab/>
+        </w:r>
+        <w:r>
+          <w:rPr>
+            <w:noProof/>
+            <w:webHidden/>
+          </w:rPr>
+          <w:fldChar w:fldCharType="begin"/>
+        </w:r>
+        <w:r>
+          <w:rPr>
+            <w:noProof/>
+            <w:webHidden/>
+          </w:rPr>
+          <w:instrText xml:space="preserve"> PAGEREF _Toc340560273 \h </w:instrText>
+        </w:r>
+        <w:r>
+          <w:rPr>
+            <w:noProof/>
+            <w:webHidden/>
+          </w:rPr>
+        </w:r>
+        <w:r>
+          <w:rPr>
+            <w:noProof/>
+            <w:webHidden/>
+          </w:rPr>
+          <w:fldChar w:fldCharType="separate"/>
+        </w:r>
+        <w:r>
+          <w:rPr>
+            <w:noProof/>
+            <w:webHidden/>
+          </w:rPr>
+          <w:t>III</w:t>
+        </w:r>
+        <w:r>
+          <w:rPr>
+            <w:noProof/>
+            <w:webHidden/>
+          </w:rPr>
+          <w:fldChar w:fldCharType="end"/>
+        </w:r>
+      </w:hyperlink>
+    </w:p>
+    <w:p ns2:paraId="7385ABDC" ns2:textId="77777777">
+      <w:pPr>
+        <w:pStyle w:val="TOC1"/>
+        <w:rPr>
+          <w:noProof/>
+        </w:rPr>
+      </w:pPr>
+      <w:hyperlink w:anchor="_Toc340560274" w:history="1">
+        <w:r>
+          <w:rPr>
+            <w:rStyle w:val="Hyperlink"/>
+            <w:noProof/>
+          </w:rPr>
+          <w:t>POPIS SLIKA</w:t>
+        </w:r>
+        <w:r>
+          <w:rPr>
+            <w:noProof/>
+            <w:webHidden/>
+          </w:rPr>
+          <w:tab/>
+        </w:r>
+        <w:r>
+          <w:rPr>
+            <w:noProof/>
+            <w:webHidden/>
+          </w:rPr>
+          <w:fldChar w:fldCharType="begin"/>
+        </w:r>
+        <w:r>
+          <w:rPr>
+            <w:noProof/>
+            <w:webHidden/>
+          </w:rPr>
+          <w:instrText xml:space="preserve"> PAGEREF _Toc340560274 \h </w:instrText>
+        </w:r>
+        <w:r>
+          <w:rPr>
+            <w:noProof/>
+            <w:webHidden/>
+          </w:rPr>
+        </w:r>
+        <w:r>
+          <w:rPr>
+            <w:noProof/>
+            <w:webHidden/>
+          </w:rPr>
+          <w:fldChar w:fldCharType="separate"/>
+        </w:r>
+        <w:r>
+          <w:rPr>
+            <w:noProof/>
+            <w:webHidden/>
+          </w:rPr>
+          <w:t>III</w:t>
+        </w:r>
+        <w:r>
+          <w:rPr>
+            <w:noProof/>
+            <w:webHidden/>
+          </w:rPr>
+          <w:fldChar w:fldCharType="end"/>
+        </w:r>
+      </w:hyperlink>
+    </w:p>
+    <w:p ns2:paraId="5CDC9729" ns2:textId="77777777">
+      <w:pPr>
+        <w:pStyle w:val="TOC2"/>
+        <w:rPr>
+          <w:noProof/>
+        </w:rPr>
+      </w:pPr>
+      <w:hyperlink w:anchor="_Toc340560281" w:history="1">
+        <w:r>
+          <w:rPr>
+            <w:rStyle w:val="Hyperlink"/>
+            <w:noProof/>
+          </w:rPr>
+          <w:t>1.1.</w:t>
+        </w:r>
+        <w:r>
+          <w:rPr>
+            <w:noProof/>
+          </w:rPr>
+          <w:tab/>
+        </w:r>
+        <w:r>
+          <w:rPr>
+            <w:rStyle w:val="Hyperlink"/>
+            <w:noProof/>
+          </w:rPr>
+          <w:t>Podnaslov uvoda</w:t>
+        </w:r>
+        <w:r>
+          <w:rPr>
+            <w:noProof/>
+            <w:webHidden/>
+          </w:rPr>
+          <w:tab/>
+        </w:r>
+        <w:r>
+          <w:rPr>
+            <w:noProof/>
+            <w:webHidden/>
+          </w:rPr>
+          <w:fldChar w:fldCharType="begin"/>
+        </w:r>
+        <w:r>
+          <w:rPr>
+            <w:noProof/>
+            <w:webHidden/>
+          </w:rPr>
+          <w:instrText xml:space="preserve"> PAGEREF _Toc340560281 \h </w:instrText>
+        </w:r>
+        <w:r>
+          <w:rPr>
+            <w:noProof/>
+            <w:webHidden/>
+          </w:rPr>
+        </w:r>
+        <w:r>
+          <w:rPr>
+            <w:noProof/>
+            <w:webHidden/>
+          </w:rPr>
+          <w:fldChar w:fldCharType="separate"/>
+        </w:r>
+        <w:r>
+          <w:rPr>
+            <w:noProof/>
+            <w:webHidden/>
+          </w:rPr>
+          <w:t>3</w:t>
+        </w:r>
+        <w:r>
+          <w:rPr>
+            <w:noProof/>
+            <w:webHidden/>
+          </w:rPr>
+          <w:fldChar w:fldCharType="end"/>
+        </w:r>
+      </w:hyperlink>
+    </w:p>
+    <w:p ns2:paraId="159FEE44" ns2:textId="77777777">
+      <w:pPr>
+        <w:pStyle w:val="TOC2"/>
+        <w:rPr>
+          <w:noProof/>
+        </w:rPr>
+      </w:pPr>
+      <w:hyperlink w:anchor="_Toc340560282" w:history="1">
+        <w:r>
+          <w:rPr>
+            <w:rStyle w:val="Hyperlink"/>
+            <w:noProof/>
+          </w:rPr>
+          <w:t>1.2.</w:t>
+        </w:r>
+        <w:r>
+          <w:rPr>
+            <w:noProof/>
+          </w:rPr>
+          <w:tab/>
+        </w:r>
+        <w:r>
+          <w:rPr>
+            <w:rStyle w:val="Hyperlink"/>
+            <w:noProof/>
+          </w:rPr>
+          <w:t>Podnaslov uvoda</w:t>
+        </w:r>
+        <w:r>
+          <w:rPr>
+            <w:noProof/>
+            <w:webHidden/>
+          </w:rPr>
+          <w:tab/>
+        </w:r>
+        <w:r>
+          <w:rPr>
+            <w:noProof/>
+            <w:webHidden/>
+          </w:rPr>
+          <w:fldChar w:fldCharType="begin"/>
+        </w:r>
+        <w:r>
+          <w:rPr>
+            <w:noProof/>
+            <w:webHidden/>
+          </w:rPr>
+          <w:instrText xml:space="preserve"> PAGEREF _Toc340560282 \h </w:instrText>
+        </w:r>
+        <w:r>
+          <w:rPr>
+            <w:noProof/>
+            <w:webHidden/>
+          </w:rPr>
+        </w:r>
+        <w:r>
+          <w:rPr>
+            <w:noProof/>
+            <w:webHidden/>
+          </w:rPr>
+          <w:fldChar w:fldCharType="separate"/>
+        </w:r>
+        <w:r>
+          <w:rPr>
+            <w:noProof/>
+            <w:webHidden/>
+          </w:rPr>
+          <w:t>3</w:t>
+        </w:r>
+        <w:r>
+          <w:rPr>
+            <w:noProof/>
+            <w:webHidden/>
+          </w:rPr>
+          <w:fldChar w:fldCharType="end"/>
+        </w:r>
+      </w:hyperlink>
+    </w:p>
+    <w:p ns2:paraId="33846F89" ns2:textId="77777777">
+      <w:pPr>
+        <w:pStyle w:val="TOC1"/>
+        <w:rPr>
+          <w:noProof/>
+        </w:rPr>
+      </w:pPr>
+      <w:hyperlink w:anchor="_Toc340560283" w:history="1">
+        <w:r>
+          <w:rPr>
+            <w:rStyle w:val="Hyperlink"/>
+            <w:noProof/>
+          </w:rPr>
+          <w:t>2.</w:t>
+        </w:r>
+        <w:r>
+          <w:rPr>
+            <w:noProof/>
+          </w:rPr>
+          <w:tab/>
+        </w:r>
+        <w:r>
+          <w:rPr>
+            <w:rStyle w:val="Hyperlink"/>
+            <w:noProof/>
+          </w:rPr>
+          <w:t>NASLOV POGLAVLJA</w:t>
+        </w:r>
+        <w:r>
+          <w:rPr>
+            <w:noProof/>
+            <w:webHidden/>
+          </w:rPr>
+          <w:tab/>
+        </w:r>
+        <w:r>
+          <w:rPr>
+            <w:noProof/>
+            <w:webHidden/>
+          </w:rPr>
+          <w:fldChar w:fldCharType="begin"/>
+        </w:r>
+        <w:r>
+          <w:rPr>
+            <w:noProof/>
+            <w:webHidden/>
+          </w:rPr>
+          <w:instrText xml:space="preserve"> PAGEREF _Toc340560283 \h </w:instrText>
+        </w:r>
+        <w:r>
+          <w:rPr>
+            <w:noProof/>
+            <w:webHidden/>
+          </w:rPr>
+        </w:r>
+        <w:r>
+          <w:rPr>
+            <w:noProof/>
+            <w:webHidden/>
+          </w:rPr>
+          <w:fldChar w:fldCharType="separate"/>
+        </w:r>
+        <w:r>
+          <w:rPr>
+            <w:noProof/>
+            <w:webHidden/>
+          </w:rPr>
+          <w:t>3</w:t>
+        </w:r>
+        <w:r>
+          <w:rPr>
+            <w:noProof/>
+            <w:webHidden/>
+          </w:rPr>
+          <w:fldChar w:fldCharType="end"/>
+        </w:r>
+      </w:hyperlink>
+    </w:p>
+    <w:p ns2:paraId="7AB7A386" ns2:textId="77777777">
+      <w:pPr>
+        <w:pStyle w:val="TOC2"/>
+        <w:rPr>
+          <w:noProof/>
+        </w:rPr>
+      </w:pPr>
+      <w:hyperlink w:anchor="_Toc340560284" w:history="1">
+        <w:r>
+          <w:rPr>
+            <w:rStyle w:val="Hyperlink"/>
+            <w:noProof/>
+          </w:rPr>
+          <w:t>2.1.</w:t>
+        </w:r>
+        <w:r>
+          <w:rPr>
+            <w:noProof/>
+          </w:rPr>
+          <w:tab/>
+        </w:r>
+        <w:r>
+          <w:rPr>
+            <w:rStyle w:val="Hyperlink"/>
+            <w:noProof/>
+          </w:rPr>
+          <w:t>Podnaslov</w:t>
+        </w:r>
+        <w:r>
+          <w:rPr>
+            <w:noProof/>
+            <w:webHidden/>
+          </w:rPr>
+          <w:tab/>
+        </w:r>
+        <w:r>
+          <w:rPr>
+            <w:noProof/>
+            <w:webHidden/>
+          </w:rPr>
+          <w:fldChar w:fldCharType="begin"/>
+        </w:r>
+        <w:r>
+          <w:rPr>
+            <w:noProof/>
+            <w:webHidden/>
+          </w:rPr>
+          <w:instrText xml:space="preserve"> PAGEREF _Toc340560284 \h </w:instrText>
+        </w:r>
+        <w:r>
+          <w:rPr>
+            <w:noProof/>
+            <w:webHidden/>
+          </w:rPr>
+        </w:r>
+        <w:r>
+          <w:rPr>
+            <w:noProof/>
+            <w:webHidden/>
+          </w:rPr>
+          <w:fldChar w:fldCharType="separate"/>
+        </w:r>
+        <w:r>
+          <w:rPr>
+            <w:noProof/>
+            <w:webHidden/>
+          </w:rPr>
+          <w:t>3</w:t>
+        </w:r>
+        <w:r>
+          <w:rPr>
+            <w:noProof/>
+            <w:webHidden/>
+          </w:rPr>
+          <w:fldChar w:fldCharType="end"/>
+        </w:r>
+      </w:hyperlink>
+    </w:p>
+    <w:p ns2:paraId="720933D4" ns2:textId="77777777">
+      <w:pPr>
+        <w:pStyle w:val="TOC2"/>
+        <w:rPr>
+          <w:noProof/>
+        </w:rPr>
+      </w:pPr>
+      <w:hyperlink w:anchor="_Toc340560285" w:history="1">
+        <w:r>
+          <w:rPr>
+            <w:rStyle w:val="Hyperlink"/>
+            <w:noProof/>
+          </w:rPr>
+          <w:t>2.2.</w:t>
+        </w:r>
+        <w:r>
+          <w:rPr>
+            <w:noProof/>
+          </w:rPr>
+          <w:tab/>
+        </w:r>
+        <w:r>
+          <w:rPr>
+            <w:rStyle w:val="Hyperlink"/>
+            <w:noProof/>
+          </w:rPr>
+          <w:t>Podnaslov</w:t>
+        </w:r>
+        <w:r>
+          <w:rPr>
+            <w:noProof/>
+            <w:webHidden/>
+          </w:rPr>
+          <w:tab/>
+        </w:r>
+        <w:r>
+          <w:rPr>
+            <w:noProof/>
+            <w:webHidden/>
+          </w:rPr>
+          <w:fldChar w:fldCharType="begin"/>
+        </w:r>
+        <w:r>
+          <w:rPr>
+            <w:noProof/>
+            <w:webHidden/>
+          </w:rPr>
+          <w:instrText xml:space="preserve"> PAGEREF _Toc340560285 \h </w:instrText>
+        </w:r>
+        <w:r>
+          <w:rPr>
+            <w:noProof/>
+            <w:webHidden/>
+          </w:rPr>
+        </w:r>
+        <w:r>
+          <w:rPr>
+            <w:noProof/>
+            <w:webHidden/>
+          </w:rPr>
+          <w:fldChar w:fldCharType="separate"/>
+        </w:r>
+        <w:r>
+          <w:rPr>
+            <w:noProof/>
+            <w:webHidden/>
+          </w:rPr>
+          <w:t>3</w:t>
+        </w:r>
+        <w:r>
+          <w:rPr>
+            <w:noProof/>
+            <w:webHidden/>
+          </w:rPr>
+          <w:fldChar w:fldCharType="end"/>
+        </w:r>
+      </w:hyperlink>
+    </w:p>
+    <w:p ns2:paraId="6616386F" ns2:textId="77777777">
+      <w:pPr>
+        <w:pStyle w:val="TOC1"/>
+        <w:rPr>
+          <w:noProof/>
+        </w:rPr>
+      </w:pPr>
+      <w:hyperlink w:anchor="_Toc340560286" w:history="1">
+        <w:r>
+          <w:rPr>
+            <w:rStyle w:val="Hyperlink"/>
+            <w:noProof/>
+          </w:rPr>
+          <w:t>3.</w:t>
+        </w:r>
+        <w:r>
+          <w:rPr>
+            <w:noProof/>
+          </w:rPr>
+          <w:tab/>
+        </w:r>
+        <w:r>
+          <w:rPr>
+            <w:rStyle w:val="Hyperlink"/>
+            <w:noProof/>
+          </w:rPr>
+          <w:t>NASLOV POGLAVLJA NASLOV POGLAVLJA NASLOV POGLAVLJA NASLOV POGLAVLJA</w:t>
+        </w:r>
+        <w:r>
+          <w:rPr>
+            <w:noProof/>
+            <w:webHidden/>
+          </w:rPr>
+          <w:tab/>
+        </w:r>
+        <w:r>
+          <w:rPr>
+            <w:noProof/>
+            <w:webHidden/>
+          </w:rPr>
+          <w:fldChar w:fldCharType="begin"/>
+        </w:r>
+        <w:r>
+          <w:rPr>
+            <w:noProof/>
+            <w:webHidden/>
+          </w:rPr>
+          <w:instrText xml:space="preserve"> PAGEREF _Toc340560286 \h </w:instrText>
+        </w:r>
+        <w:r>
+          <w:rPr>
+            <w:noProof/>
+            <w:webHidden/>
+          </w:rPr>
+        </w:r>
+        <w:r>
+          <w:rPr>
+            <w:noProof/>
+            <w:webHidden/>
+          </w:rPr>
+          <w:fldChar w:fldCharType="separate"/>
+        </w:r>
+        <w:r>
+          <w:rPr>
+            <w:noProof/>
+            <w:webHidden/>
+          </w:rPr>
+          <w:t>3</w:t>
+        </w:r>
+        <w:r>
+          <w:rPr>
+            <w:noProof/>
+            <w:webHidden/>
+          </w:rPr>
+          <w:fldChar w:fldCharType="end"/>
+        </w:r>
+      </w:hyperlink>
+    </w:p>
+    <w:p ns2:paraId="7D7FF43B" ns2:textId="77777777">
+      <w:pPr>
+        <w:pStyle w:val="TOC2"/>
+        <w:rPr>
+          <w:noProof/>
+        </w:rPr>
+      </w:pPr>
+      <w:hyperlink w:anchor="_Toc340560287" w:history="1">
+        <w:r>
+          <w:rPr>
+            <w:rStyle w:val="Hyperlink"/>
+            <w:noProof/>
+          </w:rPr>
+          <w:t>3.1.</w:t>
+        </w:r>
+        <w:r>
+          <w:rPr>
+            <w:noProof/>
+          </w:rPr>
+          <w:tab/>
+        </w:r>
+        <w:r>
+          <w:rPr>
+            <w:rStyle w:val="Hyperlink"/>
+            <w:noProof/>
+          </w:rPr>
+          <w:t>Podnaslov podnaslov podnaslov podnaslov podnaslov podnaslov podnaslov podnaslov podnaslov podnaslov</w:t>
+        </w:r>
+        <w:r>
+          <w:rPr>
+            <w:noProof/>
+            <w:webHidden/>
+          </w:rPr>
+          <w:tab/>
+        </w:r>
+        <w:r>
+          <w:rPr>
+            <w:noProof/>
+            <w:webHidden/>
+          </w:rPr>
+          <w:fldChar w:fldCharType="begin"/>
+        </w:r>
+        <w:r>
+          <w:rPr>
+            <w:noProof/>
+            <w:webHidden/>
+          </w:rPr>
+          <w:instrText xml:space="preserve"> PAGEREF _Toc340560287 \h </w:instrText>
+        </w:r>
+        <w:r>
+          <w:rPr>
+            <w:noProof/>
+            <w:webHidden/>
+          </w:rPr>
+        </w:r>
+        <w:r>
+          <w:rPr>
+            <w:noProof/>
+            <w:webHidden/>
+          </w:rPr>
+          <w:fldChar w:fldCharType="separate"/>
+        </w:r>
+        <w:r>
+          <w:rPr>
+            <w:noProof/>
+            <w:webHidden/>
+          </w:rPr>
+          <w:t>3</w:t>
+        </w:r>
+        <w:r>
+          <w:rPr>
+            <w:noProof/>
+            <w:webHidden/>
+          </w:rPr>
+          <w:fldChar w:fldCharType="end"/>
+        </w:r>
+      </w:hyperlink>
+    </w:p>
+    <w:p ns2:paraId="30C96994" ns2:textId="77777777">
+      <w:pPr>
+        <w:pStyle w:val="TOC3"/>
+        <w:rPr>
+          <w:noProof/>
+        </w:rPr>
+      </w:pPr>
+      <w:hyperlink w:anchor="_Toc340560288" w:history="1">
+        <w:r>
+          <w:rPr>
+            <w:rStyle w:val="Hyperlink"/>
+            <w:noProof/>
+          </w:rPr>
+          <w:t>3.1.1.</w:t>
+        </w:r>
+        <w:r>
+          <w:rPr>
+            <w:noProof/>
+          </w:rPr>
+          <w:tab/>
+        </w:r>
+        <w:r>
+          <w:rPr>
+            <w:rStyle w:val="Hyperlink"/>
+            <w:noProof/>
+          </w:rPr>
+          <w:t>Podpodnaslov podpodnaslov podpodnaslov podpodnaslov podpodnaslov podpodnaslov podpodnaslov</w:t>
+        </w:r>
+        <w:r>
+          <w:rPr>
+            <w:noProof/>
+            <w:webHidden/>
+          </w:rPr>
+          <w:tab/>
+        </w:r>
+        <w:r>
+          <w:rPr>
+            <w:noProof/>
+            <w:webHidden/>
+          </w:rPr>
+          <w:fldChar w:fldCharType="begin"/>
+        </w:r>
+        <w:r>
+          <w:rPr>
+            <w:noProof/>
+            <w:webHidden/>
+          </w:rPr>
+          <w:instrText xml:space="preserve"> PAGEREF _Toc340560288 \h </w:instrText>
+        </w:r>
+        <w:r>
+          <w:rPr>
+            <w:noProof/>
+            <w:webHidden/>
+          </w:rPr>
+        </w:r>
+        <w:r>
+          <w:rPr>
+            <w:noProof/>
+            <w:webHidden/>
+          </w:rPr>
+          <w:fldChar w:fldCharType="separate"/>
+        </w:r>
+        <w:r>
+          <w:rPr>
+            <w:noProof/>
+            <w:webHidden/>
+          </w:rPr>
+          <w:t>3</w:t>
+        </w:r>
+        <w:r>
+          <w:rPr>
+            <w:noProof/>
+            <w:webHidden/>
+          </w:rPr>
+          <w:fldChar w:fldCharType="end"/>
+        </w:r>
+      </w:hyperlink>
+    </w:p>
+    <w:p ns2:paraId="39E42D34" ns2:textId="77777777">
+      <w:pPr>
+        <w:pStyle w:val="TOC4"/>
+        <w:rPr>
+          <w:noProof/>
+        </w:rPr>
+      </w:pPr>
+      <w:hyperlink w:anchor="_Toc340560289" w:history="1">
+        <w:r>
+          <w:rPr>
+            <w:rStyle w:val="Hyperlink"/>
+            <w:noProof/>
+          </w:rPr>
+          <w:t>3.1.1.1.</w:t>
+        </w:r>
+        <w:r>
+          <w:rPr>
+            <w:noProof/>
+          </w:rPr>
+          <w:tab/>
+        </w:r>
+        <w:r>
+          <w:rPr>
+            <w:rStyle w:val="Hyperlink"/>
+            <w:noProof/>
+          </w:rPr>
+          <w:t>Podpodpodnaslov podpodpodnaslov podpodpodnaslov podpodpodnaslov podpodpodnaslov</w:t>
+        </w:r>
+        <w:r>
+          <w:rPr>
+            <w:noProof/>
+            <w:webHidden/>
+          </w:rPr>
+          <w:tab/>
+        </w:r>
+        <w:r>
+          <w:rPr>
+            <w:noProof/>
+            <w:webHidden/>
+          </w:rPr>
+          <w:fldChar w:fldCharType="begin"/>
+        </w:r>
+        <w:r>
+          <w:rPr>
+            <w:noProof/>
+            <w:webHidden/>
+          </w:rPr>
+          <w:instrText xml:space="preserve"> PAGEREF _Toc340560289 \h </w:instrText>
+        </w:r>
+        <w:r>
+          <w:rPr>
+            <w:noProof/>
+            <w:webHidden/>
+          </w:rPr>
+        </w:r>
+        <w:r>
+          <w:rPr>
+            <w:noProof/>
+            <w:webHidden/>
+          </w:rPr>
+          <w:fldChar w:fldCharType="separate"/>
+        </w:r>
+        <w:r>
+          <w:rPr>
+            <w:noProof/>
+            <w:webHidden/>
+          </w:rPr>
+          <w:t>3</w:t>
+        </w:r>
+        <w:r>
+          <w:rPr>
+            <w:noProof/>
+            <w:webHidden/>
+          </w:rPr>
+          <w:fldChar w:fldCharType="end"/>
+        </w:r>
+      </w:hyperlink>
+    </w:p>
+    <w:p ns2:paraId="01A706F3" ns2:textId="77777777">
+      <w:pPr>
+        <w:pStyle w:val="TOC1"/>
+        <w:rPr>
+          <w:noProof/>
+        </w:rPr>
+      </w:pPr>
+      <w:hyperlink w:anchor="_Toc340560290" w:history="1">
+        <w:r>
+          <w:rPr>
+            <w:rStyle w:val="Hyperlink"/>
+            <w:noProof/>
+          </w:rPr>
+          <w:t>4.</w:t>
+        </w:r>
+        <w:r>
+          <w:rPr>
+            <w:noProof/>
+          </w:rPr>
+          <w:tab/>
+        </w:r>
+        <w:r>
+          <w:rPr>
+            <w:rStyle w:val="Hyperlink"/>
+            <w:noProof/>
+          </w:rPr>
+          <w:t>UPUTE ZA OSVJEŽAVANJE (AŽURIRANJE) POPISA TABLICA, SLIKA, SADRŽAJA</w:t>
+        </w:r>
+        <w:r>
+          <w:rPr>
+            <w:noProof/>
+            <w:webHidden/>
+          </w:rPr>
+          <w:tab/>
+        </w:r>
+        <w:r>
+          <w:rPr>
+            <w:noProof/>
+            <w:webHidden/>
+          </w:rPr>
+          <w:fldChar w:fldCharType="begin"/>
+        </w:r>
+        <w:r>
+          <w:rPr>
+            <w:noProof/>
+            <w:webHidden/>
+          </w:rPr>
+          <w:instrText xml:space="preserve"> PAGEREF _Toc340560290 \h </w:instrText>
+        </w:r>
+        <w:r>
+          <w:rPr>
+            <w:noProof/>
+            <w:webHidden/>
+          </w:rPr>
+        </w:r>
+        <w:r>
+          <w:rPr>
+            <w:noProof/>
+            <w:webHidden/>
+          </w:rPr>
+          <w:fldChar w:fldCharType="separate"/>
+        </w:r>
+        <w:r>
+          <w:rPr>
+            <w:noProof/>
+            <w:webHidden/>
+          </w:rPr>
+          <w:t>3</w:t>
+        </w:r>
+        <w:r>
+          <w:rPr>
+            <w:noProof/>
+            <w:webHidden/>
+          </w:rPr>
+          <w:fldChar w:fldCharType="end"/>
+        </w:r>
+      </w:hyperlink>
+    </w:p>
+    <w:p ns2:paraId="7FC250B2" ns2:textId="77777777">
+      <w:pPr>
+        <w:pStyle w:val="TOC1"/>
+        <w:rPr>
+          <w:noProof/>
+        </w:rPr>
+      </w:pPr>
+      <w:hyperlink w:anchor="_Toc340560291" w:history="1">
+        <w:r>
+          <w:rPr>
+            <w:rStyle w:val="Hyperlink"/>
+            <w:noProof/>
+          </w:rPr>
+          <w:t>5.</w:t>
+        </w:r>
+        <w:r>
+          <w:rPr>
+            <w:noProof/>
+          </w:rPr>
+          <w:tab/>
+        </w:r>
+        <w:r>
+          <w:rPr>
+            <w:rStyle w:val="Hyperlink"/>
+            <w:noProof/>
+          </w:rPr>
+          <w:t>ZAKLJUČAK</w:t>
+        </w:r>
+        <w:r>
+          <w:rPr>
+            <w:noProof/>
+            <w:webHidden/>
+          </w:rPr>
+          <w:tab/>
+        </w:r>
+        <w:r>
+          <w:rPr>
+            <w:noProof/>
+            <w:webHidden/>
+          </w:rPr>
+          <w:fldChar w:fldCharType="begin"/>
+        </w:r>
+        <w:r>
+          <w:rPr>
+            <w:noProof/>
+            <w:webHidden/>
+          </w:rPr>
+          <w:instrText xml:space="preserve"> PAGEREF _Toc340560291 \h </w:instrText>
+        </w:r>
+        <w:r>
+          <w:rPr>
+            <w:noProof/>
+            <w:webHidden/>
+          </w:rPr>
+        </w:r>
+        <w:r>
+          <w:rPr>
+            <w:noProof/>
+            <w:webHidden/>
+          </w:rPr>
+          <w:fldChar w:fldCharType="separate"/>
+        </w:r>
+        <w:r>
+          <w:rPr>
+            <w:noProof/>
+            <w:webHidden/>
+          </w:rPr>
+          <w:t>3</w:t>
+        </w:r>
+        <w:r>
+          <w:rPr>
+            <w:noProof/>
+            <w:webHidden/>
+          </w:rPr>
+          <w:fldChar w:fldCharType="end"/>
+        </w:r>
+      </w:hyperlink>
+    </w:p>
+    <w:p ns2:paraId="5C9EB440" ns2:textId="77777777">
+      <w:pPr>
+        <w:pStyle w:val="TOC1"/>
+        <w:rPr>
+          <w:noProof/>
+        </w:rPr>
+      </w:pPr>
+      <w:hyperlink w:anchor="_Toc340560292" w:history="1">
+        <w:r>
+          <w:rPr>
+            <w:rStyle w:val="Hyperlink"/>
+            <w:noProof/>
+          </w:rPr>
+          <w:t>LITERATURA</w:t>
+        </w:r>
+        <w:r>
+          <w:rPr>
+            <w:noProof/>
+            <w:webHidden/>
+          </w:rPr>
+          <w:tab/>
+        </w:r>
+        <w:r>
+          <w:rPr>
+            <w:noProof/>
+            <w:webHidden/>
+          </w:rPr>
+          <w:fldChar w:fldCharType="begin"/>
+        </w:r>
+        <w:r>
+          <w:rPr>
+            <w:noProof/>
+            <w:webHidden/>
+          </w:rPr>
+          <w:instrText xml:space="preserve"> PAGEREF _Toc340560292 \h </w:instrText>
+        </w:r>
+        <w:r>
+          <w:rPr>
+            <w:noProof/>
+            <w:webHidden/>
+          </w:rPr>
+        </w:r>
+        <w:r>
+          <w:rPr>
+            <w:noProof/>
+            <w:webHidden/>
+          </w:rPr>
+          <w:fldChar w:fldCharType="separate"/>
+        </w:r>
+        <w:r>
+          <w:rPr>
+            <w:noProof/>
+            <w:webHidden/>
+          </w:rPr>
+          <w:t>3</w:t>
+        </w:r>
+        <w:r>
+          <w:rPr>
+            <w:noProof/>
+            <w:webHidden/>
+          </w:rPr>
+          <w:fldChar w:fldCharType="end"/>
+        </w:r>
+      </w:hyperlink>
+    </w:p>
+    <w:p ns2:paraId="4F75DCBB" ns2:textId="77777777">
+      <w:pPr>
+        <w:pStyle w:val="TOC1"/>
+        <w:rPr>
+          <w:noProof/>
+        </w:rPr>
+      </w:pPr>
+      <w:hyperlink w:anchor="_Toc340560293" w:history="1">
+        <w:r>
+          <w:rPr>
+            <w:rStyle w:val="Hyperlink"/>
+            <w:noProof/>
+          </w:rPr>
+          <w:t>PRILOZI</w:t>
+        </w:r>
+        <w:r>
+          <w:rPr>
+            <w:noProof/>
+            <w:webHidden/>
+          </w:rPr>
+          <w:tab/>
+        </w:r>
+        <w:r>
+          <w:rPr>
+            <w:noProof/>
+            <w:webHidden/>
+          </w:rPr>
+          <w:fldChar w:fldCharType="begin"/>
+        </w:r>
+        <w:r>
+          <w:rPr>
+            <w:noProof/>
+            <w:webHidden/>
+          </w:rPr>
+          <w:instrText xml:space="preserve"> PAGEREF _Toc340560293 \h </w:instrText>
+        </w:r>
+        <w:r>
+          <w:rPr>
+            <w:noProof/>
+            <w:webHidden/>
+          </w:rPr>
+        </w:r>
+        <w:r>
+          <w:rPr>
+            <w:noProof/>
+            <w:webHidden/>
+          </w:rPr>
+          <w:fldChar w:fldCharType="separate"/>
+        </w:r>
+        <w:r>
+          <w:rPr>
+            <w:noProof/>
+            <w:webHidden/>
+          </w:rPr>
+          <w:t>3</w:t>
+        </w:r>
+        <w:r>
+          <w:rPr>
+            <w:noProof/>
+            <w:webHidden/>
+          </w:rPr>
+          <w:fldChar w:fldCharType="end"/>
+        </w:r>
+      </w:hyperlink>
+    </w:p>
+    <w:p ns2:paraId="77A1D7D5" ns2:textId="77777777">
+      <w:pPr>
+        <w:pStyle w:val="TEKST"/>
+      </w:pPr>
+      <w:r>
+        <w:fldChar w:fldCharType="end"/>
+      </w:r>
+    </w:p>
+    <w:p ns2:paraId="16E207C8" ns2:textId="77777777">
+      <w:pPr>
+        <w:pStyle w:val="TEKST"/>
+      </w:pPr>
+    </w:p>
+    <w:p ns2:paraId="785151CE" ns2:textId="77777777">
+      <w:pPr>
+        <w:pStyle w:val="Pomocninaslov"/>
+      </w:pPr>
+      <w:bookmarkStart w:id="3" w:name="_Toc232930546"/>
+      <w:bookmarkStart w:id="4" w:name="_Toc287445043"/>
+      <w:bookmarkStart w:id="5" w:name="_Toc340560274"/>
+      <w:r>
+        <w:lastRenderedPageBreak/>
+        <w:t>POPIS SLIKA</w:t>
+      </w:r>
+      <w:bookmarkEnd w:id="3"/>
+      <w:bookmarkEnd w:id="4"/>
+      <w:bookmarkEnd w:id="5"/>
+    </w:p>
+    <w:p ns2:paraId="62BC36FB" ns2:textId="77777777">
+      <w:pPr>
+        <w:pStyle w:val="TableofFigures"/>
+        <w:tabs>
+          <w:tab w:val="right" w:leader="dot" w:pos="9060"/>
+        </w:tabs>
+        <w:rPr>
+          <w:rFonts w:eastAsia="SimSun"/>
+          <w:noProof/>
+          <w:lang w:eastAsia="zh-CN"/>
+        </w:rPr>
+      </w:pPr>
+      <w:r>
+        <w:fldChar w:fldCharType="begin"/>
+      </w:r>
+      <w:r>
+        <w:instrText xml:space="preserve"> TOC \h \z \c "Slika" </w:instrText>
+      </w:r>
+      <w:r>
+        <w:fldChar w:fldCharType="separate"/>
+      </w:r>
+      <w:hyperlink w:anchor="_Toc294095691" w:history="1">
+        <w:r>
+          <w:rPr>
+            <w:rStyle w:val="Hyperlink"/>
+            <w:noProof/>
+          </w:rPr>
+          <w:t>Slika 1.</w:t>
+        </w:r>
+        <w:r>
+          <w:rPr>
+            <w:rFonts w:eastAsia="SimSun"/>
+            <w:noProof/>
+            <w:lang w:eastAsia="zh-CN"/>
+          </w:rPr>
+          <w:tab/>
+        </w:r>
+        <w:r>
+          <w:rPr>
+            <w:rStyle w:val="Hyperlink"/>
+            <w:noProof/>
+          </w:rPr>
+          <w:t>Kako opisati</w:t>
+        </w:r>
+        <w:r>
+          <w:rPr>
+            <w:noProof/>
+            <w:webHidden/>
+          </w:rPr>
+          <w:tab/>
+        </w:r>
+        <w:r>
+          <w:rPr>
+            <w:noProof/>
+            <w:webHidden/>
+          </w:rPr>
+          <w:fldChar w:fldCharType="begin"/>
+        </w:r>
+        <w:r>
+          <w:rPr>
+            <w:noProof/>
+            <w:webHidden/>
+          </w:rPr>
+          <w:instrText xml:space="preserve"> PAGEREF _Toc294095691 \h </w:instrText>
+        </w:r>
+        <w:r>
+          <w:rPr>
+            <w:noProof/>
+            <w:webHidden/>
+          </w:rPr>
+        </w:r>
+        <w:r>
+          <w:rPr>
+            <w:noProof/>
+            <w:webHidden/>
+          </w:rPr>
+          <w:fldChar w:fldCharType="separate"/>
+        </w:r>
+        <w:r>
+          <w:rPr>
+            <w:noProof/>
+            <w:webHidden/>
+          </w:rPr>
+          <w:t>3</w:t>
+        </w:r>
+        <w:r>
+          <w:rPr>
+            <w:noProof/>
+            <w:webHidden/>
+          </w:rPr>
+          <w:fldChar w:fldCharType="end"/>
+        </w:r>
+      </w:hyperlink>
+    </w:p>
+    <w:p ns2:paraId="699631CB" ns2:textId="77777777">
+      <w:pPr>
+        <w:pStyle w:val="TableofFigures"/>
+        <w:tabs>
+          <w:tab w:val="right" w:leader="dot" w:pos="9060"/>
+        </w:tabs>
+        <w:rPr>
+          <w:rFonts w:eastAsia="SimSun"/>
+          <w:noProof/>
+          <w:lang w:eastAsia="zh-CN"/>
+        </w:rPr>
+      </w:pPr>
+      <w:hyperlink w:anchor="_Toc294095692" w:history="1">
+        <w:r>
+          <w:rPr>
+            <w:rStyle w:val="Hyperlink"/>
+            <w:noProof/>
+          </w:rPr>
+          <w:t>Slika 2.</w:t>
+        </w:r>
+        <w:r>
+          <w:rPr>
+            <w:rFonts w:eastAsia="SimSun"/>
+            <w:noProof/>
+            <w:lang w:eastAsia="zh-CN"/>
+          </w:rPr>
+          <w:tab/>
+        </w:r>
+        <w:r>
+          <w:rPr>
+            <w:rStyle w:val="Hyperlink"/>
+            <w:noProof/>
+          </w:rPr>
+          <w:t>Kako ubaciti referencu slike u tekst</w:t>
+        </w:r>
+        <w:r>
+          <w:rPr>
+            <w:noProof/>
+            <w:webHidden/>
+          </w:rPr>
+          <w:tab/>
+        </w:r>
+        <w:r>
+          <w:rPr>
+            <w:noProof/>
+            <w:webHidden/>
+          </w:rPr>
+          <w:fldChar w:fldCharType="begin"/>
+        </w:r>
+        <w:r>
+          <w:rPr>
+            <w:noProof/>
+            <w:webHidden/>
+          </w:rPr>
+          <w:instrText xml:space="preserve"> PAGEREF _Toc294095692 \h </w:instrText>
+        </w:r>
+        <w:r>
+          <w:rPr>
+            <w:noProof/>
+            <w:webHidden/>
+          </w:rPr>
+        </w:r>
+        <w:r>
+          <w:rPr>
+            <w:noProof/>
+            <w:webHidden/>
+          </w:rPr>
+          <w:fldChar w:fldCharType="separate"/>
+        </w:r>
+        <w:r>
+          <w:rPr>
+            <w:noProof/>
+            <w:webHidden/>
+          </w:rPr>
+          <w:t>3</w:t>
+        </w:r>
+        <w:r>
+          <w:rPr>
+            <w:noProof/>
+            <w:webHidden/>
+          </w:rPr>
+          <w:fldChar w:fldCharType="end"/>
+        </w:r>
+      </w:hyperlink>
+    </w:p>
+    <w:p ns2:paraId="42012731" ns2:textId="77777777">
+      <w:pPr>
+        <w:pStyle w:val="TableofFigures"/>
+        <w:tabs>
+          <w:tab w:val="right" w:leader="dot" w:pos="9060"/>
+        </w:tabs>
+        <w:rPr>
+          <w:rFonts w:eastAsia="SimSun"/>
+          <w:noProof/>
+          <w:lang w:eastAsia="zh-CN"/>
+        </w:rPr>
+      </w:pPr>
+      <w:hyperlink w:anchor="_Toc294095693" w:history="1">
+        <w:r>
+          <w:rPr>
+            <w:rStyle w:val="Hyperlink"/>
+            <w:noProof/>
+          </w:rPr>
+          <w:t>Slika 3.</w:t>
+        </w:r>
+        <w:r>
+          <w:rPr>
+            <w:rFonts w:eastAsia="SimSun"/>
+            <w:noProof/>
+            <w:lang w:eastAsia="zh-CN"/>
+          </w:rPr>
+          <w:tab/>
+        </w:r>
+        <w:r>
+          <w:rPr>
+            <w:rStyle w:val="Hyperlink"/>
+            <w:noProof/>
+          </w:rPr>
+          <w:t>Kako ubaciti referencu tablice u tekst</w:t>
+        </w:r>
+        <w:r>
+          <w:rPr>
+            <w:noProof/>
+            <w:webHidden/>
+          </w:rPr>
+          <w:tab/>
+        </w:r>
+        <w:r>
+          <w:rPr>
+            <w:noProof/>
+            <w:webHidden/>
+          </w:rPr>
+          <w:fldChar w:fldCharType="begin"/>
+        </w:r>
+        <w:r>
+          <w:rPr>
+            <w:noProof/>
+            <w:webHidden/>
+          </w:rPr>
+          <w:instrText xml:space="preserve"> PAGEREF _Toc294095693 \h </w:instrText>
+        </w:r>
+        <w:r>
+          <w:rPr>
+            <w:noProof/>
+            <w:webHidden/>
+          </w:rPr>
+        </w:r>
+        <w:r>
+          <w:rPr>
+            <w:noProof/>
+            <w:webHidden/>
+          </w:rPr>
+          <w:fldChar w:fldCharType="separate"/>
+        </w:r>
+        <w:r>
+          <w:rPr>
+            <w:noProof/>
+            <w:webHidden/>
+          </w:rPr>
+          <w:t>3</w:t>
+        </w:r>
+        <w:r>
+          <w:rPr>
+            <w:noProof/>
+            <w:webHidden/>
+          </w:rPr>
+          <w:fldChar w:fldCharType="end"/>
+        </w:r>
+      </w:hyperlink>
+    </w:p>
+    <w:p ns2:paraId="4149529A" ns2:textId="77777777">
+      <w:pPr>
+        <w:pStyle w:val="TableofFigures"/>
+        <w:tabs>
+          <w:tab w:val="right" w:leader="dot" w:pos="9060"/>
+        </w:tabs>
+        <w:rPr>
+          <w:rFonts w:eastAsia="SimSun"/>
+          <w:noProof/>
+          <w:lang w:eastAsia="zh-CN"/>
+        </w:rPr>
+      </w:pPr>
+      <w:hyperlink w:anchor="_Toc294095694" w:history="1">
+        <w:r>
+          <w:rPr>
+            <w:rStyle w:val="Hyperlink"/>
+            <w:noProof/>
+          </w:rPr>
+          <w:t>Slika 4.</w:t>
+        </w:r>
+        <w:r>
+          <w:rPr>
+            <w:rFonts w:eastAsia="SimSun"/>
+            <w:noProof/>
+            <w:lang w:eastAsia="zh-CN"/>
+          </w:rPr>
+          <w:tab/>
+        </w:r>
+        <w:r>
+          <w:rPr>
+            <w:rStyle w:val="Hyperlink"/>
+            <w:noProof/>
+          </w:rPr>
+          <w:t>Kako ubaciti referencu jednadžbe u tekst</w:t>
+        </w:r>
+        <w:r>
+          <w:rPr>
+            <w:noProof/>
+            <w:webHidden/>
+          </w:rPr>
+          <w:tab/>
+        </w:r>
+        <w:r>
+          <w:rPr>
+            <w:noProof/>
+            <w:webHidden/>
+          </w:rPr>
+          <w:fldChar w:fldCharType="begin"/>
+        </w:r>
+        <w:r>
+          <w:rPr>
+            <w:noProof/>
+            <w:webHidden/>
+          </w:rPr>
+          <w:instrText xml:space="preserve"> PAGEREF _Toc294095694 \h </w:instrText>
+        </w:r>
+        <w:r>
+          <w:rPr>
+            <w:noProof/>
+            <w:webHidden/>
+          </w:rPr>
+        </w:r>
+        <w:r>
+          <w:rPr>
+            <w:noProof/>
+            <w:webHidden/>
+          </w:rPr>
+          <w:fldChar w:fldCharType="separate"/>
+        </w:r>
+        <w:r>
+          <w:rPr>
+            <w:noProof/>
+            <w:webHidden/>
+          </w:rPr>
+          <w:t>3</w:t>
+        </w:r>
+        <w:r>
+          <w:rPr>
+            <w:noProof/>
+            <w:webHidden/>
+          </w:rPr>
+          <w:fldChar w:fldCharType="end"/>
+        </w:r>
+      </w:hyperlink>
+    </w:p>
+    <w:p ns2:paraId="34F2A295" ns2:textId="77777777">
+      <w:pPr>
+        <w:pStyle w:val="TableofFigures"/>
+        <w:tabs>
+          <w:tab w:val="right" w:leader="dot" w:pos="9060"/>
+        </w:tabs>
+        <w:rPr>
+          <w:rFonts w:eastAsia="SimSun"/>
+          <w:noProof/>
+          <w:lang w:eastAsia="zh-CN"/>
+        </w:rPr>
+      </w:pPr>
+      <w:hyperlink w:anchor="_Toc294095695" w:history="1">
+        <w:r>
+          <w:rPr>
+            <w:rStyle w:val="Hyperlink"/>
+            <w:noProof/>
+          </w:rPr>
+          <w:t>Slika 5.</w:t>
+        </w:r>
+        <w:r>
+          <w:rPr>
+            <w:rFonts w:eastAsia="SimSun"/>
+            <w:noProof/>
+            <w:lang w:eastAsia="zh-CN"/>
+          </w:rPr>
+          <w:tab/>
+        </w:r>
+        <w:r>
+          <w:rPr>
+            <w:rStyle w:val="Hyperlink"/>
+            <w:noProof/>
+          </w:rPr>
+          <w:t>Kako osvježiti (ažurirati) popise tablica, slika, sadržaja</w:t>
+        </w:r>
+        <w:r>
+          <w:rPr>
+            <w:noProof/>
+            <w:webHidden/>
+          </w:rPr>
+          <w:tab/>
+        </w:r>
+        <w:r>
+          <w:rPr>
+            <w:noProof/>
+            <w:webHidden/>
+          </w:rPr>
+          <w:fldChar w:fldCharType="begin"/>
+        </w:r>
+        <w:r>
+          <w:rPr>
+            <w:noProof/>
+            <w:webHidden/>
+          </w:rPr>
+          <w:instrText xml:space="preserve"> PAGEREF _Toc294095695 \h </w:instrText>
+        </w:r>
+        <w:r>
+          <w:rPr>
+            <w:noProof/>
+            <w:webHidden/>
+          </w:rPr>
+        </w:r>
+        <w:r>
+          <w:rPr>
+            <w:noProof/>
+            <w:webHidden/>
+          </w:rPr>
+          <w:fldChar w:fldCharType="separate"/>
+        </w:r>
+        <w:r>
+          <w:rPr>
+            <w:noProof/>
+            <w:webHidden/>
+          </w:rPr>
+          <w:t>3</w:t>
+        </w:r>
+        <w:r>
+          <w:rPr>
+            <w:noProof/>
+            <w:webHidden/>
+          </w:rPr>
+          <w:fldChar w:fldCharType="end"/>
+        </w:r>
+      </w:hyperlink>
+    </w:p>
+    <w:p ns2:paraId="5B53F04A" ns2:textId="77777777">
+      <w:pPr>
+        <w:pStyle w:val="TEKST"/>
+      </w:pPr>
+      <w:r>
+        <w:fldChar w:fldCharType="end"/>
+      </w:r>
+    </w:p>
+    <w:p ns2:paraId="3E362FA2" ns2:textId="77777777">
+      <w:pPr>
+        <w:pStyle w:val="Pomocninaslov"/>
+        <w:tabs>
+          <w:tab w:val="left" w:pos="2340"/>
+        </w:tabs>
+      </w:pPr>
+      <w:bookmarkStart w:id="6" w:name="_Toc232930547"/>
+      <w:bookmarkStart w:id="7" w:name="_Toc287445044"/>
+      <w:bookmarkStart w:id="8" w:name="_Toc340560275"/>
+      <w:r>
+        <w:lastRenderedPageBreak/>
+        <w:t>POPIS TABLICA</w:t>
+      </w:r>
+      <w:bookmarkEnd w:id="6"/>
+      <w:bookmarkEnd w:id="7"/>
+      <w:bookmarkEnd w:id="8"/>
+    </w:p>
+    <w:tbl>
+      <w:tblPr>
+        <w:tblW w:w="9072" w:type="dxa"/>
+        <w:jc w:val="center"/>
+        <w:tblLook w:val="01E0" w:firstRow="1" w:lastRow="1" w:firstColumn="1" w:lastColumn="1" w:noHBand="0" w:noVBand="0"/>
+      </w:tblPr>
+      <w:tblGrid>
+        <w:gridCol w:w="1400"/>
+        <w:gridCol w:w="1673"/>
+        <w:gridCol w:w="5999"/>
+      </w:tblGrid>
+      <w:tr ns2:paraId="7139128A" ns2:textId="77777777">
+        <w:trPr>
+          <w:trHeight w:val="445"/>
+          <w:jc w:val="center"/>
+        </w:trPr>
+        <w:tc>
+          <w:tcPr>
+            <w:tcW w:w="1400" w:type="dxa"/>
+            <w:vAlign w:val="center"/>
+          </w:tcPr>
+          <w:p ns2:paraId="33BC1EA8" ns2:textId="77777777">
+            <w:pPr>
+              <w:pStyle w:val="Popisoznaka1"/>
+              <w:jc w:val="left"/>
+            </w:pPr>
             <w:r>
-              <w:rPr>
-                <w:rStyle w:val="Hyperlink"/>
-                <w:noProof/>
-              </w:rPr>
-              <w:t>SADRŽAJ</w:t>
+              <w:t>Oznaka</w:t>
             </w:r>
+          </w:p>
+        </w:tc>
+        <w:tc>
+          <w:tcPr>
+            <w:tcW w:w="1673" w:type="dxa"/>
+            <w:vAlign w:val="center"/>
+          </w:tcPr>
+          <w:p ns2:paraId="52F0E90C" ns2:textId="77777777">
+            <w:pPr>
+              <w:pStyle w:val="Popisoznaka1"/>
+            </w:pPr>
             <w:r>
-              <w:rPr>
-                <w:noProof/>
-                <w:webHidden/>
-              </w:rPr>
-              <w:tab/>
+              <w:t>Jedinica</w:t>
             </w:r>
+          </w:p>
+        </w:tc>
+        <w:tc>
+          <w:tcPr>
+            <w:tcW w:w="5999" w:type="dxa"/>
+            <w:vAlign w:val="center"/>
+          </w:tcPr>
+          <w:p ns2:paraId="7F295F47" ns2:textId="77777777">
+            <w:pPr>
+              <w:pStyle w:val="Popisoznaka1"/>
+              <w:jc w:val="left"/>
+            </w:pPr>
             <w:r>
-              <w:rPr>
-                <w:noProof/>
-                <w:webHidden/>
-              </w:rPr>
-              <w:fldChar w:fldCharType="begin"/>
+              <w:t>Opis</w:t>
             </w:r>
+          </w:p>
+        </w:tc>
+      </w:tr>
+      <w:tr ns2:paraId="39671C71" ns2:textId="77777777">
+        <w:trPr>
+          <w:trHeight w:val="340"/>
+          <w:jc w:val="center"/>
+        </w:trPr>
+        <w:tc>
+          <w:tcPr>
+            <w:tcW w:w="1400" w:type="dxa"/>
+            <w:vAlign w:val="center"/>
+          </w:tcPr>
+          <w:p ns2:paraId="358919C4" ns2:textId="77777777">
+            <w:pPr>
+              <w:pStyle w:val="Popisoznaka4"/>
+            </w:pPr>
             <w:r>
-              <w:rPr>
-                <w:noProof/>
-                <w:webHidden/>
-              </w:rPr>
-              <w:instrText xml:space="preserve"> PAGEREF _Toc228305673 \h </w:instrText>
+              <w:t>Oznaka 1</w:t>
             </w:r>
+          </w:p>
+        </w:tc>
+        <w:tc>
+          <w:tcPr>
+            <w:tcW w:w="1673" w:type="dxa"/>
+            <w:vAlign w:val="center"/>
+          </w:tcPr>
+          <w:p ns2:paraId="67AE41C0" ns2:textId="77777777">
+            <w:pPr>
+              <w:pStyle w:val="Popisoznaka3"/>
+            </w:pPr>
             <w:r>
-              <w:rPr>
-                <w:noProof/>
-                <w:webHidden/>
-              </w:rPr>
+              <w:t>Jedinica</w:t>
             </w:r>
+          </w:p>
+        </w:tc>
+        <w:tc>
+          <w:tcPr>
+            <w:tcW w:w="5999" w:type="dxa"/>
+            <w:vAlign w:val="center"/>
+          </w:tcPr>
+          <w:p ns2:paraId="231D62E1" ns2:textId="77777777">
+            <w:pPr>
+              <w:pStyle w:val="Popisoznaka4"/>
+            </w:pPr>
             <w:r>
-              <w:rPr>
-                <w:noProof/>
-                <w:webHidden/>
-              </w:rPr>
-              <w:fldChar w:fldCharType="separate"/>
+              <w:t>Opis oznake</w:t>
             </w:r>
+          </w:p>
+        </w:tc>
+      </w:tr>
+      <w:tr ns2:paraId="61AD7E23" ns2:textId="77777777">
+        <w:trPr>
+          <w:trHeight w:val="340"/>
+          <w:jc w:val="center"/>
+        </w:trPr>
+        <w:tc>
+          <w:tcPr>
+            <w:tcW w:w="1400" w:type="dxa"/>
+            <w:vAlign w:val="center"/>
+          </w:tcPr>
+          <w:p ns2:paraId="43BAF890" ns2:textId="77777777">
+            <w:pPr>
+              <w:pStyle w:val="Popisoznaka4"/>
+            </w:pPr>
             <w:r>
-              <w:rPr>
-                <w:noProof/>
-                <w:webHidden/>
-              </w:rPr>
-              <w:t>I</w:t>
+              <w:t>Oznaka 2</w:t>
             </w:r>
+          </w:p>
+        </w:tc>
+        <w:tc>
+          <w:tcPr>
+            <w:tcW w:w="1673" w:type="dxa"/>
+            <w:vAlign w:val="center"/>
+          </w:tcPr>
+          <w:p ns2:paraId="76DE7A29" ns2:textId="77777777">
+            <w:pPr>
+              <w:pStyle w:val="Popisoznaka3"/>
+            </w:pPr>
             <w:r>
-              <w:rPr>
-                <w:noProof/>
-                <w:webHidden/>
-              </w:rPr>
-              <w:fldChar w:fldCharType="end"/>
+              <w:t>Jedinica</w:t>
             </w:r>
-          </w:hyperlink>
-        </w:p>
-        <w:p>
-          <w:pPr>
-            <w:pStyle w:val="TOC1"/>
-            <w:rPr>
-              <w:rFonts w:asciiTheme="minorHAnsi" w:eastAsiaTheme="minorEastAsia" w:hAnsiTheme="minorHAnsi" w:cstheme="minorBidi"/>
-              <w:noProof/>
-              <w:kern w:val="2"/>
-              <w:lang w:val="en-GB" w:eastAsia="en-GB"/>
-              <w14:ligatures w14:val="standardContextual"/>
-            </w:rPr>
-          </w:pPr>
-          <w:hyperlink w:anchor="_Toc228305674" w:history="1">
+          </w:p>
+        </w:tc>
+        <w:tc>
+          <w:tcPr>
+            <w:tcW w:w="5999" w:type="dxa"/>
+            <w:vAlign w:val="center"/>
+          </w:tcPr>
+          <w:p ns2:paraId="50016C88" ns2:textId="77777777">
+            <w:pPr>
+              <w:pStyle w:val="Popisoznaka4"/>
+            </w:pPr>
             <w:r>
-              <w:rPr>
-                <w:rStyle w:val="Hyperlink"/>
-                <w:noProof/>
-              </w:rPr>
-              <w:t>POPIS SLIKA</w:t>
+              <w:t>Opis oznake</w:t>
             </w:r>
+          </w:p>
+        </w:tc>
+      </w:tr>
+      <w:tr ns2:paraId="7B1A6813" ns2:textId="77777777">
+        <w:trPr>
+          <w:trHeight w:val="340"/>
+          <w:jc w:val="center"/>
+        </w:trPr>
+        <w:tc>
+          <w:tcPr>
+            <w:tcW w:w="1400" w:type="dxa"/>
+            <w:vAlign w:val="center"/>
+          </w:tcPr>
+          <w:p ns2:paraId="57CCF1A9" ns2:textId="77777777">
+            <w:pPr>
+              <w:pStyle w:val="Popisoznaka4"/>
+            </w:pPr>
             <w:r>
-              <w:rPr>
-                <w:noProof/>
-                <w:webHidden/>
-              </w:rPr>
-              <w:tab/>
+              <w:t>Oznaka 3</w:t>
             </w:r>
+          </w:p>
+        </w:tc>
+        <w:tc>
+          <w:tcPr>
+            <w:tcW w:w="1673" w:type="dxa"/>
+            <w:vAlign w:val="center"/>
+          </w:tcPr>
+          <w:p ns2:paraId="6C5FBE47" ns2:textId="77777777">
+            <w:pPr>
+              <w:pStyle w:val="Popisoznaka3"/>
+            </w:pPr>
             <w:r>
-              <w:rPr>
-                <w:noProof/>
-                <w:webHidden/>
-              </w:rPr>
-              <w:fldChar w:fldCharType="begin"/>
+              <w:t>Jedinica</w:t>
             </w:r>
+          </w:p>
+        </w:tc>
+        <w:tc>
+          <w:tcPr>
+            <w:tcW w:w="5999" w:type="dxa"/>
+            <w:vAlign w:val="center"/>
+          </w:tcPr>
+          <w:p ns2:paraId="30139A7D" ns2:textId="77777777">
+            <w:pPr>
+              <w:pStyle w:val="Popisoznaka4"/>
+            </w:pPr>
             <w:r>
-              <w:rPr>
-                <w:noProof/>
-                <w:webHidden/>
-              </w:rPr>
-              <w:instrText xml:space="preserve"> PAGEREF _Toc228305674 \h </w:instrText>
+              <w:t>Opis oznake</w:t>
             </w:r>
+          </w:p>
+        </w:tc>
+      </w:tr>
+      <w:tr ns2:paraId="6C965439" ns2:textId="77777777">
+        <w:trPr>
+          <w:trHeight w:val="340"/>
+          <w:jc w:val="center"/>
+        </w:trPr>
+        <w:tc>
+          <w:tcPr>
+            <w:tcW w:w="1400" w:type="dxa"/>
+            <w:vAlign w:val="center"/>
+          </w:tcPr>
+          <w:p ns2:paraId="3F17A9B9" ns2:textId="77777777">
+            <w:pPr>
+              <w:pStyle w:val="Popisoznaka4"/>
+            </w:pPr>
             <w:r>
-              <w:rPr>
-                <w:noProof/>
-                <w:webHidden/>
-              </w:rPr>
+              <w:t>Oznaka 4</w:t>
             </w:r>
+          </w:p>
+        </w:tc>
+        <w:tc>
+          <w:tcPr>
+            <w:tcW w:w="1673" w:type="dxa"/>
+            <w:vAlign w:val="center"/>
+          </w:tcPr>
+          <w:p ns2:paraId="09D6EBC3" ns2:textId="77777777">
+            <w:pPr>
+              <w:pStyle w:val="Popisoznaka3"/>
+            </w:pPr>
             <w:r>
-              <w:rPr>
-                <w:noProof/>
-                <w:webHidden/>
-              </w:rPr>
-              <w:fldChar w:fldCharType="separate"/>
+              <w:t>Jedinica</w:t>
             </w:r>
+          </w:p>
+        </w:tc>
+        <w:tc>
+          <w:tcPr>
+            <w:tcW w:w="5999" w:type="dxa"/>
+            <w:vAlign w:val="center"/>
+          </w:tcPr>
+          <w:p ns2:paraId="151F4B3E" ns2:textId="77777777">
+            <w:pPr>
+              <w:pStyle w:val="Popisoznaka4"/>
+            </w:pPr>
             <w:r>
-              <w:rPr>
-                <w:noProof/>
-                <w:webHidden/>
-              </w:rPr>
-              <w:t>II</w:t>
+              <w:t>Opis oznake</w:t>
             </w:r>
-            <w:r>
-              <w:rPr>
-                <w:noProof/>
-                <w:webHidden/>
-              </w:rPr>
-              <w:fldChar w:fldCharType="end"/>
-            </w:r>
-          </w:hyperlink>
-        </w:p>
-        <w:p>
-          <w:pPr>
-            <w:pStyle w:val="TOC1"/>
-            <w:rPr>
-              <w:rFonts w:asciiTheme="minorHAnsi" w:eastAsiaTheme="minorEastAsia" w:hAnsiTheme="minorHAnsi" w:cstheme="minorBidi"/>
-              <w:noProof/>
-              <w:kern w:val="2"/>
-              <w:lang w:val="en-GB" w:eastAsia="en-GB"/>
-              <w14:ligatures w14:val="standardContextual"/>
-            </w:rPr>
-          </w:pPr>
-          <w:hyperlink w:anchor="_Toc228305675" w:history="1">
-            <w:r>
-              <w:rPr>
-                <w:rStyle w:val="Hyperlink"/>
-                <w:noProof/>
-              </w:rPr>
-              <w:t>POPIS TABLICA</w:t>
-            </w:r>
-            <w:r>
-              <w:rPr>
-                <w:noProof/>
-                <w:webHidden/>
-              </w:rPr>
-              <w:tab/>
-            </w:r>
-            <w:r>
-              <w:rPr>
-                <w:noProof/>
-                <w:webHidden/>
-              </w:rPr>
-              <w:fldChar w:fldCharType="begin"/>
-            </w:r>
-            <w:r>
-              <w:rPr>
-                <w:noProof/>
-                <w:webHidden/>
-              </w:rPr>
-              <w:instrText xml:space="preserve"> PAGEREF _Toc228305675 \h </w:instrText>
-            </w:r>
-            <w:r>
-              <w:rPr>
-                <w:noProof/>
-                <w:webHidden/>
-              </w:rPr>
-            </w:r>
-            <w:r>
-              <w:rPr>
-                <w:noProof/>
-                <w:webHidden/>
-              </w:rPr>
-              <w:fldChar w:fldCharType="separate"/>
-            </w:r>
-            <w:r>
-              <w:rPr>
-                <w:noProof/>
-                <w:webHidden/>
-              </w:rPr>
-              <w:t>III</w:t>
-            </w:r>
-            <w:r>
-              <w:rPr>
-                <w:noProof/>
-                <w:webHidden/>
-              </w:rPr>
-              <w:fldChar w:fldCharType="end"/>
-            </w:r>
-          </w:hyperlink>
-        </w:p>
-        <w:p>
-          <w:pPr>
-            <w:pStyle w:val="TOC1"/>
-            <w:rPr>
-              <w:rFonts w:asciiTheme="minorHAnsi" w:eastAsiaTheme="minorEastAsia" w:hAnsiTheme="minorHAnsi" w:cstheme="minorBidi"/>
-              <w:noProof/>
-              <w:kern w:val="2"/>
-              <w:lang w:val="en-GB" w:eastAsia="en-GB"/>
-              <w14:ligatures w14:val="standardContextual"/>
-            </w:rPr>
-          </w:pPr>
-          <w:hyperlink w:anchor="_Toc228305676" w:history="1">
-            <w:r>
-              <w:rPr>
-                <w:rStyle w:val="Hyperlink"/>
-                <w:noProof/>
-              </w:rPr>
-              <w:t>1.</w:t>
-            </w:r>
-            <w:r>
-              <w:rPr>
-                <w:rFonts w:asciiTheme="minorHAnsi" w:eastAsiaTheme="minorEastAsia" w:hAnsiTheme="minorHAnsi" w:cstheme="minorBidi"/>
-                <w:noProof/>
-                <w:kern w:val="2"/>
-                <w:lang w:val="en-GB" w:eastAsia="en-GB"/>
-                <w14:ligatures w14:val="standardContextual"/>
-              </w:rPr>
-              <w:tab/>
-            </w:r>
-            <w:r>
-              <w:rPr>
-                <w:rStyle w:val="Hyperlink"/>
-                <w:noProof/>
-              </w:rPr>
-              <w:t>UVOD</w:t>
-            </w:r>
-            <w:r>
-              <w:rPr>
-                <w:noProof/>
-                <w:webHidden/>
-              </w:rPr>
-              <w:tab/>
-            </w:r>
-            <w:r>
-              <w:rPr>
-                <w:noProof/>
-                <w:webHidden/>
-              </w:rPr>
-              <w:fldChar w:fldCharType="begin"/>
-            </w:r>
-            <w:r>
-              <w:rPr>
-                <w:noProof/>
-                <w:webHidden/>
-              </w:rPr>
-              <w:instrText xml:space="preserve"> PAGEREF _Toc228305676 \h </w:instrText>
-            </w:r>
-            <w:r>
-              <w:rPr>
-                <w:noProof/>
-                <w:webHidden/>
-              </w:rPr>
-            </w:r>
-            <w:r>
-              <w:rPr>
-                <w:noProof/>
-                <w:webHidden/>
-              </w:rPr>
-              <w:fldChar w:fldCharType="separate"/>
-            </w:r>
-            <w:r>
-              <w:rPr>
-                <w:noProof/>
-                <w:webHidden/>
-              </w:rPr>
-              <w:t>1</w:t>
-            </w:r>
-            <w:r>
-              <w:rPr>
-                <w:noProof/>
-                <w:webHidden/>
-              </w:rPr>
-              <w:fldChar w:fldCharType="end"/>
-            </w:r>
-          </w:hyperlink>
-        </w:p>
-        <w:p>
-          <w:pPr>
-            <w:pStyle w:val="TOC1"/>
-            <w:rPr>
-              <w:rFonts w:asciiTheme="minorHAnsi" w:eastAsiaTheme="minorEastAsia" w:hAnsiTheme="minorHAnsi" w:cstheme="minorBidi"/>
-              <w:noProof/>
-              <w:kern w:val="2"/>
-              <w:lang w:val="en-GB" w:eastAsia="en-GB"/>
-              <w14:ligatures w14:val="standardContextual"/>
-            </w:rPr>
-          </w:pPr>
-          <w:hyperlink w:anchor="_Toc228305677" w:history="1">
-            <w:r>
-              <w:rPr>
-                <w:rStyle w:val="Hyperlink"/>
-                <w:noProof/>
-              </w:rPr>
-              <w:t>2.</w:t>
-            </w:r>
-            <w:r>
-              <w:rPr>
-                <w:rFonts w:asciiTheme="minorHAnsi" w:eastAsiaTheme="minorEastAsia" w:hAnsiTheme="minorHAnsi" w:cstheme="minorBidi"/>
-                <w:noProof/>
-                <w:kern w:val="2"/>
-                <w:lang w:val="en-GB" w:eastAsia="en-GB"/>
-                <w14:ligatures w14:val="standardContextual"/>
-              </w:rPr>
-              <w:tab/>
-            </w:r>
-            <w:r>
-              <w:rPr>
-                <w:rStyle w:val="Hyperlink"/>
-                <w:noProof/>
-              </w:rPr>
-              <w:t>POGLAVLJE</w:t>
-            </w:r>
-            <w:r>
-              <w:rPr>
-                <w:noProof/>
-                <w:webHidden/>
-              </w:rPr>
-              <w:tab/>
-            </w:r>
-            <w:r>
-              <w:rPr>
-                <w:noProof/>
-                <w:webHidden/>
-              </w:rPr>
-              <w:fldChar w:fldCharType="begin"/>
-            </w:r>
-            <w:r>
-              <w:rPr>
-                <w:noProof/>
-                <w:webHidden/>
-              </w:rPr>
-              <w:instrText xml:space="preserve"> PAGEREF _Toc228305677 \h </w:instrText>
-            </w:r>
-            <w:r>
-              <w:rPr>
-                <w:noProof/>
-                <w:webHidden/>
-              </w:rPr>
-            </w:r>
-            <w:r>
-              <w:rPr>
-                <w:noProof/>
-                <w:webHidden/>
-              </w:rPr>
-              <w:fldChar w:fldCharType="separate"/>
-            </w:r>
-            <w:r>
-              <w:rPr>
-                <w:noProof/>
-                <w:webHidden/>
-              </w:rPr>
-              <w:t>2</w:t>
-            </w:r>
-            <w:r>
-              <w:rPr>
-                <w:noProof/>
-                <w:webHidden/>
-              </w:rPr>
-              <w:fldChar w:fldCharType="end"/>
-            </w:r>
-          </w:hyperlink>
-        </w:p>
-        <w:p>
-          <w:pPr>
-            <w:pStyle w:val="TOC2"/>
-            <w:rPr>
-              <w:rFonts w:asciiTheme="minorHAnsi" w:eastAsiaTheme="minorEastAsia" w:hAnsiTheme="minorHAnsi" w:cstheme="minorBidi"/>
-              <w:noProof/>
-              <w:kern w:val="2"/>
-              <w:lang w:val="en-GB" w:eastAsia="en-GB"/>
-              <w14:ligatures w14:val="standardContextual"/>
-            </w:rPr>
-          </w:pPr>
-          <w:hyperlink w:anchor="_Toc228305678" w:history="1">
-            <w:r>
-              <w:rPr>
-                <w:rStyle w:val="Hyperlink"/>
-                <w:noProof/>
-              </w:rPr>
-              <w:t>2.1.</w:t>
-            </w:r>
-            <w:r>
-              <w:rPr>
-                <w:rFonts w:asciiTheme="minorHAnsi" w:eastAsiaTheme="minorEastAsia" w:hAnsiTheme="minorHAnsi" w:cstheme="minorBidi"/>
-                <w:noProof/>
-                <w:kern w:val="2"/>
-                <w:lang w:val="en-GB" w:eastAsia="en-GB"/>
-                <w14:ligatures w14:val="standardContextual"/>
-              </w:rPr>
-              <w:tab/>
-            </w:r>
-            <w:r>
-              <w:rPr>
-                <w:rStyle w:val="Hyperlink"/>
-                <w:noProof/>
-              </w:rPr>
-              <w:t>Pod poglavlje</w:t>
-            </w:r>
-            <w:r>
-              <w:rPr>
-                <w:noProof/>
-                <w:webHidden/>
-              </w:rPr>
-              <w:tab/>
-            </w:r>
-            <w:r>
-              <w:rPr>
-                <w:noProof/>
-                <w:webHidden/>
-              </w:rPr>
-              <w:fldChar w:fldCharType="begin"/>
-            </w:r>
-            <w:r>
-              <w:rPr>
-                <w:noProof/>
-                <w:webHidden/>
-              </w:rPr>
-              <w:instrText xml:space="preserve"> PAGEREF _Toc228305678 \h </w:instrText>
-            </w:r>
-            <w:r>
-              <w:rPr>
-                <w:noProof/>
-                <w:webHidden/>
-              </w:rPr>
-            </w:r>
-            <w:r>
-              <w:rPr>
-                <w:noProof/>
-                <w:webHidden/>
-              </w:rPr>
-              <w:fldChar w:fldCharType="separate"/>
-            </w:r>
-            <w:r>
-              <w:rPr>
-                <w:noProof/>
-                <w:webHidden/>
-              </w:rPr>
-              <w:t>2</w:t>
-            </w:r>
-            <w:r>
-              <w:rPr>
-                <w:noProof/>
-                <w:webHidden/>
-              </w:rPr>
-              <w:fldChar w:fldCharType="end"/>
-            </w:r>
-          </w:hyperlink>
-        </w:p>
-        <w:p>
-          <w:pPr>
-            <w:pStyle w:val="TOC3"/>
-            <w:rPr>
-              <w:rFonts w:asciiTheme="minorHAnsi" w:eastAsiaTheme="minorEastAsia" w:hAnsiTheme="minorHAnsi" w:cstheme="minorBidi"/>
-              <w:noProof/>
-              <w:kern w:val="2"/>
-              <w:lang w:val="en-GB" w:eastAsia="en-GB"/>
-              <w14:ligatures w14:val="standardContextual"/>
-            </w:rPr>
-          </w:pPr>
-          <w:hyperlink w:anchor="_Toc228305679" w:history="1">
-            <w:r>
-              <w:rPr>
-                <w:rStyle w:val="Hyperlink"/>
-                <w:noProof/>
-              </w:rPr>
-              <w:t>2.1.1.</w:t>
-            </w:r>
-            <w:r>
-              <w:rPr>
-                <w:rFonts w:asciiTheme="minorHAnsi" w:eastAsiaTheme="minorEastAsia" w:hAnsiTheme="minorHAnsi" w:cstheme="minorBidi"/>
-                <w:noProof/>
-                <w:kern w:val="2"/>
-                <w:lang w:val="en-GB" w:eastAsia="en-GB"/>
-                <w14:ligatures w14:val="standardContextual"/>
-              </w:rPr>
-              <w:tab/>
-            </w:r>
-            <w:r>
-              <w:rPr>
-                <w:rStyle w:val="Hyperlink"/>
-                <w:noProof/>
-              </w:rPr>
-              <w:t>Pod pod poglavlje</w:t>
-            </w:r>
-            <w:r>
-              <w:rPr>
-                <w:noProof/>
-                <w:webHidden/>
-              </w:rPr>
-              <w:tab/>
-            </w:r>
-            <w:r>
-              <w:rPr>
-                <w:noProof/>
-                <w:webHidden/>
-              </w:rPr>
-              <w:fldChar w:fldCharType="begin"/>
-            </w:r>
-            <w:r>
-              <w:rPr>
-                <w:noProof/>
-                <w:webHidden/>
-              </w:rPr>
-              <w:instrText xml:space="preserve"> PAGEREF _Toc228305679 \h </w:instrText>
-            </w:r>
-            <w:r>
-              <w:rPr>
-                <w:noProof/>
-                <w:webHidden/>
-              </w:rPr>
-            </w:r>
-            <w:r>
-              <w:rPr>
-                <w:noProof/>
-                <w:webHidden/>
-              </w:rPr>
-              <w:fldChar w:fldCharType="separate"/>
-            </w:r>
-            <w:r>
-              <w:rPr>
-                <w:noProof/>
-                <w:webHidden/>
-              </w:rPr>
-              <w:t>2</w:t>
-            </w:r>
-            <w:r>
-              <w:rPr>
-                <w:noProof/>
-                <w:webHidden/>
-              </w:rPr>
-              <w:fldChar w:fldCharType="end"/>
-            </w:r>
-          </w:hyperlink>
-        </w:p>
-        <w:p>
-          <w:pPr>
-            <w:pStyle w:val="TOC4"/>
-            <w:rPr>
-              <w:rFonts w:asciiTheme="minorHAnsi" w:eastAsiaTheme="minorEastAsia" w:hAnsiTheme="minorHAnsi" w:cstheme="minorBidi"/>
-              <w:noProof/>
-              <w:kern w:val="2"/>
-              <w:lang w:val="en-GB" w:eastAsia="en-GB"/>
-              <w14:ligatures w14:val="standardContextual"/>
-            </w:rPr>
-          </w:pPr>
-          <w:hyperlink w:anchor="_Toc228305680" w:history="1">
-            <w:r>
-              <w:rPr>
-                <w:rStyle w:val="Hyperlink"/>
-                <w:noProof/>
-              </w:rPr>
-              <w:t>2.1.1.1.</w:t>
-            </w:r>
-            <w:r>
-              <w:rPr>
-                <w:rFonts w:asciiTheme="minorHAnsi" w:eastAsiaTheme="minorEastAsia" w:hAnsiTheme="minorHAnsi" w:cstheme="minorBidi"/>
-                <w:noProof/>
-                <w:kern w:val="2"/>
-                <w:lang w:val="en-GB" w:eastAsia="en-GB"/>
-                <w14:ligatures w14:val="standardContextual"/>
-              </w:rPr>
-              <w:tab/>
-            </w:r>
-            <w:r>
-              <w:rPr>
-                <w:rStyle w:val="Hyperlink"/>
-                <w:noProof/>
-              </w:rPr>
-              <w:t>Pod pod pod poglavlje</w:t>
-            </w:r>
-            <w:r>
-              <w:rPr>
-                <w:noProof/>
-                <w:webHidden/>
-              </w:rPr>
-              <w:tab/>
-            </w:r>
-            <w:r>
-              <w:rPr>
-                <w:noProof/>
-                <w:webHidden/>
-              </w:rPr>
-              <w:fldChar w:fldCharType="begin"/>
-            </w:r>
-            <w:r>
-              <w:rPr>
-                <w:noProof/>
-                <w:webHidden/>
-              </w:rPr>
-              <w:instrText xml:space="preserve"> PAGEREF _Toc228305680 \h </w:instrText>
-            </w:r>
-            <w:r>
-              <w:rPr>
-                <w:noProof/>
-                <w:webHidden/>
-              </w:rPr>
-            </w:r>
-            <w:r>
-              <w:rPr>
-                <w:noProof/>
-                <w:webHidden/>
-              </w:rPr>
-              <w:fldChar w:fldCharType="separate"/>
-            </w:r>
-            <w:r>
-              <w:rPr>
-                <w:noProof/>
-                <w:webHidden/>
-              </w:rPr>
-              <w:t>2</w:t>
-            </w:r>
-            <w:r>
-              <w:rPr>
-                <w:noProof/>
-                <w:webHidden/>
-              </w:rPr>
-              <w:fldChar w:fldCharType="end"/>
-            </w:r>
-          </w:hyperlink>
-        </w:p>
-        <w:p>
-          <w:pPr>
-            <w:pStyle w:val="TOC1"/>
-            <w:rPr>
-              <w:rFonts w:asciiTheme="minorHAnsi" w:eastAsiaTheme="minorEastAsia" w:hAnsiTheme="minorHAnsi" w:cstheme="minorBidi"/>
-              <w:noProof/>
-              <w:kern w:val="2"/>
-              <w:lang w:val="en-GB" w:eastAsia="en-GB"/>
-              <w14:ligatures w14:val="standardContextual"/>
-            </w:rPr>
-          </w:pPr>
-          <w:hyperlink w:anchor="_Toc228305681" w:history="1">
-            <w:r>
-              <w:rPr>
-                <w:rStyle w:val="Hyperlink"/>
-                <w:noProof/>
-              </w:rPr>
-              <w:t>3.</w:t>
-            </w:r>
-            <w:r>
-              <w:rPr>
-                <w:rFonts w:asciiTheme="minorHAnsi" w:eastAsiaTheme="minorEastAsia" w:hAnsiTheme="minorHAnsi" w:cstheme="minorBidi"/>
-                <w:noProof/>
-                <w:kern w:val="2"/>
-                <w:lang w:val="en-GB" w:eastAsia="en-GB"/>
-                <w14:ligatures w14:val="standardContextual"/>
-              </w:rPr>
-              <w:tab/>
-            </w:r>
-            <w:r>
-              <w:rPr>
-                <w:rStyle w:val="Hyperlink"/>
-                <w:noProof/>
-              </w:rPr>
-              <w:t>ZAKLJUČAK</w:t>
-            </w:r>
-            <w:r>
-              <w:rPr>
-                <w:noProof/>
-                <w:webHidden/>
-              </w:rPr>
-              <w:tab/>
-            </w:r>
-            <w:r>
-              <w:rPr>
-                <w:noProof/>
-                <w:webHidden/>
-              </w:rPr>
-              <w:fldChar w:fldCharType="begin"/>
-            </w:r>
-            <w:r>
-              <w:rPr>
-                <w:noProof/>
-                <w:webHidden/>
-              </w:rPr>
-              <w:instrText xml:space="preserve"> PAGEREF _Toc228305681 \h </w:instrText>
-            </w:r>
-            <w:r>
-              <w:rPr>
-                <w:noProof/>
-                <w:webHidden/>
-              </w:rPr>
-            </w:r>
-            <w:r>
-              <w:rPr>
-                <w:noProof/>
-                <w:webHidden/>
-              </w:rPr>
-              <w:fldChar w:fldCharType="separate"/>
-            </w:r>
-            <w:r>
-              <w:rPr>
-                <w:noProof/>
-                <w:webHidden/>
-              </w:rPr>
-              <w:t>3</w:t>
-            </w:r>
-            <w:r>
-              <w:rPr>
-                <w:noProof/>
-                <w:webHidden/>
-              </w:rPr>
-              <w:fldChar w:fldCharType="end"/>
-            </w:r>
-          </w:hyperlink>
-        </w:p>
-        <w:p>
-          <w:pPr>
-            <w:pStyle w:val="TOC1"/>
-            <w:rPr>
-              <w:rFonts w:asciiTheme="minorHAnsi" w:eastAsiaTheme="minorEastAsia" w:hAnsiTheme="minorHAnsi" w:cstheme="minorBidi"/>
-              <w:noProof/>
-              <w:kern w:val="2"/>
-              <w:lang w:val="en-GB" w:eastAsia="en-GB"/>
-              <w14:ligatures w14:val="standardContextual"/>
-            </w:rPr>
-          </w:pPr>
-          <w:hyperlink w:anchor="_Toc228305682" w:history="1">
-            <w:r>
-              <w:rPr>
-                <w:rStyle w:val="Hyperlink"/>
-                <w:noProof/>
-              </w:rPr>
-              <w:t>LITERATURA</w:t>
-            </w:r>
-            <w:r>
-              <w:rPr>
-                <w:noProof/>
-                <w:webHidden/>
-              </w:rPr>
-              <w:tab/>
-            </w:r>
-            <w:r>
-              <w:rPr>
-                <w:noProof/>
-                <w:webHidden/>
-              </w:rPr>
-              <w:fldChar w:fldCharType="begin"/>
-            </w:r>
-            <w:r>
-              <w:rPr>
-                <w:noProof/>
-                <w:webHidden/>
-              </w:rPr>
-              <w:instrText xml:space="preserve"> PAGEREF _Toc228305682 \h </w:instrText>
-            </w:r>
-            <w:r>
-              <w:rPr>
-                <w:noProof/>
-                <w:webHidden/>
-              </w:rPr>
-            </w:r>
-            <w:r>
-              <w:rPr>
-                <w:noProof/>
-                <w:webHidden/>
-              </w:rPr>
-              <w:fldChar w:fldCharType="separate"/>
-            </w:r>
-            <w:r>
-              <w:rPr>
-                <w:noProof/>
-                <w:webHidden/>
-              </w:rPr>
-              <w:t>4</w:t>
-            </w:r>
-            <w:r>
-              <w:rPr>
-                <w:noProof/>
-                <w:webHidden/>
-              </w:rPr>
-              <w:fldChar w:fldCharType="end"/>
-            </w:r>
-          </w:hyperlink>
-        </w:p>
-        <w:p>
-          <w:pPr>
-            <w:pStyle w:val="TOC1"/>
-            <w:rPr>
-              <w:rFonts w:asciiTheme="minorHAnsi" w:eastAsiaTheme="minorEastAsia" w:hAnsiTheme="minorHAnsi" w:cstheme="minorBidi"/>
-              <w:noProof/>
-              <w:kern w:val="2"/>
-              <w:lang w:val="en-GB" w:eastAsia="en-GB"/>
-              <w14:ligatures w14:val="standardContextual"/>
-            </w:rPr>
-          </w:pPr>
-          <w:hyperlink w:anchor="_Toc228305683" w:history="1">
-            <w:r>
-              <w:rPr>
-                <w:rStyle w:val="Hyperlink"/>
-                <w:noProof/>
-              </w:rPr>
-              <w:t>PRILOZI</w:t>
-            </w:r>
-            <w:r>
-              <w:rPr>
-                <w:noProof/>
-                <w:webHidden/>
-              </w:rPr>
-              <w:tab/>
-            </w:r>
-            <w:r>
-              <w:rPr>
-                <w:noProof/>
-                <w:webHidden/>
-              </w:rPr>
-              <w:fldChar w:fldCharType="begin"/>
-            </w:r>
-            <w:r>
-              <w:rPr>
-                <w:noProof/>
-                <w:webHidden/>
-              </w:rPr>
-              <w:instrText xml:space="preserve"> PAGEREF _Toc228305683 \h </w:instrText>
-            </w:r>
-            <w:r>
-              <w:rPr>
-                <w:noProof/>
-                <w:webHidden/>
-              </w:rPr>
-            </w:r>
-            <w:r>
-              <w:rPr>
-                <w:noProof/>
-                <w:webHidden/>
-              </w:rPr>
-              <w:fldChar w:fldCharType="separate"/>
-            </w:r>
-            <w:r>
-              <w:rPr>
-                <w:noProof/>
-                <w:webHidden/>
-              </w:rPr>
-              <w:t>5</w:t>
-            </w:r>
-            <w:r>
-              <w:rPr>
-                <w:noProof/>
-                <w:webHidden/>
-              </w:rPr>
-              <w:fldChar w:fldCharType="end"/>
-            </w:r>
-          </w:hyperlink>
-        </w:p>
-        <w:p>
-          <w:r>
-            <w:fldChar w:fldCharType="end"/>
-          </w:r>
-        </w:p>
-      </w:sdtContent>
-    </w:sdt>
-    <w:p>
-      <w:pPr>
+          </w:p>
+        </w:tc>
+      </w:tr>
+      <w:tr ns2:paraId="604BE816" ns2:textId="77777777">
+        <w:trPr>
+          <w:trHeight w:val="340"/>
+          <w:jc w:val="center"/>
+        </w:trPr>
+        <w:tc>
+          <w:tcPr>
+            <w:tcW w:w="1400" w:type="dxa"/>
+            <w:vAlign w:val="center"/>
+          </w:tcPr>
+          <w:p ns2:paraId="5E2A1294" ns2:textId="77777777"/>
+        </w:tc>
+        <w:tc>
+          <w:tcPr>
+            <w:tcW w:w="1673" w:type="dxa"/>
+            <w:vAlign w:val="center"/>
+          </w:tcPr>
+          <w:p ns2:paraId="0F17ABFC" ns2:textId="77777777"/>
+        </w:tc>
+        <w:tc>
+          <w:tcPr>
+            <w:tcW w:w="5999" w:type="dxa"/>
+            <w:vAlign w:val="center"/>
+          </w:tcPr>
+          <w:p ns2:paraId="1A2D8B76" ns2:textId="77777777"/>
+        </w:tc>
+      </w:tr>
+      <w:tr ns2:paraId="317D66C1" ns2:textId="77777777">
+        <w:trPr>
+          <w:trHeight w:val="340"/>
+          <w:jc w:val="center"/>
+        </w:trPr>
+        <w:tc>
+          <w:tcPr>
+            <w:tcW w:w="1400" w:type="dxa"/>
+            <w:vAlign w:val="center"/>
+          </w:tcPr>
+          <w:p ns2:paraId="5B137300" ns2:textId="77777777"/>
+        </w:tc>
+        <w:tc>
+          <w:tcPr>
+            <w:tcW w:w="1673" w:type="dxa"/>
+            <w:vAlign w:val="center"/>
+          </w:tcPr>
+          <w:p ns2:paraId="142FAD21" ns2:textId="77777777"/>
+        </w:tc>
+        <w:tc>
+          <w:tcPr>
+            <w:tcW w:w="5999" w:type="dxa"/>
+            <w:vAlign w:val="center"/>
+          </w:tcPr>
+          <w:p ns2:paraId="04119492" ns2:textId="77777777"/>
+        </w:tc>
+      </w:tr>
+      <w:tr ns2:paraId="14268693" ns2:textId="77777777">
+        <w:trPr>
+          <w:trHeight w:val="340"/>
+          <w:jc w:val="center"/>
+        </w:trPr>
+        <w:tc>
+          <w:tcPr>
+            <w:tcW w:w="1400" w:type="dxa"/>
+            <w:vAlign w:val="center"/>
+          </w:tcPr>
+          <w:p ns2:paraId="32DBB90E" ns2:textId="77777777"/>
+        </w:tc>
+        <w:tc>
+          <w:tcPr>
+            <w:tcW w:w="1673" w:type="dxa"/>
+            <w:vAlign w:val="center"/>
+          </w:tcPr>
+          <w:p ns2:paraId="325717BE" ns2:textId="77777777"/>
+        </w:tc>
+        <w:tc>
+          <w:tcPr>
+            <w:tcW w:w="5999" w:type="dxa"/>
+            <w:vAlign w:val="center"/>
+          </w:tcPr>
+          <w:p ns2:paraId="52369CB4" ns2:textId="77777777"/>
+        </w:tc>
+      </w:tr>
+    </w:tbl>
+    <w:p ns2:paraId="332B83A0" ns2:textId="77777777">
+      <w:pPr>
+        <w:pStyle w:val="TEKST"/>
+      </w:pPr>
+    </w:p>
+    <w:p ns2:paraId="2EDC04C9" ns2:textId="77777777">
+      <w:pPr>
+        <w:pStyle w:val="TEKST"/>
+      </w:pPr>
+    </w:p>
+    <w:p ns2:paraId="49B06896" ns2:textId="77777777">
+      <w:pPr>
+        <w:pStyle w:val="TEKST"/>
+      </w:pPr>
+      <w:r>
         <w:rPr>
-          <w:lang w:val="en-US" w:eastAsia="en-US"/>
+          <w:lang w:val="en-US"/>
         </w:rPr>
-      </w:pPr>
-    </w:p>
-    <w:p>
-      <w:pPr>
-        <w:rPr>
-          <w:lang w:val="en-US" w:eastAsia="en-US"/>
-        </w:rPr>
+        <w:t>Key words</w:t>
+      </w:r>
+      <w:r>
+        <w:t>:</w:t>
+      </w:r>
+    </w:p>
+    <w:p ns2:paraId="0FA92CF8" ns2:textId="77777777">
+      <w:pPr>
+        <w:pStyle w:val="TEKST"/>
+      </w:pPr>
+    </w:p>
+    <w:p ns2:paraId="682EDDD7" ns2:textId="77777777">
+      <w:pPr>
+        <w:pStyle w:val="TEKST"/>
+      </w:pPr>
+    </w:p>
+    <w:p ns2:paraId="69016056" ns2:textId="77777777">
+      <w:pPr>
+        <w:pStyle w:val="TEKST"/>
+      </w:pPr>
+    </w:p>
+    <w:p ns2:paraId="74D9BE46" ns2:textId="77777777">
+      <w:pPr>
+        <w:pStyle w:val="TEKST"/>
         <w:sectPr>
           <w:pgSz w:w="11906" w:h="16838" w:code="9"/>
           <w:pgMar w:top="1418" w:right="1418" w:bottom="1418" w:left="1418" w:header="1162" w:footer="1191" w:gutter="0"/>
@@ -1022,254 +2361,2123 @@
         </w:sectPr>
       </w:pPr>
     </w:p>
-    <w:p>
-      <w:pPr>
-        <w:pStyle w:val="Pomocninaslov"/>
-      </w:pPr>
-      <w:bookmarkStart w:id="2" w:name="_Toc228305674"/>
-      <w:r>
-        <w:lastRenderedPageBreak/>
-        <w:t>POPIS SLIKA</w:t>
-      </w:r>
-      <w:bookmarkEnd w:id="1"/>
-      <w:bookmarkEnd w:id="2"/>
-    </w:p>
-    <w:p>
-      <w:pPr>
-        <w:pStyle w:val="TEKST"/>
-      </w:pPr>
-    </w:p>
-    <w:p>
-      <w:pPr>
-        <w:pStyle w:val="TEKST"/>
-        <w:sectPr>
-          <w:pgSz w:w="11906" w:h="16838" w:code="9"/>
-          <w:pgMar w:top="1418" w:right="1418" w:bottom="1418" w:left="1418" w:header="1162" w:footer="1191" w:gutter="0"/>
-          <w:pgNumType w:fmt="upperRoman"/>
-          <w:cols w:space="708"/>
-          <w:docGrid w:linePitch="360"/>
-        </w:sectPr>
-      </w:pPr>
-    </w:p>
-    <w:p>
-      <w:pPr>
-        <w:pStyle w:val="Pomocninaslov"/>
-      </w:pPr>
-      <w:bookmarkStart w:id="3" w:name="_Toc228305675"/>
-      <w:r>
-        <w:lastRenderedPageBreak/>
-        <w:t>POPIS TABLICA</w:t>
-      </w:r>
-      <w:bookmarkEnd w:id="3"/>
-    </w:p>
-    <w:p>
-      <w:pPr>
-        <w:pStyle w:val="TEKST"/>
-      </w:pPr>
-    </w:p>
-    <w:p>
-      <w:pPr>
-        <w:pStyle w:val="TEKST"/>
-        <w:sectPr>
-          <w:pgSz w:w="11906" w:h="16838" w:code="9"/>
-          <w:pgMar w:top="1418" w:right="1418" w:bottom="1418" w:left="1418" w:header="1162" w:footer="1191" w:gutter="0"/>
-          <w:pgNumType w:fmt="upperRoman"/>
-          <w:cols w:space="708"/>
-          <w:docGrid w:linePitch="360"/>
-        </w:sectPr>
-      </w:pPr>
-    </w:p>
-    <w:p>
+    <w:p ns2:paraId="60656702" ns2:textId="77777777">
       <w:pPr>
         <w:pStyle w:val="Heading1"/>
       </w:pPr>
-      <w:bookmarkStart w:id="4" w:name="_Toc177064157"/>
-      <w:bookmarkStart w:id="5" w:name="_Toc202276731"/>
-      <w:bookmarkStart w:id="6" w:name="_Toc228305676"/>
+      <w:bookmarkStart w:id="17" w:name="_Toc287431606"/>
+      <w:bookmarkStart w:id="18" w:name="_Toc287445047"/>
+      <w:bookmarkStart w:id="19" w:name="_Toc340560280"/>
       <w:r>
         <w:lastRenderedPageBreak/>
         <w:t>UVOD</w:t>
       </w:r>
-      <w:bookmarkEnd w:id="4"/>
-      <w:bookmarkEnd w:id="5"/>
-      <w:bookmarkEnd w:id="6"/>
-    </w:p>
-    <w:p>
+      <w:bookmarkEnd w:id="17"/>
+      <w:bookmarkEnd w:id="18"/>
+      <w:bookmarkEnd w:id="19"/>
+    </w:p>
+    <w:p ns2:paraId="2D2DA101" ns2:textId="77777777">
       <w:pPr>
         <w:pStyle w:val="TEKST"/>
+      </w:pPr>
+      <w:r>
+        <w:t>Tekst uvoda</w:t>
+      </w:r>
+    </w:p>
+    <w:p ns2:paraId="4A865EB5" ns2:textId="77777777">
+      <w:pPr>
+        <w:pStyle w:val="Podnaslov1"/>
+      </w:pPr>
+      <w:bookmarkStart w:id="20" w:name="_Toc340560281"/>
+      <w:r>
+        <w:t>Podnaslov uvoda</w:t>
+      </w:r>
+      <w:bookmarkEnd w:id="20"/>
+    </w:p>
+    <w:p ns2:paraId="1FEC1A33" ns2:textId="77777777">
+      <w:pPr>
+        <w:pStyle w:val="TEKST"/>
+      </w:pPr>
+      <w:r>
+        <w:t>Tekst</w:t>
+      </w:r>
+      <w:r>
+        <w:t xml:space="preserve"> [</w:t>
+      </w:r>
+      <w:r>
+        <w:fldChar w:fldCharType="begin"/>
+      </w:r>
+      <w:r>
+        <w:instrText xml:space="preserve"> REF _Ref287437429 \h </w:instrText>
+      </w:r>
+      <w:r>
+        <w:fldChar w:fldCharType="separate"/>
+      </w:r>
+      <w:r>
+        <w:t xml:space="preserve">Slika </w:t>
+      </w:r>
+      <w:r>
         <w:rPr>
-          <w:color w:val="000000"/>
+          <w:noProof/>
         </w:rPr>
-      </w:pPr>
-    </w:p>
-    <w:p>
+        <w:t>1</w:t>
+      </w:r>
+      <w:r>
+        <w:fldChar w:fldCharType="end"/>
+      </w:r>
+      <w:r>
+        <w:t>]</w:t>
+      </w:r>
+      <w:r>
+        <w:t>. U po</w:t>
+      </w:r>
+      <w:r>
+        <w:t>t</w:t>
+      </w:r>
+      <w:r>
+        <w:t>pisu slike razmak između brojke i teksta definirati s tipkom "</w:t>
+      </w:r>
+      <w:proofErr w:type="spellStart"/>
+      <w:r>
+        <w:rPr>
+          <w:b/>
+        </w:rPr>
+        <w:t>Tab</w:t>
+      </w:r>
+      <w:proofErr w:type="spellEnd"/>
+      <w:r>
+        <w:rPr>
+          <w:b/>
+        </w:rPr>
+        <w:t>"</w:t>
+      </w:r>
+      <w:r>
+        <w:t>.</w:t>
+      </w:r>
+    </w:p>
+    <w:p ns2:paraId="3FB5E534" ns2:textId="77777777">
+      <w:pPr>
+        <w:pStyle w:val="SlikaTablica"/>
+      </w:pPr>
+      <w:r>
+        <w:rPr>
+          <w:noProof/>
+        </w:rPr>
+        <w:drawing>
+          <ns4:inline distT="0" distB="0" distL="0" distR="0" ns5:anchorId="5A523A40" ns5:editId="1F918DE2">
+            <ns4:extent cx="2657475" cy="1990725"/>
+            <ns4:effectExtent l="0" t="0" r="9525" b="9525"/>
+            <ns4:docPr id="1" name="Picture 1"/>
+            <ns4:cNvGraphicFramePr>
+              <ns6:graphicFrameLocks noChangeAspect="1"/>
+            </ns4:cNvGraphicFramePr>
+            <ns6:graphic>
+              <ns6:graphicData uri="http://schemas.openxmlformats.org/drawingml/2006/picture">
+                <ns7:pic>
+                  <ns7:nvPicPr>
+                    <ns7:cNvPr id="0" name="Picture 1"/>
+                    <ns7:cNvPicPr>
+                      <ns6:picLocks noChangeAspect="1" noChangeArrowheads="1"/>
+                    </ns7:cNvPicPr>
+                  </ns7:nvPicPr>
+                  <ns7:blipFill>
+                    <ns6:blip ns3:embed="rId10">
+                      <ns6:extLst>
+                        <ns6:ext uri="{28A0092B-C50C-407E-A947-70E740481C1C}">
+                          <ns8:useLocalDpi val="0"/>
+                        </ns6:ext>
+                      </ns6:extLst>
+                    </ns6:blip>
+                    <ns6:srcRect/>
+                    <ns6:stretch>
+                      <ns6:fillRect/>
+                    </ns6:stretch>
+                  </ns7:blipFill>
+                  <ns7:spPr bwMode="auto">
+                    <ns6:xfrm>
+                      <ns6:off x="0" y="0"/>
+                      <ns6:ext cx="2657475" cy="1990725"/>
+                    </ns6:xfrm>
+                    <ns6:prstGeom prst="rect">
+                      <ns6:avLst/>
+                    </ns6:prstGeom>
+                    <ns6:noFill/>
+                    <ns6:ln>
+                      <ns6:noFill/>
+                    </ns6:ln>
+                  </ns7:spPr>
+                </ns7:pic>
+              </ns6:graphicData>
+            </ns6:graphic>
+          </ns4:inline>
+        </w:drawing>
+      </w:r>
+      <w:r>
+        <w:t xml:space="preserve"> </w:t>
+      </w:r>
+      <w:r>
+        <w:rPr>
+          <w:noProof/>
+        </w:rPr>
+        <w:drawing>
+          <ns4:inline distT="0" distB="0" distL="0" distR="0" ns5:anchorId="2DFCC868" ns5:editId="55A10530">
+            <ns4:extent cx="2524125" cy="2000250"/>
+            <ns4:effectExtent l="0" t="0" r="9525" b="0"/>
+            <ns4:docPr id="2" name="Picture 2"/>
+            <ns4:cNvGraphicFramePr>
+              <ns6:graphicFrameLocks noChangeAspect="1"/>
+            </ns4:cNvGraphicFramePr>
+            <ns6:graphic>
+              <ns6:graphicData uri="http://schemas.openxmlformats.org/drawingml/2006/picture">
+                <ns7:pic>
+                  <ns7:nvPicPr>
+                    <ns7:cNvPr id="0" name="Picture 2"/>
+                    <ns7:cNvPicPr>
+                      <ns6:picLocks noChangeAspect="1" noChangeArrowheads="1"/>
+                    </ns7:cNvPicPr>
+                  </ns7:nvPicPr>
+                  <ns7:blipFill>
+                    <ns6:blip ns3:embed="rId11">
+                      <ns6:extLst>
+                        <ns6:ext uri="{28A0092B-C50C-407E-A947-70E740481C1C}">
+                          <ns8:useLocalDpi val="0"/>
+                        </ns6:ext>
+                      </ns6:extLst>
+                    </ns6:blip>
+                    <ns6:srcRect/>
+                    <ns6:stretch>
+                      <ns6:fillRect/>
+                    </ns6:stretch>
+                  </ns7:blipFill>
+                  <ns7:spPr bwMode="auto">
+                    <ns6:xfrm>
+                      <ns6:off x="0" y="0"/>
+                      <ns6:ext cx="2524125" cy="2000250"/>
+                    </ns6:xfrm>
+                    <ns6:prstGeom prst="rect">
+                      <ns6:avLst/>
+                    </ns6:prstGeom>
+                    <ns6:noFill/>
+                    <ns6:ln>
+                      <ns6:noFill/>
+                    </ns6:ln>
+                  </ns7:spPr>
+                </ns7:pic>
+              </ns6:graphicData>
+            </ns6:graphic>
+          </ns4:inline>
+        </w:drawing>
+      </w:r>
+    </w:p>
+    <w:p ns2:paraId="4026CB17" ns2:textId="77777777">
+      <w:pPr>
+        <w:pStyle w:val="Caption"/>
+      </w:pPr>
+      <w:bookmarkStart w:id="21" w:name="_Ref287437429"/>
+      <w:bookmarkStart w:id="22" w:name="_Toc287599551"/>
+      <w:bookmarkStart w:id="23" w:name="_Toc294095691"/>
+      <w:r>
+        <w:t xml:space="preserve">Slika </w:t>
+      </w:r>
+      <w:fldSimple w:instr=" SEQ Slika \* ARABIC ">
+        <w:r>
+          <w:rPr>
+            <w:noProof/>
+          </w:rPr>
+          <w:t>1</w:t>
+        </w:r>
+      </w:fldSimple>
+      <w:bookmarkEnd w:id="21"/>
+      <w:r>
+        <w:t>.</w:t>
+      </w:r>
+      <w:r>
+        <w:tab/>
+      </w:r>
+      <w:r>
+        <w:t>Kako opisati</w:t>
+      </w:r>
+      <w:bookmarkEnd w:id="22"/>
+      <w:bookmarkEnd w:id="23"/>
+    </w:p>
+    <w:p ns2:paraId="2B4A0AF9" ns2:textId="77777777">
+      <w:pPr>
+        <w:pStyle w:val="Podnaslov1"/>
+      </w:pPr>
+      <w:bookmarkStart w:id="24" w:name="_Toc340560282"/>
+      <w:r>
+        <w:t>Podnaslov uvod</w:t>
+      </w:r>
+      <w:r>
+        <w:t>a</w:t>
+      </w:r>
+      <w:bookmarkEnd w:id="24"/>
+    </w:p>
+    <w:p ns2:paraId="5293AF39" ns2:textId="77777777">
       <w:pPr>
         <w:pStyle w:val="TEKST"/>
       </w:pPr>
-    </w:p>
-    <w:p>
+      <w:r>
+        <w:t>Tekst [</w:t>
+      </w:r>
+      <w:r>
+        <w:fldChar w:fldCharType="begin"/>
+      </w:r>
+      <w:r>
+        <w:instrText xml:space="preserve"> REF _Ref287438310 \h </w:instrText>
+      </w:r>
+      <w:r>
+        <w:fldChar w:fldCharType="separate"/>
+      </w:r>
+      <w:r>
+        <w:t xml:space="preserve">Slika </w:t>
+      </w:r>
+      <w:r>
+        <w:rPr>
+          <w:noProof/>
+        </w:rPr>
+        <w:t>2</w:t>
+      </w:r>
+      <w:r>
+        <w:fldChar w:fldCharType="end"/>
+      </w:r>
+      <w:r>
+        <w:t>]</w:t>
+      </w:r>
+    </w:p>
+    <w:p ns2:paraId="06B60377" ns2:textId="77777777">
+      <w:pPr>
+        <w:pStyle w:val="SlikaTablica"/>
+      </w:pPr>
+      <w:r>
+        <w:rPr>
+          <w:noProof/>
+        </w:rPr>
+        <w:drawing>
+          <ns4:inline distT="0" distB="0" distL="0" distR="0" ns5:anchorId="1D50E040" ns5:editId="42B7BA9C">
+            <ns4:extent cx="2943225" cy="2228850"/>
+            <ns4:effectExtent l="0" t="0" r="9525" b="0"/>
+            <ns4:docPr id="3" name="Picture 3"/>
+            <ns4:cNvGraphicFramePr>
+              <ns6:graphicFrameLocks noChangeAspect="1"/>
+            </ns4:cNvGraphicFramePr>
+            <ns6:graphic>
+              <ns6:graphicData uri="http://schemas.openxmlformats.org/drawingml/2006/picture">
+                <ns7:pic>
+                  <ns7:nvPicPr>
+                    <ns7:cNvPr id="0" name="Picture 3"/>
+                    <ns7:cNvPicPr>
+                      <ns6:picLocks noChangeAspect="1" noChangeArrowheads="1"/>
+                    </ns7:cNvPicPr>
+                  </ns7:nvPicPr>
+                  <ns7:blipFill>
+                    <ns6:blip ns3:embed="rId12">
+                      <ns6:extLst>
+                        <ns6:ext uri="{28A0092B-C50C-407E-A947-70E740481C1C}">
+                          <ns8:useLocalDpi val="0"/>
+                        </ns6:ext>
+                      </ns6:extLst>
+                    </ns6:blip>
+                    <ns6:srcRect/>
+                    <ns6:stretch>
+                      <ns6:fillRect/>
+                    </ns6:stretch>
+                  </ns7:blipFill>
+                  <ns7:spPr bwMode="auto">
+                    <ns6:xfrm>
+                      <ns6:off x="0" y="0"/>
+                      <ns6:ext cx="2943225" cy="2228850"/>
+                    </ns6:xfrm>
+                    <ns6:prstGeom prst="rect">
+                      <ns6:avLst/>
+                    </ns6:prstGeom>
+                    <ns6:noFill/>
+                    <ns6:ln>
+                      <ns6:noFill/>
+                    </ns6:ln>
+                  </ns7:spPr>
+                </ns7:pic>
+              </ns6:graphicData>
+            </ns6:graphic>
+          </ns4:inline>
+        </w:drawing>
+      </w:r>
+      <w:r>
+        <w:t xml:space="preserve"> </w:t>
+      </w:r>
+      <w:r>
+        <w:rPr>
+          <w:noProof/>
+        </w:rPr>
+        <w:drawing>
+          <ns4:inline distT="0" distB="0" distL="0" distR="0" ns5:anchorId="1D7ED7D4" ns5:editId="262A9BBC">
+            <ns4:extent cx="2657475" cy="2524125"/>
+            <ns4:effectExtent l="0" t="0" r="9525" b="9525"/>
+            <ns4:docPr id="4" name="Picture 4"/>
+            <ns4:cNvGraphicFramePr>
+              <ns6:graphicFrameLocks noChangeAspect="1"/>
+            </ns4:cNvGraphicFramePr>
+            <ns6:graphic>
+              <ns6:graphicData uri="http://schemas.openxmlformats.org/drawingml/2006/picture">
+                <ns7:pic>
+                  <ns7:nvPicPr>
+                    <ns7:cNvPr id="0" name="Picture 4"/>
+                    <ns7:cNvPicPr>
+                      <ns6:picLocks noChangeAspect="1" noChangeArrowheads="1"/>
+                    </ns7:cNvPicPr>
+                  </ns7:nvPicPr>
+                  <ns7:blipFill>
+                    <ns6:blip ns3:embed="rId13">
+                      <ns6:extLst>
+                        <ns6:ext uri="{28A0092B-C50C-407E-A947-70E740481C1C}">
+                          <ns8:useLocalDpi val="0"/>
+                        </ns6:ext>
+                      </ns6:extLst>
+                    </ns6:blip>
+                    <ns6:srcRect/>
+                    <ns6:stretch>
+                      <ns6:fillRect/>
+                    </ns6:stretch>
+                  </ns7:blipFill>
+                  <ns7:spPr bwMode="auto">
+                    <ns6:xfrm>
+                      <ns6:off x="0" y="0"/>
+                      <ns6:ext cx="2657475" cy="2524125"/>
+                    </ns6:xfrm>
+                    <ns6:prstGeom prst="rect">
+                      <ns6:avLst/>
+                    </ns6:prstGeom>
+                    <ns6:noFill/>
+                    <ns6:ln>
+                      <ns6:noFill/>
+                    </ns6:ln>
+                  </ns7:spPr>
+                </ns7:pic>
+              </ns6:graphicData>
+            </ns6:graphic>
+          </ns4:inline>
+        </w:drawing>
+      </w:r>
+    </w:p>
+    <w:p ns2:paraId="0FAF92F9" ns2:textId="77777777">
+      <w:pPr>
+        <w:pStyle w:val="Caption"/>
+      </w:pPr>
+      <w:bookmarkStart w:id="25" w:name="_Ref287438310"/>
+      <w:bookmarkStart w:id="26" w:name="_Toc287599552"/>
+      <w:bookmarkStart w:id="27" w:name="_Toc294095692"/>
+      <w:r>
+        <w:t xml:space="preserve">Slika </w:t>
+      </w:r>
+      <w:fldSimple w:instr=" SEQ Slika \* ARABIC ">
+        <w:r>
+          <w:rPr>
+            <w:noProof/>
+          </w:rPr>
+          <w:t>2</w:t>
+        </w:r>
+      </w:fldSimple>
+      <w:bookmarkEnd w:id="25"/>
+      <w:r>
+        <w:t>.</w:t>
+      </w:r>
+      <w:r>
+        <w:tab/>
+      </w:r>
+      <w:r>
+        <w:t>Kako ubaciti referencu slike u tekst</w:t>
+      </w:r>
+      <w:bookmarkEnd w:id="26"/>
+      <w:bookmarkEnd w:id="27"/>
+    </w:p>
+    <w:p ns2:paraId="5DA60A69" ns2:textId="77777777">
       <w:pPr>
         <w:pStyle w:val="TEKST"/>
-        <w:sectPr>
-          <w:footerReference w:type="default" r:id="rId10"/>
-          <w:pgSz w:w="11906" w:h="16838" w:code="9"/>
-          <w:pgMar w:top="1418" w:right="1418" w:bottom="1418" w:left="1418" w:header="1162" w:footer="1191" w:gutter="0"/>
-          <w:pgNumType w:start="1"/>
-          <w:cols w:space="708"/>
-          <w:docGrid w:linePitch="360"/>
-        </w:sectPr>
-      </w:pPr>
-    </w:p>
-    <w:p>
+      </w:pPr>
+      <w:r>
+        <w:t>Tekst vezan uz nabrajanje:</w:t>
+      </w:r>
+    </w:p>
+    <w:p ns2:paraId="45EA4193" ns2:textId="77777777">
+      <w:pPr>
+        <w:pStyle w:val="TEKSTnavod123"/>
+      </w:pPr>
+      <w:r>
+        <w:t>Navod 1 Navod 1</w:t>
+      </w:r>
+      <w:r>
+        <w:t xml:space="preserve"> </w:t>
+      </w:r>
+      <w:r>
+        <w:t>Navod 1</w:t>
+      </w:r>
+      <w:r>
+        <w:t xml:space="preserve"> </w:t>
+      </w:r>
+      <w:r>
+        <w:t>Navod 1</w:t>
+      </w:r>
+      <w:r>
+        <w:t xml:space="preserve"> </w:t>
+      </w:r>
+      <w:r>
+        <w:t>Navod 1</w:t>
+      </w:r>
+      <w:r>
+        <w:t xml:space="preserve"> </w:t>
+      </w:r>
+      <w:r>
+        <w:t>Navod 1</w:t>
+      </w:r>
+      <w:r>
+        <w:t xml:space="preserve"> </w:t>
+      </w:r>
+      <w:r>
+        <w:t>Navod 1</w:t>
+      </w:r>
+      <w:r>
+        <w:t xml:space="preserve"> </w:t>
+      </w:r>
+      <w:r>
+        <w:t>Navod 1</w:t>
+      </w:r>
+      <w:r>
+        <w:t xml:space="preserve"> </w:t>
+      </w:r>
+      <w:r>
+        <w:t>Navod 1</w:t>
+      </w:r>
+      <w:r>
+        <w:t xml:space="preserve"> </w:t>
+      </w:r>
+      <w:r>
+        <w:t>Navod 1</w:t>
+      </w:r>
+      <w:r>
+        <w:t xml:space="preserve"> </w:t>
+      </w:r>
+      <w:r>
+        <w:t>Navod 1</w:t>
+      </w:r>
+      <w:r>
+        <w:t xml:space="preserve"> </w:t>
+      </w:r>
+      <w:r>
+        <w:t>Navod 1</w:t>
+      </w:r>
+      <w:r>
+        <w:t xml:space="preserve"> </w:t>
+      </w:r>
+      <w:r>
+        <w:t>Navod 1</w:t>
+      </w:r>
+      <w:r>
+        <w:t xml:space="preserve"> </w:t>
+      </w:r>
+      <w:r>
+        <w:t>Navod 1</w:t>
+      </w:r>
+    </w:p>
+    <w:p ns2:paraId="46E27FAA" ns2:textId="77777777">
+      <w:pPr>
+        <w:pStyle w:val="TEKSTnavod123"/>
+      </w:pPr>
+      <w:r>
+        <w:t>Navod 2</w:t>
+      </w:r>
+    </w:p>
+    <w:p ns2:paraId="7A487FBC" ns2:textId="77777777">
       <w:pPr>
         <w:pStyle w:val="Heading1"/>
       </w:pPr>
-      <w:bookmarkStart w:id="7" w:name="_Toc202276732"/>
-      <w:bookmarkStart w:id="8" w:name="_Toc228305677"/>
+      <w:bookmarkStart w:id="28" w:name="_Toc287445048"/>
+      <w:bookmarkStart w:id="29" w:name="_Toc340560283"/>
       <w:r>
         <w:lastRenderedPageBreak/>
-        <w:t>P</w:t>
-      </w:r>
-      <w:bookmarkEnd w:id="7"/>
-      <w:r>
-        <w:t>OGLAVLJE</w:t>
-      </w:r>
-      <w:bookmarkEnd w:id="8"/>
+        <w:t>NASLOV POGLAVLJA</w:t>
+      </w:r>
+      <w:bookmarkEnd w:id="28"/>
+      <w:bookmarkEnd w:id="29"/>
+    </w:p>
+    <w:p ns2:paraId="4A594D7A" ns2:textId="77777777">
+      <w:pPr>
+        <w:pStyle w:val="Podnaslov1"/>
+      </w:pPr>
+      <w:bookmarkStart w:id="30" w:name="_Toc340560284"/>
+      <w:r>
+        <w:t>Podnaslov</w:t>
+      </w:r>
+      <w:bookmarkEnd w:id="30"/>
+    </w:p>
+    <w:p ns2:paraId="5EFE16A9" ns2:textId="77777777">
+      <w:pPr>
+        <w:pStyle w:val="TEKST"/>
+      </w:pPr>
+      <w:r>
+        <w:t>Tekst</w:t>
+      </w:r>
+    </w:p>
+    <w:p ns2:paraId="54B84D53" ns2:textId="77777777">
+      <w:pPr>
+        <w:pStyle w:val="TEKST"/>
+      </w:pPr>
+      <w:r>
+        <w:t>Tekst vezan uz nabrajanje:</w:t>
+      </w:r>
+    </w:p>
+    <w:p ns2:paraId="3D7B53A0" ns2:textId="77777777">
+      <w:pPr>
+        <w:pStyle w:val="TEKSTnavod"/>
+      </w:pPr>
+      <w:r>
+        <w:t>Navod 1 Navod 1</w:t>
+      </w:r>
       <w:r>
         <w:t xml:space="preserve"> </w:t>
       </w:r>
-    </w:p>
-    <w:p>
+      <w:r>
+        <w:t>Navod 1</w:t>
+      </w:r>
+      <w:r>
+        <w:t xml:space="preserve"> </w:t>
+      </w:r>
+      <w:r>
+        <w:t>Navod 1</w:t>
+      </w:r>
+      <w:r>
+        <w:t xml:space="preserve"> </w:t>
+      </w:r>
+      <w:r>
+        <w:t>Navod 1</w:t>
+      </w:r>
+      <w:r>
+        <w:t xml:space="preserve"> </w:t>
+      </w:r>
+      <w:r>
+        <w:t>Navod 1</w:t>
+      </w:r>
+      <w:r>
+        <w:t xml:space="preserve"> </w:t>
+      </w:r>
+      <w:r>
+        <w:t>Navod 1</w:t>
+      </w:r>
+      <w:r>
+        <w:t xml:space="preserve"> </w:t>
+      </w:r>
+      <w:r>
+        <w:t>Navod 1</w:t>
+      </w:r>
+      <w:r>
+        <w:t xml:space="preserve"> </w:t>
+      </w:r>
+      <w:r>
+        <w:t>Navod 1</w:t>
+      </w:r>
+      <w:r>
+        <w:t xml:space="preserve"> </w:t>
+      </w:r>
+      <w:r>
+        <w:t>Navod 1</w:t>
+      </w:r>
+      <w:r>
+        <w:t xml:space="preserve"> </w:t>
+      </w:r>
+      <w:r>
+        <w:t>Navod 1</w:t>
+      </w:r>
+    </w:p>
+    <w:p ns2:paraId="3F43FF3C" ns2:textId="77777777">
+      <w:pPr>
+        <w:pStyle w:val="TEKSTnavod"/>
+      </w:pPr>
+      <w:r>
+        <w:t>Navod 2</w:t>
+      </w:r>
+    </w:p>
+    <w:p ns2:paraId="2EA38008" ns2:textId="77777777">
       <w:pPr>
         <w:pStyle w:val="TEKST"/>
       </w:pPr>
-    </w:p>
-    <w:p>
+      <w:r>
+        <w:t>Tekst [</w:t>
+      </w:r>
+      <w:r>
+        <w:fldChar w:fldCharType="begin"/>
+      </w:r>
+      <w:r>
+        <w:instrText xml:space="preserve"> REF _Ref287437879 \h </w:instrText>
+      </w:r>
+      <w:r>
+        <w:fldChar w:fldCharType="separate"/>
+      </w:r>
+      <w:r>
+        <w:t xml:space="preserve">Slika </w:t>
+      </w:r>
+      <w:r>
+        <w:rPr>
+          <w:noProof/>
+        </w:rPr>
+        <w:t>3</w:t>
+      </w:r>
+      <w:r>
+        <w:fldChar w:fldCharType="end"/>
+      </w:r>
+      <w:r>
+        <w:t>]</w:t>
+      </w:r>
+    </w:p>
+    <w:p ns2:paraId="51738793" ns2:textId="77777777">
+      <w:pPr>
+        <w:pStyle w:val="SlikaTablica"/>
+      </w:pPr>
+      <w:r>
+        <w:rPr>
+          <w:noProof/>
+        </w:rPr>
+        <w:drawing>
+          <ns4:inline distT="0" distB="0" distL="0" distR="0" ns5:anchorId="4BA54C38" ns5:editId="1F69E0C7">
+            <ns4:extent cx="2943225" cy="2228850"/>
+            <ns4:effectExtent l="0" t="0" r="9525" b="0"/>
+            <ns4:docPr id="5" name="Picture 5"/>
+            <ns4:cNvGraphicFramePr>
+              <ns6:graphicFrameLocks noChangeAspect="1"/>
+            </ns4:cNvGraphicFramePr>
+            <ns6:graphic>
+              <ns6:graphicData uri="http://schemas.openxmlformats.org/drawingml/2006/picture">
+                <ns7:pic>
+                  <ns7:nvPicPr>
+                    <ns7:cNvPr id="0" name="Picture 5"/>
+                    <ns7:cNvPicPr>
+                      <ns6:picLocks noChangeAspect="1" noChangeArrowheads="1"/>
+                    </ns7:cNvPicPr>
+                  </ns7:nvPicPr>
+                  <ns7:blipFill>
+                    <ns6:blip ns3:embed="rId12">
+                      <ns6:extLst>
+                        <ns6:ext uri="{28A0092B-C50C-407E-A947-70E740481C1C}">
+                          <ns8:useLocalDpi val="0"/>
+                        </ns6:ext>
+                      </ns6:extLst>
+                    </ns6:blip>
+                    <ns6:srcRect/>
+                    <ns6:stretch>
+                      <ns6:fillRect/>
+                    </ns6:stretch>
+                  </ns7:blipFill>
+                  <ns7:spPr bwMode="auto">
+                    <ns6:xfrm>
+                      <ns6:off x="0" y="0"/>
+                      <ns6:ext cx="2943225" cy="2228850"/>
+                    </ns6:xfrm>
+                    <ns6:prstGeom prst="rect">
+                      <ns6:avLst/>
+                    </ns6:prstGeom>
+                    <ns6:noFill/>
+                    <ns6:ln>
+                      <ns6:noFill/>
+                    </ns6:ln>
+                  </ns7:spPr>
+                </ns7:pic>
+              </ns6:graphicData>
+            </ns6:graphic>
+          </ns4:inline>
+        </w:drawing>
+      </w:r>
+      <w:r>
+        <w:t xml:space="preserve"> </w:t>
+      </w:r>
+      <w:r>
+        <w:rPr>
+          <w:noProof/>
+        </w:rPr>
+        <w:drawing>
+          <ns4:inline distT="0" distB="0" distL="0" distR="0" ns5:anchorId="3BE1035E" ns5:editId="424AF528">
+            <ns4:extent cx="2657475" cy="2533650"/>
+            <ns4:effectExtent l="0" t="0" r="9525" b="0"/>
+            <ns4:docPr id="6" name="Picture 6"/>
+            <ns4:cNvGraphicFramePr>
+              <ns6:graphicFrameLocks noChangeAspect="1"/>
+            </ns4:cNvGraphicFramePr>
+            <ns6:graphic>
+              <ns6:graphicData uri="http://schemas.openxmlformats.org/drawingml/2006/picture">
+                <ns7:pic>
+                  <ns7:nvPicPr>
+                    <ns7:cNvPr id="0" name="Picture 6"/>
+                    <ns7:cNvPicPr>
+                      <ns6:picLocks noChangeAspect="1" noChangeArrowheads="1"/>
+                    </ns7:cNvPicPr>
+                  </ns7:nvPicPr>
+                  <ns7:blipFill>
+                    <ns6:blip ns3:embed="rId14">
+                      <ns6:extLst>
+                        <ns6:ext uri="{28A0092B-C50C-407E-A947-70E740481C1C}">
+                          <ns8:useLocalDpi val="0"/>
+                        </ns6:ext>
+                      </ns6:extLst>
+                    </ns6:blip>
+                    <ns6:srcRect/>
+                    <ns6:stretch>
+                      <ns6:fillRect/>
+                    </ns6:stretch>
+                  </ns7:blipFill>
+                  <ns7:spPr bwMode="auto">
+                    <ns6:xfrm>
+                      <ns6:off x="0" y="0"/>
+                      <ns6:ext cx="2657475" cy="2533650"/>
+                    </ns6:xfrm>
+                    <ns6:prstGeom prst="rect">
+                      <ns6:avLst/>
+                    </ns6:prstGeom>
+                    <ns6:noFill/>
+                    <ns6:ln>
+                      <ns6:noFill/>
+                    </ns6:ln>
+                  </ns7:spPr>
+                </ns7:pic>
+              </ns6:graphicData>
+            </ns6:graphic>
+          </ns4:inline>
+        </w:drawing>
+      </w:r>
+    </w:p>
+    <w:p ns2:paraId="5824F5FB" ns2:textId="77777777">
+      <w:pPr>
+        <w:pStyle w:val="Caption"/>
+      </w:pPr>
+      <w:bookmarkStart w:id="31" w:name="_Ref287437879"/>
+      <w:bookmarkStart w:id="32" w:name="_Toc287599553"/>
+      <w:bookmarkStart w:id="33" w:name="_Toc294095693"/>
+      <w:r>
+        <w:t xml:space="preserve">Slika </w:t>
+      </w:r>
+      <w:fldSimple w:instr=" SEQ Slika \* ARABIC ">
+        <w:r>
+          <w:rPr>
+            <w:noProof/>
+          </w:rPr>
+          <w:t>3</w:t>
+        </w:r>
+      </w:fldSimple>
+      <w:bookmarkEnd w:id="31"/>
+      <w:r>
+        <w:t>.</w:t>
+      </w:r>
+      <w:r>
+        <w:tab/>
+      </w:r>
+      <w:r>
+        <w:t xml:space="preserve">Kako ubaciti referencu tablice </w:t>
+      </w:r>
+      <w:r>
+        <w:t>u tekst</w:t>
+      </w:r>
+      <w:bookmarkEnd w:id="32"/>
+      <w:bookmarkEnd w:id="33"/>
+    </w:p>
+    <w:p ns2:paraId="1CFD8763" ns2:textId="77777777">
       <w:pPr>
         <w:pStyle w:val="Podnaslov1"/>
       </w:pPr>
-      <w:bookmarkStart w:id="9" w:name="_Toc228305678"/>
-      <w:r>
-        <w:t>Pod poglavlje</w:t>
-      </w:r>
-      <w:bookmarkEnd w:id="9"/>
-    </w:p>
-    <w:p>
+      <w:bookmarkStart w:id="34" w:name="_Toc340560285"/>
+      <w:r>
+        <w:t>Podnaslov</w:t>
+      </w:r>
+      <w:bookmarkEnd w:id="34"/>
+      <w:r>
+        <w:t xml:space="preserve"> </w:t>
+      </w:r>
+    </w:p>
+    <w:p ns2:paraId="453F9557" ns2:textId="77777777">
       <w:pPr>
         <w:pStyle w:val="TEKST"/>
       </w:pPr>
-    </w:p>
-    <w:p>
+      <w:r>
+        <w:t>Tekst</w:t>
+      </w:r>
+      <w:r>
+        <w:t xml:space="preserve"> [</w:t>
+      </w:r>
+      <w:r>
+        <w:fldChar w:fldCharType="begin"/>
+      </w:r>
+      <w:r>
+        <w:instrText xml:space="preserve"> REF _Ref287437985 \h </w:instrText>
+      </w:r>
+      <w:r>
+        <w:fldChar w:fldCharType="separate"/>
+      </w:r>
+      <w:r>
+        <w:t xml:space="preserve">Tablica </w:t>
+      </w:r>
+      <w:r>
+        <w:rPr>
+          <w:noProof/>
+        </w:rPr>
+        <w:t>1</w:t>
+      </w:r>
+      <w:r>
+        <w:fldChar w:fldCharType="end"/>
+      </w:r>
+      <w:r>
+        <w:t>]</w:t>
+      </w:r>
+      <w:r>
+        <w:t>. U natpisu tablice razmak između brojke i teksta definirati s tipkom "</w:t>
+      </w:r>
+      <w:proofErr w:type="spellStart"/>
+      <w:r>
+        <w:rPr>
+          <w:b/>
+        </w:rPr>
+        <w:t>Tab</w:t>
+      </w:r>
+      <w:proofErr w:type="spellEnd"/>
+      <w:r>
+        <w:rPr>
+          <w:b/>
+        </w:rPr>
+        <w:t>"</w:t>
+      </w:r>
+    </w:p>
+    <w:p ns2:paraId="3351032C" ns2:textId="77777777">
+      <w:pPr>
+        <w:pStyle w:val="Caption"/>
+      </w:pPr>
+      <w:bookmarkStart w:id="35" w:name="_Ref287437985"/>
+      <w:bookmarkStart w:id="36" w:name="_Toc294095696"/>
+      <w:r>
+        <w:t xml:space="preserve">Tablica </w:t>
+      </w:r>
+      <w:fldSimple w:instr=" SEQ Tablica \* ARABIC ">
+        <w:r>
+          <w:rPr>
+            <w:noProof/>
+          </w:rPr>
+          <w:t>1</w:t>
+        </w:r>
+      </w:fldSimple>
+      <w:bookmarkEnd w:id="35"/>
+      <w:r>
+        <w:t>.</w:t>
+      </w:r>
+      <w:r>
+        <w:tab/>
+      </w:r>
+      <w:r>
+        <w:t>Naziv (kratki opis) tablice</w:t>
+      </w:r>
+      <w:bookmarkEnd w:id="36"/>
+    </w:p>
+    <w:tbl>
+      <w:tblPr>
+        <w:tblW w:w="9072" w:type="dxa"/>
+        <w:jc w:val="center"/>
+        <w:tblBorders>
+          <w:top w:val="double" w:sz="4" w:space="0" w:color="auto"/>
+          <w:left w:val="double" w:sz="4" w:space="0" w:color="auto"/>
+          <w:bottom w:val="double" w:sz="4" w:space="0" w:color="auto"/>
+          <w:right w:val="double" w:sz="4" w:space="0" w:color="auto"/>
+          <w:insideH w:val="single" w:sz="6" w:space="0" w:color="auto"/>
+          <w:insideV w:val="single" w:sz="6" w:space="0" w:color="auto"/>
+        </w:tblBorders>
+        <w:tblLook w:val="01E0" w:firstRow="1" w:lastRow="1" w:firstColumn="1" w:lastColumn="1" w:noHBand="0" w:noVBand="0"/>
+      </w:tblPr>
+      <w:tblGrid>
+        <w:gridCol w:w="3024"/>
+        <w:gridCol w:w="3024"/>
+        <w:gridCol w:w="3024"/>
+      </w:tblGrid>
+      <w:tr ns2:paraId="24D4807F" ns2:textId="77777777">
+        <w:trPr>
+          <w:jc w:val="center"/>
+        </w:trPr>
+        <w:tc>
+          <w:tcPr>
+            <w:tcW w:w="3190" w:type="dxa"/>
+            <w:tcBorders>
+              <w:top w:val="double" w:sz="4" w:space="0" w:color="auto"/>
+              <w:bottom w:val="double" w:sz="4" w:space="0" w:color="auto"/>
+            </w:tcBorders>
+          </w:tcPr>
+          <w:p ns2:paraId="45F37D49" ns2:textId="77777777">
+            <w:pPr>
+              <w:pStyle w:val="TEKST"/>
+            </w:pPr>
+          </w:p>
+        </w:tc>
+        <w:tc>
+          <w:tcPr>
+            <w:tcW w:w="3190" w:type="dxa"/>
+            <w:tcBorders>
+              <w:top w:val="double" w:sz="4" w:space="0" w:color="auto"/>
+              <w:bottom w:val="double" w:sz="4" w:space="0" w:color="auto"/>
+            </w:tcBorders>
+          </w:tcPr>
+          <w:p ns2:paraId="291A2C3E" ns2:textId="77777777">
+            <w:pPr>
+              <w:pStyle w:val="TEKST"/>
+            </w:pPr>
+          </w:p>
+        </w:tc>
+        <w:tc>
+          <w:tcPr>
+            <w:tcW w:w="3190" w:type="dxa"/>
+            <w:tcBorders>
+              <w:top w:val="double" w:sz="4" w:space="0" w:color="auto"/>
+              <w:bottom w:val="double" w:sz="4" w:space="0" w:color="auto"/>
+            </w:tcBorders>
+          </w:tcPr>
+          <w:p ns2:paraId="6C200E61" ns2:textId="77777777">
+            <w:pPr>
+              <w:pStyle w:val="TEKST"/>
+            </w:pPr>
+          </w:p>
+        </w:tc>
+      </w:tr>
+      <w:tr ns2:paraId="51CE1E09" ns2:textId="77777777">
+        <w:trPr>
+          <w:jc w:val="center"/>
+        </w:trPr>
+        <w:tc>
+          <w:tcPr>
+            <w:tcW w:w="3190" w:type="dxa"/>
+            <w:tcBorders>
+              <w:top w:val="double" w:sz="4" w:space="0" w:color="auto"/>
+            </w:tcBorders>
+          </w:tcPr>
+          <w:p ns2:paraId="0752594A" ns2:textId="77777777">
+            <w:pPr>
+              <w:pStyle w:val="TEKST"/>
+            </w:pPr>
+          </w:p>
+        </w:tc>
+        <w:tc>
+          <w:tcPr>
+            <w:tcW w:w="3190" w:type="dxa"/>
+            <w:tcBorders>
+              <w:top w:val="double" w:sz="4" w:space="0" w:color="auto"/>
+            </w:tcBorders>
+          </w:tcPr>
+          <w:p ns2:paraId="7D38147E" ns2:textId="77777777">
+            <w:pPr>
+              <w:pStyle w:val="TEKST"/>
+            </w:pPr>
+          </w:p>
+        </w:tc>
+        <w:tc>
+          <w:tcPr>
+            <w:tcW w:w="3190" w:type="dxa"/>
+            <w:tcBorders>
+              <w:top w:val="double" w:sz="4" w:space="0" w:color="auto"/>
+            </w:tcBorders>
+          </w:tcPr>
+          <w:p ns2:paraId="6B7710D8" ns2:textId="77777777">
+            <w:pPr>
+              <w:pStyle w:val="TEKST"/>
+            </w:pPr>
+          </w:p>
+        </w:tc>
+      </w:tr>
+      <w:tr ns2:paraId="6DC12967" ns2:textId="77777777">
+        <w:trPr>
+          <w:jc w:val="center"/>
+        </w:trPr>
+        <w:tc>
+          <w:tcPr>
+            <w:tcW w:w="3190" w:type="dxa"/>
+          </w:tcPr>
+          <w:p ns2:paraId="6B632AF0" ns2:textId="77777777">
+            <w:pPr>
+              <w:pStyle w:val="TEKST"/>
+            </w:pPr>
+          </w:p>
+        </w:tc>
+        <w:tc>
+          <w:tcPr>
+            <w:tcW w:w="3190" w:type="dxa"/>
+          </w:tcPr>
+          <w:p ns2:paraId="56733A10" ns2:textId="77777777">
+            <w:pPr>
+              <w:pStyle w:val="TEKST"/>
+            </w:pPr>
+          </w:p>
+        </w:tc>
+        <w:tc>
+          <w:tcPr>
+            <w:tcW w:w="3190" w:type="dxa"/>
+          </w:tcPr>
+          <w:p ns2:paraId="1D8761D7" ns2:textId="77777777">
+            <w:pPr>
+              <w:pStyle w:val="TEKST"/>
+            </w:pPr>
+          </w:p>
+        </w:tc>
+      </w:tr>
+    </w:tbl>
+    <w:p ns2:paraId="265E4C61" ns2:textId="77777777">
+      <w:pPr>
+        <w:pStyle w:val="TEKST"/>
+      </w:pPr>
+      <w:r>
+        <w:t>Tekst vezan uz nabrajanje:</w:t>
+      </w:r>
+    </w:p>
+    <w:p ns2:paraId="0AA4F7BD" ns2:textId="77777777">
+      <w:pPr>
+        <w:pStyle w:val="TEKSTnavodabc"/>
+      </w:pPr>
+      <w:r>
+        <w:t>Navod 1 Navod 1</w:t>
+      </w:r>
+      <w:r>
+        <w:t xml:space="preserve"> </w:t>
+      </w:r>
+      <w:r>
+        <w:t>Navod 1</w:t>
+      </w:r>
+      <w:r>
+        <w:t xml:space="preserve"> </w:t>
+      </w:r>
+      <w:r>
+        <w:t>Navod 1</w:t>
+      </w:r>
+      <w:r>
+        <w:t xml:space="preserve"> </w:t>
+      </w:r>
+      <w:r>
+        <w:t>Navod 1</w:t>
+      </w:r>
+      <w:r>
+        <w:t xml:space="preserve"> </w:t>
+      </w:r>
+      <w:r>
+        <w:t>Navod 1</w:t>
+      </w:r>
+      <w:r>
+        <w:t xml:space="preserve"> </w:t>
+      </w:r>
+      <w:r>
+        <w:t>Navod 1</w:t>
+      </w:r>
+      <w:r>
+        <w:t xml:space="preserve"> </w:t>
+      </w:r>
+      <w:r>
+        <w:t>Navod 1</w:t>
+      </w:r>
+      <w:r>
+        <w:t xml:space="preserve"> </w:t>
+      </w:r>
+      <w:r>
+        <w:t>Navod 1</w:t>
+      </w:r>
+      <w:r>
+        <w:t xml:space="preserve"> </w:t>
+      </w:r>
+      <w:r>
+        <w:t>Navod 1</w:t>
+      </w:r>
+      <w:r>
+        <w:t xml:space="preserve"> </w:t>
+      </w:r>
+      <w:r>
+        <w:t>Navod 1</w:t>
+      </w:r>
+      <w:r>
+        <w:t xml:space="preserve"> </w:t>
+      </w:r>
+      <w:r>
+        <w:t>Navod 1</w:t>
+      </w:r>
+      <w:r>
+        <w:t xml:space="preserve"> </w:t>
+      </w:r>
+      <w:r>
+        <w:t>Navod 1</w:t>
+      </w:r>
+      <w:r>
+        <w:t xml:space="preserve"> </w:t>
+      </w:r>
+      <w:r>
+        <w:t>Navod 1</w:t>
+      </w:r>
+    </w:p>
+    <w:p ns2:paraId="75C0C09C" ns2:textId="77777777">
+      <w:pPr>
+        <w:pStyle w:val="TEKSTnavodabc"/>
+      </w:pPr>
+      <w:r>
+        <w:t>Navod 2</w:t>
+      </w:r>
+    </w:p>
+    <w:p ns2:paraId="7EAA0E4A" ns2:textId="77777777">
+      <w:pPr>
+        <w:pStyle w:val="Heading1"/>
+      </w:pPr>
+      <w:bookmarkStart w:id="37" w:name="_Toc287431629"/>
+      <w:bookmarkStart w:id="38" w:name="_Toc287445049"/>
+      <w:bookmarkStart w:id="39" w:name="_Toc340560286"/>
+      <w:r>
+        <w:lastRenderedPageBreak/>
+        <w:t xml:space="preserve">NASLOV POGLAVLJA </w:t>
+      </w:r>
+      <w:bookmarkEnd w:id="37"/>
+      <w:r>
+        <w:t>NASLOV POGLAVLJA</w:t>
+      </w:r>
+      <w:r>
+        <w:t xml:space="preserve"> </w:t>
+      </w:r>
+      <w:r>
+        <w:t>NASLOV POGLAVLJA</w:t>
+      </w:r>
+      <w:r>
+        <w:t xml:space="preserve"> </w:t>
+      </w:r>
+      <w:r>
+        <w:t>NASLOV POGLAVLJA</w:t>
+      </w:r>
+      <w:bookmarkEnd w:id="38"/>
+      <w:bookmarkEnd w:id="39"/>
+    </w:p>
+    <w:p ns2:paraId="5CF32331" ns2:textId="77777777">
+      <w:pPr>
+        <w:pStyle w:val="Podnaslov1"/>
+      </w:pPr>
+      <w:bookmarkStart w:id="40" w:name="_Toc232930569"/>
+      <w:bookmarkStart w:id="41" w:name="_Toc287431630"/>
+      <w:bookmarkStart w:id="42" w:name="_Toc340560287"/>
+      <w:r>
+        <w:t xml:space="preserve">Podnaslov </w:t>
+      </w:r>
+      <w:proofErr w:type="spellStart"/>
+      <w:r>
+        <w:t>podnaslov</w:t>
+      </w:r>
+      <w:proofErr w:type="spellEnd"/>
+      <w:r>
+        <w:t xml:space="preserve"> </w:t>
+      </w:r>
+      <w:proofErr w:type="spellStart"/>
+      <w:r>
+        <w:t>podnaslov</w:t>
+      </w:r>
+      <w:proofErr w:type="spellEnd"/>
+      <w:r>
+        <w:t xml:space="preserve"> </w:t>
+      </w:r>
+      <w:proofErr w:type="spellStart"/>
+      <w:r>
+        <w:t>podnaslov</w:t>
+      </w:r>
+      <w:proofErr w:type="spellEnd"/>
+      <w:r>
+        <w:t xml:space="preserve"> </w:t>
+      </w:r>
+      <w:proofErr w:type="spellStart"/>
+      <w:r>
+        <w:t>podnaslov</w:t>
+      </w:r>
+      <w:proofErr w:type="spellEnd"/>
+      <w:r>
+        <w:t xml:space="preserve"> </w:t>
+      </w:r>
+      <w:proofErr w:type="spellStart"/>
+      <w:r>
+        <w:t>podnaslov</w:t>
+      </w:r>
+      <w:proofErr w:type="spellEnd"/>
+      <w:r>
+        <w:t xml:space="preserve"> </w:t>
+      </w:r>
+      <w:proofErr w:type="spellStart"/>
+      <w:r>
+        <w:t>podnaslov</w:t>
+      </w:r>
+      <w:proofErr w:type="spellEnd"/>
+      <w:r>
+        <w:t xml:space="preserve"> </w:t>
+      </w:r>
+      <w:proofErr w:type="spellStart"/>
+      <w:r>
+        <w:t>podnaslov</w:t>
+      </w:r>
+      <w:proofErr w:type="spellEnd"/>
+      <w:r>
+        <w:t xml:space="preserve"> </w:t>
+      </w:r>
+      <w:proofErr w:type="spellStart"/>
+      <w:r>
+        <w:t>podnaslov</w:t>
+      </w:r>
+      <w:proofErr w:type="spellEnd"/>
+      <w:r>
+        <w:t xml:space="preserve"> </w:t>
+      </w:r>
+      <w:proofErr w:type="spellStart"/>
+      <w:r>
+        <w:t>podnaslov</w:t>
+      </w:r>
+      <w:bookmarkEnd w:id="40"/>
+      <w:bookmarkEnd w:id="41"/>
+      <w:bookmarkEnd w:id="42"/>
+      <w:proofErr w:type="spellEnd"/>
+    </w:p>
+    <w:p ns2:paraId="769A07CF" ns2:textId="77777777">
       <w:pPr>
         <w:pStyle w:val="Podnaslov2"/>
       </w:pPr>
-      <w:bookmarkStart w:id="10" w:name="_Toc228305679"/>
-      <w:r>
-        <w:t>Pod pod poglavlje</w:t>
-      </w:r>
-      <w:bookmarkEnd w:id="10"/>
-    </w:p>
-    <w:p>
+      <w:bookmarkStart w:id="43" w:name="_Toc340560288"/>
+      <w:proofErr w:type="spellStart"/>
+      <w:r>
+        <w:t>Podpodnaslov</w:t>
+      </w:r>
+      <w:proofErr w:type="spellEnd"/>
+      <w:r>
+        <w:t xml:space="preserve"> </w:t>
+      </w:r>
+      <w:proofErr w:type="spellStart"/>
+      <w:r>
+        <w:t>podpodnaslov</w:t>
+      </w:r>
+      <w:proofErr w:type="spellEnd"/>
+      <w:r>
+        <w:t xml:space="preserve"> </w:t>
+      </w:r>
+      <w:proofErr w:type="spellStart"/>
+      <w:r>
+        <w:t>podpodnaslov</w:t>
+      </w:r>
+      <w:proofErr w:type="spellEnd"/>
+      <w:r>
+        <w:t xml:space="preserve"> </w:t>
+      </w:r>
+      <w:proofErr w:type="spellStart"/>
+      <w:r>
+        <w:t>podpodnaslov</w:t>
+      </w:r>
+      <w:proofErr w:type="spellEnd"/>
+      <w:r>
+        <w:t xml:space="preserve"> </w:t>
+      </w:r>
+      <w:proofErr w:type="spellStart"/>
+      <w:r>
+        <w:t>podpodnaslov</w:t>
+      </w:r>
+      <w:proofErr w:type="spellEnd"/>
+      <w:r>
+        <w:t xml:space="preserve"> </w:t>
+      </w:r>
+      <w:proofErr w:type="spellStart"/>
+      <w:r>
+        <w:t>podpodnaslov</w:t>
+      </w:r>
+      <w:proofErr w:type="spellEnd"/>
+      <w:r>
+        <w:t xml:space="preserve"> </w:t>
+      </w:r>
+      <w:proofErr w:type="spellStart"/>
+      <w:r>
+        <w:t>podpodnaslov</w:t>
+      </w:r>
+      <w:bookmarkEnd w:id="43"/>
+      <w:proofErr w:type="spellEnd"/>
+    </w:p>
+    <w:p ns2:paraId="0E2A7774" ns2:textId="77777777">
+      <w:pPr>
+        <w:pStyle w:val="Podnaslov3"/>
+      </w:pPr>
+      <w:bookmarkStart w:id="44" w:name="_Toc340560289"/>
+      <w:proofErr w:type="spellStart"/>
+      <w:r>
+        <w:t>Podpodpodnaslov</w:t>
+      </w:r>
+      <w:proofErr w:type="spellEnd"/>
+      <w:r>
+        <w:t xml:space="preserve"> </w:t>
+      </w:r>
+      <w:proofErr w:type="spellStart"/>
+      <w:r>
+        <w:t>podpodpodnaslov</w:t>
+      </w:r>
+      <w:proofErr w:type="spellEnd"/>
+      <w:r>
+        <w:t xml:space="preserve"> </w:t>
+      </w:r>
+      <w:proofErr w:type="spellStart"/>
+      <w:r>
+        <w:t>podpodpodnaslov</w:t>
+      </w:r>
+      <w:proofErr w:type="spellEnd"/>
+      <w:r>
+        <w:t xml:space="preserve"> </w:t>
+      </w:r>
+      <w:proofErr w:type="spellStart"/>
+      <w:r>
+        <w:t>podpodpodnaslov</w:t>
+      </w:r>
+      <w:proofErr w:type="spellEnd"/>
+      <w:r>
+        <w:t xml:space="preserve"> </w:t>
+      </w:r>
+      <w:proofErr w:type="spellStart"/>
+      <w:r>
+        <w:t>podpodpodnaslov</w:t>
+      </w:r>
+      <w:bookmarkEnd w:id="44"/>
+      <w:proofErr w:type="spellEnd"/>
+    </w:p>
+    <w:p ns2:paraId="0E355C4F" ns2:textId="77777777">
       <w:pPr>
         <w:pStyle w:val="TEKST"/>
       </w:pPr>
-    </w:p>
-    <w:p>
-      <w:pPr>
-        <w:pStyle w:val="Podnaslov3"/>
-      </w:pPr>
-      <w:bookmarkStart w:id="11" w:name="_Toc228305680"/>
-      <w:r>
-        <w:t>Pod pod pod poglavlje</w:t>
-      </w:r>
-      <w:bookmarkEnd w:id="11"/>
-    </w:p>
-    <w:p>
+      <w:r>
+        <w:t>Tekst vezan uz jednadžbu</w:t>
+      </w:r>
+      <w:r>
+        <w:t xml:space="preserve"> </w:t>
+      </w:r>
+      <w:r>
+        <w:fldChar w:fldCharType="begin"/>
+      </w:r>
+      <w:r>
+        <w:instrText xml:space="preserve"> REF _Ref287447026 \h </w:instrText>
+      </w:r>
+      <w:r>
+        <w:fldChar w:fldCharType="separate"/>
+      </w:r>
+      <w:r>
+        <w:t>(</w:t>
+      </w:r>
+      <w:r>
+        <w:rPr>
+          <w:noProof/>
+        </w:rPr>
+        <w:t>1</w:t>
+      </w:r>
+      <w:r>
+        <w:t>)</w:t>
+      </w:r>
+      <w:r>
+        <w:fldChar w:fldCharType="end"/>
+      </w:r>
+    </w:p>
+    <w:tbl>
+      <w:tblPr>
+        <w:tblW w:w="0" w:type="auto"/>
+        <w:jc w:val="center"/>
+        <w:tblLayout w:type="fixed"/>
+        <w:tblLook w:val="01E0" w:firstRow="1" w:lastRow="1" w:firstColumn="1" w:lastColumn="1" w:noHBand="0" w:noVBand="0"/>
+      </w:tblPr>
+      <w:tblGrid>
+        <w:gridCol w:w="454"/>
+        <w:gridCol w:w="7484"/>
+        <w:gridCol w:w="1134"/>
+      </w:tblGrid>
+      <w:tr ns2:paraId="6A0DEF40" ns2:textId="77777777">
+        <w:trPr>
+          <w:trHeight w:val="567"/>
+          <w:jc w:val="center"/>
+        </w:trPr>
+        <w:tc>
+          <w:tcPr>
+            <w:tcW w:w="454" w:type="dxa"/>
+            <w:vAlign w:val="center"/>
+          </w:tcPr>
+          <w:p ns2:paraId="3022FAE6" ns2:textId="77777777">
+            <w:pPr>
+              <w:pStyle w:val="Jednadzba"/>
+            </w:pPr>
+          </w:p>
+        </w:tc>
+        <w:tc>
+          <w:tcPr>
+            <w:tcW w:w="7484" w:type="dxa"/>
+            <w:vAlign w:val="center"/>
+          </w:tcPr>
+          <w:p ns2:paraId="490005DF" ns2:textId="77777777">
+            <w:pPr>
+              <w:pStyle w:val="Jednadzba"/>
+            </w:pPr>
+            <w:r>
+              <w:rPr>
+                <w:position w:val="-10"/>
+              </w:rPr>
+              <w:object w:dxaOrig="580" w:dyaOrig="260" ns2:anchorId="50ABC85C">
+                <ns9:shapetype id="_x0000_t75" coordsize="21600,21600" ns10:spt="75" ns10:preferrelative="t" path="m@4@5l@4@11@9@11@9@5xe" filled="f" stroked="f">
+                  <ns9:stroke joinstyle="miter"/>
+                  <ns9:formulas>
+                    <ns9:f eqn="if lineDrawn pixelLineWidth 0"/>
+                    <ns9:f eqn="sum @0 1 0"/>
+                    <ns9:f eqn="sum 0 0 @1"/>
+                    <ns9:f eqn="prod @2 1 2"/>
+                    <ns9:f eqn="prod @3 21600 pixelWidth"/>
+                    <ns9:f eqn="prod @3 21600 pixelHeight"/>
+                    <ns9:f eqn="sum @0 0 1"/>
+                    <ns9:f eqn="prod @6 1 2"/>
+                    <ns9:f eqn="prod @7 21600 pixelWidth"/>
+                    <ns9:f eqn="sum @8 21600 0"/>
+                    <ns9:f eqn="prod @7 21600 pixelHeight"/>
+                    <ns9:f eqn="sum @10 21600 0"/>
+                  </ns9:formulas>
+                  <ns9:path ns10:extrusionok="f" gradientshapeok="t" ns10:connecttype="rect"/>
+                  <ns10:lock ns9:ext="edit" aspectratio="t"/>
+                </ns9:shapetype>
+                <ns9:shape id="_x0000_i1025" type="#_x0000_t75" style="width:29.4pt;height:12.6pt" ns10:ole="">
+                  <ns9:imagedata ns3:id="rId15" ns10:title=""/>
+                </ns9:shape>
+                <ns10:OLEObject Type="Embed" ProgID="Equation.DSMT4" ShapeID="_x0000_i1025" DrawAspect="Content" ObjectID="_1840257188" ns3:id="rId16"/>
+              </w:object>
+            </w:r>
+          </w:p>
+        </w:tc>
+        <w:tc>
+          <w:tcPr>
+            <w:tcW w:w="1134" w:type="dxa"/>
+            <w:vAlign w:val="center"/>
+          </w:tcPr>
+          <w:p ns2:paraId="20EE1E52" ns2:textId="77777777">
+            <w:pPr>
+              <w:pStyle w:val="Caption"/>
+            </w:pPr>
+            <w:bookmarkStart w:id="45" w:name="_Ref287447026"/>
+            <w:r>
+              <w:t>(</w:t>
+            </w:r>
+            <w:fldSimple w:instr=" SEQ Jednadžba \* ARABIC ">
+              <w:r>
+                <w:rPr>
+                  <w:noProof/>
+                </w:rPr>
+                <w:t>1</w:t>
+              </w:r>
+            </w:fldSimple>
+            <w:r>
+              <w:t>)</w:t>
+            </w:r>
+            <w:bookmarkEnd w:id="45"/>
+          </w:p>
+        </w:tc>
+      </w:tr>
+    </w:tbl>
+    <w:p ns2:paraId="33A064AF" ns2:textId="77777777">
       <w:pPr>
         <w:pStyle w:val="TEKST"/>
       </w:pPr>
-    </w:p>
-    <w:p>
+      <w:r>
+        <w:t>Za svaku novu jednadžbu kopirati prethodnu tablicu. Nakon toga označiti cijeli tekst (</w:t>
+      </w:r>
+      <w:proofErr w:type="spellStart"/>
+      <w:r>
+        <w:t>Select</w:t>
+      </w:r>
+      <w:proofErr w:type="spellEnd"/>
+      <w:r>
+        <w:t xml:space="preserve"> All) i osvježiti ažurirati tablice (</w:t>
+      </w:r>
+      <w:proofErr w:type="spellStart"/>
+      <w:r>
+        <w:t>Update</w:t>
+      </w:r>
+      <w:proofErr w:type="spellEnd"/>
+      <w:r>
+        <w:t xml:space="preserve"> </w:t>
+      </w:r>
+      <w:proofErr w:type="spellStart"/>
+      <w:r>
+        <w:t>Field</w:t>
+      </w:r>
+      <w:proofErr w:type="spellEnd"/>
+      <w:r>
+        <w:t>).</w:t>
+      </w:r>
+    </w:p>
+    <w:p ns2:paraId="2B435FC6" ns2:textId="77777777">
+      <w:pPr>
+        <w:pStyle w:val="SlikaTablica"/>
+      </w:pPr>
+      <w:r>
+        <w:rPr>
+          <w:noProof/>
+        </w:rPr>
+        <w:drawing>
+          <ns4:inline distT="0" distB="0" distL="0" distR="0" ns5:anchorId="6932608A" ns5:editId="4CAE7648">
+            <ns4:extent cx="2943225" cy="2228850"/>
+            <ns4:effectExtent l="0" t="0" r="9525" b="0"/>
+            <ns4:docPr id="8" name="Picture 8"/>
+            <ns4:cNvGraphicFramePr>
+              <ns6:graphicFrameLocks noChangeAspect="1"/>
+            </ns4:cNvGraphicFramePr>
+            <ns6:graphic>
+              <ns6:graphicData uri="http://schemas.openxmlformats.org/drawingml/2006/picture">
+                <ns7:pic>
+                  <ns7:nvPicPr>
+                    <ns7:cNvPr id="0" name="Picture 8"/>
+                    <ns7:cNvPicPr>
+                      <ns6:picLocks noChangeAspect="1" noChangeArrowheads="1"/>
+                    </ns7:cNvPicPr>
+                  </ns7:nvPicPr>
+                  <ns7:blipFill>
+                    <ns6:blip ns3:embed="rId12">
+                      <ns6:extLst>
+                        <ns6:ext uri="{28A0092B-C50C-407E-A947-70E740481C1C}">
+                          <ns8:useLocalDpi val="0"/>
+                        </ns6:ext>
+                      </ns6:extLst>
+                    </ns6:blip>
+                    <ns6:srcRect/>
+                    <ns6:stretch>
+                      <ns6:fillRect/>
+                    </ns6:stretch>
+                  </ns7:blipFill>
+                  <ns7:spPr bwMode="auto">
+                    <ns6:xfrm>
+                      <ns6:off x="0" y="0"/>
+                      <ns6:ext cx="2943225" cy="2228850"/>
+                    </ns6:xfrm>
+                    <ns6:prstGeom prst="rect">
+                      <ns6:avLst/>
+                    </ns6:prstGeom>
+                    <ns6:noFill/>
+                    <ns6:ln>
+                      <ns6:noFill/>
+                    </ns6:ln>
+                  </ns7:spPr>
+                </ns7:pic>
+              </ns6:graphicData>
+            </ns6:graphic>
+          </ns4:inline>
+        </w:drawing>
+      </w:r>
+      <w:r>
+        <w:t xml:space="preserve"> </w:t>
+      </w:r>
+      <w:r>
+        <w:rPr>
+          <w:noProof/>
+        </w:rPr>
+        <w:drawing>
+          <ns4:inline distT="0" distB="0" distL="0" distR="0" ns5:anchorId="5BFC946D" ns5:editId="03D70580">
+            <ns4:extent cx="2667000" cy="2524125"/>
+            <ns4:effectExtent l="0" t="0" r="0" b="9525"/>
+            <ns4:docPr id="9" name="Picture 9"/>
+            <ns4:cNvGraphicFramePr>
+              <ns6:graphicFrameLocks noChangeAspect="1"/>
+            </ns4:cNvGraphicFramePr>
+            <ns6:graphic>
+              <ns6:graphicData uri="http://schemas.openxmlformats.org/drawingml/2006/picture">
+                <ns7:pic>
+                  <ns7:nvPicPr>
+                    <ns7:cNvPr id="0" name="Picture 9"/>
+                    <ns7:cNvPicPr>
+                      <ns6:picLocks noChangeAspect="1" noChangeArrowheads="1"/>
+                    </ns7:cNvPicPr>
+                  </ns7:nvPicPr>
+                  <ns7:blipFill>
+                    <ns6:blip ns3:embed="rId17">
+                      <ns6:extLst>
+                        <ns6:ext uri="{28A0092B-C50C-407E-A947-70E740481C1C}">
+                          <ns8:useLocalDpi val="0"/>
+                        </ns6:ext>
+                      </ns6:extLst>
+                    </ns6:blip>
+                    <ns6:srcRect/>
+                    <ns6:stretch>
+                      <ns6:fillRect/>
+                    </ns6:stretch>
+                  </ns7:blipFill>
+                  <ns7:spPr bwMode="auto">
+                    <ns6:xfrm>
+                      <ns6:off x="0" y="0"/>
+                      <ns6:ext cx="2667000" cy="2524125"/>
+                    </ns6:xfrm>
+                    <ns6:prstGeom prst="rect">
+                      <ns6:avLst/>
+                    </ns6:prstGeom>
+                    <ns6:noFill/>
+                    <ns6:ln>
+                      <ns6:noFill/>
+                    </ns6:ln>
+                  </ns7:spPr>
+                </ns7:pic>
+              </ns6:graphicData>
+            </ns6:graphic>
+          </ns4:inline>
+        </w:drawing>
+      </w:r>
+    </w:p>
+    <w:p ns2:paraId="52BDEC5F" ns2:textId="77777777">
+      <w:pPr>
+        <w:pStyle w:val="Caption"/>
+      </w:pPr>
+      <w:bookmarkStart w:id="46" w:name="_Toc287599554"/>
+      <w:bookmarkStart w:id="47" w:name="_Toc294095694"/>
+      <w:r>
+        <w:t xml:space="preserve">Slika </w:t>
+      </w:r>
+      <w:fldSimple w:instr=" SEQ Slika \* ARABIC ">
+        <w:r>
+          <w:rPr>
+            <w:noProof/>
+          </w:rPr>
+          <w:t>4</w:t>
+        </w:r>
+      </w:fldSimple>
+      <w:r>
+        <w:t>.</w:t>
+      </w:r>
+      <w:r>
+        <w:tab/>
+      </w:r>
+      <w:r>
+        <w:t>Kako ubaciti referencu jednadžbe u tekst</w:t>
+      </w:r>
+      <w:bookmarkEnd w:id="46"/>
+      <w:bookmarkEnd w:id="47"/>
+    </w:p>
+    <w:p ns2:paraId="5B21D040" ns2:textId="77777777">
       <w:pPr>
         <w:pStyle w:val="TEKST"/>
       </w:pPr>
-      <w:bookmarkStart w:id="12" w:name="_Toc177064181"/>
-    </w:p>
-    <w:p>
+      <w:r>
+        <w:t>Tekst</w:t>
+      </w:r>
+      <w:r>
+        <w:t xml:space="preserve"> vezan uz jednadžbu </w:t>
+      </w:r>
+      <w:r>
+        <w:fldChar w:fldCharType="begin"/>
+      </w:r>
+      <w:r>
+        <w:instrText xml:space="preserve"> REF _Ref287447400 \h </w:instrText>
+      </w:r>
+      <w:r>
+        <w:fldChar w:fldCharType="separate"/>
+      </w:r>
+      <w:r>
+        <w:t>(</w:t>
+      </w:r>
+      <w:r>
+        <w:rPr>
+          <w:noProof/>
+        </w:rPr>
+        <w:t>2</w:t>
+      </w:r>
+      <w:r>
+        <w:t>)</w:t>
+      </w:r>
+      <w:r>
+        <w:fldChar w:fldCharType="end"/>
+      </w:r>
+    </w:p>
+    <w:tbl>
+      <w:tblPr>
+        <w:tblW w:w="0" w:type="auto"/>
+        <w:jc w:val="center"/>
+        <w:tblLayout w:type="fixed"/>
+        <w:tblLook w:val="01E0" w:firstRow="1" w:lastRow="1" w:firstColumn="1" w:lastColumn="1" w:noHBand="0" w:noVBand="0"/>
+      </w:tblPr>
+      <w:tblGrid>
+        <w:gridCol w:w="454"/>
+        <w:gridCol w:w="7484"/>
+        <w:gridCol w:w="1134"/>
+      </w:tblGrid>
+      <w:tr ns2:paraId="513BB1D7" ns2:textId="77777777">
+        <w:trPr>
+          <w:trHeight w:val="567"/>
+          <w:jc w:val="center"/>
+        </w:trPr>
+        <w:tc>
+          <w:tcPr>
+            <w:tcW w:w="454" w:type="dxa"/>
+            <w:vAlign w:val="center"/>
+          </w:tcPr>
+          <w:p ns2:paraId="3B3F1BFD" ns2:textId="77777777">
+            <w:pPr>
+              <w:pStyle w:val="Jednadzba"/>
+            </w:pPr>
+          </w:p>
+        </w:tc>
+        <w:tc>
+          <w:tcPr>
+            <w:tcW w:w="7484" w:type="dxa"/>
+            <w:vAlign w:val="center"/>
+          </w:tcPr>
+          <w:p ns2:paraId="7F219299" ns2:textId="77777777">
+            <w:pPr>
+              <w:pStyle w:val="Jednadzba"/>
+            </w:pPr>
+            <w:r>
+              <w:rPr>
+                <w:position w:val="-24"/>
+              </w:rPr>
+              <w:object w:dxaOrig="820" w:dyaOrig="620" ns2:anchorId="6AFAA231">
+                <ns9:shape id="_x0000_i1026" type="#_x0000_t75" style="width:41.4pt;height:30.6pt" ns10:ole="">
+                  <ns9:imagedata ns3:id="rId18" ns10:title=""/>
+                </ns9:shape>
+                <ns10:OLEObject Type="Embed" ProgID="Equation.DSMT4" ShapeID="_x0000_i1026" DrawAspect="Content" ObjectID="_1840257189" ns3:id="rId19"/>
+              </w:object>
+            </w:r>
+          </w:p>
+        </w:tc>
+        <w:tc>
+          <w:tcPr>
+            <w:tcW w:w="1134" w:type="dxa"/>
+            <w:vAlign w:val="center"/>
+          </w:tcPr>
+          <w:p ns2:paraId="4601E1AE" ns2:textId="77777777">
+            <w:pPr>
+              <w:pStyle w:val="Caption"/>
+            </w:pPr>
+            <w:bookmarkStart w:id="48" w:name="_Ref287447400"/>
+            <w:r>
+              <w:t>(</w:t>
+            </w:r>
+            <w:fldSimple w:instr=" SEQ Jednadžba \* ARABIC ">
+              <w:r>
+                <w:rPr>
+                  <w:noProof/>
+                </w:rPr>
+                <w:t>2</w:t>
+              </w:r>
+            </w:fldSimple>
+            <w:r>
+              <w:t>)</w:t>
+            </w:r>
+            <w:bookmarkEnd w:id="48"/>
+          </w:p>
+        </w:tc>
+      </w:tr>
+    </w:tbl>
+    <w:p ns2:paraId="7A2278F1" ns2:textId="77777777">
       <w:pPr>
         <w:pStyle w:val="Heading1"/>
       </w:pPr>
-      <w:bookmarkStart w:id="13" w:name="_Toc228305681"/>
+      <w:bookmarkStart w:id="49" w:name="_Toc287607527"/>
+      <w:bookmarkStart w:id="50" w:name="_Toc340560290"/>
+      <w:r>
+        <w:lastRenderedPageBreak/>
+        <w:t>UPUTE ZA OSVJEŽAVANJE (AŽURIRANJE) POPISA TABLICA, SLIKA, SADRŽAJA</w:t>
+      </w:r>
+      <w:bookmarkEnd w:id="49"/>
+      <w:bookmarkEnd w:id="50"/>
+    </w:p>
+    <w:p ns2:paraId="1786AEB6" ns2:textId="77777777">
+      <w:pPr>
+        <w:pStyle w:val="TEKST"/>
+      </w:pPr>
+      <w:r>
+        <w:t>Označiti cijeli tekst (</w:t>
+      </w:r>
+      <w:proofErr w:type="spellStart"/>
+      <w:r>
+        <w:t>Select</w:t>
+      </w:r>
+      <w:proofErr w:type="spellEnd"/>
+      <w:r>
+        <w:t xml:space="preserve"> All) i osvježiti (ažurirati) popise (</w:t>
+      </w:r>
+      <w:proofErr w:type="spellStart"/>
+      <w:r>
+        <w:t>Update</w:t>
+      </w:r>
+      <w:proofErr w:type="spellEnd"/>
+      <w:r>
+        <w:t xml:space="preserve"> </w:t>
+      </w:r>
+      <w:proofErr w:type="spellStart"/>
+      <w:r>
+        <w:t>Field</w:t>
+      </w:r>
+      <w:proofErr w:type="spellEnd"/>
+      <w:r>
+        <w:t>).</w:t>
+      </w:r>
+    </w:p>
+    <w:p ns2:paraId="24E94B05" ns2:textId="77777777">
+      <w:pPr>
+        <w:pStyle w:val="SlikaTablica"/>
+      </w:pPr>
+      <w:r>
+        <w:rPr>
+          <w:noProof/>
+        </w:rPr>
+        <w:drawing>
+          <ns4:inline distT="0" distB="0" distL="0" distR="0" ns5:anchorId="2C2D0F76" ns5:editId="57B6FDCE">
+            <ns4:extent cx="1219200" cy="1524000"/>
+            <ns4:effectExtent l="0" t="0" r="0" b="0"/>
+            <ns4:docPr id="11" name="Picture 11"/>
+            <ns4:cNvGraphicFramePr>
+              <ns6:graphicFrameLocks noChangeAspect="1"/>
+            </ns4:cNvGraphicFramePr>
+            <ns6:graphic>
+              <ns6:graphicData uri="http://schemas.openxmlformats.org/drawingml/2006/picture">
+                <ns7:pic>
+                  <ns7:nvPicPr>
+                    <ns7:cNvPr id="0" name="Picture 11"/>
+                    <ns7:cNvPicPr>
+                      <ns6:picLocks noChangeAspect="1" noChangeArrowheads="1"/>
+                    </ns7:cNvPicPr>
+                  </ns7:nvPicPr>
+                  <ns7:blipFill>
+                    <ns6:blip ns3:embed="rId20">
+                      <ns6:extLst>
+                        <ns6:ext uri="{28A0092B-C50C-407E-A947-70E740481C1C}">
+                          <ns8:useLocalDpi val="0"/>
+                        </ns6:ext>
+                      </ns6:extLst>
+                    </ns6:blip>
+                    <ns6:srcRect l="49289" t="51540" r="37265" b="27626"/>
+                    <ns6:stretch>
+                      <ns6:fillRect/>
+                    </ns6:stretch>
+                  </ns7:blipFill>
+                  <ns7:spPr bwMode="auto">
+                    <ns6:xfrm>
+                      <ns6:off x="0" y="0"/>
+                      <ns6:ext cx="1219200" cy="1524000"/>
+                    </ns6:xfrm>
+                    <ns6:prstGeom prst="rect">
+                      <ns6:avLst/>
+                    </ns6:prstGeom>
+                    <ns6:noFill/>
+                    <ns6:ln>
+                      <ns6:noFill/>
+                    </ns6:ln>
+                  </ns7:spPr>
+                </ns7:pic>
+              </ns6:graphicData>
+            </ns6:graphic>
+          </ns4:inline>
+        </w:drawing>
+      </w:r>
+      <w:r>
+        <w:t xml:space="preserve"> </w:t>
+      </w:r>
+      <w:r>
+        <w:rPr>
+          <w:noProof/>
+        </w:rPr>
+        <w:drawing>
+          <ns4:inline distT="0" distB="0" distL="0" distR="0" ns5:anchorId="22339CCF" ns5:editId="311363ED">
+            <ns4:extent cx="2838450" cy="1533525"/>
+            <ns4:effectExtent l="0" t="0" r="0" b="9525"/>
+            <ns4:docPr id="12" name="Picture 12"/>
+            <ns4:cNvGraphicFramePr>
+              <ns6:graphicFrameLocks noChangeAspect="1"/>
+            </ns4:cNvGraphicFramePr>
+            <ns6:graphic>
+              <ns6:graphicData uri="http://schemas.openxmlformats.org/drawingml/2006/picture">
+                <ns7:pic>
+                  <ns7:nvPicPr>
+                    <ns7:cNvPr id="0" name="Picture 12"/>
+                    <ns7:cNvPicPr>
+                      <ns6:picLocks noChangeAspect="1" noChangeArrowheads="1"/>
+                    </ns7:cNvPicPr>
+                  </ns7:nvPicPr>
+                  <ns7:blipFill>
+                    <ns6:blip ns3:embed="rId21">
+                      <ns6:extLst>
+                        <ns6:ext uri="{28A0092B-C50C-407E-A947-70E740481C1C}">
+                          <ns8:useLocalDpi val="0"/>
+                        </ns6:ext>
+                      </ns6:extLst>
+                    </ns6:blip>
+                    <ns6:srcRect l="38544" t="58119" r="39267" b="26851"/>
+                    <ns6:stretch>
+                      <ns6:fillRect/>
+                    </ns6:stretch>
+                  </ns7:blipFill>
+                  <ns7:spPr bwMode="auto">
+                    <ns6:xfrm>
+                      <ns6:off x="0" y="0"/>
+                      <ns6:ext cx="2838450" cy="1533525"/>
+                    </ns6:xfrm>
+                    <ns6:prstGeom prst="rect">
+                      <ns6:avLst/>
+                    </ns6:prstGeom>
+                    <ns6:noFill/>
+                    <ns6:ln>
+                      <ns6:noFill/>
+                    </ns6:ln>
+                  </ns7:spPr>
+                </ns7:pic>
+              </ns6:graphicData>
+            </ns6:graphic>
+          </ns4:inline>
+        </w:drawing>
+      </w:r>
+    </w:p>
+    <w:p ns2:paraId="24EFBC8F" ns2:textId="77777777">
+      <w:pPr>
+        <w:pStyle w:val="Caption"/>
+      </w:pPr>
+      <w:bookmarkStart w:id="51" w:name="_Toc287607535"/>
+      <w:bookmarkStart w:id="52" w:name="_Toc294095695"/>
+      <w:r>
+        <w:t xml:space="preserve">Slika </w:t>
+      </w:r>
+      <w:fldSimple w:instr=" SEQ Slika \* ARABIC ">
+        <w:r>
+          <w:rPr>
+            <w:noProof/>
+          </w:rPr>
+          <w:t>5</w:t>
+        </w:r>
+      </w:fldSimple>
+      <w:r>
+        <w:t>.</w:t>
+      </w:r>
+      <w:r>
+        <w:tab/>
+        <w:t>Kako osvježiti (ažurirati</w:t>
+      </w:r>
+      <w:r>
+        <w:t>) popis</w:t>
+      </w:r>
+      <w:r>
+        <w:t>e</w:t>
+      </w:r>
+      <w:r>
+        <w:t xml:space="preserve"> tablica, slika, sadržaja</w:t>
+      </w:r>
+      <w:bookmarkEnd w:id="51"/>
+      <w:bookmarkEnd w:id="52"/>
+    </w:p>
+    <w:p ns2:paraId="1C218734" ns2:textId="77777777">
+      <w:pPr>
+        <w:pStyle w:val="Jednadzba"/>
+      </w:pPr>
+    </w:p>
+    <w:p ns2:paraId="4D4C93C8" ns2:textId="77777777">
+      <w:pPr>
+        <w:pStyle w:val="Jednadzba"/>
+      </w:pPr>
+    </w:p>
+    <w:p ns2:paraId="0DCE3AD9" ns2:textId="77777777">
+      <w:pPr>
+        <w:pStyle w:val="Heading1"/>
+      </w:pPr>
+      <w:bookmarkStart w:id="53" w:name="_Toc287431631"/>
+      <w:bookmarkStart w:id="54" w:name="_Toc287445050"/>
+      <w:bookmarkStart w:id="55" w:name="_Toc340560291"/>
       <w:r>
         <w:lastRenderedPageBreak/>
         <w:t>ZAKLJUČAK</w:t>
       </w:r>
-      <w:bookmarkEnd w:id="12"/>
-      <w:bookmarkEnd w:id="13"/>
-    </w:p>
-    <w:p>
+      <w:bookmarkEnd w:id="53"/>
+      <w:bookmarkEnd w:id="54"/>
+      <w:bookmarkEnd w:id="55"/>
+    </w:p>
+    <w:p ns2:paraId="3BB44C7B" ns2:textId="77777777">
       <w:pPr>
         <w:pStyle w:val="TEKST"/>
       </w:pPr>
-    </w:p>
-    <w:p>
+      <w:bookmarkStart w:id="56" w:name="_Toc232930571"/>
+      <w:r>
+        <w:t>Tekst zaključka</w:t>
+      </w:r>
+    </w:p>
+    <w:p ns2:paraId="0EE6E6A0" ns2:textId="77777777">
+      <w:pPr>
+        <w:pStyle w:val="TEKST"/>
+      </w:pPr>
+    </w:p>
+    <w:p ns2:paraId="4B2A36BB" ns2:textId="77777777">
       <w:pPr>
         <w:pStyle w:val="Pomocninaslov"/>
       </w:pPr>
-      <w:bookmarkStart w:id="14" w:name="_Toc177064182"/>
-      <w:bookmarkStart w:id="15" w:name="_Toc228305682"/>
+      <w:bookmarkStart w:id="57" w:name="_Toc232930572"/>
+      <w:bookmarkStart w:id="58" w:name="_Toc287445052"/>
+      <w:bookmarkStart w:id="59" w:name="_Toc340560292"/>
+      <w:bookmarkEnd w:id="56"/>
       <w:r>
         <w:lastRenderedPageBreak/>
         <w:t>LITERATURA</w:t>
       </w:r>
-      <w:bookmarkEnd w:id="14"/>
-      <w:bookmarkEnd w:id="15"/>
-    </w:p>
-    <w:p>
-      <w:pPr>
-        <w:pStyle w:val="TEKST"/>
-      </w:pPr>
-    </w:p>
-    <w:p>
-      <w:pPr>
-        <w:pStyle w:val="TEKST"/>
-      </w:pPr>
-    </w:p>
-    <w:p>
-      <w:pPr>
-        <w:pStyle w:val="TEKST"/>
-        <w:sectPr>
-          <w:pgSz w:w="11906" w:h="16838" w:code="9"/>
-          <w:pgMar w:top="1418" w:right="1418" w:bottom="1418" w:left="1418" w:header="1162" w:footer="1191" w:gutter="0"/>
-          <w:cols w:space="708"/>
-          <w:docGrid w:linePitch="360"/>
-        </w:sectPr>
-      </w:pPr>
-    </w:p>
-    <w:p>
+      <w:bookmarkEnd w:id="57"/>
+      <w:bookmarkEnd w:id="58"/>
+      <w:bookmarkEnd w:id="59"/>
+    </w:p>
+    <w:p ns2:paraId="2D827D06" ns2:textId="77777777">
+      <w:pPr>
+        <w:pStyle w:val="Literatura"/>
+      </w:pPr>
+      <w:proofErr w:type="spellStart"/>
+      <w:r>
+        <w:t>Kraut</w:t>
+      </w:r>
+      <w:proofErr w:type="spellEnd"/>
+      <w:r>
+        <w:t>, B.: Strojarski priručnik, Tehnička knjiga Zagreb, 1970.</w:t>
+      </w:r>
+    </w:p>
+    <w:p ns2:paraId="020327E6" ns2:textId="77777777">
+      <w:pPr>
+        <w:pStyle w:val="Literatura"/>
+      </w:pPr>
+      <w:r>
+        <w:t>De</w:t>
+      </w:r>
+      <w:r>
+        <w:t>cker, K. H.: Elementi st</w:t>
+      </w:r>
+      <w:r>
+        <w:t>rojeva, Tehnička knjiga Zagreb, 1975.</w:t>
+      </w:r>
+    </w:p>
+    <w:p ns2:paraId="4E1E586D" ns2:textId="77777777">
+      <w:pPr>
+        <w:pStyle w:val="Literatura"/>
+      </w:pPr>
+      <w:proofErr w:type="spellStart"/>
+      <w:r>
+        <w:t>Herold</w:t>
+      </w:r>
+      <w:proofErr w:type="spellEnd"/>
+      <w:r>
+        <w:t>, Z.: Računalna i inženjerska grafika, Zagreb, 2003.</w:t>
+      </w:r>
+    </w:p>
+    <w:p ns2:paraId="7D333E70" ns2:textId="77777777">
       <w:pPr>
         <w:pStyle w:val="Pomocninaslov"/>
       </w:pPr>
-      <w:bookmarkStart w:id="16" w:name="_Toc177064183"/>
-      <w:bookmarkStart w:id="17" w:name="_Toc228305683"/>
+      <w:bookmarkStart w:id="60" w:name="_Toc287445051"/>
+      <w:bookmarkStart w:id="61" w:name="_Toc340560293"/>
       <w:r>
         <w:lastRenderedPageBreak/>
-        <w:t>PRILO</w:t>
-      </w:r>
-      <w:r>
-        <w:t>ZI</w:t>
-      </w:r>
-      <w:bookmarkEnd w:id="16"/>
-      <w:bookmarkEnd w:id="17"/>
-    </w:p>
-    <w:p>
-      <w:pPr>
-        <w:pStyle w:val="TEKST"/>
-      </w:pPr>
+        <w:t>PRILOZI</w:t>
+      </w:r>
+      <w:bookmarkEnd w:id="60"/>
+      <w:bookmarkEnd w:id="61"/>
+    </w:p>
+    <w:p ns2:paraId="31EF54A9" ns2:textId="77777777">
+      <w:pPr>
+        <w:pStyle w:val="TekstPrilozi"/>
+      </w:pPr>
+      <w:r>
+        <w:t xml:space="preserve">CD-R </w:t>
+      </w:r>
+      <w:proofErr w:type="spellStart"/>
+      <w:r>
+        <w:t>disc</w:t>
+      </w:r>
+      <w:proofErr w:type="spellEnd"/>
+    </w:p>
+    <w:p ns2:paraId="458FA88B" ns2:textId="77777777">
+      <w:pPr>
+        <w:pStyle w:val="TekstPrilozi"/>
+      </w:pPr>
+      <w:r>
+        <w:t>Tehnička dokumentacija</w:t>
+      </w:r>
     </w:p>
     <w:sectPr>
       <w:pgSz w:w="11906" w:h="16838" w:code="9"/>
       <w:pgMar w:top="1418" w:right="1418" w:bottom="1418" w:left="1418" w:header="1162" w:footer="1191" w:gutter="0"/>
+      <w:pgNumType w:start="1"/>
       <w:cols w:space="708"/>
       <w:docGrid w:linePitch="360"/>
     </w:sectPr>
@@ -1278,7 +4486,7 @@
 </file>
 
 <file path=word/endnotes.xml><?xml version="1.0" encoding="utf-8"?>
-<w:endnotes xmlns:wpc="http://schemas.microsoft.com/office/word/2010/wordprocessingCanvas" xmlns:cx="http://schemas.microsoft.com/office/drawing/2014/chartex" xmlns:cx1="http://schemas.microsoft.com/office/drawing/2015/9/8/chartex" xmlns:cx2="http://schemas.microsoft.com/office/drawing/2015/10/21/chartex" xmlns:cx3="http://schemas.microsoft.com/office/drawing/2016/5/9/chartex" xmlns:cx4="http://schemas.microsoft.com/office/drawing/2016/5/10/chartex" xmlns:cx5="http://schemas.microsoft.com/office/drawing/2016/5/11/chartex" xmlns:cx6="http://schemas.microsoft.com/office/drawing/2016/5/12/chartex" xmlns:cx7="http://schemas.microsoft.com/office/drawing/2016/5/13/chartex" xmlns:cx8="http://schemas.microsoft.com/office/drawing/2016/5/14/chartex" xmlns:mc="http://schemas.openxmlformats.org/markup-compatibility/2006" xmlns:aink="http://schemas.microsoft.com/office/drawing/2016/ink" xmlns:am3d="http://schemas.microsoft.com/office/drawing/2017/model3d" xmlns:o="urn:schemas-microsoft-com:office:office" xmlns:oel="http://schemas.microsoft.com/office/2019/extlst" xmlns:r="http://schemas.openxmlformats.org/officeDocument/2006/relationships" xmlns:m="http://schemas.openxmlformats.org/officeDocument/2006/math" xmlns:v="urn:schemas-microsoft-com:vml" xmlns:wp14="http://schemas.microsoft.com/office/word/2010/wordprocessingDrawing" xmlns:wp="http://schemas.openxmlformats.org/drawingml/2006/wordprocessingDrawing" xmlns:w10="urn:schemas-microsoft-com:office:word" xmlns:w="http://schemas.openxmlformats.org/wordprocessingml/2006/main" xmlns:w14="http://schemas.microsoft.com/office/word/2010/wordml" xmlns:w15="http://schemas.microsoft.com/office/word/2012/wordml" xmlns:w16cex="http://schemas.microsoft.com/office/word/2018/wordml/cex" xmlns:w16cid="http://schemas.microsoft.com/office/word/2016/wordml/cid" xmlns:w16="http://schemas.microsoft.com/office/word/2018/wordml" xmlns:w16sdtdh="http://schemas.microsoft.com/office/word/2020/wordml/sdtdatahash" xmlns:w16se="http://schemas.microsoft.com/office/word/2015/wordml/symex" xmlns:wpg="http://schemas.microsoft.com/office/word/2010/wordprocessingGroup" xmlns:wpi="http://schemas.microsoft.com/office/word/2010/wordprocessingInk" xmlns:wne="http://schemas.microsoft.com/office/word/2006/wordml" xmlns:wps="http://schemas.microsoft.com/office/word/2010/wordprocessingShape" mc:Ignorable="w14 w15 w16se w16cid w16 w16cex w16sdtdh wp14">
+<w:endnotes xmlns:wpc="http://schemas.microsoft.com/office/word/2010/wordprocessingCanvas" xmlns:cx="http://schemas.microsoft.com/office/drawing/2014/chartex" xmlns:cx1="http://schemas.microsoft.com/office/drawing/2015/9/8/chartex" xmlns:cx2="http://schemas.microsoft.com/office/drawing/2015/10/21/chartex" xmlns:cx3="http://schemas.microsoft.com/office/drawing/2016/5/9/chartex" xmlns:cx4="http://schemas.microsoft.com/office/drawing/2016/5/10/chartex" xmlns:cx5="http://schemas.microsoft.com/office/drawing/2016/5/11/chartex" xmlns:cx6="http://schemas.microsoft.com/office/drawing/2016/5/12/chartex" xmlns:cx7="http://schemas.microsoft.com/office/drawing/2016/5/13/chartex" xmlns:cx8="http://schemas.microsoft.com/office/drawing/2016/5/14/chartex" xmlns:mc="http://schemas.openxmlformats.org/markup-compatibility/2006" xmlns:aink="http://schemas.microsoft.com/office/drawing/2016/ink" xmlns:am3d="http://schemas.microsoft.com/office/drawing/2017/model3d" xmlns:o="urn:schemas-microsoft-com:office:office" xmlns:oel="http://schemas.microsoft.com/office/2019/extlst" xmlns:r="http://schemas.openxmlformats.org/officeDocument/2006/relationships" xmlns:m="http://schemas.openxmlformats.org/officeDocument/2006/math" xmlns:v="urn:schemas-microsoft-com:vml" xmlns:wp14="http://schemas.microsoft.com/office/word/2010/wordprocessingDrawing" xmlns:wp="http://schemas.openxmlformats.org/drawingml/2006/wordprocessingDrawing" xmlns:w10="urn:schemas-microsoft-com:office:word" xmlns:w="http://schemas.openxmlformats.org/wordprocessingml/2006/main" xmlns:w14="http://schemas.microsoft.com/office/word/2010/wordml" xmlns:w15="http://schemas.microsoft.com/office/word/2012/wordml" xmlns:w16cex="http://schemas.microsoft.com/office/word/2018/wordml/cex" xmlns:w16cid="http://schemas.microsoft.com/office/word/2016/wordml/cid" xmlns:w16="http://schemas.microsoft.com/office/word/2018/wordml" xmlns:w16du="http://schemas.microsoft.com/office/word/2023/wordml/word16du" xmlns:w16sdtdh="http://schemas.microsoft.com/office/word/2020/wordml/sdtdatahash" xmlns:w16sdtfl="http://schemas.microsoft.com/office/word/2024/wordml/sdtformatlock" xmlns:w16se="http://schemas.microsoft.com/office/word/2015/wordml/symex" xmlns:wpg="http://schemas.microsoft.com/office/word/2010/wordprocessingGroup" xmlns:wpi="http://schemas.microsoft.com/office/word/2010/wordprocessingInk" xmlns:wne="http://schemas.microsoft.com/office/word/2006/wordml" xmlns:wps="http://schemas.microsoft.com/office/word/2010/wordprocessingShape" mc:Ignorable="w14 w15 w16se w16cid w16 w16cex w16sdtdh w16sdtfl w16du wp14">
   <w:endnote w:type="separator" w:id="-1">
     <w:p>
       <w:r>
@@ -1297,7 +4505,7 @@
 </file>
 
 <file path=word/footer1.xml><?xml version="1.0" encoding="utf-8"?>
-<w:ftr xmlns:wpc="http://schemas.microsoft.com/office/word/2010/wordprocessingCanvas" xmlns:cx="http://schemas.microsoft.com/office/drawing/2014/chartex" xmlns:cx1="http://schemas.microsoft.com/office/drawing/2015/9/8/chartex" xmlns:cx2="http://schemas.microsoft.com/office/drawing/2015/10/21/chartex" xmlns:cx3="http://schemas.microsoft.com/office/drawing/2016/5/9/chartex" xmlns:cx4="http://schemas.microsoft.com/office/drawing/2016/5/10/chartex" xmlns:cx5="http://schemas.microsoft.com/office/drawing/2016/5/11/chartex" xmlns:cx6="http://schemas.microsoft.com/office/drawing/2016/5/12/chartex" xmlns:cx7="http://schemas.microsoft.com/office/drawing/2016/5/13/chartex" xmlns:cx8="http://schemas.microsoft.com/office/drawing/2016/5/14/chartex" xmlns:mc="http://schemas.openxmlformats.org/markup-compatibility/2006" xmlns:aink="http://schemas.microsoft.com/office/drawing/2016/ink" xmlns:am3d="http://schemas.microsoft.com/office/drawing/2017/model3d" xmlns:o="urn:schemas-microsoft-com:office:office" xmlns:oel="http://schemas.microsoft.com/office/2019/extlst" xmlns:r="http://schemas.openxmlformats.org/officeDocument/2006/relationships" xmlns:m="http://schemas.openxmlformats.org/officeDocument/2006/math" xmlns:v="urn:schemas-microsoft-com:vml" xmlns:wp14="http://schemas.microsoft.com/office/word/2010/wordprocessingDrawing" xmlns:wp="http://schemas.openxmlformats.org/drawingml/2006/wordprocessingDrawing" xmlns:w10="urn:schemas-microsoft-com:office:word" xmlns:w="http://schemas.openxmlformats.org/wordprocessingml/2006/main" xmlns:w14="http://schemas.microsoft.com/office/word/2010/wordml" xmlns:w15="http://schemas.microsoft.com/office/word/2012/wordml" xmlns:w16cex="http://schemas.microsoft.com/office/word/2018/wordml/cex" xmlns:w16cid="http://schemas.microsoft.com/office/word/2016/wordml/cid" xmlns:w16="http://schemas.microsoft.com/office/word/2018/wordml" xmlns:w16sdtdh="http://schemas.microsoft.com/office/word/2020/wordml/sdtdatahash" xmlns:w16se="http://schemas.microsoft.com/office/word/2015/wordml/symex" xmlns:wpg="http://schemas.microsoft.com/office/word/2010/wordprocessingGroup" xmlns:wpi="http://schemas.microsoft.com/office/word/2010/wordprocessingInk" xmlns:wne="http://schemas.microsoft.com/office/word/2006/wordml" xmlns:wps="http://schemas.microsoft.com/office/word/2010/wordprocessingShape" mc:Ignorable="w14 w15 w16se w16cid w16 w16cex w16sdtdh wp14">
+<w:ftr xmlns:wpc="http://schemas.microsoft.com/office/word/2010/wordprocessingCanvas" xmlns:cx="http://schemas.microsoft.com/office/drawing/2014/chartex" xmlns:cx1="http://schemas.microsoft.com/office/drawing/2015/9/8/chartex" xmlns:cx2="http://schemas.microsoft.com/office/drawing/2015/10/21/chartex" xmlns:cx3="http://schemas.microsoft.com/office/drawing/2016/5/9/chartex" xmlns:cx4="http://schemas.microsoft.com/office/drawing/2016/5/10/chartex" xmlns:cx5="http://schemas.microsoft.com/office/drawing/2016/5/11/chartex" xmlns:cx6="http://schemas.microsoft.com/office/drawing/2016/5/12/chartex" xmlns:cx7="http://schemas.microsoft.com/office/drawing/2016/5/13/chartex" xmlns:cx8="http://schemas.microsoft.com/office/drawing/2016/5/14/chartex" xmlns:mc="http://schemas.openxmlformats.org/markup-compatibility/2006" xmlns:aink="http://schemas.microsoft.com/office/drawing/2016/ink" xmlns:am3d="http://schemas.microsoft.com/office/drawing/2017/model3d" xmlns:o="urn:schemas-microsoft-com:office:office" xmlns:oel="http://schemas.microsoft.com/office/2019/extlst" xmlns:r="http://schemas.openxmlformats.org/officeDocument/2006/relationships" xmlns:m="http://schemas.openxmlformats.org/officeDocument/2006/math" xmlns:v="urn:schemas-microsoft-com:vml" xmlns:wp14="http://schemas.microsoft.com/office/word/2010/wordprocessingDrawing" xmlns:wp="http://schemas.openxmlformats.org/drawingml/2006/wordprocessingDrawing" xmlns:w10="urn:schemas-microsoft-com:office:word" xmlns:w="http://schemas.openxmlformats.org/wordprocessingml/2006/main" xmlns:w14="http://schemas.microsoft.com/office/word/2010/wordml" xmlns:w15="http://schemas.microsoft.com/office/word/2012/wordml" xmlns:w16cex="http://schemas.microsoft.com/office/word/2018/wordml/cex" xmlns:w16cid="http://schemas.microsoft.com/office/word/2016/wordml/cid" xmlns:w16="http://schemas.microsoft.com/office/word/2018/wordml" xmlns:w16du="http://schemas.microsoft.com/office/word/2023/wordml/word16du" xmlns:w16sdtdh="http://schemas.microsoft.com/office/word/2020/wordml/sdtdatahash" xmlns:w16sdtfl="http://schemas.microsoft.com/office/word/2024/wordml/sdtformatlock" xmlns:w16se="http://schemas.microsoft.com/office/word/2015/wordml/symex" xmlns:wpg="http://schemas.microsoft.com/office/word/2010/wordprocessingGroup" xmlns:wpi="http://schemas.microsoft.com/office/word/2010/wordprocessingInk" xmlns:wne="http://schemas.microsoft.com/office/word/2006/wordml" xmlns:wps="http://schemas.microsoft.com/office/word/2010/wordprocessingShape" mc:Ignorable="w14 w15 w16se w16cid w16 w16cex w16sdtdh w16sdtfl w16du wp14">
   <w:p>
     <w:pPr>
       <w:pStyle w:val="Footer"/>
@@ -1327,7 +4535,7 @@
       <w:rPr>
         <w:rStyle w:val="PageNumber"/>
       </w:rPr>
-      <w:instrText xml:space="preserve"> PAGE  \* ROMAN </w:instrText>
+      <w:instrText xml:space="preserve"> PAGE </w:instrText>
     </w:r>
     <w:r>
       <w:rPr>
@@ -1340,63 +4548,7 @@
         <w:rStyle w:val="PageNumber"/>
         <w:noProof/>
       </w:rPr>
-      <w:t>II</w:t>
-    </w:r>
-    <w:r>
-      <w:rPr>
-        <w:rStyle w:val="PageNumber"/>
-      </w:rPr>
-      <w:fldChar w:fldCharType="end"/>
-    </w:r>
-  </w:p>
-</w:ftr>
-</file>
-
-<file path=word/footer2.xml><?xml version="1.0" encoding="utf-8"?>
-<w:ftr xmlns:wpc="http://schemas.microsoft.com/office/word/2010/wordprocessingCanvas" xmlns:cx="http://schemas.microsoft.com/office/drawing/2014/chartex" xmlns:cx1="http://schemas.microsoft.com/office/drawing/2015/9/8/chartex" xmlns:cx2="http://schemas.microsoft.com/office/drawing/2015/10/21/chartex" xmlns:cx3="http://schemas.microsoft.com/office/drawing/2016/5/9/chartex" xmlns:cx4="http://schemas.microsoft.com/office/drawing/2016/5/10/chartex" xmlns:cx5="http://schemas.microsoft.com/office/drawing/2016/5/11/chartex" xmlns:cx6="http://schemas.microsoft.com/office/drawing/2016/5/12/chartex" xmlns:cx7="http://schemas.microsoft.com/office/drawing/2016/5/13/chartex" xmlns:cx8="http://schemas.microsoft.com/office/drawing/2016/5/14/chartex" xmlns:mc="http://schemas.openxmlformats.org/markup-compatibility/2006" xmlns:aink="http://schemas.microsoft.com/office/drawing/2016/ink" xmlns:am3d="http://schemas.microsoft.com/office/drawing/2017/model3d" xmlns:o="urn:schemas-microsoft-com:office:office" xmlns:oel="http://schemas.microsoft.com/office/2019/extlst" xmlns:r="http://schemas.openxmlformats.org/officeDocument/2006/relationships" xmlns:m="http://schemas.openxmlformats.org/officeDocument/2006/math" xmlns:v="urn:schemas-microsoft-com:vml" xmlns:wp14="http://schemas.microsoft.com/office/word/2010/wordprocessingDrawing" xmlns:wp="http://schemas.openxmlformats.org/drawingml/2006/wordprocessingDrawing" xmlns:w10="urn:schemas-microsoft-com:office:word" xmlns:w="http://schemas.openxmlformats.org/wordprocessingml/2006/main" xmlns:w14="http://schemas.microsoft.com/office/word/2010/wordml" xmlns:w15="http://schemas.microsoft.com/office/word/2012/wordml" xmlns:w16cex="http://schemas.microsoft.com/office/word/2018/wordml/cex" xmlns:w16cid="http://schemas.microsoft.com/office/word/2016/wordml/cid" xmlns:w16="http://schemas.microsoft.com/office/word/2018/wordml" xmlns:w16sdtdh="http://schemas.microsoft.com/office/word/2020/wordml/sdtdatahash" xmlns:w16se="http://schemas.microsoft.com/office/word/2015/wordml/symex" xmlns:wpg="http://schemas.microsoft.com/office/word/2010/wordprocessingGroup" xmlns:wpi="http://schemas.microsoft.com/office/word/2010/wordprocessingInk" xmlns:wne="http://schemas.microsoft.com/office/word/2006/wordml" xmlns:wps="http://schemas.microsoft.com/office/word/2010/wordprocessingShape" mc:Ignorable="w14 w15 w16se w16cid w16 w16cex w16sdtdh wp14">
-  <w:p>
-    <w:pPr>
-      <w:pStyle w:val="Footer"/>
-      <w:pBdr>
-        <w:top w:val="single" w:sz="4" w:space="1" w:color="auto"/>
-      </w:pBdr>
-      <w:tabs>
-        <w:tab w:val="clear" w:pos="4536"/>
-        <w:tab w:val="clear" w:pos="9072"/>
-        <w:tab w:val="center" w:pos="-1800"/>
-        <w:tab w:val="right" w:pos="9043"/>
-      </w:tabs>
-    </w:pPr>
-    <w:r>
-      <w:t>Fakultet strojarstva i brodogradnje</w:t>
-    </w:r>
-    <w:r>
-      <w:tab/>
-    </w:r>
-    <w:r>
-      <w:rPr>
-        <w:rStyle w:val="PageNumber"/>
-      </w:rPr>
-      <w:fldChar w:fldCharType="begin"/>
-    </w:r>
-    <w:r>
-      <w:rPr>
-        <w:rStyle w:val="PageNumber"/>
-      </w:rPr>
-      <w:instrText xml:space="preserve"> PAGE  \* Arabic </w:instrText>
-    </w:r>
-    <w:r>
-      <w:rPr>
-        <w:rStyle w:val="PageNumber"/>
-      </w:rPr>
-      <w:fldChar w:fldCharType="separate"/>
-    </w:r>
-    <w:r>
-      <w:rPr>
-        <w:rStyle w:val="PageNumber"/>
-        <w:noProof/>
-      </w:rPr>
-      <w:t>1</w:t>
+      <w:t>VI</w:t>
     </w:r>
     <w:r>
       <w:rPr>
@@ -1409,7 +4561,7 @@
 </file>
 
 <file path=word/footnotes.xml><?xml version="1.0" encoding="utf-8"?>
-<w:footnotes xmlns:wpc="http://schemas.microsoft.com/office/word/2010/wordprocessingCanvas" xmlns:cx="http://schemas.microsoft.com/office/drawing/2014/chartex" xmlns:cx1="http://schemas.microsoft.com/office/drawing/2015/9/8/chartex" xmlns:cx2="http://schemas.microsoft.com/office/drawing/2015/10/21/chartex" xmlns:cx3="http://schemas.microsoft.com/office/drawing/2016/5/9/chartex" xmlns:cx4="http://schemas.microsoft.com/office/drawing/2016/5/10/chartex" xmlns:cx5="http://schemas.microsoft.com/office/drawing/2016/5/11/chartex" xmlns:cx6="http://schemas.microsoft.com/office/drawing/2016/5/12/chartex" xmlns:cx7="http://schemas.microsoft.com/office/drawing/2016/5/13/chartex" xmlns:cx8="http://schemas.microsoft.com/office/drawing/2016/5/14/chartex" xmlns:mc="http://schemas.openxmlformats.org/markup-compatibility/2006" xmlns:aink="http://schemas.microsoft.com/office/drawing/2016/ink" xmlns:am3d="http://schemas.microsoft.com/office/drawing/2017/model3d" xmlns:o="urn:schemas-microsoft-com:office:office" xmlns:oel="http://schemas.microsoft.com/office/2019/extlst" xmlns:r="http://schemas.openxmlformats.org/officeDocument/2006/relationships" xmlns:m="http://schemas.openxmlformats.org/officeDocument/2006/math" xmlns:v="urn:schemas-microsoft-com:vml" xmlns:wp14="http://schemas.microsoft.com/office/word/2010/wordprocessingDrawing" xmlns:wp="http://schemas.openxmlformats.org/drawingml/2006/wordprocessingDrawing" xmlns:w10="urn:schemas-microsoft-com:office:word" xmlns:w="http://schemas.openxmlformats.org/wordprocessingml/2006/main" xmlns:w14="http://schemas.microsoft.com/office/word/2010/wordml" xmlns:w15="http://schemas.microsoft.com/office/word/2012/wordml" xmlns:w16cex="http://schemas.microsoft.com/office/word/2018/wordml/cex" xmlns:w16cid="http://schemas.microsoft.com/office/word/2016/wordml/cid" xmlns:w16="http://schemas.microsoft.com/office/word/2018/wordml" xmlns:w16sdtdh="http://schemas.microsoft.com/office/word/2020/wordml/sdtdatahash" xmlns:w16se="http://schemas.microsoft.com/office/word/2015/wordml/symex" xmlns:wpg="http://schemas.microsoft.com/office/word/2010/wordprocessingGroup" xmlns:wpi="http://schemas.microsoft.com/office/word/2010/wordprocessingInk" xmlns:wne="http://schemas.microsoft.com/office/word/2006/wordml" xmlns:wps="http://schemas.microsoft.com/office/word/2010/wordprocessingShape" mc:Ignorable="w14 w15 w16se w16cid w16 w16cex w16sdtdh wp14">
+<w:footnotes xmlns:wpc="http://schemas.microsoft.com/office/word/2010/wordprocessingCanvas" xmlns:cx="http://schemas.microsoft.com/office/drawing/2014/chartex" xmlns:cx1="http://schemas.microsoft.com/office/drawing/2015/9/8/chartex" xmlns:cx2="http://schemas.microsoft.com/office/drawing/2015/10/21/chartex" xmlns:cx3="http://schemas.microsoft.com/office/drawing/2016/5/9/chartex" xmlns:cx4="http://schemas.microsoft.com/office/drawing/2016/5/10/chartex" xmlns:cx5="http://schemas.microsoft.com/office/drawing/2016/5/11/chartex" xmlns:cx6="http://schemas.microsoft.com/office/drawing/2016/5/12/chartex" xmlns:cx7="http://schemas.microsoft.com/office/drawing/2016/5/13/chartex" xmlns:cx8="http://schemas.microsoft.com/office/drawing/2016/5/14/chartex" xmlns:mc="http://schemas.openxmlformats.org/markup-compatibility/2006" xmlns:aink="http://schemas.microsoft.com/office/drawing/2016/ink" xmlns:am3d="http://schemas.microsoft.com/office/drawing/2017/model3d" xmlns:o="urn:schemas-microsoft-com:office:office" xmlns:oel="http://schemas.microsoft.com/office/2019/extlst" xmlns:r="http://schemas.openxmlformats.org/officeDocument/2006/relationships" xmlns:m="http://schemas.openxmlformats.org/officeDocument/2006/math" xmlns:v="urn:schemas-microsoft-com:vml" xmlns:wp14="http://schemas.microsoft.com/office/word/2010/wordprocessingDrawing" xmlns:wp="http://schemas.openxmlformats.org/drawingml/2006/wordprocessingDrawing" xmlns:w10="urn:schemas-microsoft-com:office:word" xmlns:w="http://schemas.openxmlformats.org/wordprocessingml/2006/main" xmlns:w14="http://schemas.microsoft.com/office/word/2010/wordml" xmlns:w15="http://schemas.microsoft.com/office/word/2012/wordml" xmlns:w16cex="http://schemas.microsoft.com/office/word/2018/wordml/cex" xmlns:w16cid="http://schemas.microsoft.com/office/word/2016/wordml/cid" xmlns:w16="http://schemas.microsoft.com/office/word/2018/wordml" xmlns:w16du="http://schemas.microsoft.com/office/word/2023/wordml/word16du" xmlns:w16sdtdh="http://schemas.microsoft.com/office/word/2020/wordml/sdtdatahash" xmlns:w16sdtfl="http://schemas.microsoft.com/office/word/2024/wordml/sdtformatlock" xmlns:w16se="http://schemas.microsoft.com/office/word/2015/wordml/symex" xmlns:wpg="http://schemas.microsoft.com/office/word/2010/wordprocessingGroup" xmlns:wpi="http://schemas.microsoft.com/office/word/2010/wordprocessingInk" xmlns:wne="http://schemas.microsoft.com/office/word/2006/wordml" xmlns:wps="http://schemas.microsoft.com/office/word/2010/wordprocessingShape" mc:Ignorable="w14 w15 w16se w16cid w16 w16cex w16sdtdh w16sdtfl w16du wp14">
   <w:footnote w:type="separator" w:id="-1">
     <w:p>
       <w:r>
@@ -1428,7 +4580,7 @@
 </file>
 
 <file path=word/header1.xml><?xml version="1.0" encoding="utf-8"?>
-<w:hdr xmlns:wpc="http://schemas.microsoft.com/office/word/2010/wordprocessingCanvas" xmlns:cx="http://schemas.microsoft.com/office/drawing/2014/chartex" xmlns:cx1="http://schemas.microsoft.com/office/drawing/2015/9/8/chartex" xmlns:cx2="http://schemas.microsoft.com/office/drawing/2015/10/21/chartex" xmlns:cx3="http://schemas.microsoft.com/office/drawing/2016/5/9/chartex" xmlns:cx4="http://schemas.microsoft.com/office/drawing/2016/5/10/chartex" xmlns:cx5="http://schemas.microsoft.com/office/drawing/2016/5/11/chartex" xmlns:cx6="http://schemas.microsoft.com/office/drawing/2016/5/12/chartex" xmlns:cx7="http://schemas.microsoft.com/office/drawing/2016/5/13/chartex" xmlns:cx8="http://schemas.microsoft.com/office/drawing/2016/5/14/chartex" xmlns:mc="http://schemas.openxmlformats.org/markup-compatibility/2006" xmlns:aink="http://schemas.microsoft.com/office/drawing/2016/ink" xmlns:am3d="http://schemas.microsoft.com/office/drawing/2017/model3d" xmlns:o="urn:schemas-microsoft-com:office:office" xmlns:oel="http://schemas.microsoft.com/office/2019/extlst" xmlns:r="http://schemas.openxmlformats.org/officeDocument/2006/relationships" xmlns:m="http://schemas.openxmlformats.org/officeDocument/2006/math" xmlns:v="urn:schemas-microsoft-com:vml" xmlns:wp14="http://schemas.microsoft.com/office/word/2010/wordprocessingDrawing" xmlns:wp="http://schemas.openxmlformats.org/drawingml/2006/wordprocessingDrawing" xmlns:w10="urn:schemas-microsoft-com:office:word" xmlns:w="http://schemas.openxmlformats.org/wordprocessingml/2006/main" xmlns:w14="http://schemas.microsoft.com/office/word/2010/wordml" xmlns:w15="http://schemas.microsoft.com/office/word/2012/wordml" xmlns:w16cex="http://schemas.microsoft.com/office/word/2018/wordml/cex" xmlns:w16cid="http://schemas.microsoft.com/office/word/2016/wordml/cid" xmlns:w16="http://schemas.microsoft.com/office/word/2018/wordml" xmlns:w16sdtdh="http://schemas.microsoft.com/office/word/2020/wordml/sdtdatahash" xmlns:w16se="http://schemas.microsoft.com/office/word/2015/wordml/symex" xmlns:wpg="http://schemas.microsoft.com/office/word/2010/wordprocessingGroup" xmlns:wpi="http://schemas.microsoft.com/office/word/2010/wordprocessingInk" xmlns:wne="http://schemas.microsoft.com/office/word/2006/wordml" xmlns:wps="http://schemas.microsoft.com/office/word/2010/wordprocessingShape" mc:Ignorable="w14 w15 w16se w16cid w16 w16cex w16sdtdh wp14">
+<w:hdr xmlns:wpc="http://schemas.microsoft.com/office/word/2010/wordprocessingCanvas" xmlns:cx="http://schemas.microsoft.com/office/drawing/2014/chartex" xmlns:cx1="http://schemas.microsoft.com/office/drawing/2015/9/8/chartex" xmlns:cx2="http://schemas.microsoft.com/office/drawing/2015/10/21/chartex" xmlns:cx3="http://schemas.microsoft.com/office/drawing/2016/5/9/chartex" xmlns:cx4="http://schemas.microsoft.com/office/drawing/2016/5/10/chartex" xmlns:cx5="http://schemas.microsoft.com/office/drawing/2016/5/11/chartex" xmlns:cx6="http://schemas.microsoft.com/office/drawing/2016/5/12/chartex" xmlns:cx7="http://schemas.microsoft.com/office/drawing/2016/5/13/chartex" xmlns:cx8="http://schemas.microsoft.com/office/drawing/2016/5/14/chartex" xmlns:mc="http://schemas.openxmlformats.org/markup-compatibility/2006" xmlns:aink="http://schemas.microsoft.com/office/drawing/2016/ink" xmlns:am3d="http://schemas.microsoft.com/office/drawing/2017/model3d" xmlns:o="urn:schemas-microsoft-com:office:office" xmlns:oel="http://schemas.microsoft.com/office/2019/extlst" xmlns:r="http://schemas.openxmlformats.org/officeDocument/2006/relationships" xmlns:m="http://schemas.openxmlformats.org/officeDocument/2006/math" xmlns:v="urn:schemas-microsoft-com:vml" xmlns:wp14="http://schemas.microsoft.com/office/word/2010/wordprocessingDrawing" xmlns:wp="http://schemas.openxmlformats.org/drawingml/2006/wordprocessingDrawing" xmlns:w10="urn:schemas-microsoft-com:office:word" xmlns:w="http://schemas.openxmlformats.org/wordprocessingml/2006/main" xmlns:w14="http://schemas.microsoft.com/office/word/2010/wordml" xmlns:w15="http://schemas.microsoft.com/office/word/2012/wordml" xmlns:w16cex="http://schemas.microsoft.com/office/word/2018/wordml/cex" xmlns:w16cid="http://schemas.microsoft.com/office/word/2016/wordml/cid" xmlns:w16="http://schemas.microsoft.com/office/word/2018/wordml" xmlns:w16du="http://schemas.microsoft.com/office/word/2023/wordml/word16du" xmlns:w16sdtdh="http://schemas.microsoft.com/office/word/2020/wordml/sdtdatahash" xmlns:w16sdtfl="http://schemas.microsoft.com/office/word/2024/wordml/sdtformatlock" xmlns:w16se="http://schemas.microsoft.com/office/word/2015/wordml/symex" xmlns:wpg="http://schemas.microsoft.com/office/word/2010/wordprocessingGroup" xmlns:wpi="http://schemas.microsoft.com/office/word/2010/wordprocessingInk" xmlns:wne="http://schemas.microsoft.com/office/word/2006/wordml" xmlns:wps="http://schemas.microsoft.com/office/word/2010/wordprocessingShape" mc:Ignorable="w14 w15 w16se w16cid w16 w16cex w16sdtdh w16sdtfl w16du wp14">
   <w:p>
     <w:pPr>
       <w:pStyle w:val="Header"/>
@@ -1443,248 +4595,19 @@
       </w:tabs>
     </w:pPr>
     <w:r>
-      <w:t>Krešimir Hartl</w:t>
+      <w:t>Ime Prezime</w:t>
     </w:r>
     <w:r>
       <w:tab/>
-    </w:r>
-    <w:r>
-      <w:t>Seminar</w:t>
+      <w:t>Diplomski rad</w:t>
     </w:r>
   </w:p>
 </w:hdr>
 </file>
 
 <file path=word/numbering.xml><?xml version="1.0" encoding="utf-8"?>
-<w:numbering xmlns:wpc="http://schemas.microsoft.com/office/word/2010/wordprocessingCanvas" xmlns:cx="http://schemas.microsoft.com/office/drawing/2014/chartex" xmlns:cx1="http://schemas.microsoft.com/office/drawing/2015/9/8/chartex" xmlns:cx2="http://schemas.microsoft.com/office/drawing/2015/10/21/chartex" xmlns:cx3="http://schemas.microsoft.com/office/drawing/2016/5/9/chartex" xmlns:cx4="http://schemas.microsoft.com/office/drawing/2016/5/10/chartex" xmlns:cx5="http://schemas.microsoft.com/office/drawing/2016/5/11/chartex" xmlns:cx6="http://schemas.microsoft.com/office/drawing/2016/5/12/chartex" xmlns:cx7="http://schemas.microsoft.com/office/drawing/2016/5/13/chartex" xmlns:cx8="http://schemas.microsoft.com/office/drawing/2016/5/14/chartex" xmlns:mc="http://schemas.openxmlformats.org/markup-compatibility/2006" xmlns:aink="http://schemas.microsoft.com/office/drawing/2016/ink" xmlns:am3d="http://schemas.microsoft.com/office/drawing/2017/model3d" xmlns:o="urn:schemas-microsoft-com:office:office" xmlns:oel="http://schemas.microsoft.com/office/2019/extlst" xmlns:r="http://schemas.openxmlformats.org/officeDocument/2006/relationships" xmlns:m="http://schemas.openxmlformats.org/officeDocument/2006/math" xmlns:v="urn:schemas-microsoft-com:vml" xmlns:wp14="http://schemas.microsoft.com/office/word/2010/wordprocessingDrawing" xmlns:wp="http://schemas.openxmlformats.org/drawingml/2006/wordprocessingDrawing" xmlns:w10="urn:schemas-microsoft-com:office:word" xmlns:w="http://schemas.openxmlformats.org/wordprocessingml/2006/main" xmlns:w14="http://schemas.microsoft.com/office/word/2010/wordml" xmlns:w15="http://schemas.microsoft.com/office/word/2012/wordml" xmlns:w16cex="http://schemas.microsoft.com/office/word/2018/wordml/cex" xmlns:w16cid="http://schemas.microsoft.com/office/word/2016/wordml/cid" xmlns:w16="http://schemas.microsoft.com/office/word/2018/wordml" xmlns:w16sdtdh="http://schemas.microsoft.com/office/word/2020/wordml/sdtdatahash" xmlns:w16se="http://schemas.microsoft.com/office/word/2015/wordml/symex" xmlns:wpg="http://schemas.microsoft.com/office/word/2010/wordprocessingGroup" xmlns:wpi="http://schemas.microsoft.com/office/word/2010/wordprocessingInk" xmlns:wne="http://schemas.microsoft.com/office/word/2006/wordml" xmlns:wps="http://schemas.microsoft.com/office/word/2010/wordprocessingShape" mc:Ignorable="w14 w15 w16se w16cid w16 w16cex w16sdtdh wp14">
+<w:numbering xmlns:wpc="http://schemas.microsoft.com/office/word/2010/wordprocessingCanvas" xmlns:cx="http://schemas.microsoft.com/office/drawing/2014/chartex" xmlns:cx1="http://schemas.microsoft.com/office/drawing/2015/9/8/chartex" xmlns:cx2="http://schemas.microsoft.com/office/drawing/2015/10/21/chartex" xmlns:cx3="http://schemas.microsoft.com/office/drawing/2016/5/9/chartex" xmlns:cx4="http://schemas.microsoft.com/office/drawing/2016/5/10/chartex" xmlns:cx5="http://schemas.microsoft.com/office/drawing/2016/5/11/chartex" xmlns:cx6="http://schemas.microsoft.com/office/drawing/2016/5/12/chartex" xmlns:cx7="http://schemas.microsoft.com/office/drawing/2016/5/13/chartex" xmlns:cx8="http://schemas.microsoft.com/office/drawing/2016/5/14/chartex" xmlns:mc="http://schemas.openxmlformats.org/markup-compatibility/2006" xmlns:aink="http://schemas.microsoft.com/office/drawing/2016/ink" xmlns:am3d="http://schemas.microsoft.com/office/drawing/2017/model3d" xmlns:o="urn:schemas-microsoft-com:office:office" xmlns:oel="http://schemas.microsoft.com/office/2019/extlst" xmlns:r="http://schemas.openxmlformats.org/officeDocument/2006/relationships" xmlns:m="http://schemas.openxmlformats.org/officeDocument/2006/math" xmlns:v="urn:schemas-microsoft-com:vml" xmlns:wp14="http://schemas.microsoft.com/office/word/2010/wordprocessingDrawing" xmlns:wp="http://schemas.openxmlformats.org/drawingml/2006/wordprocessingDrawing" xmlns:w10="urn:schemas-microsoft-com:office:word" xmlns:w="http://schemas.openxmlformats.org/wordprocessingml/2006/main" xmlns:w14="http://schemas.microsoft.com/office/word/2010/wordml" xmlns:w15="http://schemas.microsoft.com/office/word/2012/wordml" xmlns:w16cex="http://schemas.microsoft.com/office/word/2018/wordml/cex" xmlns:w16cid="http://schemas.microsoft.com/office/word/2016/wordml/cid" xmlns:w16="http://schemas.microsoft.com/office/word/2018/wordml" xmlns:w16du="http://schemas.microsoft.com/office/word/2023/wordml/word16du" xmlns:w16sdtdh="http://schemas.microsoft.com/office/word/2020/wordml/sdtdatahash" xmlns:w16sdtfl="http://schemas.microsoft.com/office/word/2024/wordml/sdtformatlock" xmlns:w16se="http://schemas.microsoft.com/office/word/2015/wordml/symex" xmlns:wpg="http://schemas.microsoft.com/office/word/2010/wordprocessingGroup" xmlns:wpi="http://schemas.microsoft.com/office/word/2010/wordprocessingInk" xmlns:wne="http://schemas.microsoft.com/office/word/2006/wordml" xmlns:wps="http://schemas.microsoft.com/office/word/2010/wordprocessingShape" mc:Ignorable="w14 w15 w16se w16cid w16 w16cex w16sdtdh w16sdtfl w16du wp14">
   <w:abstractNum w:abstractNumId="0" w15:restartNumberingAfterBreak="0">
-    <w:nsid w:val="029A0AD0"/>
-    <w:multiLevelType w:val="hybridMultilevel"/>
-    <w:tmpl w:val="FCA032B8"/>
-    <w:lvl w:ilvl="0" w:tplc="0FA69688">
-      <w:start w:val="1"/>
-      <w:numFmt w:val="decimal"/>
-      <w:pStyle w:val="NASLOVPOGLAVLJA"/>
-      <w:lvlText w:val="%1."/>
-      <w:lvlJc w:val="left"/>
-      <w:pPr>
-        <w:ind w:left="360" w:hanging="360"/>
-      </w:pPr>
-      <w:rPr>
-        <w:rFonts w:hint="default"/>
-      </w:rPr>
-    </w:lvl>
-    <w:lvl w:ilvl="1" w:tplc="041A0003" w:tentative="1">
-      <w:start w:val="1"/>
-      <w:numFmt w:val="bullet"/>
-      <w:lvlText w:val="o"/>
-      <w:lvlJc w:val="left"/>
-      <w:pPr>
-        <w:ind w:left="1440" w:hanging="360"/>
-      </w:pPr>
-      <w:rPr>
-        <w:rFonts w:ascii="Courier New" w:hAnsi="Courier New" w:cs="Courier New" w:hint="default"/>
-      </w:rPr>
-    </w:lvl>
-    <w:lvl w:ilvl="2" w:tplc="041A0005" w:tentative="1">
-      <w:start w:val="1"/>
-      <w:numFmt w:val="bullet"/>
-      <w:lvlText w:val=""/>
-      <w:lvlJc w:val="left"/>
-      <w:pPr>
-        <w:ind w:left="2160" w:hanging="360"/>
-      </w:pPr>
-      <w:rPr>
-        <w:rFonts w:ascii="Wingdings" w:hAnsi="Wingdings" w:hint="default"/>
-      </w:rPr>
-    </w:lvl>
-    <w:lvl w:ilvl="3" w:tplc="041A0001" w:tentative="1">
-      <w:start w:val="1"/>
-      <w:numFmt w:val="bullet"/>
-      <w:lvlText w:val=""/>
-      <w:lvlJc w:val="left"/>
-      <w:pPr>
-        <w:ind w:left="2880" w:hanging="360"/>
-      </w:pPr>
-      <w:rPr>
-        <w:rFonts w:ascii="Symbol" w:hAnsi="Symbol" w:hint="default"/>
-      </w:rPr>
-    </w:lvl>
-    <w:lvl w:ilvl="4" w:tplc="041A0003" w:tentative="1">
-      <w:start w:val="1"/>
-      <w:numFmt w:val="bullet"/>
-      <w:lvlText w:val="o"/>
-      <w:lvlJc w:val="left"/>
-      <w:pPr>
-        <w:ind w:left="3600" w:hanging="360"/>
-      </w:pPr>
-      <w:rPr>
-        <w:rFonts w:ascii="Courier New" w:hAnsi="Courier New" w:cs="Courier New" w:hint="default"/>
-      </w:rPr>
-    </w:lvl>
-    <w:lvl w:ilvl="5" w:tplc="041A0005" w:tentative="1">
-      <w:start w:val="1"/>
-      <w:numFmt w:val="bullet"/>
-      <w:lvlText w:val=""/>
-      <w:lvlJc w:val="left"/>
-      <w:pPr>
-        <w:ind w:left="4320" w:hanging="360"/>
-      </w:pPr>
-      <w:rPr>
-        <w:rFonts w:ascii="Wingdings" w:hAnsi="Wingdings" w:hint="default"/>
-      </w:rPr>
-    </w:lvl>
-    <w:lvl w:ilvl="6" w:tplc="041A0001" w:tentative="1">
-      <w:start w:val="1"/>
-      <w:numFmt w:val="bullet"/>
-      <w:lvlText w:val=""/>
-      <w:lvlJc w:val="left"/>
-      <w:pPr>
-        <w:ind w:left="5040" w:hanging="360"/>
-      </w:pPr>
-      <w:rPr>
-        <w:rFonts w:ascii="Symbol" w:hAnsi="Symbol" w:hint="default"/>
-      </w:rPr>
-    </w:lvl>
-    <w:lvl w:ilvl="7" w:tplc="041A0003" w:tentative="1">
-      <w:start w:val="1"/>
-      <w:numFmt w:val="bullet"/>
-      <w:lvlText w:val="o"/>
-      <w:lvlJc w:val="left"/>
-      <w:pPr>
-        <w:ind w:left="5760" w:hanging="360"/>
-      </w:pPr>
-      <w:rPr>
-        <w:rFonts w:ascii="Courier New" w:hAnsi="Courier New" w:cs="Courier New" w:hint="default"/>
-      </w:rPr>
-    </w:lvl>
-    <w:lvl w:ilvl="8" w:tplc="041A0005" w:tentative="1">
-      <w:start w:val="1"/>
-      <w:numFmt w:val="bullet"/>
-      <w:lvlText w:val=""/>
-      <w:lvlJc w:val="left"/>
-      <w:pPr>
-        <w:ind w:left="6480" w:hanging="360"/>
-      </w:pPr>
-      <w:rPr>
-        <w:rFonts w:ascii="Wingdings" w:hAnsi="Wingdings" w:hint="default"/>
-      </w:rPr>
-    </w:lvl>
-  </w:abstractNum>
-  <w:abstractNum w:abstractNumId="1" w15:restartNumberingAfterBreak="0">
-    <w:nsid w:val="0486491D"/>
-    <w:multiLevelType w:val="multilevel"/>
-    <w:tmpl w:val="9A16EB94"/>
-    <w:lvl w:ilvl="0">
-      <w:start w:val="1"/>
-      <w:numFmt w:val="decimal"/>
-      <w:lvlText w:val="%1"/>
-      <w:lvlJc w:val="left"/>
-      <w:pPr>
-        <w:ind w:left="360" w:hanging="360"/>
-      </w:pPr>
-      <w:rPr>
-        <w:rFonts w:hint="default"/>
-      </w:rPr>
-    </w:lvl>
-    <w:lvl w:ilvl="1">
-      <w:start w:val="1"/>
-      <w:numFmt w:val="lowerLetter"/>
-      <w:lvlText w:val="%2)"/>
-      <w:lvlJc w:val="left"/>
-      <w:pPr>
-        <w:ind w:left="720" w:hanging="360"/>
-      </w:pPr>
-      <w:rPr>
-        <w:rFonts w:hint="default"/>
-      </w:rPr>
-    </w:lvl>
-    <w:lvl w:ilvl="2">
-      <w:start w:val="1"/>
-      <w:numFmt w:val="lowerRoman"/>
-      <w:lvlText w:val="%3)"/>
-      <w:lvlJc w:val="left"/>
-      <w:pPr>
-        <w:ind w:left="1080" w:hanging="360"/>
-      </w:pPr>
-      <w:rPr>
-        <w:rFonts w:hint="default"/>
-      </w:rPr>
-    </w:lvl>
-    <w:lvl w:ilvl="3">
-      <w:start w:val="1"/>
-      <w:numFmt w:val="decimal"/>
-      <w:lvlText w:val="(%4)"/>
-      <w:lvlJc w:val="left"/>
-      <w:pPr>
-        <w:ind w:left="1440" w:hanging="360"/>
-      </w:pPr>
-      <w:rPr>
-        <w:rFonts w:hint="default"/>
-      </w:rPr>
-    </w:lvl>
-    <w:lvl w:ilvl="4">
-      <w:start w:val="1"/>
-      <w:numFmt w:val="lowerLetter"/>
-      <w:lvlText w:val="(%5)"/>
-      <w:lvlJc w:val="left"/>
-      <w:pPr>
-        <w:ind w:left="1800" w:hanging="360"/>
-      </w:pPr>
-      <w:rPr>
-        <w:rFonts w:hint="default"/>
-      </w:rPr>
-    </w:lvl>
-    <w:lvl w:ilvl="5">
-      <w:start w:val="1"/>
-      <w:numFmt w:val="lowerRoman"/>
-      <w:lvlText w:val="(%6)"/>
-      <w:lvlJc w:val="left"/>
-      <w:pPr>
-        <w:ind w:left="2160" w:hanging="360"/>
-      </w:pPr>
-      <w:rPr>
-        <w:rFonts w:hint="default"/>
-      </w:rPr>
-    </w:lvl>
-    <w:lvl w:ilvl="6">
-      <w:start w:val="1"/>
-      <w:numFmt w:val="decimal"/>
-      <w:lvlText w:val="%7."/>
-      <w:lvlJc w:val="left"/>
-      <w:pPr>
-        <w:ind w:left="2520" w:hanging="360"/>
-      </w:pPr>
-      <w:rPr>
-        <w:rFonts w:hint="default"/>
-      </w:rPr>
-    </w:lvl>
-    <w:lvl w:ilvl="7">
-      <w:start w:val="1"/>
-      <w:numFmt w:val="lowerLetter"/>
-      <w:lvlText w:val="%8."/>
-      <w:lvlJc w:val="left"/>
-      <w:pPr>
-        <w:ind w:left="2880" w:hanging="360"/>
-      </w:pPr>
-      <w:rPr>
-        <w:rFonts w:hint="default"/>
-      </w:rPr>
-    </w:lvl>
-    <w:lvl w:ilvl="8">
-      <w:start w:val="1"/>
-      <w:numFmt w:val="lowerRoman"/>
-      <w:lvlText w:val="%9."/>
-      <w:lvlJc w:val="left"/>
-      <w:pPr>
-        <w:ind w:left="3240" w:hanging="360"/>
-      </w:pPr>
-      <w:rPr>
-        <w:rFonts w:hint="default"/>
-      </w:rPr>
-    </w:lvl>
-  </w:abstractNum>
-  <w:abstractNum w:abstractNumId="2" w15:restartNumberingAfterBreak="0">
     <w:nsid w:val="07E75A57"/>
     <w:multiLevelType w:val="multilevel"/>
     <w:tmpl w:val="041A001F"/>
@@ -1797,7 +4720,7 @@
       </w:pPr>
     </w:lvl>
   </w:abstractNum>
-  <w:abstractNum w:abstractNumId="3" w15:restartNumberingAfterBreak="0">
+  <w:abstractNum w:abstractNumId="1" w15:restartNumberingAfterBreak="0">
     <w:nsid w:val="0C2C36A5"/>
     <w:multiLevelType w:val="hybridMultilevel"/>
     <w:tmpl w:val="2CFE6C68"/>
@@ -1938,292 +4861,7 @@
       </w:rPr>
     </w:lvl>
   </w:abstractNum>
-  <w:abstractNum w:abstractNumId="4" w15:restartNumberingAfterBreak="0">
-    <w:nsid w:val="1065258F"/>
-    <w:multiLevelType w:val="hybridMultilevel"/>
-    <w:tmpl w:val="3172458E"/>
-    <w:lvl w:ilvl="0" w:tplc="041A0001">
-      <w:start w:val="1"/>
-      <w:numFmt w:val="bullet"/>
-      <w:lvlText w:val=""/>
-      <w:lvlJc w:val="left"/>
-      <w:pPr>
-        <w:ind w:left="720" w:hanging="360"/>
-      </w:pPr>
-      <w:rPr>
-        <w:rFonts w:ascii="Symbol" w:hAnsi="Symbol" w:hint="default"/>
-      </w:rPr>
-    </w:lvl>
-    <w:lvl w:ilvl="1" w:tplc="041A0003" w:tentative="1">
-      <w:start w:val="1"/>
-      <w:numFmt w:val="bullet"/>
-      <w:lvlText w:val="o"/>
-      <w:lvlJc w:val="left"/>
-      <w:pPr>
-        <w:ind w:left="1440" w:hanging="360"/>
-      </w:pPr>
-      <w:rPr>
-        <w:rFonts w:ascii="Courier New" w:hAnsi="Courier New" w:cs="Courier New" w:hint="default"/>
-      </w:rPr>
-    </w:lvl>
-    <w:lvl w:ilvl="2" w:tplc="041A0005" w:tentative="1">
-      <w:start w:val="1"/>
-      <w:numFmt w:val="bullet"/>
-      <w:lvlText w:val=""/>
-      <w:lvlJc w:val="left"/>
-      <w:pPr>
-        <w:ind w:left="2160" w:hanging="360"/>
-      </w:pPr>
-      <w:rPr>
-        <w:rFonts w:ascii="Wingdings" w:hAnsi="Wingdings" w:hint="default"/>
-      </w:rPr>
-    </w:lvl>
-    <w:lvl w:ilvl="3" w:tplc="041A0001" w:tentative="1">
-      <w:start w:val="1"/>
-      <w:numFmt w:val="bullet"/>
-      <w:lvlText w:val=""/>
-      <w:lvlJc w:val="left"/>
-      <w:pPr>
-        <w:ind w:left="2880" w:hanging="360"/>
-      </w:pPr>
-      <w:rPr>
-        <w:rFonts w:ascii="Symbol" w:hAnsi="Symbol" w:hint="default"/>
-      </w:rPr>
-    </w:lvl>
-    <w:lvl w:ilvl="4" w:tplc="041A0003" w:tentative="1">
-      <w:start w:val="1"/>
-      <w:numFmt w:val="bullet"/>
-      <w:lvlText w:val="o"/>
-      <w:lvlJc w:val="left"/>
-      <w:pPr>
-        <w:ind w:left="3600" w:hanging="360"/>
-      </w:pPr>
-      <w:rPr>
-        <w:rFonts w:ascii="Courier New" w:hAnsi="Courier New" w:cs="Courier New" w:hint="default"/>
-      </w:rPr>
-    </w:lvl>
-    <w:lvl w:ilvl="5" w:tplc="041A0005" w:tentative="1">
-      <w:start w:val="1"/>
-      <w:numFmt w:val="bullet"/>
-      <w:lvlText w:val=""/>
-      <w:lvlJc w:val="left"/>
-      <w:pPr>
-        <w:ind w:left="4320" w:hanging="360"/>
-      </w:pPr>
-      <w:rPr>
-        <w:rFonts w:ascii="Wingdings" w:hAnsi="Wingdings" w:hint="default"/>
-      </w:rPr>
-    </w:lvl>
-    <w:lvl w:ilvl="6" w:tplc="041A0001" w:tentative="1">
-      <w:start w:val="1"/>
-      <w:numFmt w:val="bullet"/>
-      <w:lvlText w:val=""/>
-      <w:lvlJc w:val="left"/>
-      <w:pPr>
-        <w:ind w:left="5040" w:hanging="360"/>
-      </w:pPr>
-      <w:rPr>
-        <w:rFonts w:ascii="Symbol" w:hAnsi="Symbol" w:hint="default"/>
-      </w:rPr>
-    </w:lvl>
-    <w:lvl w:ilvl="7" w:tplc="041A0003" w:tentative="1">
-      <w:start w:val="1"/>
-      <w:numFmt w:val="bullet"/>
-      <w:lvlText w:val="o"/>
-      <w:lvlJc w:val="left"/>
-      <w:pPr>
-        <w:ind w:left="5760" w:hanging="360"/>
-      </w:pPr>
-      <w:rPr>
-        <w:rFonts w:ascii="Courier New" w:hAnsi="Courier New" w:cs="Courier New" w:hint="default"/>
-      </w:rPr>
-    </w:lvl>
-    <w:lvl w:ilvl="8" w:tplc="041A0005" w:tentative="1">
-      <w:start w:val="1"/>
-      <w:numFmt w:val="bullet"/>
-      <w:lvlText w:val=""/>
-      <w:lvlJc w:val="left"/>
-      <w:pPr>
-        <w:ind w:left="6480" w:hanging="360"/>
-      </w:pPr>
-      <w:rPr>
-        <w:rFonts w:ascii="Wingdings" w:hAnsi="Wingdings" w:hint="default"/>
-      </w:rPr>
-    </w:lvl>
-  </w:abstractNum>
-  <w:abstractNum w:abstractNumId="5" w15:restartNumberingAfterBreak="0">
-    <w:nsid w:val="11940CFD"/>
-    <w:multiLevelType w:val="hybridMultilevel"/>
-    <w:tmpl w:val="EF4E2B90"/>
-    <w:lvl w:ilvl="0" w:tplc="9500BD78">
-      <w:start w:val="1"/>
-      <w:numFmt w:val="decimal"/>
-      <w:lvlText w:val="%1."/>
-      <w:lvlJc w:val="left"/>
-      <w:pPr>
-        <w:ind w:left="720" w:hanging="360"/>
-      </w:pPr>
-    </w:lvl>
-    <w:lvl w:ilvl="1" w:tplc="041A0019" w:tentative="1">
-      <w:start w:val="1"/>
-      <w:numFmt w:val="lowerLetter"/>
-      <w:lvlText w:val="%2."/>
-      <w:lvlJc w:val="left"/>
-      <w:pPr>
-        <w:ind w:left="1440" w:hanging="360"/>
-      </w:pPr>
-    </w:lvl>
-    <w:lvl w:ilvl="2" w:tplc="041A001B" w:tentative="1">
-      <w:start w:val="1"/>
-      <w:numFmt w:val="lowerRoman"/>
-      <w:lvlText w:val="%3."/>
-      <w:lvlJc w:val="right"/>
-      <w:pPr>
-        <w:ind w:left="2160" w:hanging="180"/>
-      </w:pPr>
-    </w:lvl>
-    <w:lvl w:ilvl="3" w:tplc="041A000F" w:tentative="1">
-      <w:start w:val="1"/>
-      <w:numFmt w:val="decimal"/>
-      <w:lvlText w:val="%4."/>
-      <w:lvlJc w:val="left"/>
-      <w:pPr>
-        <w:ind w:left="2880" w:hanging="360"/>
-      </w:pPr>
-    </w:lvl>
-    <w:lvl w:ilvl="4" w:tplc="041A0019" w:tentative="1">
-      <w:start w:val="1"/>
-      <w:numFmt w:val="lowerLetter"/>
-      <w:lvlText w:val="%5."/>
-      <w:lvlJc w:val="left"/>
-      <w:pPr>
-        <w:ind w:left="3600" w:hanging="360"/>
-      </w:pPr>
-    </w:lvl>
-    <w:lvl w:ilvl="5" w:tplc="041A001B" w:tentative="1">
-      <w:start w:val="1"/>
-      <w:numFmt w:val="lowerRoman"/>
-      <w:lvlText w:val="%6."/>
-      <w:lvlJc w:val="right"/>
-      <w:pPr>
-        <w:ind w:left="4320" w:hanging="180"/>
-      </w:pPr>
-    </w:lvl>
-    <w:lvl w:ilvl="6" w:tplc="041A000F" w:tentative="1">
-      <w:start w:val="1"/>
-      <w:numFmt w:val="decimal"/>
-      <w:lvlText w:val="%7."/>
-      <w:lvlJc w:val="left"/>
-      <w:pPr>
-        <w:ind w:left="5040" w:hanging="360"/>
-      </w:pPr>
-    </w:lvl>
-    <w:lvl w:ilvl="7" w:tplc="041A0019" w:tentative="1">
-      <w:start w:val="1"/>
-      <w:numFmt w:val="lowerLetter"/>
-      <w:lvlText w:val="%8."/>
-      <w:lvlJc w:val="left"/>
-      <w:pPr>
-        <w:ind w:left="5760" w:hanging="360"/>
-      </w:pPr>
-    </w:lvl>
-    <w:lvl w:ilvl="8" w:tplc="041A001B" w:tentative="1">
-      <w:start w:val="1"/>
-      <w:numFmt w:val="lowerRoman"/>
-      <w:lvlText w:val="%9."/>
-      <w:lvlJc w:val="right"/>
-      <w:pPr>
-        <w:ind w:left="6480" w:hanging="180"/>
-      </w:pPr>
-    </w:lvl>
-  </w:abstractNum>
-  <w:abstractNum w:abstractNumId="6" w15:restartNumberingAfterBreak="0">
-    <w:nsid w:val="12D70525"/>
-    <w:multiLevelType w:val="multilevel"/>
-    <w:tmpl w:val="041A001D"/>
-    <w:lvl w:ilvl="0">
-      <w:start w:val="1"/>
-      <w:numFmt w:val="decimal"/>
-      <w:lvlText w:val="%1)"/>
-      <w:lvlJc w:val="left"/>
-      <w:pPr>
-        <w:ind w:left="360" w:hanging="360"/>
-      </w:pPr>
-    </w:lvl>
-    <w:lvl w:ilvl="1">
-      <w:start w:val="1"/>
-      <w:numFmt w:val="lowerLetter"/>
-      <w:lvlText w:val="%2)"/>
-      <w:lvlJc w:val="left"/>
-      <w:pPr>
-        <w:ind w:left="720" w:hanging="360"/>
-      </w:pPr>
-    </w:lvl>
-    <w:lvl w:ilvl="2">
-      <w:start w:val="1"/>
-      <w:numFmt w:val="lowerRoman"/>
-      <w:lvlText w:val="%3)"/>
-      <w:lvlJc w:val="left"/>
-      <w:pPr>
-        <w:ind w:left="1080" w:hanging="360"/>
-      </w:pPr>
-    </w:lvl>
-    <w:lvl w:ilvl="3">
-      <w:start w:val="1"/>
-      <w:numFmt w:val="decimal"/>
-      <w:lvlText w:val="(%4)"/>
-      <w:lvlJc w:val="left"/>
-      <w:pPr>
-        <w:ind w:left="1440" w:hanging="360"/>
-      </w:pPr>
-    </w:lvl>
-    <w:lvl w:ilvl="4">
-      <w:start w:val="1"/>
-      <w:numFmt w:val="lowerLetter"/>
-      <w:lvlText w:val="(%5)"/>
-      <w:lvlJc w:val="left"/>
-      <w:pPr>
-        <w:ind w:left="1800" w:hanging="360"/>
-      </w:pPr>
-    </w:lvl>
-    <w:lvl w:ilvl="5">
-      <w:start w:val="1"/>
-      <w:numFmt w:val="lowerRoman"/>
-      <w:lvlText w:val="(%6)"/>
-      <w:lvlJc w:val="left"/>
-      <w:pPr>
-        <w:ind w:left="2160" w:hanging="360"/>
-      </w:pPr>
-    </w:lvl>
-    <w:lvl w:ilvl="6">
-      <w:start w:val="1"/>
-      <w:numFmt w:val="decimal"/>
-      <w:lvlText w:val="%7."/>
-      <w:lvlJc w:val="left"/>
-      <w:pPr>
-        <w:ind w:left="2520" w:hanging="360"/>
-      </w:pPr>
-    </w:lvl>
-    <w:lvl w:ilvl="7">
-      <w:start w:val="1"/>
-      <w:numFmt w:val="lowerLetter"/>
-      <w:lvlText w:val="%8."/>
-      <w:lvlJc w:val="left"/>
-      <w:pPr>
-        <w:ind w:left="2880" w:hanging="360"/>
-      </w:pPr>
-    </w:lvl>
-    <w:lvl w:ilvl="8">
-      <w:start w:val="1"/>
-      <w:numFmt w:val="lowerRoman"/>
-      <w:lvlText w:val="%9."/>
-      <w:lvlJc w:val="left"/>
-      <w:pPr>
-        <w:ind w:left="3240" w:hanging="360"/>
-      </w:pPr>
-    </w:lvl>
-  </w:abstractNum>
-  <w:abstractNum w:abstractNumId="7" w15:restartNumberingAfterBreak="0">
+  <w:abstractNum w:abstractNumId="2" w15:restartNumberingAfterBreak="0">
     <w:nsid w:val="1CB221E0"/>
     <w:multiLevelType w:val="multilevel"/>
     <w:tmpl w:val="2038715A"/>
@@ -2336,7 +4974,7 @@
       </w:pPr>
     </w:lvl>
   </w:abstractNum>
-  <w:abstractNum w:abstractNumId="8" w15:restartNumberingAfterBreak="0">
+  <w:abstractNum w:abstractNumId="3" w15:restartNumberingAfterBreak="0">
     <w:nsid w:val="1D9E70C4"/>
     <w:multiLevelType w:val="hybridMultilevel"/>
     <w:tmpl w:val="385CAF0E"/>
@@ -2453,93 +5091,7 @@
       </w:pPr>
     </w:lvl>
   </w:abstractNum>
-  <w:abstractNum w:abstractNumId="9" w15:restartNumberingAfterBreak="0">
-    <w:nsid w:val="1EFF6314"/>
-    <w:multiLevelType w:val="hybridMultilevel"/>
-    <w:tmpl w:val="61E4C120"/>
-    <w:lvl w:ilvl="0" w:tplc="0809000F">
-      <w:start w:val="1"/>
-      <w:numFmt w:val="decimal"/>
-      <w:lvlText w:val="%1."/>
-      <w:lvlJc w:val="left"/>
-      <w:pPr>
-        <w:ind w:left="720" w:hanging="360"/>
-      </w:pPr>
-    </w:lvl>
-    <w:lvl w:ilvl="1" w:tplc="041A0019" w:tentative="1">
-      <w:start w:val="1"/>
-      <w:numFmt w:val="lowerLetter"/>
-      <w:lvlText w:val="%2."/>
-      <w:lvlJc w:val="left"/>
-      <w:pPr>
-        <w:ind w:left="1440" w:hanging="360"/>
-      </w:pPr>
-    </w:lvl>
-    <w:lvl w:ilvl="2" w:tplc="041A001B" w:tentative="1">
-      <w:start w:val="1"/>
-      <w:numFmt w:val="lowerRoman"/>
-      <w:lvlText w:val="%3."/>
-      <w:lvlJc w:val="right"/>
-      <w:pPr>
-        <w:ind w:left="2160" w:hanging="180"/>
-      </w:pPr>
-    </w:lvl>
-    <w:lvl w:ilvl="3" w:tplc="041A000F" w:tentative="1">
-      <w:start w:val="1"/>
-      <w:numFmt w:val="decimal"/>
-      <w:lvlText w:val="%4."/>
-      <w:lvlJc w:val="left"/>
-      <w:pPr>
-        <w:ind w:left="2880" w:hanging="360"/>
-      </w:pPr>
-    </w:lvl>
-    <w:lvl w:ilvl="4" w:tplc="041A0019" w:tentative="1">
-      <w:start w:val="1"/>
-      <w:numFmt w:val="lowerLetter"/>
-      <w:lvlText w:val="%5."/>
-      <w:lvlJc w:val="left"/>
-      <w:pPr>
-        <w:ind w:left="3600" w:hanging="360"/>
-      </w:pPr>
-    </w:lvl>
-    <w:lvl w:ilvl="5" w:tplc="041A001B" w:tentative="1">
-      <w:start w:val="1"/>
-      <w:numFmt w:val="lowerRoman"/>
-      <w:lvlText w:val="%6."/>
-      <w:lvlJc w:val="right"/>
-      <w:pPr>
-        <w:ind w:left="4320" w:hanging="180"/>
-      </w:pPr>
-    </w:lvl>
-    <w:lvl w:ilvl="6" w:tplc="041A000F" w:tentative="1">
-      <w:start w:val="1"/>
-      <w:numFmt w:val="decimal"/>
-      <w:lvlText w:val="%7."/>
-      <w:lvlJc w:val="left"/>
-      <w:pPr>
-        <w:ind w:left="5040" w:hanging="360"/>
-      </w:pPr>
-    </w:lvl>
-    <w:lvl w:ilvl="7" w:tplc="041A0019" w:tentative="1">
-      <w:start w:val="1"/>
-      <w:numFmt w:val="lowerLetter"/>
-      <w:lvlText w:val="%8."/>
-      <w:lvlJc w:val="left"/>
-      <w:pPr>
-        <w:ind w:left="5760" w:hanging="360"/>
-      </w:pPr>
-    </w:lvl>
-    <w:lvl w:ilvl="8" w:tplc="041A001B" w:tentative="1">
-      <w:start w:val="1"/>
-      <w:numFmt w:val="lowerRoman"/>
-      <w:lvlText w:val="%9."/>
-      <w:lvlJc w:val="right"/>
-      <w:pPr>
-        <w:ind w:left="6480" w:hanging="180"/>
-      </w:pPr>
-    </w:lvl>
-  </w:abstractNum>
-  <w:abstractNum w:abstractNumId="10" w15:restartNumberingAfterBreak="0">
+  <w:abstractNum w:abstractNumId="4" w15:restartNumberingAfterBreak="0">
     <w:nsid w:val="23BF1B97"/>
     <w:multiLevelType w:val="multilevel"/>
     <w:tmpl w:val="F356D6E8"/>
@@ -2655,7 +5207,7 @@
       </w:pPr>
     </w:lvl>
   </w:abstractNum>
-  <w:abstractNum w:abstractNumId="11" w15:restartNumberingAfterBreak="0">
+  <w:abstractNum w:abstractNumId="5" w15:restartNumberingAfterBreak="0">
     <w:nsid w:val="24557BBF"/>
     <w:multiLevelType w:val="multilevel"/>
     <w:tmpl w:val="041A001D"/>
@@ -2768,7 +5320,7 @@
       </w:pPr>
     </w:lvl>
   </w:abstractNum>
-  <w:abstractNum w:abstractNumId="12" w15:restartNumberingAfterBreak="0">
+  <w:abstractNum w:abstractNumId="6" w15:restartNumberingAfterBreak="0">
     <w:nsid w:val="2567122F"/>
     <w:multiLevelType w:val="hybridMultilevel"/>
     <w:tmpl w:val="B3C63B34"/>
@@ -2881,7 +5433,7 @@
       </w:rPr>
     </w:lvl>
   </w:abstractNum>
-  <w:abstractNum w:abstractNumId="13" w15:restartNumberingAfterBreak="0">
+  <w:abstractNum w:abstractNumId="7" w15:restartNumberingAfterBreak="0">
     <w:nsid w:val="2CCC416A"/>
     <w:multiLevelType w:val="hybridMultilevel"/>
     <w:tmpl w:val="89C0233C"/>
@@ -2995,7 +5547,7 @@
       </w:pPr>
     </w:lvl>
   </w:abstractNum>
-  <w:abstractNum w:abstractNumId="14" w15:restartNumberingAfterBreak="0">
+  <w:abstractNum w:abstractNumId="8" w15:restartNumberingAfterBreak="0">
     <w:nsid w:val="3095099F"/>
     <w:multiLevelType w:val="multilevel"/>
     <w:tmpl w:val="F888FE0E"/>
@@ -3108,7 +5660,7 @@
       </w:pPr>
     </w:lvl>
   </w:abstractNum>
-  <w:abstractNum w:abstractNumId="15" w15:restartNumberingAfterBreak="0">
+  <w:abstractNum w:abstractNumId="9" w15:restartNumberingAfterBreak="0">
     <w:nsid w:val="37C0730B"/>
     <w:multiLevelType w:val="multilevel"/>
     <w:tmpl w:val="81AC1430"/>
@@ -3224,346 +5776,7 @@
       </w:pPr>
     </w:lvl>
   </w:abstractNum>
-  <w:abstractNum w:abstractNumId="16" w15:restartNumberingAfterBreak="0">
-    <w:nsid w:val="38235617"/>
-    <w:multiLevelType w:val="hybridMultilevel"/>
-    <w:tmpl w:val="083E7492"/>
-    <w:lvl w:ilvl="0" w:tplc="D6ECCF9A">
-      <w:start w:val="1"/>
-      <w:numFmt w:val="bullet"/>
-      <w:lvlText w:val=""/>
-      <w:lvlJc w:val="left"/>
-      <w:pPr>
-        <w:ind w:left="720" w:hanging="360"/>
-      </w:pPr>
-      <w:rPr>
-        <w:rFonts w:ascii="Symbol" w:hAnsi="Symbol" w:hint="default"/>
-      </w:rPr>
-    </w:lvl>
-    <w:lvl w:ilvl="1" w:tplc="041A0003" w:tentative="1">
-      <w:start w:val="1"/>
-      <w:numFmt w:val="bullet"/>
-      <w:lvlText w:val="o"/>
-      <w:lvlJc w:val="left"/>
-      <w:pPr>
-        <w:ind w:left="1440" w:hanging="360"/>
-      </w:pPr>
-      <w:rPr>
-        <w:rFonts w:ascii="Courier New" w:hAnsi="Courier New" w:cs="Courier New" w:hint="default"/>
-      </w:rPr>
-    </w:lvl>
-    <w:lvl w:ilvl="2" w:tplc="041A0005" w:tentative="1">
-      <w:start w:val="1"/>
-      <w:numFmt w:val="bullet"/>
-      <w:lvlText w:val=""/>
-      <w:lvlJc w:val="left"/>
-      <w:pPr>
-        <w:ind w:left="2160" w:hanging="360"/>
-      </w:pPr>
-      <w:rPr>
-        <w:rFonts w:ascii="Wingdings" w:hAnsi="Wingdings" w:hint="default"/>
-      </w:rPr>
-    </w:lvl>
-    <w:lvl w:ilvl="3" w:tplc="041A0001" w:tentative="1">
-      <w:start w:val="1"/>
-      <w:numFmt w:val="bullet"/>
-      <w:lvlText w:val=""/>
-      <w:lvlJc w:val="left"/>
-      <w:pPr>
-        <w:ind w:left="2880" w:hanging="360"/>
-      </w:pPr>
-      <w:rPr>
-        <w:rFonts w:ascii="Symbol" w:hAnsi="Symbol" w:hint="default"/>
-      </w:rPr>
-    </w:lvl>
-    <w:lvl w:ilvl="4" w:tplc="041A0003" w:tentative="1">
-      <w:start w:val="1"/>
-      <w:numFmt w:val="bullet"/>
-      <w:lvlText w:val="o"/>
-      <w:lvlJc w:val="left"/>
-      <w:pPr>
-        <w:ind w:left="3600" w:hanging="360"/>
-      </w:pPr>
-      <w:rPr>
-        <w:rFonts w:ascii="Courier New" w:hAnsi="Courier New" w:cs="Courier New" w:hint="default"/>
-      </w:rPr>
-    </w:lvl>
-    <w:lvl w:ilvl="5" w:tplc="041A0005" w:tentative="1">
-      <w:start w:val="1"/>
-      <w:numFmt w:val="bullet"/>
-      <w:lvlText w:val=""/>
-      <w:lvlJc w:val="left"/>
-      <w:pPr>
-        <w:ind w:left="4320" w:hanging="360"/>
-      </w:pPr>
-      <w:rPr>
-        <w:rFonts w:ascii="Wingdings" w:hAnsi="Wingdings" w:hint="default"/>
-      </w:rPr>
-    </w:lvl>
-    <w:lvl w:ilvl="6" w:tplc="041A0001" w:tentative="1">
-      <w:start w:val="1"/>
-      <w:numFmt w:val="bullet"/>
-      <w:lvlText w:val=""/>
-      <w:lvlJc w:val="left"/>
-      <w:pPr>
-        <w:ind w:left="5040" w:hanging="360"/>
-      </w:pPr>
-      <w:rPr>
-        <w:rFonts w:ascii="Symbol" w:hAnsi="Symbol" w:hint="default"/>
-      </w:rPr>
-    </w:lvl>
-    <w:lvl w:ilvl="7" w:tplc="041A0003" w:tentative="1">
-      <w:start w:val="1"/>
-      <w:numFmt w:val="bullet"/>
-      <w:lvlText w:val="o"/>
-      <w:lvlJc w:val="left"/>
-      <w:pPr>
-        <w:ind w:left="5760" w:hanging="360"/>
-      </w:pPr>
-      <w:rPr>
-        <w:rFonts w:ascii="Courier New" w:hAnsi="Courier New" w:cs="Courier New" w:hint="default"/>
-      </w:rPr>
-    </w:lvl>
-    <w:lvl w:ilvl="8" w:tplc="041A0005" w:tentative="1">
-      <w:start w:val="1"/>
-      <w:numFmt w:val="bullet"/>
-      <w:lvlText w:val=""/>
-      <w:lvlJc w:val="left"/>
-      <w:pPr>
-        <w:ind w:left="6480" w:hanging="360"/>
-      </w:pPr>
-      <w:rPr>
-        <w:rFonts w:ascii="Wingdings" w:hAnsi="Wingdings" w:hint="default"/>
-      </w:rPr>
-    </w:lvl>
-  </w:abstractNum>
-  <w:abstractNum w:abstractNumId="17" w15:restartNumberingAfterBreak="0">
-    <w:nsid w:val="38857CE9"/>
-    <w:multiLevelType w:val="hybridMultilevel"/>
-    <w:tmpl w:val="A7AACF68"/>
-    <w:lvl w:ilvl="0" w:tplc="041A0001">
-      <w:start w:val="1"/>
-      <w:numFmt w:val="bullet"/>
-      <w:lvlText w:val=""/>
-      <w:lvlJc w:val="left"/>
-      <w:pPr>
-        <w:ind w:left="720" w:hanging="360"/>
-      </w:pPr>
-      <w:rPr>
-        <w:rFonts w:ascii="Symbol" w:hAnsi="Symbol" w:hint="default"/>
-      </w:rPr>
-    </w:lvl>
-    <w:lvl w:ilvl="1" w:tplc="041A0003" w:tentative="1">
-      <w:start w:val="1"/>
-      <w:numFmt w:val="bullet"/>
-      <w:lvlText w:val="o"/>
-      <w:lvlJc w:val="left"/>
-      <w:pPr>
-        <w:ind w:left="1440" w:hanging="360"/>
-      </w:pPr>
-      <w:rPr>
-        <w:rFonts w:ascii="Courier New" w:hAnsi="Courier New" w:cs="Courier New" w:hint="default"/>
-      </w:rPr>
-    </w:lvl>
-    <w:lvl w:ilvl="2" w:tplc="041A0005" w:tentative="1">
-      <w:start w:val="1"/>
-      <w:numFmt w:val="bullet"/>
-      <w:lvlText w:val=""/>
-      <w:lvlJc w:val="left"/>
-      <w:pPr>
-        <w:ind w:left="2160" w:hanging="360"/>
-      </w:pPr>
-      <w:rPr>
-        <w:rFonts w:ascii="Wingdings" w:hAnsi="Wingdings" w:hint="default"/>
-      </w:rPr>
-    </w:lvl>
-    <w:lvl w:ilvl="3" w:tplc="041A0001" w:tentative="1">
-      <w:start w:val="1"/>
-      <w:numFmt w:val="bullet"/>
-      <w:lvlText w:val=""/>
-      <w:lvlJc w:val="left"/>
-      <w:pPr>
-        <w:ind w:left="2880" w:hanging="360"/>
-      </w:pPr>
-      <w:rPr>
-        <w:rFonts w:ascii="Symbol" w:hAnsi="Symbol" w:hint="default"/>
-      </w:rPr>
-    </w:lvl>
-    <w:lvl w:ilvl="4" w:tplc="041A0003" w:tentative="1">
-      <w:start w:val="1"/>
-      <w:numFmt w:val="bullet"/>
-      <w:lvlText w:val="o"/>
-      <w:lvlJc w:val="left"/>
-      <w:pPr>
-        <w:ind w:left="3600" w:hanging="360"/>
-      </w:pPr>
-      <w:rPr>
-        <w:rFonts w:ascii="Courier New" w:hAnsi="Courier New" w:cs="Courier New" w:hint="default"/>
-      </w:rPr>
-    </w:lvl>
-    <w:lvl w:ilvl="5" w:tplc="041A0005" w:tentative="1">
-      <w:start w:val="1"/>
-      <w:numFmt w:val="bullet"/>
-      <w:lvlText w:val=""/>
-      <w:lvlJc w:val="left"/>
-      <w:pPr>
-        <w:ind w:left="4320" w:hanging="360"/>
-      </w:pPr>
-      <w:rPr>
-        <w:rFonts w:ascii="Wingdings" w:hAnsi="Wingdings" w:hint="default"/>
-      </w:rPr>
-    </w:lvl>
-    <w:lvl w:ilvl="6" w:tplc="041A0001" w:tentative="1">
-      <w:start w:val="1"/>
-      <w:numFmt w:val="bullet"/>
-      <w:lvlText w:val=""/>
-      <w:lvlJc w:val="left"/>
-      <w:pPr>
-        <w:ind w:left="5040" w:hanging="360"/>
-      </w:pPr>
-      <w:rPr>
-        <w:rFonts w:ascii="Symbol" w:hAnsi="Symbol" w:hint="default"/>
-      </w:rPr>
-    </w:lvl>
-    <w:lvl w:ilvl="7" w:tplc="041A0003" w:tentative="1">
-      <w:start w:val="1"/>
-      <w:numFmt w:val="bullet"/>
-      <w:lvlText w:val="o"/>
-      <w:lvlJc w:val="left"/>
-      <w:pPr>
-        <w:ind w:left="5760" w:hanging="360"/>
-      </w:pPr>
-      <w:rPr>
-        <w:rFonts w:ascii="Courier New" w:hAnsi="Courier New" w:cs="Courier New" w:hint="default"/>
-      </w:rPr>
-    </w:lvl>
-    <w:lvl w:ilvl="8" w:tplc="041A0005" w:tentative="1">
-      <w:start w:val="1"/>
-      <w:numFmt w:val="bullet"/>
-      <w:lvlText w:val=""/>
-      <w:lvlJc w:val="left"/>
-      <w:pPr>
-        <w:ind w:left="6480" w:hanging="360"/>
-      </w:pPr>
-      <w:rPr>
-        <w:rFonts w:ascii="Wingdings" w:hAnsi="Wingdings" w:hint="default"/>
-      </w:rPr>
-    </w:lvl>
-  </w:abstractNum>
-  <w:abstractNum w:abstractNumId="18" w15:restartNumberingAfterBreak="0">
-    <w:nsid w:val="3A910C9F"/>
-    <w:multiLevelType w:val="hybridMultilevel"/>
-    <w:tmpl w:val="DA7436B2"/>
-    <w:lvl w:ilvl="0" w:tplc="041A0001">
-      <w:start w:val="1"/>
-      <w:numFmt w:val="bullet"/>
-      <w:lvlText w:val=""/>
-      <w:lvlJc w:val="left"/>
-      <w:pPr>
-        <w:ind w:left="720" w:hanging="360"/>
-      </w:pPr>
-      <w:rPr>
-        <w:rFonts w:ascii="Symbol" w:hAnsi="Symbol" w:hint="default"/>
-      </w:rPr>
-    </w:lvl>
-    <w:lvl w:ilvl="1" w:tplc="041A0003" w:tentative="1">
-      <w:start w:val="1"/>
-      <w:numFmt w:val="bullet"/>
-      <w:lvlText w:val="o"/>
-      <w:lvlJc w:val="left"/>
-      <w:pPr>
-        <w:ind w:left="1440" w:hanging="360"/>
-      </w:pPr>
-      <w:rPr>
-        <w:rFonts w:ascii="Courier New" w:hAnsi="Courier New" w:cs="Courier New" w:hint="default"/>
-      </w:rPr>
-    </w:lvl>
-    <w:lvl w:ilvl="2" w:tplc="041A0005" w:tentative="1">
-      <w:start w:val="1"/>
-      <w:numFmt w:val="bullet"/>
-      <w:lvlText w:val=""/>
-      <w:lvlJc w:val="left"/>
-      <w:pPr>
-        <w:ind w:left="2160" w:hanging="360"/>
-      </w:pPr>
-      <w:rPr>
-        <w:rFonts w:ascii="Wingdings" w:hAnsi="Wingdings" w:hint="default"/>
-      </w:rPr>
-    </w:lvl>
-    <w:lvl w:ilvl="3" w:tplc="041A0001" w:tentative="1">
-      <w:start w:val="1"/>
-      <w:numFmt w:val="bullet"/>
-      <w:lvlText w:val=""/>
-      <w:lvlJc w:val="left"/>
-      <w:pPr>
-        <w:ind w:left="2880" w:hanging="360"/>
-      </w:pPr>
-      <w:rPr>
-        <w:rFonts w:ascii="Symbol" w:hAnsi="Symbol" w:hint="default"/>
-      </w:rPr>
-    </w:lvl>
-    <w:lvl w:ilvl="4" w:tplc="041A0003" w:tentative="1">
-      <w:start w:val="1"/>
-      <w:numFmt w:val="bullet"/>
-      <w:lvlText w:val="o"/>
-      <w:lvlJc w:val="left"/>
-      <w:pPr>
-        <w:ind w:left="3600" w:hanging="360"/>
-      </w:pPr>
-      <w:rPr>
-        <w:rFonts w:ascii="Courier New" w:hAnsi="Courier New" w:cs="Courier New" w:hint="default"/>
-      </w:rPr>
-    </w:lvl>
-    <w:lvl w:ilvl="5" w:tplc="041A0005" w:tentative="1">
-      <w:start w:val="1"/>
-      <w:numFmt w:val="bullet"/>
-      <w:lvlText w:val=""/>
-      <w:lvlJc w:val="left"/>
-      <w:pPr>
-        <w:ind w:left="4320" w:hanging="360"/>
-      </w:pPr>
-      <w:rPr>
-        <w:rFonts w:ascii="Wingdings" w:hAnsi="Wingdings" w:hint="default"/>
-      </w:rPr>
-    </w:lvl>
-    <w:lvl w:ilvl="6" w:tplc="041A0001" w:tentative="1">
-      <w:start w:val="1"/>
-      <w:numFmt w:val="bullet"/>
-      <w:lvlText w:val=""/>
-      <w:lvlJc w:val="left"/>
-      <w:pPr>
-        <w:ind w:left="5040" w:hanging="360"/>
-      </w:pPr>
-      <w:rPr>
-        <w:rFonts w:ascii="Symbol" w:hAnsi="Symbol" w:hint="default"/>
-      </w:rPr>
-    </w:lvl>
-    <w:lvl w:ilvl="7" w:tplc="041A0003" w:tentative="1">
-      <w:start w:val="1"/>
-      <w:numFmt w:val="bullet"/>
-      <w:lvlText w:val="o"/>
-      <w:lvlJc w:val="left"/>
-      <w:pPr>
-        <w:ind w:left="5760" w:hanging="360"/>
-      </w:pPr>
-      <w:rPr>
-        <w:rFonts w:ascii="Courier New" w:hAnsi="Courier New" w:cs="Courier New" w:hint="default"/>
-      </w:rPr>
-    </w:lvl>
-    <w:lvl w:ilvl="8" w:tplc="041A0005" w:tentative="1">
-      <w:start w:val="1"/>
-      <w:numFmt w:val="bullet"/>
-      <w:lvlText w:val=""/>
-      <w:lvlJc w:val="left"/>
-      <w:pPr>
-        <w:ind w:left="6480" w:hanging="360"/>
-      </w:pPr>
-      <w:rPr>
-        <w:rFonts w:ascii="Wingdings" w:hAnsi="Wingdings" w:hint="default"/>
-      </w:rPr>
-    </w:lvl>
-  </w:abstractNum>
-  <w:abstractNum w:abstractNumId="19" w15:restartNumberingAfterBreak="0">
+  <w:abstractNum w:abstractNumId="10" w15:restartNumberingAfterBreak="0">
     <w:nsid w:val="3E382B88"/>
     <w:multiLevelType w:val="hybridMultilevel"/>
     <w:tmpl w:val="E2264DDE"/>
@@ -3679,7 +5892,7 @@
       </w:pPr>
     </w:lvl>
   </w:abstractNum>
-  <w:abstractNum w:abstractNumId="20" w15:restartNumberingAfterBreak="0">
+  <w:abstractNum w:abstractNumId="11" w15:restartNumberingAfterBreak="0">
     <w:nsid w:val="41AB0C7D"/>
     <w:multiLevelType w:val="multilevel"/>
     <w:tmpl w:val="6CB6E4D8"/>
@@ -3823,93 +6036,7 @@
       </w:rPr>
     </w:lvl>
   </w:abstractNum>
-  <w:abstractNum w:abstractNumId="21" w15:restartNumberingAfterBreak="0">
-    <w:nsid w:val="4A5C7DEE"/>
-    <w:multiLevelType w:val="hybridMultilevel"/>
-    <w:tmpl w:val="DFE8552A"/>
-    <w:lvl w:ilvl="0" w:tplc="041A000F">
-      <w:start w:val="1"/>
-      <w:numFmt w:val="decimal"/>
-      <w:lvlText w:val="%1."/>
-      <w:lvlJc w:val="left"/>
-      <w:pPr>
-        <w:ind w:left="720" w:hanging="360"/>
-      </w:pPr>
-    </w:lvl>
-    <w:lvl w:ilvl="1" w:tplc="041A0019" w:tentative="1">
-      <w:start w:val="1"/>
-      <w:numFmt w:val="lowerLetter"/>
-      <w:lvlText w:val="%2."/>
-      <w:lvlJc w:val="left"/>
-      <w:pPr>
-        <w:ind w:left="1440" w:hanging="360"/>
-      </w:pPr>
-    </w:lvl>
-    <w:lvl w:ilvl="2" w:tplc="041A001B" w:tentative="1">
-      <w:start w:val="1"/>
-      <w:numFmt w:val="lowerRoman"/>
-      <w:lvlText w:val="%3."/>
-      <w:lvlJc w:val="right"/>
-      <w:pPr>
-        <w:ind w:left="2160" w:hanging="180"/>
-      </w:pPr>
-    </w:lvl>
-    <w:lvl w:ilvl="3" w:tplc="041A000F" w:tentative="1">
-      <w:start w:val="1"/>
-      <w:numFmt w:val="decimal"/>
-      <w:lvlText w:val="%4."/>
-      <w:lvlJc w:val="left"/>
-      <w:pPr>
-        <w:ind w:left="2880" w:hanging="360"/>
-      </w:pPr>
-    </w:lvl>
-    <w:lvl w:ilvl="4" w:tplc="041A0019" w:tentative="1">
-      <w:start w:val="1"/>
-      <w:numFmt w:val="lowerLetter"/>
-      <w:lvlText w:val="%5."/>
-      <w:lvlJc w:val="left"/>
-      <w:pPr>
-        <w:ind w:left="3600" w:hanging="360"/>
-      </w:pPr>
-    </w:lvl>
-    <w:lvl w:ilvl="5" w:tplc="041A001B" w:tentative="1">
-      <w:start w:val="1"/>
-      <w:numFmt w:val="lowerRoman"/>
-      <w:lvlText w:val="%6."/>
-      <w:lvlJc w:val="right"/>
-      <w:pPr>
-        <w:ind w:left="4320" w:hanging="180"/>
-      </w:pPr>
-    </w:lvl>
-    <w:lvl w:ilvl="6" w:tplc="041A000F" w:tentative="1">
-      <w:start w:val="1"/>
-      <w:numFmt w:val="decimal"/>
-      <w:lvlText w:val="%7."/>
-      <w:lvlJc w:val="left"/>
-      <w:pPr>
-        <w:ind w:left="5040" w:hanging="360"/>
-      </w:pPr>
-    </w:lvl>
-    <w:lvl w:ilvl="7" w:tplc="041A0019" w:tentative="1">
-      <w:start w:val="1"/>
-      <w:numFmt w:val="lowerLetter"/>
-      <w:lvlText w:val="%8."/>
-      <w:lvlJc w:val="left"/>
-      <w:pPr>
-        <w:ind w:left="5760" w:hanging="360"/>
-      </w:pPr>
-    </w:lvl>
-    <w:lvl w:ilvl="8" w:tplc="041A001B" w:tentative="1">
-      <w:start w:val="1"/>
-      <w:numFmt w:val="lowerRoman"/>
-      <w:lvlText w:val="%9."/>
-      <w:lvlJc w:val="right"/>
-      <w:pPr>
-        <w:ind w:left="6480" w:hanging="180"/>
-      </w:pPr>
-    </w:lvl>
-  </w:abstractNum>
-  <w:abstractNum w:abstractNumId="22" w15:restartNumberingAfterBreak="0">
+  <w:abstractNum w:abstractNumId="12" w15:restartNumberingAfterBreak="0">
     <w:nsid w:val="4BBA5DC6"/>
     <w:multiLevelType w:val="hybridMultilevel"/>
     <w:tmpl w:val="0A189896"/>
@@ -4027,10 +6154,10 @@
       </w:pPr>
     </w:lvl>
   </w:abstractNum>
-  <w:abstractNum w:abstractNumId="23" w15:restartNumberingAfterBreak="0">
+  <w:abstractNum w:abstractNumId="13" w15:restartNumberingAfterBreak="0">
     <w:nsid w:val="52304D6B"/>
     <w:multiLevelType w:val="multilevel"/>
-    <w:tmpl w:val="9A8086B0"/>
+    <w:tmpl w:val="9300EF42"/>
     <w:lvl w:ilvl="0">
       <w:start w:val="1"/>
       <w:numFmt w:val="decimal"/>
@@ -4175,120 +6302,7 @@
       </w:rPr>
     </w:lvl>
   </w:abstractNum>
-  <w:abstractNum w:abstractNumId="24" w15:restartNumberingAfterBreak="0">
-    <w:nsid w:val="5E007DAC"/>
-    <w:multiLevelType w:val="hybridMultilevel"/>
-    <w:tmpl w:val="EA0ECC4A"/>
-    <w:lvl w:ilvl="0" w:tplc="041A0001">
-      <w:start w:val="1"/>
-      <w:numFmt w:val="bullet"/>
-      <w:lvlText w:val=""/>
-      <w:lvlJc w:val="left"/>
-      <w:pPr>
-        <w:ind w:left="720" w:hanging="360"/>
-      </w:pPr>
-      <w:rPr>
-        <w:rFonts w:ascii="Symbol" w:hAnsi="Symbol" w:hint="default"/>
-      </w:rPr>
-    </w:lvl>
-    <w:lvl w:ilvl="1" w:tplc="041A0003" w:tentative="1">
-      <w:start w:val="1"/>
-      <w:numFmt w:val="bullet"/>
-      <w:lvlText w:val="o"/>
-      <w:lvlJc w:val="left"/>
-      <w:pPr>
-        <w:ind w:left="1440" w:hanging="360"/>
-      </w:pPr>
-      <w:rPr>
-        <w:rFonts w:ascii="Courier New" w:hAnsi="Courier New" w:cs="Courier New" w:hint="default"/>
-      </w:rPr>
-    </w:lvl>
-    <w:lvl w:ilvl="2" w:tplc="041A0005" w:tentative="1">
-      <w:start w:val="1"/>
-      <w:numFmt w:val="bullet"/>
-      <w:lvlText w:val=""/>
-      <w:lvlJc w:val="left"/>
-      <w:pPr>
-        <w:ind w:left="2160" w:hanging="360"/>
-      </w:pPr>
-      <w:rPr>
-        <w:rFonts w:ascii="Wingdings" w:hAnsi="Wingdings" w:hint="default"/>
-      </w:rPr>
-    </w:lvl>
-    <w:lvl w:ilvl="3" w:tplc="041A0001" w:tentative="1">
-      <w:start w:val="1"/>
-      <w:numFmt w:val="bullet"/>
-      <w:lvlText w:val=""/>
-      <w:lvlJc w:val="left"/>
-      <w:pPr>
-        <w:ind w:left="2880" w:hanging="360"/>
-      </w:pPr>
-      <w:rPr>
-        <w:rFonts w:ascii="Symbol" w:hAnsi="Symbol" w:hint="default"/>
-      </w:rPr>
-    </w:lvl>
-    <w:lvl w:ilvl="4" w:tplc="041A0003" w:tentative="1">
-      <w:start w:val="1"/>
-      <w:numFmt w:val="bullet"/>
-      <w:lvlText w:val="o"/>
-      <w:lvlJc w:val="left"/>
-      <w:pPr>
-        <w:ind w:left="3600" w:hanging="360"/>
-      </w:pPr>
-      <w:rPr>
-        <w:rFonts w:ascii="Courier New" w:hAnsi="Courier New" w:cs="Courier New" w:hint="default"/>
-      </w:rPr>
-    </w:lvl>
-    <w:lvl w:ilvl="5" w:tplc="041A0005" w:tentative="1">
-      <w:start w:val="1"/>
-      <w:numFmt w:val="bullet"/>
-      <w:lvlText w:val=""/>
-      <w:lvlJc w:val="left"/>
-      <w:pPr>
-        <w:ind w:left="4320" w:hanging="360"/>
-      </w:pPr>
-      <w:rPr>
-        <w:rFonts w:ascii="Wingdings" w:hAnsi="Wingdings" w:hint="default"/>
-      </w:rPr>
-    </w:lvl>
-    <w:lvl w:ilvl="6" w:tplc="041A0001" w:tentative="1">
-      <w:start w:val="1"/>
-      <w:numFmt w:val="bullet"/>
-      <w:lvlText w:val=""/>
-      <w:lvlJc w:val="left"/>
-      <w:pPr>
-        <w:ind w:left="5040" w:hanging="360"/>
-      </w:pPr>
-      <w:rPr>
-        <w:rFonts w:ascii="Symbol" w:hAnsi="Symbol" w:hint="default"/>
-      </w:rPr>
-    </w:lvl>
-    <w:lvl w:ilvl="7" w:tplc="041A0003" w:tentative="1">
-      <w:start w:val="1"/>
-      <w:numFmt w:val="bullet"/>
-      <w:lvlText w:val="o"/>
-      <w:lvlJc w:val="left"/>
-      <w:pPr>
-        <w:ind w:left="5760" w:hanging="360"/>
-      </w:pPr>
-      <w:rPr>
-        <w:rFonts w:ascii="Courier New" w:hAnsi="Courier New" w:cs="Courier New" w:hint="default"/>
-      </w:rPr>
-    </w:lvl>
-    <w:lvl w:ilvl="8" w:tplc="041A0005" w:tentative="1">
-      <w:start w:val="1"/>
-      <w:numFmt w:val="bullet"/>
-      <w:lvlText w:val=""/>
-      <w:lvlJc w:val="left"/>
-      <w:pPr>
-        <w:ind w:left="6480" w:hanging="360"/>
-      </w:pPr>
-      <w:rPr>
-        <w:rFonts w:ascii="Wingdings" w:hAnsi="Wingdings" w:hint="default"/>
-      </w:rPr>
-    </w:lvl>
-  </w:abstractNum>
-  <w:abstractNum w:abstractNumId="25" w15:restartNumberingAfterBreak="0">
+  <w:abstractNum w:abstractNumId="14" w15:restartNumberingAfterBreak="0">
     <w:nsid w:val="61C762EC"/>
     <w:multiLevelType w:val="hybridMultilevel"/>
     <w:tmpl w:val="816A3C8A"/>
@@ -4427,120 +6441,7 @@
       </w:rPr>
     </w:lvl>
   </w:abstractNum>
-  <w:abstractNum w:abstractNumId="26" w15:restartNumberingAfterBreak="0">
-    <w:nsid w:val="67405C5E"/>
-    <w:multiLevelType w:val="hybridMultilevel"/>
-    <w:tmpl w:val="9C4EDC8A"/>
-    <w:lvl w:ilvl="0" w:tplc="041A0001">
-      <w:start w:val="1"/>
-      <w:numFmt w:val="bullet"/>
-      <w:lvlText w:val=""/>
-      <w:lvlJc w:val="left"/>
-      <w:pPr>
-        <w:ind w:left="720" w:hanging="360"/>
-      </w:pPr>
-      <w:rPr>
-        <w:rFonts w:ascii="Symbol" w:hAnsi="Symbol" w:hint="default"/>
-      </w:rPr>
-    </w:lvl>
-    <w:lvl w:ilvl="1" w:tplc="041A0003" w:tentative="1">
-      <w:start w:val="1"/>
-      <w:numFmt w:val="bullet"/>
-      <w:lvlText w:val="o"/>
-      <w:lvlJc w:val="left"/>
-      <w:pPr>
-        <w:ind w:left="1440" w:hanging="360"/>
-      </w:pPr>
-      <w:rPr>
-        <w:rFonts w:ascii="Courier New" w:hAnsi="Courier New" w:cs="Courier New" w:hint="default"/>
-      </w:rPr>
-    </w:lvl>
-    <w:lvl w:ilvl="2" w:tplc="041A0005" w:tentative="1">
-      <w:start w:val="1"/>
-      <w:numFmt w:val="bullet"/>
-      <w:lvlText w:val=""/>
-      <w:lvlJc w:val="left"/>
-      <w:pPr>
-        <w:ind w:left="2160" w:hanging="360"/>
-      </w:pPr>
-      <w:rPr>
-        <w:rFonts w:ascii="Wingdings" w:hAnsi="Wingdings" w:hint="default"/>
-      </w:rPr>
-    </w:lvl>
-    <w:lvl w:ilvl="3" w:tplc="041A0001" w:tentative="1">
-      <w:start w:val="1"/>
-      <w:numFmt w:val="bullet"/>
-      <w:lvlText w:val=""/>
-      <w:lvlJc w:val="left"/>
-      <w:pPr>
-        <w:ind w:left="2880" w:hanging="360"/>
-      </w:pPr>
-      <w:rPr>
-        <w:rFonts w:ascii="Symbol" w:hAnsi="Symbol" w:hint="default"/>
-      </w:rPr>
-    </w:lvl>
-    <w:lvl w:ilvl="4" w:tplc="041A0003" w:tentative="1">
-      <w:start w:val="1"/>
-      <w:numFmt w:val="bullet"/>
-      <w:lvlText w:val="o"/>
-      <w:lvlJc w:val="left"/>
-      <w:pPr>
-        <w:ind w:left="3600" w:hanging="360"/>
-      </w:pPr>
-      <w:rPr>
-        <w:rFonts w:ascii="Courier New" w:hAnsi="Courier New" w:cs="Courier New" w:hint="default"/>
-      </w:rPr>
-    </w:lvl>
-    <w:lvl w:ilvl="5" w:tplc="041A0005" w:tentative="1">
-      <w:start w:val="1"/>
-      <w:numFmt w:val="bullet"/>
-      <w:lvlText w:val=""/>
-      <w:lvlJc w:val="left"/>
-      <w:pPr>
-        <w:ind w:left="4320" w:hanging="360"/>
-      </w:pPr>
-      <w:rPr>
-        <w:rFonts w:ascii="Wingdings" w:hAnsi="Wingdings" w:hint="default"/>
-      </w:rPr>
-    </w:lvl>
-    <w:lvl w:ilvl="6" w:tplc="041A0001" w:tentative="1">
-      <w:start w:val="1"/>
-      <w:numFmt w:val="bullet"/>
-      <w:lvlText w:val=""/>
-      <w:lvlJc w:val="left"/>
-      <w:pPr>
-        <w:ind w:left="5040" w:hanging="360"/>
-      </w:pPr>
-      <w:rPr>
-        <w:rFonts w:ascii="Symbol" w:hAnsi="Symbol" w:hint="default"/>
-      </w:rPr>
-    </w:lvl>
-    <w:lvl w:ilvl="7" w:tplc="041A0003" w:tentative="1">
-      <w:start w:val="1"/>
-      <w:numFmt w:val="bullet"/>
-      <w:lvlText w:val="o"/>
-      <w:lvlJc w:val="left"/>
-      <w:pPr>
-        <w:ind w:left="5760" w:hanging="360"/>
-      </w:pPr>
-      <w:rPr>
-        <w:rFonts w:ascii="Courier New" w:hAnsi="Courier New" w:cs="Courier New" w:hint="default"/>
-      </w:rPr>
-    </w:lvl>
-    <w:lvl w:ilvl="8" w:tplc="041A0005" w:tentative="1">
-      <w:start w:val="1"/>
-      <w:numFmt w:val="bullet"/>
-      <w:lvlText w:val=""/>
-      <w:lvlJc w:val="left"/>
-      <w:pPr>
-        <w:ind w:left="6480" w:hanging="360"/>
-      </w:pPr>
-      <w:rPr>
-        <w:rFonts w:ascii="Wingdings" w:hAnsi="Wingdings" w:hint="default"/>
-      </w:rPr>
-    </w:lvl>
-  </w:abstractNum>
-  <w:abstractNum w:abstractNumId="27" w15:restartNumberingAfterBreak="0">
+  <w:abstractNum w:abstractNumId="15" w15:restartNumberingAfterBreak="0">
     <w:nsid w:val="6A8F2F5B"/>
     <w:multiLevelType w:val="multilevel"/>
     <w:tmpl w:val="D8027F9C"/>
@@ -4684,7 +6585,7 @@
       </w:rPr>
     </w:lvl>
   </w:abstractNum>
-  <w:abstractNum w:abstractNumId="28" w15:restartNumberingAfterBreak="0">
+  <w:abstractNum w:abstractNumId="16" w15:restartNumberingAfterBreak="0">
     <w:nsid w:val="6C442BC7"/>
     <w:multiLevelType w:val="multilevel"/>
     <w:tmpl w:val="5FAE0DEE"/>
@@ -4800,206 +6701,7 @@
       </w:pPr>
     </w:lvl>
   </w:abstractNum>
-  <w:abstractNum w:abstractNumId="29" w15:restartNumberingAfterBreak="0">
-    <w:nsid w:val="700F2DDE"/>
-    <w:multiLevelType w:val="hybridMultilevel"/>
-    <w:tmpl w:val="AB4E83EE"/>
-    <w:lvl w:ilvl="0" w:tplc="041A0001">
-      <w:start w:val="1"/>
-      <w:numFmt w:val="bullet"/>
-      <w:lvlText w:val=""/>
-      <w:lvlJc w:val="left"/>
-      <w:pPr>
-        <w:ind w:left="720" w:hanging="360"/>
-      </w:pPr>
-      <w:rPr>
-        <w:rFonts w:ascii="Symbol" w:hAnsi="Symbol" w:hint="default"/>
-      </w:rPr>
-    </w:lvl>
-    <w:lvl w:ilvl="1" w:tplc="041A0003" w:tentative="1">
-      <w:start w:val="1"/>
-      <w:numFmt w:val="bullet"/>
-      <w:lvlText w:val="o"/>
-      <w:lvlJc w:val="left"/>
-      <w:pPr>
-        <w:ind w:left="1440" w:hanging="360"/>
-      </w:pPr>
-      <w:rPr>
-        <w:rFonts w:ascii="Courier New" w:hAnsi="Courier New" w:cs="Courier New" w:hint="default"/>
-      </w:rPr>
-    </w:lvl>
-    <w:lvl w:ilvl="2" w:tplc="041A0005" w:tentative="1">
-      <w:start w:val="1"/>
-      <w:numFmt w:val="bullet"/>
-      <w:lvlText w:val=""/>
-      <w:lvlJc w:val="left"/>
-      <w:pPr>
-        <w:ind w:left="2160" w:hanging="360"/>
-      </w:pPr>
-      <w:rPr>
-        <w:rFonts w:ascii="Wingdings" w:hAnsi="Wingdings" w:hint="default"/>
-      </w:rPr>
-    </w:lvl>
-    <w:lvl w:ilvl="3" w:tplc="041A0001" w:tentative="1">
-      <w:start w:val="1"/>
-      <w:numFmt w:val="bullet"/>
-      <w:lvlText w:val=""/>
-      <w:lvlJc w:val="left"/>
-      <w:pPr>
-        <w:ind w:left="2880" w:hanging="360"/>
-      </w:pPr>
-      <w:rPr>
-        <w:rFonts w:ascii="Symbol" w:hAnsi="Symbol" w:hint="default"/>
-      </w:rPr>
-    </w:lvl>
-    <w:lvl w:ilvl="4" w:tplc="041A0003" w:tentative="1">
-      <w:start w:val="1"/>
-      <w:numFmt w:val="bullet"/>
-      <w:lvlText w:val="o"/>
-      <w:lvlJc w:val="left"/>
-      <w:pPr>
-        <w:ind w:left="3600" w:hanging="360"/>
-      </w:pPr>
-      <w:rPr>
-        <w:rFonts w:ascii="Courier New" w:hAnsi="Courier New" w:cs="Courier New" w:hint="default"/>
-      </w:rPr>
-    </w:lvl>
-    <w:lvl w:ilvl="5" w:tplc="041A0005" w:tentative="1">
-      <w:start w:val="1"/>
-      <w:numFmt w:val="bullet"/>
-      <w:lvlText w:val=""/>
-      <w:lvlJc w:val="left"/>
-      <w:pPr>
-        <w:ind w:left="4320" w:hanging="360"/>
-      </w:pPr>
-      <w:rPr>
-        <w:rFonts w:ascii="Wingdings" w:hAnsi="Wingdings" w:hint="default"/>
-      </w:rPr>
-    </w:lvl>
-    <w:lvl w:ilvl="6" w:tplc="041A0001" w:tentative="1">
-      <w:start w:val="1"/>
-      <w:numFmt w:val="bullet"/>
-      <w:lvlText w:val=""/>
-      <w:lvlJc w:val="left"/>
-      <w:pPr>
-        <w:ind w:left="5040" w:hanging="360"/>
-      </w:pPr>
-      <w:rPr>
-        <w:rFonts w:ascii="Symbol" w:hAnsi="Symbol" w:hint="default"/>
-      </w:rPr>
-    </w:lvl>
-    <w:lvl w:ilvl="7" w:tplc="041A0003" w:tentative="1">
-      <w:start w:val="1"/>
-      <w:numFmt w:val="bullet"/>
-      <w:lvlText w:val="o"/>
-      <w:lvlJc w:val="left"/>
-      <w:pPr>
-        <w:ind w:left="5760" w:hanging="360"/>
-      </w:pPr>
-      <w:rPr>
-        <w:rFonts w:ascii="Courier New" w:hAnsi="Courier New" w:cs="Courier New" w:hint="default"/>
-      </w:rPr>
-    </w:lvl>
-    <w:lvl w:ilvl="8" w:tplc="041A0005" w:tentative="1">
-      <w:start w:val="1"/>
-      <w:numFmt w:val="bullet"/>
-      <w:lvlText w:val=""/>
-      <w:lvlJc w:val="left"/>
-      <w:pPr>
-        <w:ind w:left="6480" w:hanging="360"/>
-      </w:pPr>
-      <w:rPr>
-        <w:rFonts w:ascii="Wingdings" w:hAnsi="Wingdings" w:hint="default"/>
-      </w:rPr>
-    </w:lvl>
-  </w:abstractNum>
-  <w:abstractNum w:abstractNumId="30" w15:restartNumberingAfterBreak="0">
-    <w:nsid w:val="78BC2413"/>
-    <w:multiLevelType w:val="multilevel"/>
-    <w:tmpl w:val="041A001D"/>
-    <w:lvl w:ilvl="0">
-      <w:start w:val="1"/>
-      <w:numFmt w:val="decimal"/>
-      <w:lvlText w:val="%1)"/>
-      <w:lvlJc w:val="left"/>
-      <w:pPr>
-        <w:ind w:left="360" w:hanging="360"/>
-      </w:pPr>
-    </w:lvl>
-    <w:lvl w:ilvl="1">
-      <w:start w:val="1"/>
-      <w:numFmt w:val="lowerLetter"/>
-      <w:lvlText w:val="%2)"/>
-      <w:lvlJc w:val="left"/>
-      <w:pPr>
-        <w:ind w:left="720" w:hanging="360"/>
-      </w:pPr>
-    </w:lvl>
-    <w:lvl w:ilvl="2">
-      <w:start w:val="1"/>
-      <w:numFmt w:val="lowerRoman"/>
-      <w:lvlText w:val="%3)"/>
-      <w:lvlJc w:val="left"/>
-      <w:pPr>
-        <w:ind w:left="1080" w:hanging="360"/>
-      </w:pPr>
-    </w:lvl>
-    <w:lvl w:ilvl="3">
-      <w:start w:val="1"/>
-      <w:numFmt w:val="decimal"/>
-      <w:lvlText w:val="(%4)"/>
-      <w:lvlJc w:val="left"/>
-      <w:pPr>
-        <w:ind w:left="1440" w:hanging="360"/>
-      </w:pPr>
-    </w:lvl>
-    <w:lvl w:ilvl="4">
-      <w:start w:val="1"/>
-      <w:numFmt w:val="lowerLetter"/>
-      <w:lvlText w:val="(%5)"/>
-      <w:lvlJc w:val="left"/>
-      <w:pPr>
-        <w:ind w:left="1800" w:hanging="360"/>
-      </w:pPr>
-    </w:lvl>
-    <w:lvl w:ilvl="5">
-      <w:start w:val="1"/>
-      <w:numFmt w:val="lowerRoman"/>
-      <w:lvlText w:val="(%6)"/>
-      <w:lvlJc w:val="left"/>
-      <w:pPr>
-        <w:ind w:left="2160" w:hanging="360"/>
-      </w:pPr>
-    </w:lvl>
-    <w:lvl w:ilvl="6">
-      <w:start w:val="1"/>
-      <w:numFmt w:val="decimal"/>
-      <w:lvlText w:val="%7."/>
-      <w:lvlJc w:val="left"/>
-      <w:pPr>
-        <w:ind w:left="2520" w:hanging="360"/>
-      </w:pPr>
-    </w:lvl>
-    <w:lvl w:ilvl="7">
-      <w:start w:val="1"/>
-      <w:numFmt w:val="lowerLetter"/>
-      <w:lvlText w:val="%8."/>
-      <w:lvlJc w:val="left"/>
-      <w:pPr>
-        <w:ind w:left="2880" w:hanging="360"/>
-      </w:pPr>
-    </w:lvl>
-    <w:lvl w:ilvl="8">
-      <w:start w:val="1"/>
-      <w:numFmt w:val="lowerRoman"/>
-      <w:lvlText w:val="%9."/>
-      <w:lvlJc w:val="left"/>
-      <w:pPr>
-        <w:ind w:left="3240" w:hanging="360"/>
-      </w:pPr>
-    </w:lvl>
-  </w:abstractNum>
-  <w:abstractNum w:abstractNumId="31" w15:restartNumberingAfterBreak="0">
+  <w:abstractNum w:abstractNumId="17" w15:restartNumberingAfterBreak="0">
     <w:nsid w:val="78C91B4F"/>
     <w:multiLevelType w:val="multilevel"/>
     <w:tmpl w:val="662E8840"/>
@@ -5143,7 +6845,7 @@
       </w:rPr>
     </w:lvl>
   </w:abstractNum>
-  <w:abstractNum w:abstractNumId="32" w15:restartNumberingAfterBreak="0">
+  <w:abstractNum w:abstractNumId="18" w15:restartNumberingAfterBreak="0">
     <w:nsid w:val="7B7749E4"/>
     <w:multiLevelType w:val="multilevel"/>
     <w:tmpl w:val="B46622D6"/>
@@ -5284,296 +6986,108 @@
       </w:rPr>
     </w:lvl>
   </w:abstractNum>
-  <w:abstractNum w:abstractNumId="33" w15:restartNumberingAfterBreak="0">
-    <w:nsid w:val="7FEA0E59"/>
-    <w:multiLevelType w:val="hybridMultilevel"/>
-    <w:tmpl w:val="2702F9E6"/>
-    <w:lvl w:ilvl="0" w:tplc="041A0001">
-      <w:start w:val="1"/>
-      <w:numFmt w:val="bullet"/>
-      <w:lvlText w:val=""/>
-      <w:lvlJc w:val="left"/>
-      <w:pPr>
-        <w:ind w:left="720" w:hanging="360"/>
-      </w:pPr>
-      <w:rPr>
-        <w:rFonts w:ascii="Symbol" w:hAnsi="Symbol" w:hint="default"/>
-      </w:rPr>
-    </w:lvl>
-    <w:lvl w:ilvl="1" w:tplc="041A0003" w:tentative="1">
-      <w:start w:val="1"/>
-      <w:numFmt w:val="bullet"/>
-      <w:lvlText w:val="o"/>
-      <w:lvlJc w:val="left"/>
-      <w:pPr>
-        <w:ind w:left="1440" w:hanging="360"/>
-      </w:pPr>
-      <w:rPr>
-        <w:rFonts w:ascii="Courier New" w:hAnsi="Courier New" w:cs="Courier New" w:hint="default"/>
-      </w:rPr>
-    </w:lvl>
-    <w:lvl w:ilvl="2" w:tplc="041A0005" w:tentative="1">
-      <w:start w:val="1"/>
-      <w:numFmt w:val="bullet"/>
-      <w:lvlText w:val=""/>
-      <w:lvlJc w:val="left"/>
-      <w:pPr>
-        <w:ind w:left="2160" w:hanging="360"/>
-      </w:pPr>
-      <w:rPr>
-        <w:rFonts w:ascii="Wingdings" w:hAnsi="Wingdings" w:hint="default"/>
-      </w:rPr>
-    </w:lvl>
-    <w:lvl w:ilvl="3" w:tplc="041A0001" w:tentative="1">
-      <w:start w:val="1"/>
-      <w:numFmt w:val="bullet"/>
-      <w:lvlText w:val=""/>
-      <w:lvlJc w:val="left"/>
-      <w:pPr>
-        <w:ind w:left="2880" w:hanging="360"/>
-      </w:pPr>
-      <w:rPr>
-        <w:rFonts w:ascii="Symbol" w:hAnsi="Symbol" w:hint="default"/>
-      </w:rPr>
-    </w:lvl>
-    <w:lvl w:ilvl="4" w:tplc="041A0003" w:tentative="1">
-      <w:start w:val="1"/>
-      <w:numFmt w:val="bullet"/>
-      <w:lvlText w:val="o"/>
-      <w:lvlJc w:val="left"/>
-      <w:pPr>
-        <w:ind w:left="3600" w:hanging="360"/>
-      </w:pPr>
-      <w:rPr>
-        <w:rFonts w:ascii="Courier New" w:hAnsi="Courier New" w:cs="Courier New" w:hint="default"/>
-      </w:rPr>
-    </w:lvl>
-    <w:lvl w:ilvl="5" w:tplc="041A0005" w:tentative="1">
-      <w:start w:val="1"/>
-      <w:numFmt w:val="bullet"/>
-      <w:lvlText w:val=""/>
-      <w:lvlJc w:val="left"/>
-      <w:pPr>
-        <w:ind w:left="4320" w:hanging="360"/>
-      </w:pPr>
-      <w:rPr>
-        <w:rFonts w:ascii="Wingdings" w:hAnsi="Wingdings" w:hint="default"/>
-      </w:rPr>
-    </w:lvl>
-    <w:lvl w:ilvl="6" w:tplc="041A0001" w:tentative="1">
-      <w:start w:val="1"/>
-      <w:numFmt w:val="bullet"/>
-      <w:lvlText w:val=""/>
-      <w:lvlJc w:val="left"/>
-      <w:pPr>
-        <w:ind w:left="5040" w:hanging="360"/>
-      </w:pPr>
-      <w:rPr>
-        <w:rFonts w:ascii="Symbol" w:hAnsi="Symbol" w:hint="default"/>
-      </w:rPr>
-    </w:lvl>
-    <w:lvl w:ilvl="7" w:tplc="041A0003" w:tentative="1">
-      <w:start w:val="1"/>
-      <w:numFmt w:val="bullet"/>
-      <w:lvlText w:val="o"/>
-      <w:lvlJc w:val="left"/>
-      <w:pPr>
-        <w:ind w:left="5760" w:hanging="360"/>
-      </w:pPr>
-      <w:rPr>
-        <w:rFonts w:ascii="Courier New" w:hAnsi="Courier New" w:cs="Courier New" w:hint="default"/>
-      </w:rPr>
-    </w:lvl>
-    <w:lvl w:ilvl="8" w:tplc="041A0005" w:tentative="1">
-      <w:start w:val="1"/>
-      <w:numFmt w:val="bullet"/>
-      <w:lvlText w:val=""/>
-      <w:lvlJc w:val="left"/>
-      <w:pPr>
-        <w:ind w:left="6480" w:hanging="360"/>
-      </w:pPr>
-      <w:rPr>
-        <w:rFonts w:ascii="Wingdings" w:hAnsi="Wingdings" w:hint="default"/>
-      </w:rPr>
-    </w:lvl>
-  </w:abstractNum>
-  <w:num w:numId="1" w16cid:durableId="1661692640">
-    <w:abstractNumId w:val="2"/>
+  <w:num w:numId="1" w16cid:durableId="1014647977">
+    <w:abstractNumId w:val="0"/>
   </w:num>
-  <w:num w:numId="2" w16cid:durableId="1205866492">
-    <w:abstractNumId w:val="23"/>
-  </w:num>
-  <w:num w:numId="3" w16cid:durableId="1829251413">
-    <w:abstractNumId w:val="22"/>
-  </w:num>
-  <w:num w:numId="4" w16cid:durableId="419758660">
-    <w:abstractNumId w:val="25"/>
-  </w:num>
-  <w:num w:numId="5" w16cid:durableId="1794978798">
-    <w:abstractNumId w:val="19"/>
-  </w:num>
-  <w:num w:numId="6" w16cid:durableId="383022019">
+  <w:num w:numId="2" w16cid:durableId="307830034">
     <w:abstractNumId w:val="13"/>
   </w:num>
-  <w:num w:numId="7" w16cid:durableId="385300901">
-    <w:abstractNumId w:val="22"/>
+  <w:num w:numId="3" w16cid:durableId="118651898">
+    <w:abstractNumId w:val="12"/>
+  </w:num>
+  <w:num w:numId="4" w16cid:durableId="394669615">
+    <w:abstractNumId w:val="14"/>
+  </w:num>
+  <w:num w:numId="5" w16cid:durableId="910694517">
+    <w:abstractNumId w:val="10"/>
+  </w:num>
+  <w:num w:numId="6" w16cid:durableId="381373318">
+    <w:abstractNumId w:val="7"/>
+  </w:num>
+  <w:num w:numId="7" w16cid:durableId="1592546701">
+    <w:abstractNumId w:val="12"/>
     <w:lvlOverride w:ilvl="0">
       <w:startOverride w:val="1"/>
     </w:lvlOverride>
   </w:num>
-  <w:num w:numId="8" w16cid:durableId="2071422925">
-    <w:abstractNumId w:val="15"/>
+  <w:num w:numId="8" w16cid:durableId="484588743">
+    <w:abstractNumId w:val="9"/>
   </w:num>
-  <w:num w:numId="9" w16cid:durableId="1384793480">
-    <w:abstractNumId w:val="10"/>
+  <w:num w:numId="9" w16cid:durableId="2013295702">
+    <w:abstractNumId w:val="4"/>
   </w:num>
-  <w:num w:numId="10" w16cid:durableId="372268258">
-    <w:abstractNumId w:val="11"/>
+  <w:num w:numId="10" w16cid:durableId="1670867304">
+    <w:abstractNumId w:val="5"/>
   </w:num>
-  <w:num w:numId="11" w16cid:durableId="575941571">
+  <w:num w:numId="11" w16cid:durableId="1915892238">
+    <w:abstractNumId w:val="6"/>
+  </w:num>
+  <w:num w:numId="12" w16cid:durableId="1569657206">
     <w:abstractNumId w:val="12"/>
-  </w:num>
-  <w:num w:numId="12" w16cid:durableId="559295150">
-    <w:abstractNumId w:val="22"/>
     <w:lvlOverride w:ilvl="0">
       <w:startOverride w:val="1"/>
     </w:lvlOverride>
   </w:num>
-  <w:num w:numId="13" w16cid:durableId="1238440678">
-    <w:abstractNumId w:val="22"/>
+  <w:num w:numId="13" w16cid:durableId="2048412087">
+    <w:abstractNumId w:val="12"/>
   </w:num>
-  <w:num w:numId="14" w16cid:durableId="422381293">
-    <w:abstractNumId w:val="22"/>
+  <w:num w:numId="14" w16cid:durableId="1399132076">
+    <w:abstractNumId w:val="12"/>
     <w:lvlOverride w:ilvl="0">
       <w:startOverride w:val="1"/>
     </w:lvlOverride>
   </w:num>
-  <w:num w:numId="15" w16cid:durableId="1196499487">
-    <w:abstractNumId w:val="22"/>
+  <w:num w:numId="15" w16cid:durableId="2130078528">
+    <w:abstractNumId w:val="12"/>
     <w:lvlOverride w:ilvl="0">
       <w:startOverride w:val="1"/>
     </w:lvlOverride>
   </w:num>
-  <w:num w:numId="16" w16cid:durableId="1654531476">
-    <w:abstractNumId w:val="22"/>
+  <w:num w:numId="16" w16cid:durableId="1222136857">
+    <w:abstractNumId w:val="12"/>
     <w:lvlOverride w:ilvl="0">
       <w:startOverride w:val="1"/>
     </w:lvlOverride>
   </w:num>
-  <w:num w:numId="17" w16cid:durableId="2045862078">
+  <w:num w:numId="17" w16cid:durableId="1275593129">
+    <w:abstractNumId w:val="3"/>
+  </w:num>
+  <w:num w:numId="18" w16cid:durableId="1372456448">
+    <w:abstractNumId w:val="2"/>
+  </w:num>
+  <w:num w:numId="19" w16cid:durableId="1730419740">
     <w:abstractNumId w:val="8"/>
   </w:num>
-  <w:num w:numId="18" w16cid:durableId="18549948">
-    <w:abstractNumId w:val="7"/>
+  <w:num w:numId="20" w16cid:durableId="1372920271">
+    <w:abstractNumId w:val="12"/>
   </w:num>
-  <w:num w:numId="19" w16cid:durableId="2118135107">
-    <w:abstractNumId w:val="14"/>
+  <w:num w:numId="21" w16cid:durableId="1200313693">
+    <w:abstractNumId w:val="12"/>
   </w:num>
-  <w:num w:numId="20" w16cid:durableId="592974616">
-    <w:abstractNumId w:val="22"/>
-  </w:num>
-  <w:num w:numId="21" w16cid:durableId="1113012566">
-    <w:abstractNumId w:val="22"/>
-  </w:num>
-  <w:num w:numId="22" w16cid:durableId="1943950499">
-    <w:abstractNumId w:val="28"/>
-  </w:num>
-  <w:num w:numId="23" w16cid:durableId="832834494">
-    <w:abstractNumId w:val="31"/>
-  </w:num>
-  <w:num w:numId="24" w16cid:durableId="1213420970">
-    <w:abstractNumId w:val="27"/>
-  </w:num>
-  <w:num w:numId="25" w16cid:durableId="1546792065">
-    <w:abstractNumId w:val="20"/>
-  </w:num>
-  <w:num w:numId="26" w16cid:durableId="159085445">
-    <w:abstractNumId w:val="32"/>
-  </w:num>
-  <w:num w:numId="27" w16cid:durableId="232357562">
-    <w:abstractNumId w:val="3"/>
-  </w:num>
-  <w:num w:numId="28" w16cid:durableId="1912692526">
+  <w:num w:numId="22" w16cid:durableId="868299742">
     <w:abstractNumId w:val="16"/>
   </w:num>
-  <w:num w:numId="29" w16cid:durableId="1692872943">
-    <w:abstractNumId w:val="0"/>
+  <w:num w:numId="23" w16cid:durableId="1635408242">
+    <w:abstractNumId w:val="17"/>
   </w:num>
-  <w:num w:numId="30" w16cid:durableId="904069174">
-    <w:abstractNumId w:val="21"/>
+  <w:num w:numId="24" w16cid:durableId="278995928">
+    <w:abstractNumId w:val="15"/>
   </w:num>
-  <w:num w:numId="31" w16cid:durableId="1814835384">
+  <w:num w:numId="25" w16cid:durableId="809443981">
+    <w:abstractNumId w:val="11"/>
+  </w:num>
+  <w:num w:numId="26" w16cid:durableId="225261498">
     <w:abstractNumId w:val="18"/>
   </w:num>
-  <w:num w:numId="32" w16cid:durableId="441456468">
-    <w:abstractNumId w:val="17"/>
-  </w:num>
-  <w:num w:numId="33" w16cid:durableId="253052398">
-    <w:abstractNumId w:val="33"/>
-  </w:num>
-  <w:num w:numId="34" w16cid:durableId="372926083">
+  <w:num w:numId="27" w16cid:durableId="1573155821">
     <w:abstractNumId w:val="1"/>
-  </w:num>
-  <w:num w:numId="35" w16cid:durableId="1711370723">
-    <w:abstractNumId w:val="6"/>
-  </w:num>
-  <w:num w:numId="36" w16cid:durableId="980503340">
-    <w:abstractNumId w:val="1"/>
-    <w:lvlOverride w:ilvl="0">
-      <w:startOverride w:val="1"/>
-    </w:lvlOverride>
-    <w:lvlOverride w:ilvl="1">
-      <w:startOverride w:val="1"/>
-    </w:lvlOverride>
-    <w:lvlOverride w:ilvl="2">
-      <w:startOverride w:val="1"/>
-    </w:lvlOverride>
-    <w:lvlOverride w:ilvl="3">
-      <w:startOverride w:val="1"/>
-    </w:lvlOverride>
-    <w:lvlOverride w:ilvl="4">
-      <w:startOverride w:val="1"/>
-    </w:lvlOverride>
-    <w:lvlOverride w:ilvl="5">
-      <w:startOverride w:val="1"/>
-    </w:lvlOverride>
-    <w:lvlOverride w:ilvl="6">
-      <w:startOverride w:val="1"/>
-    </w:lvlOverride>
-    <w:lvlOverride w:ilvl="7">
-      <w:startOverride w:val="1"/>
-    </w:lvlOverride>
-    <w:lvlOverride w:ilvl="8">
-      <w:startOverride w:val="1"/>
-    </w:lvlOverride>
-  </w:num>
-  <w:num w:numId="37" w16cid:durableId="1794522341">
-    <w:abstractNumId w:val="30"/>
-  </w:num>
-  <w:num w:numId="38" w16cid:durableId="327631856">
-    <w:abstractNumId w:val="5"/>
-  </w:num>
-  <w:num w:numId="39" w16cid:durableId="11684445">
-    <w:abstractNumId w:val="9"/>
-  </w:num>
-  <w:num w:numId="40" w16cid:durableId="799423725">
-    <w:abstractNumId w:val="4"/>
-  </w:num>
-  <w:num w:numId="41" w16cid:durableId="259527052">
-    <w:abstractNumId w:val="24"/>
-  </w:num>
-  <w:num w:numId="42" w16cid:durableId="557522734">
-    <w:abstractNumId w:val="29"/>
-  </w:num>
-  <w:num w:numId="43" w16cid:durableId="1710449372">
-    <w:abstractNumId w:val="26"/>
   </w:num>
   <w:numIdMacAtCleanup w:val="3"/>
 </w:numbering>
 </file>
 
 <file path=word/styles.xml><?xml version="1.0" encoding="utf-8"?>
-<w:styles xmlns:mc="http://schemas.openxmlformats.org/markup-compatibility/2006" xmlns:r="http://schemas.openxmlformats.org/officeDocument/2006/relationships" xmlns:w="http://schemas.openxmlformats.org/wordprocessingml/2006/main" xmlns:w14="http://schemas.microsoft.com/office/word/2010/wordml" xmlns:w15="http://schemas.microsoft.com/office/word/2012/wordml" xmlns:w16cex="http://schemas.microsoft.com/office/word/2018/wordml/cex" xmlns:w16cid="http://schemas.microsoft.com/office/word/2016/wordml/cid" xmlns:w16="http://schemas.microsoft.com/office/word/2018/wordml" xmlns:w16sdtdh="http://schemas.microsoft.com/office/word/2020/wordml/sdtdatahash" xmlns:w16se="http://schemas.microsoft.com/office/word/2015/wordml/symex" mc:Ignorable="w14 w15 w16se w16cid w16 w16cex w16sdtdh">
+<w:styles xmlns:mc="http://schemas.openxmlformats.org/markup-compatibility/2006" xmlns:r="http://schemas.openxmlformats.org/officeDocument/2006/relationships" xmlns:w="http://schemas.openxmlformats.org/wordprocessingml/2006/main" xmlns:w14="http://schemas.microsoft.com/office/word/2010/wordml" xmlns:w15="http://schemas.microsoft.com/office/word/2012/wordml" xmlns:w16cex="http://schemas.microsoft.com/office/word/2018/wordml/cex" xmlns:w16cid="http://schemas.microsoft.com/office/word/2016/wordml/cid" xmlns:w16="http://schemas.microsoft.com/office/word/2018/wordml" xmlns:w16du="http://schemas.microsoft.com/office/word/2023/wordml/word16du" xmlns:w16sdtdh="http://schemas.microsoft.com/office/word/2020/wordml/sdtdatahash" xmlns:w16sdtfl="http://schemas.microsoft.com/office/word/2024/wordml/sdtformatlock" xmlns:w16se="http://schemas.microsoft.com/office/word/2015/wordml/symex" mc:Ignorable="w14 w15 w16se w16cid w16 w16cex w16sdtdh w16sdtfl w16du">
   <w:docDefaults>
     <w:rPrDefault>
       <w:rPr>
@@ -5584,6 +7098,12 @@
     <w:pPrDefault/>
   </w:docDefaults>
   <w:latentStyles w:defLockedState="0" w:defUIPriority="0" w:defSemiHidden="0" w:defUnhideWhenUsed="0" w:defQFormat="0" w:count="376">
+    <w:lsdException w:name="Normal" w:qFormat="1"/>
+    <w:lsdException w:name="heading 1" w:qFormat="1"/>
+    <w:lsdException w:name="heading 2" w:qFormat="1"/>
+    <w:lsdException w:name="heading 3" w:qFormat="1"/>
+    <w:lsdException w:name="heading 4" w:qFormat="1"/>
+    <w:lsdException w:name="heading 5" w:qFormat="1"/>
     <w:lsdException w:name="heading 6" w:semiHidden="1" w:unhideWhenUsed="1" w:qFormat="1"/>
     <w:lsdException w:name="heading 7" w:semiHidden="1" w:unhideWhenUsed="1" w:qFormat="1"/>
     <w:lsdException w:name="heading 8" w:semiHidden="1" w:unhideWhenUsed="1" w:qFormat="1"/>
@@ -5591,9 +7111,12 @@
     <w:lsdException w:name="toc 1" w:uiPriority="39"/>
     <w:lsdException w:name="toc 2" w:uiPriority="39"/>
     <w:lsdException w:name="toc 3" w:uiPriority="39"/>
-    <w:lsdException w:name="toc 4" w:uiPriority="39"/>
-    <w:lsdException w:name="table of figures" w:uiPriority="99"/>
+    <w:lsdException w:name="caption" w:qFormat="1"/>
+    <w:lsdException w:name="Title" w:qFormat="1"/>
+    <w:lsdException w:name="Subtitle" w:qFormat="1"/>
     <w:lsdException w:name="Hyperlink" w:uiPriority="99"/>
+    <w:lsdException w:name="Strong" w:qFormat="1"/>
+    <w:lsdException w:name="Emphasis" w:qFormat="1"/>
     <w:lsdException w:name="Normal Table" w:semiHidden="1" w:unhideWhenUsed="1"/>
     <w:lsdException w:name="Table Simple 1" w:semiHidden="1" w:unhideWhenUsed="1"/>
     <w:lsdException w:name="Table Simple 2" w:semiHidden="1" w:unhideWhenUsed="1"/>
@@ -5639,7 +7162,7 @@
     <w:lsdException w:name="Table Web 3" w:semiHidden="1" w:unhideWhenUsed="1"/>
     <w:lsdException w:name="Table Theme" w:semiHidden="1" w:unhideWhenUsed="1"/>
     <w:lsdException w:name="Placeholder Text" w:semiHidden="1" w:uiPriority="99"/>
-    <w:lsdException w:name="No Spacing" w:uiPriority="1"/>
+    <w:lsdException w:name="No Spacing" w:uiPriority="1" w:qFormat="1"/>
     <w:lsdException w:name="Light Shading" w:uiPriority="60"/>
     <w:lsdException w:name="Light List" w:uiPriority="61"/>
     <w:lsdException w:name="Light Grid" w:uiPriority="62"/>
@@ -5661,9 +7184,9 @@
     <w:lsdException w:name="Medium Shading 2 Accent 1" w:uiPriority="64"/>
     <w:lsdException w:name="Medium List 1 Accent 1" w:uiPriority="65"/>
     <w:lsdException w:name="Revision" w:semiHidden="1" w:uiPriority="99"/>
-    <w:lsdException w:name="List Paragraph" w:uiPriority="34"/>
-    <w:lsdException w:name="Quote" w:uiPriority="29"/>
-    <w:lsdException w:name="Intense Quote" w:uiPriority="30"/>
+    <w:lsdException w:name="List Paragraph" w:uiPriority="34" w:qFormat="1"/>
+    <w:lsdException w:name="Quote" w:uiPriority="29" w:qFormat="1"/>
+    <w:lsdException w:name="Intense Quote" w:uiPriority="30" w:qFormat="1"/>
     <w:lsdException w:name="Medium List 2 Accent 1" w:uiPriority="66"/>
     <w:lsdException w:name="Medium Grid 1 Accent 1" w:uiPriority="67"/>
     <w:lsdException w:name="Medium Grid 2 Accent 1" w:uiPriority="68"/>
@@ -5742,11 +7265,11 @@
     <w:lsdException w:name="Colorful Shading Accent 6" w:uiPriority="71"/>
     <w:lsdException w:name="Colorful List Accent 6" w:uiPriority="72"/>
     <w:lsdException w:name="Colorful Grid Accent 6" w:uiPriority="73"/>
-    <w:lsdException w:name="Subtle Emphasis" w:uiPriority="19"/>
-    <w:lsdException w:name="Intense Emphasis" w:uiPriority="21"/>
-    <w:lsdException w:name="Subtle Reference" w:uiPriority="31"/>
-    <w:lsdException w:name="Intense Reference" w:uiPriority="32"/>
-    <w:lsdException w:name="Book Title" w:uiPriority="33"/>
+    <w:lsdException w:name="Subtle Emphasis" w:uiPriority="19" w:qFormat="1"/>
+    <w:lsdException w:name="Intense Emphasis" w:uiPriority="21" w:qFormat="1"/>
+    <w:lsdException w:name="Subtle Reference" w:uiPriority="31" w:qFormat="1"/>
+    <w:lsdException w:name="Intense Reference" w:uiPriority="32" w:qFormat="1"/>
+    <w:lsdException w:name="Book Title" w:uiPriority="33" w:qFormat="1"/>
     <w:lsdException w:name="Bibliography" w:semiHidden="1" w:uiPriority="37" w:unhideWhenUsed="1"/>
     <w:lsdException w:name="TOC Heading" w:semiHidden="1" w:uiPriority="39" w:unhideWhenUsed="1" w:qFormat="1"/>
     <w:lsdException w:name="Plain Table 1" w:uiPriority="41"/>
@@ -5861,7 +7384,8 @@
   </w:latentStyles>
   <w:style w:type="paragraph" w:default="1" w:styleId="Normal">
     <w:name w:val="Normal"/>
-    <w:rsid w:val="00D74714"/>
+    <w:qFormat/>
+    <w:rsid w:val="00942756"/>
     <w:rPr>
       <w:sz w:val="24"/>
       <w:szCs w:val="24"/>
@@ -5869,21 +7393,20 @@
   </w:style>
   <w:style w:type="paragraph" w:styleId="Heading1">
     <w:name w:val="heading 1"/>
-    <w:aliases w:val="NASLOV"/>
     <w:basedOn w:val="NASLOVPOGLAVLJA"/>
     <w:next w:val="TEKST"/>
-    <w:rsid w:val="00F55ADB"/>
+    <w:qFormat/>
+    <w:rsid w:val="00D741B1"/>
     <w:pPr>
       <w:keepNext/>
+      <w:pageBreakBefore/>
       <w:numPr>
         <w:numId w:val="2"/>
       </w:numPr>
-      <w:spacing w:before="120"/>
       <w:outlineLvl w:val="0"/>
     </w:pPr>
     <w:rPr>
       <w:bCs w:val="0"/>
-      <w:caps w:val="0"/>
       <w:szCs w:val="32"/>
     </w:rPr>
   </w:style>
@@ -5891,6 +7414,7 @@
     <w:name w:val="heading 2"/>
     <w:basedOn w:val="Normal"/>
     <w:next w:val="Normal"/>
+    <w:qFormat/>
     <w:rsid w:val="00034A0A"/>
     <w:pPr>
       <w:keepNext/>
@@ -5911,6 +7435,7 @@
     <w:name w:val="heading 3"/>
     <w:basedOn w:val="Normal"/>
     <w:next w:val="Normal"/>
+    <w:qFormat/>
     <w:rsid w:val="004374F4"/>
     <w:pPr>
       <w:keepNext/>
@@ -5929,6 +7454,7 @@
     <w:name w:val="heading 4"/>
     <w:basedOn w:val="Normal"/>
     <w:next w:val="Normal"/>
+    <w:qFormat/>
     <w:rsid w:val="00553937"/>
     <w:pPr>
       <w:keepNext/>
@@ -5946,6 +7472,7 @@
     <w:name w:val="heading 5"/>
     <w:basedOn w:val="Normal"/>
     <w:next w:val="Normal"/>
+    <w:qFormat/>
     <w:rsid w:val="002825F5"/>
     <w:pPr>
       <w:keepNext/>
@@ -5956,94 +7483,6 @@
       <w:rFonts w:ascii="Tahoma" w:hAnsi="Tahoma" w:cs="Tahoma"/>
       <w:sz w:val="36"/>
       <w:lang w:eastAsia="en-US"/>
-    </w:rPr>
-  </w:style>
-  <w:style w:type="paragraph" w:styleId="Heading6">
-    <w:name w:val="heading 6"/>
-    <w:basedOn w:val="Normal"/>
-    <w:next w:val="Normal"/>
-    <w:link w:val="Heading6Char"/>
-    <w:semiHidden/>
-    <w:unhideWhenUsed/>
-    <w:qFormat/>
-    <w:rsid w:val="005F1D36"/>
-    <w:pPr>
-      <w:keepNext/>
-      <w:keepLines/>
-      <w:spacing w:before="40"/>
-      <w:outlineLvl w:val="5"/>
-    </w:pPr>
-    <w:rPr>
-      <w:rFonts w:asciiTheme="majorHAnsi" w:eastAsiaTheme="majorEastAsia" w:hAnsiTheme="majorHAnsi" w:cstheme="majorBidi"/>
-      <w:color w:val="1F4D78" w:themeColor="accent1" w:themeShade="7F"/>
-    </w:rPr>
-  </w:style>
-  <w:style w:type="paragraph" w:styleId="Heading7">
-    <w:name w:val="heading 7"/>
-    <w:basedOn w:val="Normal"/>
-    <w:next w:val="Normal"/>
-    <w:link w:val="Heading7Char"/>
-    <w:semiHidden/>
-    <w:unhideWhenUsed/>
-    <w:qFormat/>
-    <w:rsid w:val="005F1D36"/>
-    <w:pPr>
-      <w:keepNext/>
-      <w:keepLines/>
-      <w:spacing w:before="40"/>
-      <w:outlineLvl w:val="6"/>
-    </w:pPr>
-    <w:rPr>
-      <w:rFonts w:asciiTheme="majorHAnsi" w:eastAsiaTheme="majorEastAsia" w:hAnsiTheme="majorHAnsi" w:cstheme="majorBidi"/>
-      <w:i/>
-      <w:iCs/>
-      <w:color w:val="1F4D78" w:themeColor="accent1" w:themeShade="7F"/>
-    </w:rPr>
-  </w:style>
-  <w:style w:type="paragraph" w:styleId="Heading8">
-    <w:name w:val="heading 8"/>
-    <w:basedOn w:val="Normal"/>
-    <w:next w:val="Normal"/>
-    <w:link w:val="Heading8Char"/>
-    <w:semiHidden/>
-    <w:unhideWhenUsed/>
-    <w:qFormat/>
-    <w:rsid w:val="005F1D36"/>
-    <w:pPr>
-      <w:keepNext/>
-      <w:keepLines/>
-      <w:spacing w:before="40"/>
-      <w:outlineLvl w:val="7"/>
-    </w:pPr>
-    <w:rPr>
-      <w:rFonts w:asciiTheme="majorHAnsi" w:eastAsiaTheme="majorEastAsia" w:hAnsiTheme="majorHAnsi" w:cstheme="majorBidi"/>
-      <w:color w:val="272727" w:themeColor="text1" w:themeTint="D8"/>
-      <w:sz w:val="21"/>
-      <w:szCs w:val="21"/>
-    </w:rPr>
-  </w:style>
-  <w:style w:type="paragraph" w:styleId="Heading9">
-    <w:name w:val="heading 9"/>
-    <w:basedOn w:val="Normal"/>
-    <w:next w:val="Normal"/>
-    <w:link w:val="Heading9Char"/>
-    <w:semiHidden/>
-    <w:unhideWhenUsed/>
-    <w:qFormat/>
-    <w:rsid w:val="005F1D36"/>
-    <w:pPr>
-      <w:keepNext/>
-      <w:keepLines/>
-      <w:spacing w:before="40"/>
-      <w:outlineLvl w:val="8"/>
-    </w:pPr>
-    <w:rPr>
-      <w:rFonts w:asciiTheme="majorHAnsi" w:eastAsiaTheme="majorEastAsia" w:hAnsiTheme="majorHAnsi" w:cstheme="majorBidi"/>
-      <w:i/>
-      <w:iCs/>
-      <w:color w:val="272727" w:themeColor="text1" w:themeTint="D8"/>
-      <w:sz w:val="21"/>
-      <w:szCs w:val="21"/>
     </w:rPr>
   </w:style>
   <w:style w:type="character" w:default="1" w:styleId="DefaultParagraphFont">
@@ -6075,34 +7514,23 @@
   </w:style>
   <w:style w:type="paragraph" w:customStyle="1" w:styleId="NASLOVPOGLAVLJA">
     <w:name w:val="NASLOV POGLAVLJA"/>
-    <w:basedOn w:val="Normal"/>
-    <w:next w:val="Heading1"/>
-    <w:link w:val="NASLOVPOGLAVLJAChar"/>
-    <w:autoRedefine/>
-    <w:qFormat/>
-    <w:rsid w:val="00C83CA6"/>
+    <w:rsid w:val="00E7062A"/>
     <w:pPr>
-      <w:pageBreakBefore/>
-      <w:numPr>
-        <w:numId w:val="29"/>
-      </w:numPr>
-      <w:spacing w:before="600" w:after="360" w:line="360" w:lineRule="auto"/>
+      <w:spacing w:before="600" w:after="360"/>
     </w:pPr>
     <w:rPr>
       <w:rFonts w:cs="Arial"/>
       <w:b/>
       <w:bCs/>
-      <w:caps/>
       <w:kern w:val="32"/>
-      <w:sz w:val="32"/>
+      <w:sz w:val="28"/>
       <w:szCs w:val="28"/>
     </w:rPr>
   </w:style>
   <w:style w:type="paragraph" w:customStyle="1" w:styleId="TEKST">
     <w:name w:val="TEKST"/>
     <w:link w:val="TEKSTChar"/>
-    <w:qFormat/>
-    <w:rsid w:val="001B24B5"/>
+    <w:rsid w:val="00482901"/>
     <w:pPr>
       <w:spacing w:before="60" w:line="360" w:lineRule="auto"/>
       <w:jc w:val="both"/>
@@ -6116,17 +7544,18 @@
     <w:name w:val="TEKST Char"/>
     <w:basedOn w:val="DefaultParagraphFont"/>
     <w:link w:val="TEKST"/>
-    <w:rsid w:val="00D165E3"/>
+    <w:rsid w:val="00482901"/>
     <w:rPr>
       <w:sz w:val="24"/>
       <w:szCs w:val="24"/>
+      <w:lang w:val="hr-HR" w:eastAsia="hr-HR" w:bidi="ar-SA"/>
     </w:rPr>
   </w:style>
-  <w:style w:type="paragraph" w:customStyle="1" w:styleId="Seminar">
-    <w:name w:val="Seminar"/>
-    <w:rsid w:val="0057148C"/>
+  <w:style w:type="paragraph" w:customStyle="1" w:styleId="DIPLOMSKIRAD">
+    <w:name w:val="DIPLOMSKI RAD"/>
+    <w:rsid w:val="00C8107E"/>
     <w:pPr>
-      <w:spacing w:before="120" w:after="3720"/>
+      <w:spacing w:before="4800" w:after="4080"/>
       <w:jc w:val="center"/>
     </w:pPr>
     <w:rPr>
@@ -6215,15 +7644,14 @@
   <w:style w:type="paragraph" w:customStyle="1" w:styleId="Pomocninaslov">
     <w:name w:val="Pomocni_naslov"/>
     <w:next w:val="TEKST"/>
-    <w:rsid w:val="00197FA4"/>
+    <w:rsid w:val="00FC2A0F"/>
     <w:pPr>
       <w:pageBreakBefore/>
-      <w:spacing w:before="120" w:after="360"/>
+      <w:spacing w:before="600" w:after="360"/>
     </w:pPr>
     <w:rPr>
       <w:b/>
-      <w:caps/>
-      <w:sz w:val="32"/>
+      <w:sz w:val="28"/>
       <w:szCs w:val="24"/>
     </w:rPr>
   </w:style>
@@ -6245,22 +7673,20 @@
   <w:style w:type="paragraph" w:customStyle="1" w:styleId="Podnaslov1">
     <w:name w:val="Podnaslov_1"/>
     <w:next w:val="TEKST"/>
-    <w:qFormat/>
-    <w:rsid w:val="00093635"/>
+    <w:rsid w:val="00D741B1"/>
     <w:pPr>
       <w:numPr>
         <w:ilvl w:val="1"/>
         <w:numId w:val="2"/>
       </w:numPr>
-      <w:spacing w:before="240" w:after="240"/>
+      <w:spacing w:after="240"/>
     </w:pPr>
     <w:rPr>
       <w:rFonts w:cs="Arial"/>
       <w:b/>
       <w:bCs/>
-      <w:i/>
       <w:iCs/>
-      <w:sz w:val="28"/>
+      <w:sz w:val="24"/>
       <w:szCs w:val="24"/>
     </w:rPr>
   </w:style>
@@ -6286,19 +7712,19 @@
   </w:style>
   <w:style w:type="paragraph" w:customStyle="1" w:styleId="Podnaslov2">
     <w:name w:val="Podnaslov_2"/>
-    <w:qFormat/>
-    <w:rsid w:val="00093635"/>
+    <w:rsid w:val="00D741B1"/>
     <w:pPr>
       <w:numPr>
         <w:ilvl w:val="2"/>
         <w:numId w:val="2"/>
       </w:numPr>
-      <w:spacing w:before="240" w:after="120"/>
+      <w:spacing w:after="240"/>
     </w:pPr>
     <w:rPr>
       <w:rFonts w:cs="Arial"/>
       <w:b/>
       <w:bCs/>
+      <w:i/>
       <w:sz w:val="24"/>
       <w:szCs w:val="26"/>
     </w:rPr>
@@ -6306,21 +7732,37 @@
   <w:style w:type="paragraph" w:customStyle="1" w:styleId="Podnaslov3">
     <w:name w:val="Podnaslov_3"/>
     <w:next w:val="TEKST"/>
-    <w:qFormat/>
-    <w:rsid w:val="00093635"/>
+    <w:rsid w:val="00D741B1"/>
     <w:pPr>
       <w:numPr>
         <w:ilvl w:val="3"/>
         <w:numId w:val="2"/>
       </w:numPr>
-      <w:spacing w:before="240" w:after="120"/>
+      <w:spacing w:before="240" w:after="240"/>
+    </w:pPr>
+    <w:rPr>
+      <w:bCs/>
+      <w:i/>
+      <w:sz w:val="24"/>
+      <w:szCs w:val="28"/>
+    </w:rPr>
+  </w:style>
+  <w:style w:type="paragraph" w:styleId="Caption">
+    <w:name w:val="caption"/>
+    <w:next w:val="TEKST"/>
+    <w:qFormat/>
+    <w:rsid w:val="00571105"/>
+    <w:pPr>
+      <w:tabs>
+        <w:tab w:val="left" w:pos="1021"/>
+      </w:tabs>
+      <w:spacing w:before="120" w:after="120"/>
+      <w:jc w:val="center"/>
     </w:pPr>
     <w:rPr>
       <w:b/>
       <w:bCs/>
-      <w:i/>
-      <w:sz w:val="24"/>
-      <w:szCs w:val="28"/>
+      <w:sz w:val="22"/>
     </w:rPr>
   </w:style>
   <w:style w:type="character" w:styleId="Hyperlink">
@@ -6376,7 +7818,7 @@
   </w:style>
   <w:style w:type="paragraph" w:customStyle="1" w:styleId="SlikaTablica">
     <w:name w:val="Slika_Tablica"/>
-    <w:next w:val="Normal"/>
+    <w:next w:val="Caption"/>
     <w:rsid w:val="003020A2"/>
     <w:pPr>
       <w:spacing w:before="120" w:after="120"/>
@@ -6396,7 +7838,7 @@
     <w:next w:val="TEKST"/>
     <w:autoRedefine/>
     <w:uiPriority w:val="39"/>
-    <w:rsid w:val="00D54626"/>
+    <w:rsid w:val="00364E5A"/>
     <w:pPr>
       <w:tabs>
         <w:tab w:val="left" w:pos="397"/>
@@ -6443,6 +7885,16 @@
       <w:ind w:left="1276" w:hanging="794"/>
     </w:pPr>
   </w:style>
+  <w:style w:type="paragraph" w:styleId="TableofFigures">
+    <w:name w:val="table of figures"/>
+    <w:basedOn w:val="Normal"/>
+    <w:next w:val="Normal"/>
+    <w:semiHidden/>
+    <w:rsid w:val="00571105"/>
+    <w:pPr>
+      <w:ind w:left="1134" w:hanging="1134"/>
+    </w:pPr>
+  </w:style>
   <w:style w:type="paragraph" w:customStyle="1" w:styleId="TEKSTPopisdokumentacije">
     <w:name w:val="TEKST_Popis_dokumentacije"/>
     <w:rsid w:val="00B46273"/>
@@ -6459,8 +7911,8 @@
   </w:style>
   <w:style w:type="paragraph" w:customStyle="1" w:styleId="Tableoftables">
     <w:name w:val="Table_of_tables"/>
-    <w:basedOn w:val="Normal"/>
-    <w:rsid w:val="00E90AF4"/>
+    <w:basedOn w:val="TableofFigures"/>
+    <w:rsid w:val="00730462"/>
     <w:pPr>
       <w:tabs>
         <w:tab w:val="right" w:leader="dot" w:pos="9060"/>
@@ -6643,7 +8095,7 @@
     <w:basedOn w:val="Normal"/>
     <w:next w:val="Normal"/>
     <w:autoRedefine/>
-    <w:uiPriority w:val="39"/>
+    <w:semiHidden/>
     <w:rsid w:val="00C146D0"/>
     <w:pPr>
       <w:tabs>
@@ -6695,205 +8147,6 @@
       <w:sz w:val="28"/>
       <w:szCs w:val="24"/>
     </w:rPr>
-  </w:style>
-  <w:style w:type="paragraph" w:styleId="TOCHeading">
-    <w:name w:val="TOC Heading"/>
-    <w:basedOn w:val="Heading1"/>
-    <w:next w:val="Normal"/>
-    <w:uiPriority w:val="39"/>
-    <w:unhideWhenUsed/>
-    <w:qFormat/>
-    <w:rsid w:val="005119A7"/>
-    <w:pPr>
-      <w:keepLines/>
-      <w:pageBreakBefore w:val="0"/>
-      <w:numPr>
-        <w:numId w:val="0"/>
-      </w:numPr>
-      <w:spacing w:before="240" w:after="0" w:line="259" w:lineRule="auto"/>
-      <w:outlineLvl w:val="9"/>
-    </w:pPr>
-    <w:rPr>
-      <w:rFonts w:asciiTheme="majorHAnsi" w:eastAsiaTheme="majorEastAsia" w:hAnsiTheme="majorHAnsi" w:cstheme="majorBidi"/>
-      <w:b w:val="0"/>
-      <w:color w:val="2E74B5" w:themeColor="accent1" w:themeShade="BF"/>
-      <w:kern w:val="0"/>
-      <w:lang w:val="en-US" w:eastAsia="en-US"/>
-    </w:rPr>
-  </w:style>
-  <w:style w:type="character" w:customStyle="1" w:styleId="NASLOVPOGLAVLJAChar">
-    <w:name w:val="NASLOV POGLAVLJA Char"/>
-    <w:basedOn w:val="DefaultParagraphFont"/>
-    <w:link w:val="NASLOVPOGLAVLJA"/>
-    <w:rsid w:val="00C83CA6"/>
-    <w:rPr>
-      <w:rFonts w:cs="Arial"/>
-      <w:b/>
-      <w:bCs/>
-      <w:caps/>
-      <w:kern w:val="32"/>
-      <w:sz w:val="32"/>
-      <w:szCs w:val="28"/>
-    </w:rPr>
-  </w:style>
-  <w:style w:type="character" w:styleId="PlaceholderText">
-    <w:name w:val="Placeholder Text"/>
-    <w:basedOn w:val="DefaultParagraphFont"/>
-    <w:uiPriority w:val="99"/>
-    <w:semiHidden/>
-    <w:rsid w:val="00190B06"/>
-    <w:rPr>
-      <w:color w:val="666666"/>
-    </w:rPr>
-  </w:style>
-  <w:style w:type="paragraph" w:styleId="Caption">
-    <w:name w:val="caption"/>
-    <w:basedOn w:val="Normal"/>
-    <w:next w:val="Normal"/>
-    <w:rsid w:val="005A1911"/>
-    <w:pPr>
-      <w:spacing w:after="200"/>
-    </w:pPr>
-    <w:rPr>
-      <w:i/>
-      <w:iCs/>
-      <w:sz w:val="18"/>
-      <w:szCs w:val="18"/>
-    </w:rPr>
-  </w:style>
-  <w:style w:type="paragraph" w:styleId="TableofFigures">
-    <w:name w:val="table of figures"/>
-    <w:basedOn w:val="Normal"/>
-    <w:next w:val="Normal"/>
-    <w:uiPriority w:val="99"/>
-    <w:rsid w:val="00CA600E"/>
-  </w:style>
-  <w:style w:type="character" w:styleId="UnresolvedMention">
-    <w:name w:val="Unresolved Mention"/>
-    <w:basedOn w:val="DefaultParagraphFont"/>
-    <w:uiPriority w:val="99"/>
-    <w:semiHidden/>
-    <w:unhideWhenUsed/>
-    <w:rsid w:val="00921A87"/>
-    <w:rPr>
-      <w:color w:val="605E5C"/>
-      <w:shd w:val="clear" w:color="auto" w:fill="E1DFDD"/>
-    </w:rPr>
-  </w:style>
-  <w:style w:type="paragraph" w:customStyle="1" w:styleId="TableParagraph">
-    <w:name w:val="Table Paragraph"/>
-    <w:basedOn w:val="Normal"/>
-    <w:uiPriority w:val="1"/>
-    <w:rsid w:val="00B00607"/>
-    <w:pPr>
-      <w:widowControl w:val="0"/>
-      <w:autoSpaceDE w:val="0"/>
-      <w:autoSpaceDN w:val="0"/>
-      <w:spacing w:line="248" w:lineRule="exact"/>
-      <w:ind w:left="107"/>
-    </w:pPr>
-    <w:rPr>
-      <w:rFonts w:ascii="Calibri" w:eastAsia="Calibri" w:hAnsi="Calibri" w:cs="Calibri"/>
-      <w:sz w:val="22"/>
-      <w:szCs w:val="22"/>
-      <w:lang w:val="en-US" w:eastAsia="en-US"/>
-    </w:rPr>
-  </w:style>
-  <w:style w:type="paragraph" w:styleId="TOC5">
-    <w:name w:val="toc 5"/>
-    <w:basedOn w:val="Normal"/>
-    <w:next w:val="Normal"/>
-    <w:autoRedefine/>
-    <w:rsid w:val="005F1D36"/>
-    <w:pPr>
-      <w:spacing w:after="100"/>
-      <w:ind w:left="960"/>
-    </w:pPr>
-  </w:style>
-  <w:style w:type="character" w:customStyle="1" w:styleId="Heading6Char">
-    <w:name w:val="Heading 6 Char"/>
-    <w:basedOn w:val="DefaultParagraphFont"/>
-    <w:link w:val="Heading6"/>
-    <w:semiHidden/>
-    <w:rsid w:val="005F1D36"/>
-    <w:rPr>
-      <w:rFonts w:asciiTheme="majorHAnsi" w:eastAsiaTheme="majorEastAsia" w:hAnsiTheme="majorHAnsi" w:cstheme="majorBidi"/>
-      <w:color w:val="1F4D78" w:themeColor="accent1" w:themeShade="7F"/>
-      <w:sz w:val="24"/>
-      <w:szCs w:val="24"/>
-    </w:rPr>
-  </w:style>
-  <w:style w:type="character" w:customStyle="1" w:styleId="Heading7Char">
-    <w:name w:val="Heading 7 Char"/>
-    <w:basedOn w:val="DefaultParagraphFont"/>
-    <w:link w:val="Heading7"/>
-    <w:semiHidden/>
-    <w:rsid w:val="005F1D36"/>
-    <w:rPr>
-      <w:rFonts w:asciiTheme="majorHAnsi" w:eastAsiaTheme="majorEastAsia" w:hAnsiTheme="majorHAnsi" w:cstheme="majorBidi"/>
-      <w:i/>
-      <w:iCs/>
-      <w:color w:val="1F4D78" w:themeColor="accent1" w:themeShade="7F"/>
-      <w:sz w:val="24"/>
-      <w:szCs w:val="24"/>
-    </w:rPr>
-  </w:style>
-  <w:style w:type="character" w:customStyle="1" w:styleId="Heading8Char">
-    <w:name w:val="Heading 8 Char"/>
-    <w:basedOn w:val="DefaultParagraphFont"/>
-    <w:link w:val="Heading8"/>
-    <w:semiHidden/>
-    <w:rsid w:val="005F1D36"/>
-    <w:rPr>
-      <w:rFonts w:asciiTheme="majorHAnsi" w:eastAsiaTheme="majorEastAsia" w:hAnsiTheme="majorHAnsi" w:cstheme="majorBidi"/>
-      <w:color w:val="272727" w:themeColor="text1" w:themeTint="D8"/>
-      <w:sz w:val="21"/>
-      <w:szCs w:val="21"/>
-    </w:rPr>
-  </w:style>
-  <w:style w:type="character" w:customStyle="1" w:styleId="Heading9Char">
-    <w:name w:val="Heading 9 Char"/>
-    <w:basedOn w:val="DefaultParagraphFont"/>
-    <w:link w:val="Heading9"/>
-    <w:semiHidden/>
-    <w:rsid w:val="005F1D36"/>
-    <w:rPr>
-      <w:rFonts w:asciiTheme="majorHAnsi" w:eastAsiaTheme="majorEastAsia" w:hAnsiTheme="majorHAnsi" w:cstheme="majorBidi"/>
-      <w:i/>
-      <w:iCs/>
-      <w:color w:val="272727" w:themeColor="text1" w:themeTint="D8"/>
-      <w:sz w:val="21"/>
-      <w:szCs w:val="21"/>
-    </w:rPr>
-  </w:style>
-  <w:style w:type="paragraph" w:styleId="Revision">
-    <w:name w:val="Revision"/>
-    <w:hidden/>
-    <w:uiPriority w:val="99"/>
-    <w:semiHidden/>
-    <w:rsid w:val="005073E2"/>
-    <w:rPr>
-      <w:sz w:val="24"/>
-      <w:szCs w:val="24"/>
-    </w:rPr>
-  </w:style>
-  <w:style w:type="paragraph" w:customStyle="1" w:styleId="TEKSTENG">
-    <w:name w:val="TEKST ENG"/>
-    <w:basedOn w:val="TEKST"/>
-    <w:qFormat/>
-    <w:rsid w:val="00F87030"/>
-    <w:rPr>
-      <w:i/>
-      <w:lang w:val="en-GB"/>
-    </w:rPr>
-  </w:style>
-  <w:style w:type="paragraph" w:customStyle="1" w:styleId="Kolegij">
-    <w:name w:val="Kolegij"/>
-    <w:basedOn w:val="Seminar"/>
-    <w:rsid w:val="0057148C"/>
-    <w:pPr>
-      <w:spacing w:before="4440" w:after="120"/>
-    </w:pPr>
   </w:style>
 </w:styles>
 </file>
@@ -7157,53 +8410,4 @@
     </a:ext>
   </a:extLst>
 </a:theme>
-</file>
-
-<file path=word/webextensions/taskpanes.xml><?xml version="1.0" encoding="utf-8"?>
-<wetp:taskpanes xmlns:wetp="http://schemas.microsoft.com/office/webextensions/taskpanes/2010/11">
-  <wetp:taskpane dockstate="right" visibility="0" width="401" row="3">
-    <wetp:webextensionref xmlns:r="http://schemas.openxmlformats.org/officeDocument/2006/relationships" r:id="rId1"/>
-  </wetp:taskpane>
-</wetp:taskpanes>
-</file>
-
-<file path=word/webextensions/webextension1.xml><?xml version="1.0" encoding="utf-8"?>
-<we:webextension xmlns:we="http://schemas.microsoft.com/office/webextensions/webextension/2010/11" id="{237B7F9A-6A36-4193-9B3E-9BEFFF3325B9}">
-  <we:reference id="wa104382081" version="1.55.1.0" store="en-US" storeType="OMEX"/>
-  <we:alternateReferences>
-    <we:reference id="WA104382081" version="1.55.1.0" store="" storeType="OMEX"/>
-  </we:alternateReferences>
-  <we:properties>
-    <we:property name="MENDELEY_CITATIONS" value="[{&quot;citationID&quot;:&quot;MENDELEY_CITATION_6b71af4b-2328-42ba-bd4d-f64971dc0020&quot;,&quot;properties&quot;:{&quot;noteIndex&quot;:0},&quot;isEdited&quot;:false,&quot;manualOverride&quot;:{&quot;isManuallyOverridden&quot;:false,&quot;citeprocText&quot;:&quot;[1]&quot;,&quot;manualOverrideText&quot;:&quot;&quot;},&quot;citationTag&quot;:&quot;MENDELEY_CITATION_v3_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&quot;,&quot;citationItems&quot;:[{&quot;id&quot;:&quot;d7435ee2-ceb3-3327-934f-0bd206b56418&quot;,&quot;itemData&quot;:{&quot;type&quot;:&quot;book&quot;,&quot;id&quot;:&quot;d7435ee2-ceb3-3327-934f-0bd206b56418&quot;,&quot;title&quot;:&quot;Springer handbook of robotics&quot;,&quot;author&quot;:[{&quot;family&quot;:&quot;Siciliano&quot;,&quot;given&quot;:&quot;B.&quot;,&quot;parse-names&quot;:false,&quot;dropping-particle&quot;:&quot;&quot;,&quot;non-dropping-particle&quot;:&quot;&quot;},{&quot;family&quot;:&quot;Khatib&quot;,&quot;given&quot;:&quot;O.&quot;,&quot;parse-names&quot;:false,&quot;dropping-particle&quot;:&quot;&quot;,&quot;non-dropping-particle&quot;:&quot;&quot;}],&quot;container-title&quot;:&quot;Springer Handbook of Robotics&quot;,&quot;DOI&quot;:&quot;10.1007/978-3-319-32552-1&quot;,&quot;ISBN&quot;:&quot;9783319325521&quot;,&quot;issued&quot;:{&quot;date-parts&quot;:[[2016]]},&quot;number-of-pages&quot;:&quot;1-2227&quot;,&quot;abstract&quot;:&quot;The second edition of this handbook provides a state-of-the-art cover view on the various aspects in the rapidly developing field of robotics. Reaching for the human frontier, robotics is vigorously engaged in the growing challenges of new emerging domains. Interacting, exploring, and working with humans, the new generation of robots will increasingly touch people and their lives. The credible prospect of practical robots among humans is the result of the scientific endeavour of a half a century of robotic developments that established robotics as a modern scientific discipline. The ongoing vibrant expansion and strong growth of the field during the last decade has fueled this second edition of the Springer Handbook of Robotics. The first edition of the handbook soon became a landmark in robotics publishing and won the American Association of Publishers PROSE Award for Excellence in Physical Sciences &amp; Mathematics as well as the organization’s Award for Engineering &amp; Technology. The second edition of the handbook, edited by two internationally renowned scientists with the support of an outstanding team of seven part editors and more than 200 authors, continues to be an authoritative reference for robotics researchers, newcomers to the field, and scholars from related disciplines. The contents have been restructured to achieve four main objectives: the enlargement of foundational topics for robotics, the enlightenment of design of various types of robotic systems, the extension of the treatment on robots moving in the environment, and the enrichment of advanced robotics applications. Further to an extensive update, fifteen new chapters have been introduced on emerging topics, and a new generation of authors have joined the handbook’s team. A novel addition to the second edition is a comprehensive collection of multimedia references to more than 700 videos, which bring valuable insight into the contents. The videos can be viewed directly augmented into the text with a smartphone or tablet using a unique and specially designed app.&quot;,&quot;container-title-short&quot;:&quot;&quot;},&quot;isTemporary&quot;:false,&quot;suppress-author&quot;:false,&quot;composite&quot;:false,&quot;author-only&quot;:false}]},{&quot;citationID&quot;:&quot;MENDELEY_CITATION_e0bb0ef2-d8ce-40b8-887a-7c715c80d50f&quot;,&quot;properties&quot;:{&quot;noteIndex&quot;:0},&quot;isEdited&quot;:false,&quot;manualOverride&quot;:{&quot;isManuallyOverridden&quot;:false,&quot;citeprocText&quot;:&quot;[2]&quot;,&quot;manualOverrideText&quot;:&quot;&quot;},&quot;citationTag&quot;:&quot;MENDELEY_CITATION_v3_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&quot;,&quot;citationItems&quot;:[{&quot;id&quot;:&quot;31ef8b6b-362b-3e59-98b2-73eaf88ecb03&quot;,&quot;itemData&quot;:{&quot;type&quot;:&quot;webpage&quot;,&quot;id&quot;:&quot;31ef8b6b-362b-3e59-98b2-73eaf88ecb03&quot;,&quot;title&quot;:&quot;GPS&quot;,&quot;author&quot;:[{&quot;family&quot;:&quot;U.S. government&quot;,&quot;given&quot;:&quot;&quot;,&quot;parse-names&quot;:false,&quot;dropping-particle&quot;:&quot;&quot;,&quot;non-dropping-particle&quot;:&quot;&quot;}],&quot;container-title&quot;:&quot;https://www.gps.gov/systems/gps/&quot;,&quot;accessed&quot;:{&quot;date-parts&quot;:[[2024,9,10]]},&quot;URL&quot;:&quot;https://www.gps.gov/systems/gps/&quot;,&quot;container-title-short&quot;:&quot;&quot;},&quot;isTemporary&quot;:false,&quot;suppress-author&quot;:false,&quot;composite&quot;:false,&quot;author-only&quot;:false}]},{&quot;citationID&quot;:&quot;MENDELEY_CITATION_4346810b-bf34-4fa6-a172-ac0ef1ad7464&quot;,&quot;properties&quot;:{&quot;noteIndex&quot;:0},&quot;isEdited&quot;:false,&quot;manualOverride&quot;:{&quot;isManuallyOverridden&quot;:false,&quot;citeprocText&quot;:&quot;[1]&quot;,&quot;manualOverrideText&quot;:&quot;&quot;},&quot;citationTag&quot;:&quot;MENDELEY_CITATION_v3_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&quot;,&quot;citationItems&quot;:[{&quot;id&quot;:&quot;d7435ee2-ceb3-3327-934f-0bd206b56418&quot;,&quot;itemData&quot;:{&quot;type&quot;:&quot;book&quot;,&quot;id&quot;:&quot;d7435ee2-ceb3-3327-934f-0bd206b56418&quot;,&quot;title&quot;:&quot;Springer handbook of robotics&quot;,&quot;author&quot;:[{&quot;family&quot;:&quot;Siciliano&quot;,&quot;given&quot;:&quot;B.&quot;,&quot;parse-names&quot;:false,&quot;dropping-particle&quot;:&quot;&quot;,&quot;non-dropping-particle&quot;:&quot;&quot;},{&quot;family&quot;:&quot;Khatib&quot;,&quot;given&quot;:&quot;O.&quot;,&quot;parse-names&quot;:false,&quot;dropping-particle&quot;:&quot;&quot;,&quot;non-dropping-particle&quot;:&quot;&quot;}],&quot;container-title&quot;:&quot;Springer Handbook of Robotics&quot;,&quot;DOI&quot;:&quot;10.1007/978-3-319-32552-1&quot;,&quot;ISBN&quot;:&quot;9783319325521&quot;,&quot;issued&quot;:{&quot;date-parts&quot;:[[2016]]},&quot;number-of-pages&quot;:&quot;1-2227&quot;,&quot;abstract&quot;:&quot;The second edition of this handbook provides a state-of-the-art cover view on the various aspects in the rapidly developing field of robotics. Reaching for the human frontier, robotics is vigorously engaged in the growing challenges of new emerging domains. Interacting, exploring, and working with humans, the new generation of robots will increasingly touch people and their lives. The credible prospect of practical robots among humans is the result of the scientific endeavour of a half a century of robotic developments that established robotics as a modern scientific discipline. The ongoing vibrant expansion and strong growth of the field during the last decade has fueled this second edition of the Springer Handbook of Robotics. The first edition of the handbook soon became a landmark in robotics publishing and won the American Association of Publishers PROSE Award for Excellence in Physical Sciences &amp; Mathematics as well as the organization’s Award for Engineering &amp; Technology. The second edition of the handbook, edited by two internationally renowned scientists with the support of an outstanding team of seven part editors and more than 200 authors, continues to be an authoritative reference for robotics researchers, newcomers to the field, and scholars from related disciplines. The contents have been restructured to achieve four main objectives: the enlargement of foundational topics for robotics, the enlightenment of design of various types of robotic systems, the extension of the treatment on robots moving in the environment, and the enrichment of advanced robotics applications. Further to an extensive update, fifteen new chapters have been introduced on emerging topics, and a new generation of authors have joined the handbook’s team. A novel addition to the second edition is a comprehensive collection of multimedia references to more than 700 videos, which bring valuable insight into the contents. The videos can be viewed directly augmented into the text with a smartphone or tablet using a unique and specially designed app.&quot;,&quot;container-title-short&quot;:&quot;&quot;},&quot;isTemporary&quot;:false,&quot;suppress-author&quot;:false,&quot;composite&quot;:false,&quot;author-only&quot;:false}]},{&quot;citationID&quot;:&quot;MENDELEY_CITATION_b3ab9c54-c9d8-4c03-be43-8ed34b044a83&quot;,&quot;properties&quot;:{&quot;noteIndex&quot;:0},&quot;isEdited&quot;:false,&quot;manualOverride&quot;:{&quot;isManuallyOverridden&quot;:false,&quot;citeprocText&quot;:&quot;[1]&quot;,&quot;manualOverrideText&quot;:&quot;&quot;},&quot;citationTag&quot;:&quot;MENDELEY_CITATION_v3_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&quot;,&quot;citationItems&quot;:[{&quot;id&quot;:&quot;d7435ee2-ceb3-3327-934f-0bd206b56418&quot;,&quot;itemData&quot;:{&quot;type&quot;:&quot;book&quot;,&quot;id&quot;:&quot;d7435ee2-ceb3-3327-934f-0bd206b56418&quot;,&quot;title&quot;:&quot;Springer handbook of robotics&quot;,&quot;author&quot;:[{&quot;family&quot;:&quot;Siciliano&quot;,&quot;given&quot;:&quot;B.&quot;,&quot;parse-names&quot;:false,&quot;dropping-particle&quot;:&quot;&quot;,&quot;non-dropping-particle&quot;:&quot;&quot;},{&quot;family&quot;:&quot;Khatib&quot;,&quot;given&quot;:&quot;O.&quot;,&quot;parse-names&quot;:false,&quot;dropping-particle&quot;:&quot;&quot;,&quot;non-dropping-particle&quot;:&quot;&quot;}],&quot;container-title&quot;:&quot;Springer Handbook of Robotics&quot;,&quot;DOI&quot;:&quot;10.1007/978-3-319-32552-1&quot;,&quot;ISBN&quot;:&quot;9783319325521&quot;,&quot;issued&quot;:{&quot;date-parts&quot;:[[2016]]},&quot;number-of-pages&quot;:&quot;1-2227&quot;,&quot;abstract&quot;:&quot;The second edition of this handbook provides a state-of-the-art cover view on the various aspects in the rapidly developing field of robotics. Reaching for the human frontier, robotics is vigorously engaged in the growing challenges of new emerging domains. Interacting, exploring, and working with humans, the new generation of robots will increasingly touch people and their lives. The credible prospect of practical robots among humans is the result of the scientific endeavour of a half a century of robotic developments that established robotics as a modern scientific discipline. The ongoing vibrant expansion and strong growth of the field during the last decade has fueled this second edition of the Springer Handbook of Robotics. The first edition of the handbook soon became a landmark in robotics publishing and won the American Association of Publishers PROSE Award for Excellence in Physical Sciences &amp; Mathematics as well as the organization’s Award for Engineering &amp; Technology. The second edition of the handbook, edited by two internationally renowned scientists with the support of an outstanding team of seven part editors and more than 200 authors, continues to be an authoritative reference for robotics researchers, newcomers to the field, and scholars from related disciplines. The contents have been restructured to achieve four main objectives: the enlargement of foundational topics for robotics, the enlightenment of design of various types of robotic systems, the extension of the treatment on robots moving in the environment, and the enrichment of advanced robotics applications. Further to an extensive update, fifteen new chapters have been introduced on emerging topics, and a new generation of authors have joined the handbook’s team. A novel addition to the second edition is a comprehensive collection of multimedia references to more than 700 videos, which bring valuable insight into the contents. The videos can be viewed directly augmented into the text with a smartphone or tablet using a unique and specially designed app.&quot;,&quot;container-title-short&quot;:&quot;&quot;},&quot;isTemporary&quot;:false,&quot;suppress-author&quot;:false,&quot;composite&quot;:false,&quot;author-only&quot;:false}]},{&quot;citationID&quot;:&quot;MENDELEY_CITATION_d013f3ed-7156-44a0-b5eb-d2fff5a2e272&quot;,&quot;properties&quot;:{&quot;noteIndex&quot;:0},&quot;isEdited&quot;:false,&quot;manualOverride&quot;:{&quot;isManuallyOverridden&quot;:false,&quot;citeprocText&quot;:&quot;[3]&quot;,&quot;manualOverrideText&quot;:&quot;&quot;},&quot;citationTag&quot;:&quot;MENDELEY_CITATION_v3_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&quot;,&quot;citationItems&quot;:[{&quot;id&quot;:&quot;7413ebd4-5b15-3dce-a8a8-c39dbb3ea776&quot;,&quot;itemData&quot;:{&quot;type&quot;:&quot;article-journal&quot;,&quot;id&quot;:&quot;7413ebd4-5b15-3dce-a8a8-c39dbb3ea776&quot;,&quot;title&quot;:&quot;Robot Operating System 2: Design, architecture, and uses in the wild&quot;,&quot;author&quot;:[{&quot;family&quot;:&quot;Macenski&quot;,&quot;given&quot;:&quot;S.&quot;,&quot;parse-names&quot;:false,&quot;dropping-particle&quot;:&quot;&quot;,&quot;non-dropping-particle&quot;:&quot;&quot;},{&quot;family&quot;:&quot;Foote&quot;,&quot;given&quot;:&quot;T.&quot;,&quot;parse-names&quot;:false,&quot;dropping-particle&quot;:&quot;&quot;,&quot;non-dropping-particle&quot;:&quot;&quot;},{&quot;family&quot;:&quot;Gerkey&quot;,&quot;given&quot;:&quot;B.&quot;,&quot;parse-names&quot;:false,&quot;dropping-particle&quot;:&quot;&quot;,&quot;non-dropping-particle&quot;:&quot;&quot;},{&quot;family&quot;:&quot;Lalancette&quot;,&quot;given&quot;:&quot;C.&quot;,&quot;parse-names&quot;:false,&quot;dropping-particle&quot;:&quot;&quot;,&quot;non-dropping-particle&quot;:&quot;&quot;},{&quot;family&quot;:&quot;Woodall&quot;,&quot;given&quot;:&quot;W.&quot;,&quot;parse-names&quot;:false,&quot;dropping-particle&quot;:&quot;&quot;,&quot;non-dropping-particle&quot;:&quot;&quot;}],&quot;container-title&quot;:&quot;Science Robotics&quot;,&quot;container-title-short&quot;:&quot;Sci Robot&quot;,&quot;DOI&quot;:&quot;10.1126/scirobotics.abm6074&quot;,&quot;issued&quot;:{&quot;date-parts&quot;:[[2022]]},&quot;abstract&quot;:&quot;The next chapter of the robotics revolution is well underway with the deployment of robots for a broad range of commercial use cases. Even in a myriad of applications and environments, there exists a common vocabulary of components that robots share—the need for a modular, scalable, and reliable architecture; sensing; planning; mobility; and autonomy. The Robot Operating System (ROS) was an integral part of the last chapter, demonstrably expediting robotics research with freely available components and a modular framework. However, ROS 1 was not designed with many necessary production-grade features and algorithms. ROS 2 and its related projects have been redesigned from the ground up to meet the challenges set forth by modern robotic systems in new and exploratory domains at all scales. In this Review, we highlight the philosophical and architectural changes of ROS 2 powering this new chapter in the robotics revolution. We also show through case studies the influence ROS 2 and its adoption has had on accelerating real robot systems to reliable deployment in an assortment of challenging environments.&quot;,&quot;issue&quot;:&quot;66&quot;,&quot;volume&quot;:&quot;7&quot;},&quot;isTemporary&quot;:false,&quot;suppress-author&quot;:false,&quot;composite&quot;:false,&quot;author-only&quot;:false}]},{&quot;citationID&quot;:&quot;MENDELEY_CITATION_feb7759b-1e4f-44b3-8cba-71255e3214b4&quot;,&quot;properties&quot;:{&quot;noteIndex&quot;:0},&quot;isEdited&quot;:false,&quot;manualOverride&quot;:{&quot;isManuallyOverridden&quot;:false,&quot;citeprocText&quot;:&quot;[4]&quot;,&quot;manualOverrideText&quot;:&quot;&quot;},&quot;citationTag&quot;:&quot;MENDELEY_CITATION_v3_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&quot;,&quot;citationItems&quot;:[{&quot;id&quot;:&quot;6bef61c3-f611-3758-b3c9-ef4af3aae1e6&quot;,&quot;itemData&quot;:{&quot;type&quot;:&quot;book&quot;,&quot;id&quot;:&quot;6bef61c3-f611-3758-b3c9-ef4af3aae1e6&quot;,&quot;title&quot;:&quot;Robotics: Second edition&quot;,&quot;author&quot;:[{&quot;family&quot;:&quot;Mihelj&quot;,&quot;given&quot;:&quot;M.&quot;,&quot;parse-names&quot;:false,&quot;dropping-particle&quot;:&quot;&quot;,&quot;non-dropping-particle&quot;:&quot;&quot;},{&quot;family&quot;:&quot;Bajd&quot;,&quot;given&quot;:&quot;T.&quot;,&quot;parse-names&quot;:false,&quot;dropping-particle&quot;:&quot;&quot;,&quot;non-dropping-particle&quot;:&quot;&quot;},{&quot;family&quot;:&quot;Ude&quot;,&quot;given&quot;:&quot;A.&quot;,&quot;parse-names&quot;:false,&quot;dropping-particle&quot;:&quot;&quot;,&quot;non-dropping-particle&quot;:&quot;&quot;},{&quot;family&quot;:&quot;Lenarcic&quot;,&quot;given&quot;:&quot;J.&quot;,&quot;parse-names&quot;:false,&quot;dropping-particle&quot;:&quot;&quot;,&quot;non-dropping-particle&quot;:&quot;&quot;},{&quot;family&quot;:&quot;Stanovnik&quot;,&quot;given&quot;:&quot;A.&quot;,&quot;parse-names&quot;:false,&quot;dropping-particle&quot;:&quot;&quot;,&quot;non-dropping-particle&quot;:&quot;&quot;},{&quot;family&quot;:&quot;Munih&quot;,&quot;given&quot;:&quot;M.&quot;,&quot;parse-names&quot;:false,&quot;dropping-particle&quot;:&quot;&quot;,&quot;non-dropping-particle&quot;:&quot;&quot;},{&quot;family&quot;:&quot;Rejc&quot;,&quot;given&quot;:&quot;J.&quot;,&quot;parse-names&quot;:false,&quot;dropping-particle&quot;:&quot;&quot;,&quot;non-dropping-particle&quot;:&quot;&quot;},{&quot;family&quot;:&quot;Šlajpah&quot;,&quot;given&quot;:&quot;S.&quot;,&quot;parse-names&quot;:false,&quot;dropping-particle&quot;:&quot;&quot;,&quot;non-dropping-particle&quot;:&quot;&quot;}],&quot;container-title&quot;:&quot;Robotics: Second Edition&quot;,&quot;DOI&quot;:&quot;10.1007/978-3-319-72911-4&quot;,&quot;ISBN&quot;:&quot;9783319729114&quot;,&quot;issued&quot;:{&quot;date-parts&quot;:[[2018]]},&quot;number-of-pages&quot;:&quot;1-251&quot;,&quot;abstract&quot;:&quot;This book introduces readers to robotics, industrial robot mechanisms, and types of robots, e.g. parallel robots, mobile robots and humanoid robots. The book is based on over 20 years of teaching robotics and has been extensively class tested and praised for its simplicity. It addresses the following subjects: a general introduction to robotics; basic characteristics of industrial robot mechanisms; position and movement of an object, which are described by homogenous transformation matrices; a geometric model of robot mechanisms expanded with robot wrist orientation description in this new edition; a brief introduction to the kinematics and dynamics of robots; robot sensors and planning of robot trajectories; fundamentals of robot vision; basic control schemes resulting in either desired end-effector trajectory or force; robot workcells with feeding devices and robot grippers. This second edition has been expanded to include the following new topics: parallel robots; collaborative robots; teaching of robots; mobile robots; and humanoid robots. The book is optimally suited for courses in robotics or industrial robotics and requires a minimal grasp of physics and mathematics. The 1st edition of this book won the Outstanding Academic Title distinction from the library magazine CHOICE in 2011.&quot;,&quot;container-title-short&quot;:&quot;&quot;},&quot;isTemporary&quot;:false,&quot;suppress-author&quot;:false,&quot;composite&quot;:false,&quot;author-only&quot;:false}]},{&quot;citationID&quot;:&quot;MENDELEY_CITATION_7625d3c3-b62a-4fd3-beb3-6dd61a2e5f5b&quot;,&quot;properties&quot;:{&quot;noteIndex&quot;:0},&quot;isEdited&quot;:false,&quot;manualOverride&quot;:{&quot;isManuallyOverridden&quot;:false,&quot;citeprocText&quot;:&quot;[4]&quot;,&quot;manualOverrideText&quot;:&quot;&quot;},&quot;citationTag&quot;:&quot;MENDELEY_CITATION_v3_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&quot;,&quot;citationItems&quot;:[{&quot;id&quot;:&quot;6bef61c3-f611-3758-b3c9-ef4af3aae1e6&quot;,&quot;itemData&quot;:{&quot;type&quot;:&quot;book&quot;,&quot;id&quot;:&quot;6bef61c3-f611-3758-b3c9-ef4af3aae1e6&quot;,&quot;title&quot;:&quot;Robotics: Second edition&quot;,&quot;author&quot;:[{&quot;family&quot;:&quot;Mihelj&quot;,&quot;given&quot;:&quot;M.&quot;,&quot;parse-names&quot;:false,&quot;dropping-particle&quot;:&quot;&quot;,&quot;non-dropping-particle&quot;:&quot;&quot;},{&quot;family&quot;:&quot;Bajd&quot;,&quot;given&quot;:&quot;T.&quot;,&quot;parse-names&quot;:false,&quot;dropping-particle&quot;:&quot;&quot;,&quot;non-dropping-particle&quot;:&quot;&quot;},{&quot;family&quot;:&quot;Ude&quot;,&quot;given&quot;:&quot;A.&quot;,&quot;parse-names&quot;:false,&quot;dropping-particle&quot;:&quot;&quot;,&quot;non-dropping-particle&quot;:&quot;&quot;},{&quot;family&quot;:&quot;Lenarcic&quot;,&quot;given&quot;:&quot;J.&quot;,&quot;parse-names&quot;:false,&quot;dropping-particle&quot;:&quot;&quot;,&quot;non-dropping-particle&quot;:&quot;&quot;},{&quot;family&quot;:&quot;Stanovnik&quot;,&quot;given&quot;:&quot;A.&quot;,&quot;parse-names&quot;:false,&quot;dropping-particle&quot;:&quot;&quot;,&quot;non-dropping-particle&quot;:&quot;&quot;},{&quot;family&quot;:&quot;Munih&quot;,&quot;given&quot;:&quot;M.&quot;,&quot;parse-names&quot;:false,&quot;dropping-particle&quot;:&quot;&quot;,&quot;non-dropping-particle&quot;:&quot;&quot;},{&quot;family&quot;:&quot;Rejc&quot;,&quot;given&quot;:&quot;J.&quot;,&quot;parse-names&quot;:false,&quot;dropping-particle&quot;:&quot;&quot;,&quot;non-dropping-particle&quot;:&quot;&quot;},{&quot;family&quot;:&quot;Šlajpah&quot;,&quot;given&quot;:&quot;S.&quot;,&quot;parse-names&quot;:false,&quot;dropping-particle&quot;:&quot;&quot;,&quot;non-dropping-particle&quot;:&quot;&quot;}],&quot;container-title&quot;:&quot;Robotics: Second Edition&quot;,&quot;DOI&quot;:&quot;10.1007/978-3-319-72911-4&quot;,&quot;ISBN&quot;:&quot;9783319729114&quot;,&quot;issued&quot;:{&quot;date-parts&quot;:[[2018]]},&quot;number-of-pages&quot;:&quot;1-251&quot;,&quot;abstract&quot;:&quot;This book introduces readers to robotics, industrial robot mechanisms, and types of robots, e.g. parallel robots, mobile robots and humanoid robots. The book is based on over 20 years of teaching robotics and has been extensively class tested and praised for its simplicity. It addresses the following subjects: a general introduction to robotics; basic characteristics of industrial robot mechanisms; position and movement of an object, which are described by homogenous transformation matrices; a geometric model of robot mechanisms expanded with robot wrist orientation description in this new edition; a brief introduction to the kinematics and dynamics of robots; robot sensors and planning of robot trajectories; fundamentals of robot vision; basic control schemes resulting in either desired end-effector trajectory or force; robot workcells with feeding devices and robot grippers. This second edition has been expanded to include the following new topics: parallel robots; collaborative robots; teaching of robots; mobile robots; and humanoid robots. The book is optimally suited for courses in robotics or industrial robotics and requires a minimal grasp of physics and mathematics. The 1st edition of this book won the Outstanding Academic Title distinction from the library magazine CHOICE in 2011.&quot;,&quot;container-title-short&quot;:&quot;&quot;},&quot;isTemporary&quot;:false,&quot;suppress-author&quot;:false,&quot;composite&quot;:false,&quot;author-only&quot;:false}]},{&quot;citationID&quot;:&quot;MENDELEY_CITATION_1c23055a-6838-4790-953c-2a531148ee66&quot;,&quot;properties&quot;:{&quot;noteIndex&quot;:0},&quot;isEdited&quot;:false,&quot;manualOverride&quot;:{&quot;isManuallyOverridden&quot;:false,&quot;citeprocText&quot;:&quot;[5]&quot;,&quot;manualOverrideText&quot;:&quot;&quot;},&quot;citationTag&quot;:&quot;MENDELEY_CITATION_v3_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&quot;,&quot;citationItems&quot;:[{&quot;id&quot;:&quot;6801bb51-ef68-3716-88f3-a97bc76dc838&quot;,&quot;itemData&quot;:{&quot;type&quot;:&quot;report&quot;,&quot;id&quot;:&quot;6801bb51-ef68-3716-88f3-a97bc76dc838&quot;,&quot;title&quot;:&quot;Marvelmind Indoor Navigation System Operating manual&quot;,&quot;author&quot;:[{&quot;family&quot;:&quot;Marvelmind&quot;,&quot;given&quot;:&quot;&quot;,&quot;parse-names&quot;:false,&quot;dropping-particle&quot;:&quot;&quot;,&quot;non-dropping-particle&quot;:&quot;&quot;}],&quot;URL&quot;:&quot;www.marvelmind.com&quot;,&quot;issued&quot;:{&quot;date-parts&quot;:[[2024,3,4]]},&quot;container-title-short&quot;:&quot;&quot;},&quot;isTemporary&quot;:false,&quot;suppress-author&quot;:false,&quot;composite&quot;:false,&quot;author-only&quot;:false}]},{&quot;citationID&quot;:&quot;MENDELEY_CITATION_a7dd47ef-f92c-4225-b4e4-006ccb8da98c&quot;,&quot;properties&quot;:{&quot;noteIndex&quot;:0},&quot;isEdited&quot;:false,&quot;manualOverride&quot;:{&quot;isManuallyOverridden&quot;:false,&quot;citeprocText&quot;:&quot;[5]&quot;,&quot;manualOverrideText&quot;:&quot;&quot;},&quot;citationTag&quot;:&quot;MENDELEY_CITATION_v3_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&quot;,&quot;citationItems&quot;:[{&quot;id&quot;:&quot;6801bb51-ef68-3716-88f3-a97bc76dc838&quot;,&quot;itemData&quot;:{&quot;type&quot;:&quot;report&quot;,&quot;id&quot;:&quot;6801bb51-ef68-3716-88f3-a97bc76dc838&quot;,&quot;title&quot;:&quot;Marvelmind Indoor Navigation System Operating manual&quot;,&quot;author&quot;:[{&quot;family&quot;:&quot;Marvelmind&quot;,&quot;given&quot;:&quot;&quot;,&quot;parse-names&quot;:false,&quot;dropping-particle&quot;:&quot;&quot;,&quot;non-dropping-particle&quot;:&quot;&quot;}],&quot;URL&quot;:&quot;www.marvelmind.com&quot;,&quot;issued&quot;:{&quot;date-parts&quot;:[[2024,3,4]]},&quot;container-title-short&quot;:&quot;&quot;},&quot;isTemporary&quot;:false,&quot;suppress-author&quot;:false,&quot;composite&quot;:false,&quot;author-only&quot;:false}]},{&quot;citationID&quot;:&quot;MENDELEY_CITATION_3da1f079-bede-4ff1-be5b-009f8aafb084&quot;,&quot;properties&quot;:{&quot;noteIndex&quot;:0},&quot;isEdited&quot;:false,&quot;manualOverride&quot;:{&quot;isManuallyOverridden&quot;:false,&quot;citeprocText&quot;:&quot;[6]&quot;,&quot;manualOverrideText&quot;:&quot;&quot;},&quot;citationTag&quot;:&quot;MENDELEY_CITATION_v3_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&quot;,&quot;citationItems&quot;:[{&quot;id&quot;:&quot;351e86d0-c9b5-3f8a-8e81-13e8262aca01&quot;,&quot;itemData&quot;:{&quot;type&quot;:&quot;article-journal&quot;,&quot;id&quot;:&quot;351e86d0-c9b5-3f8a-8e81-13e8262aca01&quot;,&quot;title&quot;:&quot;Energy Efficient Local Path Planning Algorithm Based on Predictive Artificial Potential Field&quot;,&quot;author&quot;:[{&quot;family&quot;:&quot;Szczepanski&quot;,&quot;given&quot;:&quot;Rafal&quot;,&quot;parse-names&quot;:false,&quot;dropping-particle&quot;:&quot;&quot;,&quot;non-dropping-particle&quot;:&quot;&quot;},{&quot;family&quot;:&quot;Tarczewski&quot;,&quot;given&quot;:&quot;Tomasz&quot;,&quot;parse-names&quot;:false,&quot;dropping-particle&quot;:&quot;&quot;,&quot;non-dropping-particle&quot;:&quot;&quot;},{&quot;family&quot;:&quot;Erwinski&quot;,&quot;given&quot;:&quot;Krystian&quot;,&quot;parse-names&quot;:false,&quot;dropping-particle&quot;:&quot;&quot;,&quot;non-dropping-particle&quot;:&quot;&quot;}],&quot;container-title&quot;:&quot;IEEE Access&quot;,&quot;DOI&quot;:&quot;10.1109/ACCESS.2022.3166632&quot;,&quot;ISSN&quot;:&quot;21693536&quot;,&quot;issued&quot;:{&quot;date-parts&quot;:[[2022]]},&quot;page&quot;:&quot;39729-39742&quot;,&quot;abstract&quot;:&quot;Energy efficiency is one of the most important parameters in transportation electrification. It allows to improve the production rate due to longer operation without charging or decrease the cost related to transportation. To provide collision-free operation in unknown or various environment, the local path planning algorithm should be considered. An Artificial Potential Field (APF) algorithm is commonly used for this task, however it provides unsmooth and oscillating motion of autonomous ground vehicle (AGV), and is prone to being trapped in a local minimum, e.g, dead-end. In such a case, the energy used to achieve the goal position is higher than necessary. In this paper, the energy-efficient local path planning algorithm is proposed. Future movement prediction has been introduced to APF to allow AGV to bypass obstacles in advance. A novel method for local minimum avoidance is introduced. It is based on placement of virtual obstacles called top quarks in critical areas. These obstacles provide additional repulsive force for the APF based path planner. Considering the predicted stagnation-free path of the AGV, the new temporary goal for APF is selected. Such a combination allows to reduce traveled route length, improve its smoothness, and bypass local minima. The proposed Predictive Artificial Potential Field (PAPF) algorithm has been examined using Husarion ROSbot 2.0 PRO mobile robot, and the obtained results in form of videos are also attached as supplementary files. In comparison to original APF, the proposed path planning algorithm allows to reduce the used electric power by 21.4 %. PAPF provided a shorter path by up to 8.73 % and shorter time to reach the goal position by up to 40.23 %. The movement of the AGV is also much smoother in a case of usage of the proposed algorithm, and the proposed top quarks-based local minimum avoidance mechanism allows to bypass the local minima.&quot;,&quot;publisher&quot;:&quot;Institute of Electrical and Electronics Engineers Inc.&quot;,&quot;volume&quot;:&quot;10&quot;,&quot;container-title-short&quot;:&quot;&quot;},&quot;isTemporary&quot;:false,&quot;suppress-author&quot;:false,&quot;composite&quot;:false,&quot;author-only&quot;:false}]},{&quot;citationID&quot;:&quot;MENDELEY_CITATION_33bee02c-f7fb-4bbd-b658-152c9f5af641&quot;,&quot;properties&quot;:{&quot;noteIndex&quot;:0},&quot;isEdited&quot;:false,&quot;manualOverride&quot;:{&quot;isManuallyOverridden&quot;:false,&quot;citeprocText&quot;:&quot;[6]&quot;,&quot;manualOverrideText&quot;:&quot;&quot;},&quot;citationTag&quot;:&quot;MENDELEY_CITATION_v3_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&quot;,&quot;citationItems&quot;:[{&quot;id&quot;:&quot;351e86d0-c9b5-3f8a-8e81-13e8262aca01&quot;,&quot;itemData&quot;:{&quot;type&quot;:&quot;article-journal&quot;,&quot;id&quot;:&quot;351e86d0-c9b5-3f8a-8e81-13e8262aca01&quot;,&quot;title&quot;:&quot;Energy Efficient Local Path Planning Algorithm Based on Predictive Artificial Potential Field&quot;,&quot;author&quot;:[{&quot;family&quot;:&quot;Szczepanski&quot;,&quot;given&quot;:&quot;Rafal&quot;,&quot;parse-names&quot;:false,&quot;dropping-particle&quot;:&quot;&quot;,&quot;non-dropping-particle&quot;:&quot;&quot;},{&quot;family&quot;:&quot;Tarczewski&quot;,&quot;given&quot;:&quot;Tomasz&quot;,&quot;parse-names&quot;:false,&quot;dropping-particle&quot;:&quot;&quot;,&quot;non-dropping-particle&quot;:&quot;&quot;},{&quot;family&quot;:&quot;Erwinski&quot;,&quot;given&quot;:&quot;Krystian&quot;,&quot;parse-names&quot;:false,&quot;dropping-particle&quot;:&quot;&quot;,&quot;non-dropping-particle&quot;:&quot;&quot;}],&quot;container-title&quot;:&quot;IEEE Access&quot;,&quot;DOI&quot;:&quot;10.1109/ACCESS.2022.3166632&quot;,&quot;ISSN&quot;:&quot;21693536&quot;,&quot;issued&quot;:{&quot;date-parts&quot;:[[2022]]},&quot;page&quot;:&quot;39729-39742&quot;,&quot;abstract&quot;:&quot;Energy efficiency is one of the most important parameters in transportation electrification. It allows to improve the production rate due to longer operation without charging or decrease the cost related to transportation. To provide collision-free operation in unknown or various environment, the local path planning algorithm should be considered. An Artificial Potential Field (APF) algorithm is commonly used for this task, however it provides unsmooth and oscillating motion of autonomous ground vehicle (AGV), and is prone to being trapped in a local minimum, e.g, dead-end. In such a case, the energy used to achieve the goal position is higher than necessary. In this paper, the energy-efficient local path planning algorithm is proposed. Future movement prediction has been introduced to APF to allow AGV to bypass obstacles in advance. A novel method for local minimum avoidance is introduced. It is based on placement of virtual obstacles called top quarks in critical areas. These obstacles provide additional repulsive force for the APF based path planner. Considering the predicted stagnation-free path of the AGV, the new temporary goal for APF is selected. Such a combination allows to reduce traveled route length, improve its smoothness, and bypass local minima. The proposed Predictive Artificial Potential Field (PAPF) algorithm has been examined using Husarion ROSbot 2.0 PRO mobile robot, and the obtained results in form of videos are also attached as supplementary files. In comparison to original APF, the proposed path planning algorithm allows to reduce the used electric power by 21.4 %. PAPF provided a shorter path by up to 8.73 % and shorter time to reach the goal position by up to 40.23 %. The movement of the AGV is also much smoother in a case of usage of the proposed algorithm, and the proposed top quarks-based local minimum avoidance mechanism allows to bypass the local minima.&quot;,&quot;publisher&quot;:&quot;Institute of Electrical and Electronics Engineers Inc.&quot;,&quot;volume&quot;:&quot;10&quot;,&quot;container-title-short&quot;:&quot;&quot;},&quot;isTemporary&quot;:false,&quot;suppress-author&quot;:false,&quot;composite&quot;:false,&quot;author-only&quot;:false}]},{&quot;citationID&quot;:&quot;MENDELEY_CITATION_87e93644-caa0-48f8-9a66-5ee09740dc47&quot;,&quot;properties&quot;:{&quot;noteIndex&quot;:0},&quot;isEdited&quot;:false,&quot;manualOverride&quot;:{&quot;isManuallyOverridden&quot;:false,&quot;citeprocText&quot;:&quot;[7]&quot;,&quot;manualOverrideText&quot;:&quot;&quot;},&quot;citationTag&quot;:&quot;MENDELEY_CITATION_v3_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&quot;,&quot;citationItems&quot;:[{&quot;id&quot;:&quot;074b012f-32d4-3635-8df4-2d72cf575ec0&quot;,&quot;itemData&quot;:{&quot;type&quot;:&quot;book&quot;,&quot;id&quot;:&quot;074b012f-32d4-3635-8df4-2d72cf575ec0&quot;,&quot;title&quot;:&quot;Robotics, Vision and Control&quot;,&quot;author&quot;:[{&quot;family&quot;:&quot;Corke&quot;,&quot;given&quot;:&quot;Peter&quot;,&quot;parse-names&quot;:false,&quot;dropping-particle&quot;:&quot;&quot;,&quot;non-dropping-particle&quot;:&quot;&quot;}],&quot;DOI&quot;:&quot;10.1007/978-3-319-54413-7&quot;,&quot;ISBN&quot;:&quot;978-3-319-54412-0&quot;,&quot;ISSN&quot;:&quot;1610-7438&quot;,&quot;issued&quot;:{&quot;date-parts&quot;:[[2017]]},&quot;publisher-place&quot;:&quot;Cham&quot;,&quot;publisher&quot;:&quot;Springer International Publishing&quot;,&quot;volume&quot;:&quot;118&quot;,&quot;container-title-short&quot;:&quot;&quot;},&quot;isTemporary&quot;:false,&quot;suppress-author&quot;:false,&quot;composite&quot;:false,&quot;author-only&quot;:false}]},{&quot;citationID&quot;:&quot;MENDELEY_CITATION_6966ada7-5aa3-4240-9491-ac10cc28c002&quot;,&quot;properties&quot;:{&quot;noteIndex&quot;:0},&quot;isEdited&quot;:false,&quot;manualOverride&quot;:{&quot;isManuallyOverridden&quot;:false,&quot;citeprocText&quot;:&quot;[9]&quot;,&quot;manualOverrideText&quot;:&quot;&quot;},&quot;citationTag&quot;:&quot;MENDELEY_CITATION_v3_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&quot;,&quot;citationItems&quot;:[{&quot;id&quot;:&quot;aae91349-c374-39a0-a03a-9d90cb734809&quot;,&quot;itemData&quot;:{&quot;type&quot;:&quot;report&quot;,&quot;id&quot;:&quot;aae91349-c374-39a0-a03a-9d90cb734809&quot;,&quot;title&quot;:&quot;Communication with Marvelmind devices using ROS 2 (Robot Operating System)&quot;,&quot;author&quot;:[{&quot;family&quot;:&quot;Marvelmind Robotics&quot;,&quot;given&quot;:&quot;&quot;,&quot;parse-names&quot;:false,&quot;dropping-particle&quot;:&quot;&quot;,&quot;non-dropping-particle&quot;:&quot;&quot;}],&quot;URL&quot;:&quot;https://docs.ros.org/en/humble/Installation.html&quot;,&quot;issued&quot;:{&quot;date-parts&quot;:[[2024]]},&quot;container-title-short&quot;:&quot;&quot;},&quot;isTemporary&quot;:false,&quot;suppress-author&quot;:false,&quot;composite&quot;:false,&quot;author-only&quot;:false}]},{&quot;citationID&quot;:&quot;MENDELEY_CITATION_e4176d5b-0ac4-401c-97c5-c0734eaa0d44&quot;,&quot;properties&quot;:{&quot;noteIndex&quot;:0},&quot;isEdited&quot;:false,&quot;manualOverride&quot;:{&quot;isManuallyOverridden&quot;:false,&quot;citeprocText&quot;:&quot;[3]&quot;,&quot;manualOverrideText&quot;:&quot;&quot;},&quot;citationTag&quot;:&quot;MENDELEY_CITATION_v3_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&quot;,&quot;citationItems&quot;:[{&quot;id&quot;:&quot;7413ebd4-5b15-3dce-a8a8-c39dbb3ea776&quot;,&quot;itemData&quot;:{&quot;type&quot;:&quot;article-journal&quot;,&quot;id&quot;:&quot;7413ebd4-5b15-3dce-a8a8-c39dbb3ea776&quot;,&quot;title&quot;:&quot;Robot Operating System 2: Design, architecture, and uses in the wild&quot;,&quot;author&quot;:[{&quot;family&quot;:&quot;Macenski&quot;,&quot;given&quot;:&quot;S.&quot;,&quot;parse-names&quot;:false,&quot;dropping-particle&quot;:&quot;&quot;,&quot;non-dropping-particle&quot;:&quot;&quot;},{&quot;family&quot;:&quot;Foote&quot;,&quot;given&quot;:&quot;T.&quot;,&quot;parse-names&quot;:false,&quot;dropping-particle&quot;:&quot;&quot;,&quot;non-dropping-particle&quot;:&quot;&quot;},{&quot;family&quot;:&quot;Gerkey&quot;,&quot;given&quot;:&quot;B.&quot;,&quot;parse-names&quot;:false,&quot;dropping-particle&quot;:&quot;&quot;,&quot;non-dropping-particle&quot;:&quot;&quot;},{&quot;family&quot;:&quot;Lalancette&quot;,&quot;given&quot;:&quot;C.&quot;,&quot;parse-names&quot;:false,&quot;dropping-particle&quot;:&quot;&quot;,&quot;non-dropping-particle&quot;:&quot;&quot;},{&quot;family&quot;:&quot;Woodall&quot;,&quot;given&quot;:&quot;W.&quot;,&quot;parse-names&quot;:false,&quot;dropping-particle&quot;:&quot;&quot;,&quot;non-dropping-particle&quot;:&quot;&quot;}],&quot;container-title&quot;:&quot;Science Robotics&quot;,&quot;container-title-short&quot;:&quot;Sci Robot&quot;,&quot;DOI&quot;:&quot;10.1126/scirobotics.abm6074&quot;,&quot;issued&quot;:{&quot;date-parts&quot;:[[2022]]},&quot;abstract&quot;:&quot;The next chapter of the robotics revolution is well underway with the deployment of robots for a broad range of commercial use cases. Even in a myriad of applications and environments, there exists a common vocabulary of components that robots share—the need for a modular, scalable, and reliable architecture; sensing; planning; mobility; and autonomy. The Robot Operating System (ROS) was an integral part of the last chapter, demonstrably expediting robotics research with freely available components and a modular framework. However, ROS 1 was not designed with many necessary production-grade features and algorithms. ROS 2 and its related projects have been redesigned from the ground up to meet the challenges set forth by modern robotic systems in new and exploratory domains at all scales. In this Review, we highlight the philosophical and architectural changes of ROS 2 powering this new chapter in the robotics revolution. We also show through case studies the influence ROS 2 and its adoption has had on accelerating real robot systems to reliable deployment in an assortment of challenging environments.&quot;,&quot;issue&quot;:&quot;66&quot;,&quot;volume&quot;:&quot;7&quot;},&quot;isTemporary&quot;:false,&quot;suppress-author&quot;:false,&quot;composite&quot;:false,&quot;author-only&quot;:false}]},{&quot;citationID&quot;:&quot;MENDELEY_CITATION_8b07d63f-5372-4053-aeec-a8eaadc1dacd&quot;,&quot;properties&quot;:{&quot;noteIndex&quot;:0},&quot;isEdited&quot;:false,&quot;manualOverride&quot;:{&quot;isManuallyOverridden&quot;:false,&quot;citeprocText&quot;:&quot;[8]&quot;,&quot;manualOverrideText&quot;:&quot;&quot;},&quot;citationTag&quot;:&quot;MENDELEY_CITATION_v3_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&quot;,&quot;citationItems&quot;:[{&quot;id&quot;:&quot;89cce9e1-4a7b-3b8b-9213-4703573f0fb1&quot;,&quot;itemData&quot;:{&quot;type&quot;:&quot;article-journal&quot;,&quot;id&quot;:&quot;89cce9e1-4a7b-3b8b-9213-4703573f0fb1&quot;,&quot;title&quot;:&quot;Autonomni sustavi - Laboratorijske vježbe 1 - Branimir Ćaran&quot;,&quot;author&quot;:[{&quot;family&quot;:&quot;Branimir Ćaran&quot;,&quot;given&quot;:&quot;&quot;,&quot;parse-names&quot;:false,&quot;dropping-particle&quot;:&quot;&quot;,&quot;non-dropping-particle&quot;:&quot;&quot;}],&quot;issued&quot;:{&quot;date-parts&quot;:[[2024]]},&quot;container-title-short&quot;:&quot;&quot;},&quot;isTemporary&quot;:false,&quot;suppress-author&quot;:false,&quot;composite&quot;:false,&quot;author-only&quot;:false}]},{&quot;citationID&quot;:&quot;MENDELEY_CITATION_7f38c6ab-15b2-4a51-99ab-ca4fece45256&quot;,&quot;properties&quot;:{&quot;noteIndex&quot;:0},&quot;isEdited&quot;:false,&quot;manualOverride&quot;:{&quot;isManuallyOverridden&quot;:false,&quot;citeprocText&quot;:&quot;[8]&quot;,&quot;manualOverrideText&quot;:&quot;&quot;},&quot;citationTag&quot;:&quot;MENDELEY_CITATION_v3_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&quot;,&quot;citationItems&quot;:[{&quot;id&quot;:&quot;89cce9e1-4a7b-3b8b-9213-4703573f0fb1&quot;,&quot;itemData&quot;:{&quot;type&quot;:&quot;article-journal&quot;,&quot;id&quot;:&quot;89cce9e1-4a7b-3b8b-9213-4703573f0fb1&quot;,&quot;title&quot;:&quot;Autonomni sustavi - Laboratorijske vježbe 1 - Branimir Ćaran&quot;,&quot;author&quot;:[{&quot;family&quot;:&quot;Branimir Ćaran&quot;,&quot;given&quot;:&quot;&quot;,&quot;parse-names&quot;:false,&quot;dropping-particle&quot;:&quot;&quot;,&quot;non-dropping-particle&quot;:&quot;&quot;}],&quot;issued&quot;:{&quot;date-parts&quot;:[[2024]]},&quot;container-title-short&quot;:&quot;&quot;},&quot;isTemporary&quot;:false,&quot;suppress-author&quot;:false,&quot;composite&quot;:false,&quot;author-only&quot;:false}]},{&quot;citationID&quot;:&quot;MENDELEY_CITATION_36eba0e7-bf8e-499f-849b-07edee6cc28a&quot;,&quot;properties&quot;:{&quot;noteIndex&quot;:0},&quot;isEdited&quot;:false,&quot;manualOverride&quot;:{&quot;isManuallyOverridden&quot;:false,&quot;citeprocText&quot;:&quot;[10]&quot;,&quot;manualOverrideText&quot;:&quot;&quot;},&quot;citationTag&quot;:&quot;MENDELEY_CITATION_v3_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&quot;,&quot;citationItems&quot;:[{&quot;id&quot;:&quot;bd588143-453c-376c-9d2e-edfc7dc77c8e&quot;,&quot;itemData&quot;:{&quot;type&quot;:&quot;article-journal&quot;,&quot;id&quot;:&quot;bd588143-453c-376c-9d2e-edfc7dc77c8e&quot;,&quot;title&quot;:&quot;Autonomni sustavi - Vježbe 3 - Branimir Ćaran&quot;,&quot;author&quot;:[{&quot;family&quot;:&quot;Branimir Ćaran&quot;,&quot;given&quot;:&quot;&quot;,&quot;parse-names&quot;:false,&quot;dropping-particle&quot;:&quot;&quot;,&quot;non-dropping-particle&quot;:&quot;&quot;}],&quot;issued&quot;:{&quot;date-parts&quot;:[[2024]]},&quot;container-title-short&quot;:&quot;&quot;},&quot;isTemporary&quot;:false,&quot;suppress-author&quot;:false,&quot;composite&quot;:false,&quot;author-only&quot;:false}]},{&quot;citationID&quot;:&quot;MENDELEY_CITATION_85b7f6b8-5e5a-4e36-a9f1-c200de8a1754&quot;,&quot;properties&quot;:{&quot;noteIndex&quot;:0},&quot;isEdited&quot;:false,&quot;manualOverride&quot;:{&quot;isManuallyOverridden&quot;:false,&quot;citeprocText&quot;:&quot;[6]&quot;,&quot;manualOverrideText&quot;:&quot;&quot;},&quot;citationTag&quot;:&quot;MENDELEY_CITATION_v3_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&quot;,&quot;citationItems&quot;:[{&quot;id&quot;:&quot;351e86d0-c9b5-3f8a-8e81-13e8262aca01&quot;,&quot;itemData&quot;:{&quot;type&quot;:&quot;article-journal&quot;,&quot;id&quot;:&quot;351e86d0-c9b5-3f8a-8e81-13e8262aca01&quot;,&quot;title&quot;:&quot;Energy Efficient Local Path Planning Algorithm Based on Predictive Artificial Potential Field&quot;,&quot;author&quot;:[{&quot;family&quot;:&quot;Szczepanski&quot;,&quot;given&quot;:&quot;Rafal&quot;,&quot;parse-names&quot;:false,&quot;dropping-particle&quot;:&quot;&quot;,&quot;non-dropping-particle&quot;:&quot;&quot;},{&quot;family&quot;:&quot;Tarczewski&quot;,&quot;given&quot;:&quot;Tomasz&quot;,&quot;parse-names&quot;:false,&quot;dropping-particle&quot;:&quot;&quot;,&quot;non-dropping-particle&quot;:&quot;&quot;},{&quot;family&quot;:&quot;Erwinski&quot;,&quot;given&quot;:&quot;Krystian&quot;,&quot;parse-names&quot;:false,&quot;dropping-particle&quot;:&quot;&quot;,&quot;non-dropping-particle&quot;:&quot;&quot;}],&quot;container-title&quot;:&quot;IEEE Access&quot;,&quot;DOI&quot;:&quot;10.1109/ACCESS.2022.3166632&quot;,&quot;ISSN&quot;:&quot;21693536&quot;,&quot;issued&quot;:{&quot;date-parts&quot;:[[2022]]},&quot;page&quot;:&quot;39729-39742&quot;,&quot;abstract&quot;:&quot;Energy efficiency is one of the most important parameters in transportation electrification. It allows to improve the production rate due to longer operation without charging or decrease the cost related to transportation. To provide collision-free operation in unknown or various environment, the local path planning algorithm should be considered. An Artificial Potential Field (APF) algorithm is commonly used for this task, however it provides unsmooth and oscillating motion of autonomous ground vehicle (AGV), and is prone to being trapped in a local minimum, e.g, dead-end. In such a case, the energy used to achieve the goal position is higher than necessary. In this paper, the energy-efficient local path planning algorithm is proposed. Future movement prediction has been introduced to APF to allow AGV to bypass obstacles in advance. A novel method for local minimum avoidance is introduced. It is based on placement of virtual obstacles called top quarks in critical areas. These obstacles provide additional repulsive force for the APF based path planner. Considering the predicted stagnation-free path of the AGV, the new temporary goal for APF is selected. Such a combination allows to reduce traveled route length, improve its smoothness, and bypass local minima. The proposed Predictive Artificial Potential Field (PAPF) algorithm has been examined using Husarion ROSbot 2.0 PRO mobile robot, and the obtained results in form of videos are also attached as supplementary files. In comparison to original APF, the proposed path planning algorithm allows to reduce the used electric power by 21.4 %. PAPF provided a shorter path by up to 8.73 % and shorter time to reach the goal position by up to 40.23 %. The movement of the AGV is also much smoother in a case of usage of the proposed algorithm, and the proposed top quarks-based local minimum avoidance mechanism allows to bypass the local minima.&quot;,&quot;publisher&quot;:&quot;Institute of Electrical and Electronics Engineers Inc.&quot;,&quot;volume&quot;:&quot;10&quot;,&quot;container-title-short&quot;:&quot;&quot;},&quot;isTemporary&quot;:false,&quot;suppress-author&quot;:false,&quot;composite&quot;:false,&quot;author-only&quot;:false}]}]"/>
-    <we:property name="MENDELEY_CITATIONS_LOCALE_CODE" value="&quot;en-US&quot;"/>
-    <we:property name="MENDELEY_CITATIONS_STYLE" value="{&quot;id&quot;:&quot;https://csl.mendeley.com/styles/618552121/FAMENA-stil&quot;,&quot;title&quot;:&quot;FAMENA-stil&quot;,&quot;format&quot;:&quot;numeric&quot;,&quot;defaultLocale&quot;:null,&quot;isLocaleCodeValid&quot;:true}"/>
-  </we:properties>
-  <we:bindings/>
-  <we:snapshot xmlns:r="http://schemas.openxmlformats.org/officeDocument/2006/relationships"/>
-</we:webextension>
-</file>
-
-<file path=customXml/item1.xml><?xml version="1.0" encoding="utf-8"?>
-<b:Sources xmlns:b="http://schemas.openxmlformats.org/officeDocument/2006/bibliography" xmlns="http://schemas.openxmlformats.org/officeDocument/2006/bibliography" SelectedStyle="\ISO690Nmerical.XSL" StyleName="ISO 690 - Numerical Reference" Version="1987">
-  <b:Source>
-    <b:Tag>Mar1</b:Tag>
-    <b:SourceType>Book</b:SourceType>
-    <b:Guid>{A9890F31-078B-4589-878F-AEFD749D80F9}</b:Guid>
-    <b:Author>
-      <b:Author>
-        <b:Corporate>Marvelmind</b:Corporate>
-      </b:Author>
-    </b:Author>
-    <b:Title>Operating manual</b:Title>
-    <b:RefOrder>3</b:RefOrder>
-  </b:Source>
-</b:Sources>
-</file>
-
-<file path=customXml/itemProps1.xml><?xml version="1.0" encoding="utf-8"?>
-<ds:datastoreItem xmlns:ds="http://schemas.openxmlformats.org/officeDocument/2006/customXml" ds:itemID="{C3904DFE-2B2A-494B-A35A-9A5FAF163B9A}">
-  <ds:schemaRefs>
-    <ds:schemaRef ds:uri="http://schemas.openxmlformats.org/officeDocument/2006/bibliography"/>
-  </ds:schemaRefs>
-</ds:datastoreItem>
 </file>